--- a/07-Entregables/Relevamiento/Rumbo — Relevamiento.docx
+++ b/07-Entregables/Relevamiento/Rumbo — Relevamiento.docx
@@ -1,21 +1,21 @@
 
 <file path=word/document.xml><?xml version="1.0" encoding="utf-8"?>
-<w:document xmlns:w="http://schemas.openxmlformats.org/wordprocessingml/2006/main" xmlns:m="http://schemas.openxmlformats.org/officeDocument/2006/math" xmlns:r="http://schemas.openxmlformats.org/officeDocument/2006/relationships" xmlns:o="urn:schemas-microsoft-com:office:office" xmlns:v="urn:schemas-microsoft-com:vml" xmlns:w10="urn:schemas-microsoft-com:office:word" xmlns:a="http://schemas.openxmlformats.org/drawingml/2006/main" xmlns:pic="http://schemas.openxmlformats.org/drawingml/2006/picture" xmlns:wp="http://schemas.openxmlformats.org/drawingml/2006/wordprocessingDrawing">
+<w:document xmlns:wpc="http://schemas.microsoft.com/office/word/2010/wordprocessingCanvas" xmlns:cx="http://schemas.microsoft.com/office/drawing/2014/chartex" xmlns:cx1="http://schemas.microsoft.com/office/drawing/2015/9/8/chartex" xmlns:cx2="http://schemas.microsoft.com/office/drawing/2015/10/21/chartex" xmlns:cx3="http://schemas.microsoft.com/office/drawing/2016/5/9/chartex" xmlns:cx4="http://schemas.microsoft.com/office/drawing/2016/5/10/chartex" xmlns:cx5="http://schemas.microsoft.com/office/drawing/2016/5/11/chartex" xmlns:cx6="http://schemas.microsoft.com/office/drawing/2016/5/12/chartex" xmlns:cx7="http://schemas.microsoft.com/office/drawing/2016/5/13/chartex" xmlns:cx8="http://schemas.microsoft.com/office/drawing/2016/5/14/chartex" xmlns:mc="http://schemas.openxmlformats.org/markup-compatibility/2006" xmlns:aink="http://schemas.microsoft.com/office/drawing/2016/ink" xmlns:am3d="http://schemas.microsoft.com/office/drawing/2017/model3d" xmlns:o="urn:schemas-microsoft-com:office:office" xmlns:r="http://schemas.openxmlformats.org/officeDocument/2006/relationships" xmlns:m="http://schemas.openxmlformats.org/officeDocument/2006/math" xmlns:v="urn:schemas-microsoft-com:vml" xmlns:wp14="http://schemas.microsoft.com/office/word/2010/wordprocessingDrawing" xmlns:wp="http://schemas.openxmlformats.org/drawingml/2006/wordprocessingDrawing" xmlns:w10="urn:schemas-microsoft-com:office:word" xmlns:w="http://schemas.openxmlformats.org/wordprocessingml/2006/main" xmlns:w14="http://schemas.microsoft.com/office/word/2010/wordml" xmlns:w15="http://schemas.microsoft.com/office/word/2012/wordml" xmlns:w16cex="http://schemas.microsoft.com/office/word/2018/wordml/cex" xmlns:w16cid="http://schemas.microsoft.com/office/word/2016/wordml/cid" xmlns:w16="http://schemas.microsoft.com/office/word/2018/wordml" xmlns:w16sdtdh="http://schemas.microsoft.com/office/word/2020/wordml/sdtdatahash" xmlns:w16se="http://schemas.microsoft.com/office/word/2015/wordml/symex" xmlns:wpg="http://schemas.microsoft.com/office/word/2010/wordprocessingGroup" xmlns:wpi="http://schemas.microsoft.com/office/word/2010/wordprocessingInk" xmlns:wne="http://schemas.microsoft.com/office/word/2006/wordml" xmlns:wps="http://schemas.microsoft.com/office/word/2010/wordprocessingShape" mc:Ignorable="w14 w15 w16se w16cid w16 w16cex w16sdtdh wp14">
   <w:body>
     <w:p>
       <w:pPr>
-        <w:pStyle w:val="Title"/>
-      </w:pPr>
-      <w:r>
-        <w:t xml:space="preserve">Rumbo — Relevamiento y definición del proyecto</w:t>
-      </w:r>
-    </w:p>
-    <w:p>
-      <w:pPr>
-        <w:pStyle w:val="Subtitle"/>
-      </w:pPr>
-      <w:r>
-        <w:t xml:space="preserve">Universidad de Morón · Ingeniería Informática — Trabajo de Campo (PC1)</w:t>
+        <w:pStyle w:val="Ttulo"/>
+      </w:pPr>
+      <w:r>
+        <w:t>Rumbo — Relevamiento y definición del proyecto</w:t>
+      </w:r>
+    </w:p>
+    <w:p>
+      <w:pPr>
+        <w:pStyle w:val="Subttulo"/>
+      </w:pPr>
+      <w:r>
+        <w:t xml:space="preserve">Universidad de Morón · Ingeniería Informática — Trabajo de Campo </w:t>
       </w:r>
     </w:p>
     <w:p>
@@ -23,7 +23,7 @@
         <w:pStyle w:val="Author"/>
       </w:pPr>
       <w:r>
-        <w:t xml:space="preserve">Francisco Luciano</w:t>
+        <w:t>Francisco Luciano</w:t>
       </w:r>
     </w:p>
     <w:p>
@@ -31,7 +31,7 @@
         <w:pStyle w:val="Author"/>
       </w:pPr>
       <w:r>
-        <w:t xml:space="preserve">Nahuel Viniegra</w:t>
+        <w:t>Nahuel Viniegra</w:t>
       </w:r>
     </w:p>
     <w:p>
@@ -39,50 +39,62 @@
         <w:pStyle w:val="Author"/>
       </w:pPr>
       <w:r>
-        <w:t xml:space="preserve">Paloma Patiño</w:t>
-      </w:r>
-    </w:p>
-    <w:p>
-      <w:pPr>
-        <w:pStyle w:val="Date"/>
-      </w:pPr>
-      <w:r>
-        <w:t xml:space="preserve">2.º cuatrimestre 2026 · Entrega: 23/10/26</w:t>
+        <w:t>Paloma Patiño</w:t>
+      </w:r>
+    </w:p>
+    <w:p>
+      <w:pPr>
+        <w:pStyle w:val="Fecha"/>
+      </w:pPr>
+      <w:r>
+        <w:t>2.º cuatrimestre 2026 · Entrega: 23/10/26</w:t>
       </w:r>
     </w:p>
     <w:sdt>
       <w:sdtPr>
+        <w:rPr>
+          <w:rFonts w:ascii="Cambria" w:eastAsia="Times New Roman" w:hAnsi="Cambria" w:cs="Cambria"/>
+          <w:color w:val="auto"/>
+          <w:sz w:val="22"/>
+          <w:szCs w:val="22"/>
+        </w:rPr>
+        <w:id w:val="165449903"/>
         <w:docPartObj>
           <w:docPartGallery w:val="Table of Contents"/>
           <w:docPartUnique/>
         </w:docPartObj>
       </w:sdtPr>
+      <w:sdtEndPr/>
       <w:sdtContent>
         <w:p>
           <w:pPr>
-            <w:pStyle w:val="TOCHeading"/>
+            <w:pStyle w:val="TtuloTDC"/>
           </w:pPr>
-          <w:r>
-            <w:t xml:space="preserve">Table of Contents</w:t>
-          </w:r>
         </w:p>
         <w:p>
           <w:r>
-            <w:fldChar w:fldCharType="begin" w:dirty="true"/>
-            <w:instrText xml:space="preserve">TOC \o "1-1" \h \z \u</w:instrText>
+            <w:fldChar w:fldCharType="begin"/>
+          </w:r>
+          <w:r>
+            <w:instrText>TOC \o "1-1" \h \z \u</w:instrText>
+          </w:r>
+          <w:r>
             <w:fldChar w:fldCharType="separate"/>
+          </w:r>
+          <w:r>
             <w:fldChar w:fldCharType="end"/>
           </w:r>
         </w:p>
       </w:sdtContent>
     </w:sdt>
-    <w:bookmarkStart w:id="49" w:name="presentación"/>
-    <w:p>
-      <w:pPr>
-        <w:pStyle w:val="Heading1"/>
-      </w:pPr>
-      <w:r>
-        <w:t xml:space="preserve">Presentación</w:t>
+    <w:p>
+      <w:pPr>
+        <w:pStyle w:val="Ttulo1"/>
+      </w:pPr>
+      <w:bookmarkStart w:id="0" w:name="presentación"/>
+      <w:r>
+        <w:lastRenderedPageBreak/>
+        <w:t>Presentación</w:t>
       </w:r>
     </w:p>
     <w:p>
@@ -94,89 +106,75 @@
           <w:b/>
           <w:bCs/>
         </w:rPr>
-        <w:t xml:space="preserve">Rumbo</w:t>
-      </w:r>
-      <w:r>
-        <w:t xml:space="preserve"> </w:t>
-      </w:r>
-      <w:r>
-        <w:t xml:space="preserve">es un CRM a medida para agencias de turismo PyME. Este documento reúne el</w:t>
-      </w:r>
-      <w:r>
-        <w:t xml:space="preserve"> </w:t>
-      </w:r>
-      <w:r>
-        <w:rPr>
-          <w:b/>
-          <w:bCs/>
-        </w:rPr>
-        <w:t xml:space="preserve">relevamiento</w:t>
-      </w:r>
-      <w:r>
-        <w:t xml:space="preserve"> </w:t>
-      </w:r>
-      <w:r>
-        <w:t xml:space="preserve">realizado sobre una agencia real y la</w:t>
-      </w:r>
-      <w:r>
-        <w:t xml:space="preserve"> </w:t>
-      </w:r>
-      <w:r>
-        <w:rPr>
-          <w:b/>
-          <w:bCs/>
-        </w:rPr>
-        <w:t xml:space="preserve">definición del proyecto</w:t>
-      </w:r>
-      <w:r>
-        <w:t xml:space="preserve">: por qué el sistema vale la pena, qué objetivos persigue, hasta dónde llega su alcance, quiénes lo usan y cómo es el circuito de trabajo que digitaliza.</w:t>
-      </w:r>
-    </w:p>
-    <w:p>
-      <w:pPr>
-        <w:pStyle w:val="BodyText"/>
-      </w:pPr>
-      <w:r>
-        <w:t xml:space="preserve">Es el punto de partida del trabajo: sobre este relevamiento se elaboró la</w:t>
-      </w:r>
-      <w:r>
-        <w:t xml:space="preserve"> </w:t>
-      </w:r>
-      <w:r>
-        <w:rPr>
-          <w:b/>
-          <w:bCs/>
-        </w:rPr>
-        <w:t xml:space="preserve">especificación de requisitos</w:t>
-      </w:r>
-      <w:r>
-        <w:t xml:space="preserve"> </w:t>
-      </w:r>
-      <w:r>
-        <w:t xml:space="preserve">y, a partir de ella, la</w:t>
-      </w:r>
-      <w:r>
-        <w:t xml:space="preserve"> </w:t>
-      </w:r>
-      <w:r>
-        <w:rPr>
-          <w:b/>
-          <w:bCs/>
-        </w:rPr>
-        <w:t xml:space="preserve">especificación de casos de uso</w:t>
-      </w:r>
-      <w:r>
-        <w:t xml:space="preserve">, que se entregan como documentos separados.</w:t>
-      </w:r>
-    </w:p>
-    <w:bookmarkEnd w:id="49"/>
-    <w:bookmarkStart w:id="55" w:name="justificación-del-sistema"/>
-    <w:p>
-      <w:pPr>
-        <w:pStyle w:val="Heading1"/>
-      </w:pPr>
-      <w:r>
-        <w:t xml:space="preserve">Justificación del sistema</w:t>
+        <w:t>Rumbo</w:t>
+      </w:r>
+      <w:r>
+        <w:t xml:space="preserve"> es un CRM a medida para agencias de turismo PyME. Este documento reúne el </w:t>
+      </w:r>
+      <w:r>
+        <w:rPr>
+          <w:b/>
+          <w:bCs/>
+        </w:rPr>
+        <w:t>relevamiento</w:t>
+      </w:r>
+      <w:r>
+        <w:t xml:space="preserve"> realizado sobre una agencia real y la </w:t>
+      </w:r>
+      <w:r>
+        <w:rPr>
+          <w:b/>
+          <w:bCs/>
+        </w:rPr>
+        <w:t>definición del proyecto</w:t>
+      </w:r>
+      <w:r>
+        <w:t>: por qué el sistema vale la pena, qué objetivos persigue, has</w:t>
+      </w:r>
+      <w:r>
+        <w:t>ta dónde llega su alcance, quiénes lo usan y cómo es el circuito de trabajo que digitaliza.</w:t>
+      </w:r>
+    </w:p>
+    <w:p>
+      <w:pPr>
+        <w:pStyle w:val="Textoindependiente"/>
+      </w:pPr>
+      <w:r>
+        <w:t xml:space="preserve">Es el punto de partida del trabajo: sobre este relevamiento se elaboró la </w:t>
+      </w:r>
+      <w:r>
+        <w:rPr>
+          <w:b/>
+          <w:bCs/>
+        </w:rPr>
+        <w:t>especificación de requisitos</w:t>
+      </w:r>
+      <w:r>
+        <w:t xml:space="preserve"> y, a partir de ella, la </w:t>
+      </w:r>
+      <w:r>
+        <w:rPr>
+          <w:b/>
+          <w:bCs/>
+        </w:rPr>
+        <w:t>especificación de casos de uso</w:t>
+      </w:r>
+      <w:r>
+        <w:t>, que s</w:t>
+      </w:r>
+      <w:r>
+        <w:t>e entregan como documentos separados.</w:t>
+      </w:r>
+    </w:p>
+    <w:p>
+      <w:pPr>
+        <w:pStyle w:val="Ttulo1"/>
+      </w:pPr>
+      <w:bookmarkStart w:id="1" w:name="justificación-del-sistema"/>
+      <w:bookmarkEnd w:id="0"/>
+      <w:r>
+        <w:lastRenderedPageBreak/>
+        <w:t>Justificación del sistema</w:t>
       </w:r>
     </w:p>
     <w:p>
@@ -184,16 +182,16 @@
         <w:pStyle w:val="FirstParagraph"/>
       </w:pPr>
       <w:r>
-        <w:t xml:space="preserve">Por qué vale la pena construir Rumbo: el trabajo manual de la agencia genera problemas concretos que un sistema a medida resuelve mejor que Excel o un CRM genérico.</w:t>
-      </w:r>
-    </w:p>
-    <w:bookmarkStart w:id="50" w:name="un-problema-real-y-costoso"/>
-    <w:p>
-      <w:pPr>
-        <w:pStyle w:val="Heading2"/>
-      </w:pPr>
-      <w:r>
-        <w:t xml:space="preserve">Un problema real y costoso</w:t>
+        <w:t>Por qué vale la pena construir Rumbo: el trabajo manual de la agencia genera problemas concretos que un sistema a medida resuelve mejor que Excel o un CRM genérico.</w:t>
+      </w:r>
+    </w:p>
+    <w:p>
+      <w:pPr>
+        <w:pStyle w:val="Ttulo2"/>
+      </w:pPr>
+      <w:bookmarkStart w:id="2" w:name="un-problema-real-y-costoso"/>
+      <w:r>
+        <w:t>Un problema real y costoso</w:t>
       </w:r>
     </w:p>
     <w:p>
@@ -201,17 +199,17 @@
         <w:pStyle w:val="FirstParagraph"/>
       </w:pPr>
       <w:r>
-        <w:t xml:space="preserve">Gestionar en papel y Excel hace que se pierdan ventas, se olviden cobros y no quede memoria del cliente.</w:t>
-      </w:r>
-    </w:p>
-    <w:bookmarkEnd w:id="50"/>
-    <w:bookmarkStart w:id="51" w:name="el-activo-son-los-clientes-fieles"/>
-    <w:p>
-      <w:pPr>
-        <w:pStyle w:val="Heading2"/>
-      </w:pPr>
-      <w:r>
-        <w:t xml:space="preserve">El activo son los clientes fieles</w:t>
+        <w:t>Gestionar en papel y Excel hace que se pierdan ventas, se olviden cobros y no quede memoria del cliente.</w:t>
+      </w:r>
+    </w:p>
+    <w:p>
+      <w:pPr>
+        <w:pStyle w:val="Ttulo2"/>
+      </w:pPr>
+      <w:bookmarkStart w:id="3" w:name="el-activo-son-los-clientes-fieles"/>
+      <w:bookmarkEnd w:id="2"/>
+      <w:r>
+        <w:t>El activo son los clientes fieles</w:t>
       </w:r>
     </w:p>
     <w:p>
@@ -219,17 +217,20 @@
         <w:pStyle w:val="FirstParagraph"/>
       </w:pPr>
       <w:r>
-        <w:t xml:space="preserve">Con pocos clientes nuevos, retener y volver a venderles sostiene el negocio: el sistema aprovecha el historial y las preferencias de cada Cliente.</w:t>
-      </w:r>
-    </w:p>
-    <w:bookmarkEnd w:id="51"/>
-    <w:bookmarkStart w:id="52" w:name="las-herramientas-genéricas-no-alcanzan"/>
-    <w:p>
-      <w:pPr>
-        <w:pStyle w:val="Heading2"/>
-      </w:pPr>
-      <w:r>
-        <w:t xml:space="preserve">Las herramientas genéricas no alcanzan</w:t>
+        <w:t xml:space="preserve">Con pocos clientes nuevos, retener y volver a venderles sostiene el negocio: el sistema aprovecha el historial y las </w:t>
+      </w:r>
+      <w:r>
+        <w:t>preferencias de cada Cliente.</w:t>
+      </w:r>
+    </w:p>
+    <w:p>
+      <w:pPr>
+        <w:pStyle w:val="Ttulo2"/>
+      </w:pPr>
+      <w:bookmarkStart w:id="4" w:name="las-herramientas-genéricas-no-alcanzan"/>
+      <w:bookmarkEnd w:id="3"/>
+      <w:r>
+        <w:t>Las herramientas genéricas no alcanzan</w:t>
       </w:r>
     </w:p>
     <w:p>
@@ -237,17 +238,17 @@
         <w:pStyle w:val="FirstParagraph"/>
       </w:pPr>
       <w:r>
-        <w:t xml:space="preserve">Ni Excel ni un CRM genérico entienden las reservas, las comisiones, las cuotas y los vencimientos propios del turismo.</w:t>
-      </w:r>
-    </w:p>
-    <w:bookmarkEnd w:id="52"/>
-    <w:bookmarkStart w:id="53" w:name="impacto-esperado"/>
-    <w:p>
-      <w:pPr>
-        <w:pStyle w:val="Heading2"/>
-      </w:pPr>
-      <w:r>
-        <w:t xml:space="preserve">Impacto esperado</w:t>
+        <w:t>Ni Excel ni un CRM genérico entienden las reservas, las comisiones, las cuotas y los vencimientos propios del turismo.</w:t>
+      </w:r>
+    </w:p>
+    <w:p>
+      <w:pPr>
+        <w:pStyle w:val="Ttulo2"/>
+      </w:pPr>
+      <w:bookmarkStart w:id="5" w:name="impacto-esperado"/>
+      <w:bookmarkEnd w:id="4"/>
+      <w:r>
+        <w:t>Impacto esperado</w:t>
       </w:r>
     </w:p>
     <w:p>
@@ -255,17 +256,20 @@
         <w:pStyle w:val="FirstParagraph"/>
       </w:pPr>
       <w:r>
-        <w:t xml:space="preserve">Menos tiempo administrativo, menos vencimientos perdidos y más consultas que terminan en venta.</w:t>
-      </w:r>
-    </w:p>
-    <w:bookmarkEnd w:id="53"/>
-    <w:bookmarkStart w:id="54" w:name="como-proyecto-integrador"/>
-    <w:p>
-      <w:pPr>
-        <w:pStyle w:val="Heading2"/>
-      </w:pPr>
-      <w:r>
-        <w:t xml:space="preserve">Como proyecto integrador</w:t>
+        <w:t>Menos tiempo administrativo, menos vencimientos per</w:t>
+      </w:r>
+      <w:r>
+        <w:t>didos y más consultas que terminan en venta.</w:t>
+      </w:r>
+    </w:p>
+    <w:p>
+      <w:pPr>
+        <w:pStyle w:val="Ttulo2"/>
+      </w:pPr>
+      <w:bookmarkStart w:id="6" w:name="como-proyecto-integrador"/>
+      <w:bookmarkEnd w:id="5"/>
+      <w:r>
+        <w:t>Como proyecto integrador</w:t>
       </w:r>
     </w:p>
     <w:p>
@@ -273,18 +277,19 @@
         <w:pStyle w:val="FirstParagraph"/>
       </w:pPr>
       <w:r>
-        <w:t xml:space="preserve">Combina web, mobile, backend, base de datos relacional, API REST e IA sobre una problemática concreta y verificable.</w:t>
-      </w:r>
-    </w:p>
-    <w:bookmarkEnd w:id="54"/>
-    <w:bookmarkEnd w:id="55"/>
-    <w:bookmarkStart w:id="60" w:name="herramientas-del-proyecto"/>
-    <w:p>
-      <w:pPr>
-        <w:pStyle w:val="Heading1"/>
-      </w:pPr>
-      <w:r>
-        <w:t xml:space="preserve">Herramientas del proyecto</w:t>
+        <w:t>Combina web, mobile, backend, base de datos relacional, API REST e IA sobre una problemática concreta y verificable.</w:t>
+      </w:r>
+    </w:p>
+    <w:p>
+      <w:pPr>
+        <w:pStyle w:val="Ttulo1"/>
+      </w:pPr>
+      <w:bookmarkStart w:id="7" w:name="herramientas-del-proyecto"/>
+      <w:bookmarkEnd w:id="1"/>
+      <w:bookmarkEnd w:id="6"/>
+      <w:r>
+        <w:lastRenderedPageBreak/>
+        <w:t>Herramientas del proyecto</w:t>
       </w:r>
     </w:p>
     <w:p>
@@ -292,48 +297,39 @@
         <w:pStyle w:val="FirstParagraph"/>
       </w:pPr>
       <w:r>
-        <w:t xml:space="preserve">Las dos herramientas transversales que el equipo eligió antes de empezar a trabajar: el</w:t>
-      </w:r>
-      <w:r>
-        <w:t xml:space="preserve"> </w:t>
-      </w:r>
-      <w:r>
-        <w:rPr>
-          <w:b/>
-          <w:bCs/>
-        </w:rPr>
-        <w:t xml:space="preserve">agente de inteligencia artificial</w:t>
-      </w:r>
-      <w:r>
-        <w:t xml:space="preserve"> </w:t>
-      </w:r>
-      <w:r>
-        <w:t xml:space="preserve">que acompaña el desarrollo y la</w:t>
-      </w:r>
-      <w:r>
-        <w:t xml:space="preserve"> </w:t>
-      </w:r>
-      <w:r>
-        <w:rPr>
-          <w:b/>
-          <w:bCs/>
-        </w:rPr>
-        <w:t xml:space="preserve">herramienta de modelado</w:t>
-      </w:r>
-      <w:r>
-        <w:t xml:space="preserve"> </w:t>
-      </w:r>
-      <w:r>
-        <w:t xml:space="preserve">con la que se construyen los diagramas.</w:t>
-      </w:r>
-    </w:p>
-    <w:bookmarkStart w:id="58" w:name="agente-de-ia-claude"/>
-    <w:p>
-      <w:pPr>
-        <w:pStyle w:val="Heading2"/>
-      </w:pPr>
-      <w:r>
-        <w:t xml:space="preserve">Agente de IA: Claude</w:t>
+        <w:t>Las dos herramientas transversales que el e</w:t>
+      </w:r>
+      <w:r>
+        <w:t xml:space="preserve">quipo eligió antes de empezar a trabajar: el </w:t>
+      </w:r>
+      <w:r>
+        <w:rPr>
+          <w:b/>
+          <w:bCs/>
+        </w:rPr>
+        <w:t>agente de inteligencia artificial</w:t>
+      </w:r>
+      <w:r>
+        <w:t xml:space="preserve"> que acompaña el desarrollo y la </w:t>
+      </w:r>
+      <w:r>
+        <w:rPr>
+          <w:b/>
+          <w:bCs/>
+        </w:rPr>
+        <w:t>herramienta de modelado</w:t>
+      </w:r>
+      <w:r>
+        <w:t xml:space="preserve"> con la que se construyen los diagramas.</w:t>
+      </w:r>
+    </w:p>
+    <w:p>
+      <w:pPr>
+        <w:pStyle w:val="Ttulo2"/>
+      </w:pPr>
+      <w:bookmarkStart w:id="8" w:name="agente-de-ia-claude"/>
+      <w:r>
+        <w:t>Agente de IA: Claude</w:t>
       </w:r>
     </w:p>
     <w:p>
@@ -341,32 +337,29 @@
         <w:pStyle w:val="FirstParagraph"/>
       </w:pPr>
       <w:r>
-        <w:t xml:space="preserve">Por acuerdo unánime de los tres integrantes se adoptó</w:t>
-      </w:r>
-      <w:r>
-        <w:t xml:space="preserve"> </w:t>
-      </w:r>
-      <w:r>
-        <w:rPr>
-          <w:b/>
-          <w:bCs/>
-        </w:rPr>
-        <w:t xml:space="preserve">Claude</w:t>
-      </w:r>
-      <w:r>
-        <w:t xml:space="preserve"> </w:t>
-      </w:r>
-      <w:r>
-        <w:t xml:space="preserve">(Anthropic) como agente de inteligencia artificial de trabajo. La elección se apoya en dos razones prácticas: los tres ya cuentan con la versión paga y todos tienen experiencia previa usándola en proyectos, lo que reduce la curva de aprendizaje y permite ser productivos desde el primer día.</w:t>
-      </w:r>
-    </w:p>
-    <w:bookmarkStart w:id="56" w:name="X60ff4f7d7f2b899924d69ccd4a68daa8b6ae4d1"/>
-    <w:p>
-      <w:pPr>
-        <w:pStyle w:val="Heading3"/>
-      </w:pPr>
-      <w:r>
-        <w:t xml:space="preserve">Por qué es la mejor opción para este caso</w:t>
+        <w:t xml:space="preserve">Por acuerdo unánime de los tres integrantes se adoptó </w:t>
+      </w:r>
+      <w:r>
+        <w:rPr>
+          <w:b/>
+          <w:bCs/>
+        </w:rPr>
+        <w:t>Claude</w:t>
+      </w:r>
+      <w:r>
+        <w:t xml:space="preserve"> (Anthropic) como agente de inteligencia artificial de trabajo. La elección se apoya en dos razones prácticas: los tres ya cuentan con la versión paga y todos tienen experiencia previa usándola en proyectos, lo que reduce la curva de aprendizaje y permite </w:t>
+      </w:r>
+      <w:r>
+        <w:t>ser productivos desde el primer día.</w:t>
+      </w:r>
+    </w:p>
+    <w:p>
+      <w:pPr>
+        <w:pStyle w:val="Ttulo3"/>
+      </w:pPr>
+      <w:bookmarkStart w:id="9" w:name="X60ff4f7d7f2b899924d69ccd4a68daa8b6ae4d1"/>
+      <w:r>
+        <w:t>Por qué es la mejor opción para este caso</w:t>
       </w:r>
     </w:p>
     <w:p>
@@ -374,7 +367,7 @@
         <w:pStyle w:val="Compact"/>
         <w:numPr>
           <w:ilvl w:val="0"/>
-          <w:numId w:val="1001"/>
+          <w:numId w:val="2"/>
         </w:numPr>
       </w:pPr>
       <w:r>
@@ -382,13 +375,13 @@
           <w:b/>
           <w:bCs/>
         </w:rPr>
-        <w:t xml:space="preserve">Ventana de contexto amplia:</w:t>
+        <w:t>Ventana de contexto amplia:</w:t>
       </w:r>
       <w:r>
         <w:t xml:space="preserve"> </w:t>
       </w:r>
       <w:r>
-        <w:t xml:space="preserve">permite trabajar con gran cantidad de información del proyecto (requisitos, código, documentación) en una sola conversación, algo útil para un sistema con varios módulos como Rumbo.</w:t>
+        <w:t>permite trabajar con gran cantidad de información del proyecto (requisitos, código, documentación) en una sola conversación, algo útil para un sistema con varios módulos como Rumbo.</w:t>
       </w:r>
     </w:p>
     <w:p>
@@ -396,7 +389,7 @@
         <w:pStyle w:val="Compact"/>
         <w:numPr>
           <w:ilvl w:val="0"/>
-          <w:numId w:val="1001"/>
+          <w:numId w:val="2"/>
         </w:numPr>
       </w:pPr>
       <w:r>
@@ -404,13 +397,13 @@
           <w:b/>
           <w:bCs/>
         </w:rPr>
-        <w:t xml:space="preserve">Fortaleza en programación y razonamiento:</w:t>
-      </w:r>
-      <w:r>
-        <w:t xml:space="preserve"> </w:t>
-      </w:r>
-      <w:r>
-        <w:t xml:space="preserve">buen desempeño en generación y revisión de código y en el análisis de problemas, lo que acompaña bien un proyecto integrador con web, mobile, backend y API REST.</w:t>
+        <w:t>Fortaleza en programación y razonamiento:</w:t>
+      </w:r>
+      <w:r>
+        <w:t xml:space="preserve"> buen desempeño en generación y r</w:t>
+      </w:r>
+      <w:r>
+        <w:t>evisión de código y en el análisis de problemas, lo que acompaña bien un proyecto integrador con web, mobile, backend y API REST.</w:t>
       </w:r>
     </w:p>
     <w:p>
@@ -418,7 +411,7 @@
         <w:pStyle w:val="Compact"/>
         <w:numPr>
           <w:ilvl w:val="0"/>
-          <w:numId w:val="1001"/>
+          <w:numId w:val="2"/>
         </w:numPr>
       </w:pPr>
       <w:r>
@@ -426,13 +419,13 @@
           <w:b/>
           <w:bCs/>
         </w:rPr>
-        <w:t xml:space="preserve">Uso de herramientas y agente de código:</w:t>
-      </w:r>
-      <w:r>
-        <w:t xml:space="preserve"> </w:t>
-      </w:r>
-      <w:r>
-        <w:t xml:space="preserve">se integra con el flujo de desarrollo —por ejemplo, a través de Claude Code— para leer y editar archivos del proyecto, no solo responder preguntas sueltas.</w:t>
+        <w:t>Uso de herramientas y agente de código:</w:t>
+      </w:r>
+      <w:r>
+        <w:t xml:space="preserve"> se integra con el flujo de desarrollo —por ejemplo, a través de Claude Code— para leer</w:t>
+      </w:r>
+      <w:r>
+        <w:t xml:space="preserve"> y editar archivos del proyecto, no solo responder preguntas sueltas.</w:t>
       </w:r>
     </w:p>
     <w:p>
@@ -440,7 +433,7 @@
         <w:pStyle w:val="Compact"/>
         <w:numPr>
           <w:ilvl w:val="0"/>
-          <w:numId w:val="1001"/>
+          <w:numId w:val="2"/>
         </w:numPr>
       </w:pPr>
       <w:r>
@@ -448,13 +441,13 @@
           <w:b/>
           <w:bCs/>
         </w:rPr>
-        <w:t xml:space="preserve">Experiencia previa del equipo:</w:t>
+        <w:t>Experiencia previa del equipo:</w:t>
       </w:r>
       <w:r>
         <w:t xml:space="preserve"> </w:t>
       </w:r>
       <w:r>
-        <w:t xml:space="preserve">al haberlo usado en otros proyectos, el equipo conoce su forma de trabajo y puede aprovecharlo mejor que una herramienta nueva.</w:t>
+        <w:t>al haberlo usado en otros proyectos, el equipo conoce su forma de trabajo y puede aprovecharlo mejor que una herramienta nueva.</w:t>
       </w:r>
     </w:p>
     <w:p>
@@ -462,7 +455,7 @@
         <w:pStyle w:val="Compact"/>
         <w:numPr>
           <w:ilvl w:val="0"/>
-          <w:numId w:val="1001"/>
+          <w:numId w:val="2"/>
         </w:numPr>
       </w:pPr>
       <w:r>
@@ -470,23 +463,23 @@
           <w:b/>
           <w:bCs/>
         </w:rPr>
-        <w:t xml:space="preserve">Disponibilidad inmediata:</w:t>
-      </w:r>
-      <w:r>
-        <w:t xml:space="preserve"> </w:t>
-      </w:r>
-      <w:r>
-        <w:t xml:space="preserve">los tres integrantes disponen de la versión paga, por lo que no hay costos ni gestiones adicionales para empezar a usarlo.</w:t>
-      </w:r>
-    </w:p>
-    <w:bookmarkEnd w:id="56"/>
-    <w:bookmarkStart w:id="57" w:name="comparativa-con-otras-herramientas-de-ia"/>
-    <w:p>
-      <w:pPr>
-        <w:pStyle w:val="Heading3"/>
-      </w:pPr>
-      <w:r>
-        <w:t xml:space="preserve">Comparativa con otras herramientas de IA</w:t>
+        <w:t>Disponibilidad inmediata:</w:t>
+      </w:r>
+      <w:r>
+        <w:t xml:space="preserve"> los tres integrantes disponen de la versión paga, por lo que no hay costos ni gestiones adicionales pa</w:t>
+      </w:r>
+      <w:r>
+        <w:t>ra empezar a usarlo.</w:t>
+      </w:r>
+    </w:p>
+    <w:p>
+      <w:pPr>
+        <w:pStyle w:val="Ttulo3"/>
+      </w:pPr>
+      <w:bookmarkStart w:id="10" w:name="comparativa-con-otras-herramientas-de-ia"/>
+      <w:bookmarkEnd w:id="9"/>
+      <w:r>
+        <w:t>Comparativa con otras herramientas de IA</w:t>
       </w:r>
     </w:p>
     <w:p>
@@ -494,86 +487,99 @@
         <w:pStyle w:val="FirstParagraph"/>
       </w:pPr>
       <w:r>
-        <w:t xml:space="preserve">Antes de decidir se compararon los principales asistentes de IA para desarrollo, considerando su enfoque, su desempeño en programación, el acceso del equipo y la experiencia previa:</w:t>
+        <w:t>Antes de decidir se compararon los principales asistentes de IA para desarrollo, considerando su enfoque, su desempeño en programación, el acceso del equipo y la experiencia previa:</w:t>
       </w:r>
     </w:p>
     <w:tbl>
       <w:tblPr>
         <w:tblStyle w:val="Table"/>
-        <w:tblW w:type="pct" w:w="5000"/>
+        <w:tblW w:w="5000" w:type="pct"/>
         <w:tblLayout w:type="fixed"/>
-        <w:tblLook w:firstRow="1" w:lastRow="0" w:firstColumn="0" w:lastColumn="0" w:noHBand="0" w:noVBand="0" w:val="0020"/>
+        <w:tblLook w:val="0020" w:firstRow="1" w:lastRow="0" w:firstColumn="0" w:lastColumn="0" w:noHBand="0" w:noVBand="0"/>
       </w:tblPr>
       <w:tblGrid>
-        <w:gridCol w:w="1584"/>
-        <w:gridCol w:w="1584"/>
-        <w:gridCol w:w="1584"/>
-        <w:gridCol w:w="1584"/>
-        <w:gridCol w:w="1584"/>
+        <w:gridCol w:w="1858"/>
+        <w:gridCol w:w="1857"/>
+        <w:gridCol w:w="1857"/>
+        <w:gridCol w:w="1857"/>
+        <w:gridCol w:w="1857"/>
       </w:tblGrid>
       <w:tr>
         <w:trPr>
-          <w:tblHeader w:val="on"/>
+          <w:cnfStyle w:val="100000000000" w:firstRow="1" w:lastRow="0" w:firstColumn="0" w:lastColumn="0" w:oddVBand="0" w:evenVBand="0" w:oddHBand="0" w:evenHBand="0" w:firstRowFirstColumn="0" w:firstRowLastColumn="0" w:lastRowFirstColumn="0" w:lastRowLastColumn="0"/>
+          <w:tblHeader/>
         </w:trPr>
         <w:tc>
-          <w:tcPr/>
+          <w:tcPr>
+            <w:tcW w:w="1584" w:type="dxa"/>
+          </w:tcPr>
           <w:p>
             <w:pPr>
               <w:pStyle w:val="Compact"/>
             </w:pPr>
             <w:r>
-              <w:t xml:space="preserve">Herramienta</w:t>
+              <w:t>Herramienta</w:t>
             </w:r>
           </w:p>
         </w:tc>
         <w:tc>
-          <w:tcPr/>
+          <w:tcPr>
+            <w:tcW w:w="1584" w:type="dxa"/>
+          </w:tcPr>
           <w:p>
             <w:pPr>
               <w:pStyle w:val="Compact"/>
             </w:pPr>
             <w:r>
-              <w:t xml:space="preserve">Enfoque / integración</w:t>
+              <w:t>Enfoque / integración</w:t>
             </w:r>
           </w:p>
         </w:tc>
         <w:tc>
-          <w:tcPr/>
+          <w:tcPr>
+            <w:tcW w:w="1584" w:type="dxa"/>
+          </w:tcPr>
           <w:p>
             <w:pPr>
               <w:pStyle w:val="Compact"/>
             </w:pPr>
             <w:r>
-              <w:t xml:space="preserve">Desempeño en código</w:t>
+              <w:t>Desempeño en código</w:t>
             </w:r>
           </w:p>
         </w:tc>
         <w:tc>
-          <w:tcPr/>
+          <w:tcPr>
+            <w:tcW w:w="1584" w:type="dxa"/>
+          </w:tcPr>
           <w:p>
             <w:pPr>
               <w:pStyle w:val="Compact"/>
             </w:pPr>
             <w:r>
-              <w:t xml:space="preserve">Acceso para el equipo</w:t>
+              <w:t>Acceso para el equipo</w:t>
             </w:r>
           </w:p>
         </w:tc>
         <w:tc>
-          <w:tcPr/>
+          <w:tcPr>
+            <w:tcW w:w="1584" w:type="dxa"/>
+          </w:tcPr>
           <w:p>
             <w:pPr>
               <w:pStyle w:val="Compact"/>
             </w:pPr>
             <w:r>
-              <w:t xml:space="preserve">Decisión</w:t>
+              <w:t>Decisión</w:t>
             </w:r>
           </w:p>
         </w:tc>
       </w:tr>
       <w:tr>
         <w:tc>
-          <w:tcPr/>
+          <w:tcPr>
+            <w:tcW w:w="1584" w:type="dxa"/>
+          </w:tcPr>
           <w:p>
             <w:pPr>
               <w:pStyle w:val="Compact"/>
@@ -583,45 +589,70 @@
                 <w:b/>
                 <w:bCs/>
               </w:rPr>
-              <w:t xml:space="preserve">Claude (Anthropic)</w:t>
+              <w:t>Claude (Anthropic)</w:t>
             </w:r>
           </w:p>
         </w:tc>
         <w:tc>
-          <w:tcPr/>
+          <w:tcPr>
+            <w:tcW w:w="1584" w:type="dxa"/>
+          </w:tcPr>
           <w:p>
             <w:pPr>
               <w:pStyle w:val="Compact"/>
             </w:pPr>
             <w:r>
-              <w:t xml:space="preserve">Asistente conversacional + agente de código (Claude Code) que lee y edita archivos del repositorio.</w:t>
+              <w:t>Asistente conversacional + agente de código (Claude Code) que lee y edita archivos del repositorio.</w:t>
             </w:r>
           </w:p>
         </w:tc>
         <w:tc>
-          <w:tcPr/>
+          <w:tcPr>
+            <w:tcW w:w="1584" w:type="dxa"/>
+          </w:tcPr>
+          <w:p>
+            <w:pPr>
+              <w:pStyle w:val="Compact"/>
+              <w:rPr>
+                <w:lang w:val="en-US"/>
+              </w:rPr>
+            </w:pPr>
+            <w:proofErr w:type="spellStart"/>
+            <w:r>
+              <w:rPr>
+                <w:lang w:val="en-US"/>
+              </w:rPr>
+              <w:t>Encabeza</w:t>
+            </w:r>
+            <w:proofErr w:type="spellEnd"/>
+            <w:r>
+              <w:rPr>
+                <w:lang w:val="en-US"/>
+              </w:rPr>
+              <w:t xml:space="preserve"> SWE-bench Verified a sept. 2026.</w:t>
+            </w:r>
+          </w:p>
+        </w:tc>
+        <w:tc>
+          <w:tcPr>
+            <w:tcW w:w="1584" w:type="dxa"/>
+          </w:tcPr>
           <w:p>
             <w:pPr>
               <w:pStyle w:val="Compact"/>
             </w:pPr>
             <w:r>
-              <w:t xml:space="preserve">Encabeza SWE-bench Verified a sept. 2026.</w:t>
+              <w:t>Los tres tienen la ve</w:t>
+            </w:r>
+            <w:r>
+              <w:t>rsión paga y experiencia previa.</w:t>
             </w:r>
           </w:p>
         </w:tc>
         <w:tc>
-          <w:tcPr/>
-          <w:p>
-            <w:pPr>
-              <w:pStyle w:val="Compact"/>
-            </w:pPr>
-            <w:r>
-              <w:t xml:space="preserve">Los tres tienen la versión paga y experiencia previa.</w:t>
-            </w:r>
-          </w:p>
-        </w:tc>
-        <w:tc>
-          <w:tcPr/>
+          <w:tcPr>
+            <w:tcW w:w="1584" w:type="dxa"/>
+          </w:tcPr>
           <w:p>
             <w:pPr>
               <w:pStyle w:val="Compact"/>
@@ -631,235 +662,288 @@
                 <w:b/>
                 <w:bCs/>
               </w:rPr>
-              <w:t xml:space="preserve">Elegida (principal)</w:t>
+              <w:t>Elegida (principal)</w:t>
             </w:r>
           </w:p>
         </w:tc>
       </w:tr>
       <w:tr>
         <w:tc>
-          <w:tcPr/>
+          <w:tcPr>
+            <w:tcW w:w="1584" w:type="dxa"/>
+          </w:tcPr>
           <w:p>
             <w:pPr>
               <w:pStyle w:val="Compact"/>
             </w:pPr>
             <w:r>
-              <w:t xml:space="preserve">ChatGPT / GPT (OpenAI)</w:t>
+              <w:t>ChatGPT / GPT (OpenAI)</w:t>
             </w:r>
           </w:p>
         </w:tc>
         <w:tc>
-          <w:tcPr/>
+          <w:tcPr>
+            <w:tcW w:w="1584" w:type="dxa"/>
+          </w:tcPr>
           <w:p>
             <w:pPr>
               <w:pStyle w:val="Compact"/>
             </w:pPr>
             <w:r>
-              <w:t xml:space="preserve">Asistente general muy difundido, con modo agente para código.</w:t>
+              <w:t>Asistente general muy difundido, con modo agente para código.</w:t>
             </w:r>
           </w:p>
         </w:tc>
         <w:tc>
-          <w:tcPr/>
+          <w:tcPr>
+            <w:tcW w:w="1584" w:type="dxa"/>
+          </w:tcPr>
           <w:p>
             <w:pPr>
               <w:pStyle w:val="Compact"/>
             </w:pPr>
             <w:r>
-              <w:t xml:space="preserve">Entre los primeros, a la par de Claude.</w:t>
+              <w:t>Entre los primeros, a la par de Claude.</w:t>
             </w:r>
           </w:p>
         </w:tc>
         <w:tc>
-          <w:tcPr/>
+          <w:tcPr>
+            <w:tcW w:w="1584" w:type="dxa"/>
+          </w:tcPr>
           <w:p>
             <w:pPr>
               <w:pStyle w:val="Compact"/>
             </w:pPr>
             <w:r>
-              <w:t xml:space="preserve">Requiere sumar suscripción; menos experiencia del equipo.</w:t>
+              <w:t>Requiere sumar suscripción; menos experiencia del equipo.</w:t>
             </w:r>
           </w:p>
         </w:tc>
         <w:tc>
-          <w:tcPr/>
+          <w:tcPr>
+            <w:tcW w:w="1584" w:type="dxa"/>
+          </w:tcPr>
           <w:p>
             <w:pPr>
               <w:pStyle w:val="Compact"/>
             </w:pPr>
             <w:r>
-              <w:t xml:space="preserve">No elegida</w:t>
+              <w:t>No elegida</w:t>
             </w:r>
           </w:p>
         </w:tc>
       </w:tr>
       <w:tr>
         <w:tc>
-          <w:tcPr/>
+          <w:tcPr>
+            <w:tcW w:w="1584" w:type="dxa"/>
+          </w:tcPr>
           <w:p>
             <w:pPr>
               <w:pStyle w:val="Compact"/>
             </w:pPr>
             <w:r>
-              <w:t xml:space="preserve">Gemini (Google)</w:t>
+              <w:t>Gemini (Google)</w:t>
             </w:r>
           </w:p>
         </w:tc>
         <w:tc>
-          <w:tcPr/>
+          <w:tcPr>
+            <w:tcW w:w="1584" w:type="dxa"/>
+          </w:tcPr>
           <w:p>
             <w:pPr>
               <w:pStyle w:val="Compact"/>
             </w:pPr>
             <w:r>
-              <w:t xml:space="preserve">Fuerte en contexto largo y análisis de repositorios completos; buen precio.</w:t>
+              <w:t xml:space="preserve">Fuerte en contexto largo y </w:t>
+            </w:r>
+            <w:r>
+              <w:lastRenderedPageBreak/>
+              <w:t>análisis de repositorios completos; buen precio.</w:t>
             </w:r>
           </w:p>
         </w:tc>
         <w:tc>
-          <w:tcPr/>
+          <w:tcPr>
+            <w:tcW w:w="1584" w:type="dxa"/>
+          </w:tcPr>
           <w:p>
             <w:pPr>
               <w:pStyle w:val="Compact"/>
             </w:pPr>
             <w:r>
-              <w:t xml:space="preserve">Competitivo, cerca del tope.</w:t>
+              <w:lastRenderedPageBreak/>
+              <w:t>Competitivo, cerca del tope.</w:t>
             </w:r>
           </w:p>
         </w:tc>
         <w:tc>
-          <w:tcPr/>
+          <w:tcPr>
+            <w:tcW w:w="1584" w:type="dxa"/>
+          </w:tcPr>
           <w:p>
             <w:pPr>
               <w:pStyle w:val="Compact"/>
             </w:pPr>
             <w:r>
-              <w:t xml:space="preserve">Sin experiencia previa del equipo.</w:t>
+              <w:t xml:space="preserve">Sin experiencia previa del </w:t>
+            </w:r>
+            <w:r>
+              <w:lastRenderedPageBreak/>
+              <w:t>equipo.</w:t>
             </w:r>
           </w:p>
         </w:tc>
         <w:tc>
-          <w:tcPr/>
+          <w:tcPr>
+            <w:tcW w:w="1584" w:type="dxa"/>
+          </w:tcPr>
           <w:p>
             <w:pPr>
               <w:pStyle w:val="Compact"/>
             </w:pPr>
             <w:r>
-              <w:t xml:space="preserve">No elegida</w:t>
+              <w:lastRenderedPageBreak/>
+              <w:t>No elegida</w:t>
             </w:r>
           </w:p>
         </w:tc>
       </w:tr>
       <w:tr>
         <w:tc>
-          <w:tcPr/>
+          <w:tcPr>
+            <w:tcW w:w="1584" w:type="dxa"/>
+          </w:tcPr>
           <w:p>
             <w:pPr>
               <w:pStyle w:val="Compact"/>
             </w:pPr>
             <w:r>
-              <w:t xml:space="preserve">GitHub Copilot</w:t>
+              <w:t>GitHub Copilot</w:t>
             </w:r>
           </w:p>
         </w:tc>
         <w:tc>
-          <w:tcPr/>
+          <w:tcPr>
+            <w:tcW w:w="1584" w:type="dxa"/>
+          </w:tcPr>
           <w:p>
             <w:pPr>
               <w:pStyle w:val="Compact"/>
             </w:pPr>
             <w:r>
-              <w:t xml:space="preserve">Autocompletado dentro del editor, cómodo para escribir código línea a línea.</w:t>
+              <w:t>Aut</w:t>
+            </w:r>
+            <w:r>
+              <w:t>ocompletado dentro del editor, cómodo para escribir código línea a línea.</w:t>
             </w:r>
           </w:p>
         </w:tc>
         <w:tc>
-          <w:tcPr/>
+          <w:tcPr>
+            <w:tcW w:w="1584" w:type="dxa"/>
+          </w:tcPr>
           <w:p>
             <w:pPr>
               <w:pStyle w:val="Compact"/>
             </w:pPr>
             <w:r>
-              <w:t xml:space="preserve">Bueno para completar, más débil para razonar el diseño completo.</w:t>
+              <w:t>Bueno para completar, más débil para razonar el diseño completo.</w:t>
             </w:r>
           </w:p>
         </w:tc>
         <w:tc>
-          <w:tcPr/>
+          <w:tcPr>
+            <w:tcW w:w="1584" w:type="dxa"/>
+          </w:tcPr>
           <w:p>
             <w:pPr>
               <w:pStyle w:val="Compact"/>
             </w:pPr>
             <w:r>
-              <w:t xml:space="preserve">Suscripción aparte.</w:t>
+              <w:t>Suscripción aparte.</w:t>
             </w:r>
           </w:p>
         </w:tc>
         <w:tc>
-          <w:tcPr/>
+          <w:tcPr>
+            <w:tcW w:w="1584" w:type="dxa"/>
+          </w:tcPr>
           <w:p>
             <w:pPr>
               <w:pStyle w:val="Compact"/>
             </w:pPr>
             <w:r>
-              <w:t xml:space="preserve">Complementaria (opcional)</w:t>
+              <w:t>Complementaria (opcional)</w:t>
             </w:r>
           </w:p>
         </w:tc>
       </w:tr>
       <w:tr>
         <w:tc>
-          <w:tcPr/>
+          <w:tcPr>
+            <w:tcW w:w="1584" w:type="dxa"/>
+          </w:tcPr>
           <w:p>
             <w:pPr>
               <w:pStyle w:val="Compact"/>
             </w:pPr>
             <w:r>
-              <w:t xml:space="preserve">Cursor</w:t>
+              <w:t>Cursor</w:t>
             </w:r>
           </w:p>
         </w:tc>
         <w:tc>
-          <w:tcPr/>
+          <w:tcPr>
+            <w:tcW w:w="1584" w:type="dxa"/>
+          </w:tcPr>
           <w:p>
             <w:pPr>
               <w:pStyle w:val="Compact"/>
             </w:pPr>
             <w:r>
-              <w:t xml:space="preserve">Editor con IA integrada que usa modelos de terceros por debajo.</w:t>
+              <w:t>Editor con IA integrada que usa modelos de terceros por debajo.</w:t>
             </w:r>
           </w:p>
         </w:tc>
         <w:tc>
-          <w:tcPr/>
+          <w:tcPr>
+            <w:tcW w:w="1584" w:type="dxa"/>
+          </w:tcPr>
           <w:p>
             <w:pPr>
               <w:pStyle w:val="Compact"/>
             </w:pPr>
             <w:r>
-              <w:t xml:space="preserve">Depende del modelo que utilice.</w:t>
+              <w:t>Depende del modelo que utilice.</w:t>
             </w:r>
           </w:p>
         </w:tc>
         <w:tc>
-          <w:tcPr/>
+          <w:tcPr>
+            <w:tcW w:w="1584" w:type="dxa"/>
+          </w:tcPr>
           <w:p>
             <w:pPr>
               <w:pStyle w:val="Compact"/>
             </w:pPr>
             <w:r>
-              <w:t xml:space="preserve">Otra herramienta a incorporar al flujo.</w:t>
+              <w:t>Otra herramienta a incorporar al flujo.</w:t>
             </w:r>
           </w:p>
         </w:tc>
         <w:tc>
-          <w:tcPr/>
+          <w:tcPr>
+            <w:tcW w:w="1584" w:type="dxa"/>
+          </w:tcPr>
           <w:p>
             <w:pPr>
               <w:pStyle w:val="Compact"/>
             </w:pPr>
             <w:r>
-              <w:t xml:space="preserve">No elegida</w:t>
+              <w:t>No elegida</w:t>
             </w:r>
           </w:p>
         </w:tc>
@@ -867,49 +951,52 @@
     </w:tbl>
     <w:p>
       <w:pPr>
-        <w:pStyle w:val="BodyText"/>
-      </w:pPr>
-      <w:r>
-        <w:rPr>
-          <w:b/>
-          <w:bCs/>
-        </w:rPr>
-        <w:t xml:space="preserve">Dónde se ubica Claude:</w:t>
+        <w:pStyle w:val="Textoindependiente"/>
+      </w:pPr>
+      <w:r>
+        <w:rPr>
+          <w:b/>
+          <w:bCs/>
+        </w:rPr>
+        <w:t>Dónde se ubica Claude:</w:t>
       </w:r>
       <w:r>
         <w:t xml:space="preserve"> </w:t>
       </w:r>
       <w:r>
-        <w:t xml:space="preserve">a septiembre de 2026 los modelos de Claude encabezan SWE-bench Verified (Claude Opus 5 ≈ 96–97 %), a la par de GPT-5.6 (≈ 96 %) y por delante de la mayoría de las alternativas. Como cada benchmark puede coronar a un modelo distinto y los puestos cambian seguido, se toma como referencia y no como dato absoluto.</w:t>
-      </w:r>
-    </w:p>
-    <w:p>
-      <w:pPr>
-        <w:pStyle w:val="BodyText"/>
-      </w:pPr>
-      <w:r>
-        <w:rPr>
-          <w:b/>
-          <w:bCs/>
-        </w:rPr>
-        <w:t xml:space="preserve">Factor decisivo:</w:t>
-      </w:r>
-      <w:r>
-        <w:t xml:space="preserve"> </w:t>
-      </w:r>
-      <w:r>
-        <w:t xml:space="preserve">el equipo ya está acostumbrado a usar Claude por haberla utilizado en otros proyectos, lo que reduce la curva de aprendizaje, y los tres cuentan con la versión paga; eso los deja productivos desde el primer día sin costos ni gestiones adicionales.</w:t>
-      </w:r>
-    </w:p>
-    <w:bookmarkEnd w:id="57"/>
-    <w:bookmarkEnd w:id="58"/>
-    <w:bookmarkStart w:id="59" w:name="herramienta-de-modelado-mermaid"/>
-    <w:p>
-      <w:pPr>
-        <w:pStyle w:val="Heading2"/>
-      </w:pPr>
-      <w:r>
-        <w:t xml:space="preserve">Herramienta de modelado: Mermaid</w:t>
+        <w:t>a septiembre de 2026 los modelos de Claude encabezan SWE-bench Verified (Claude Opus 5 ≈ 96–97 %), a la par de GPT-5.6 (≈ 96 %) y por delante de la mayoría de las alternativas. Como cada benchmark puede coronar a un modelo distinto y los puestos cambian se</w:t>
+      </w:r>
+      <w:r>
+        <w:t>guido, se toma como referencia y no como dato absoluto.</w:t>
+      </w:r>
+    </w:p>
+    <w:p>
+      <w:pPr>
+        <w:pStyle w:val="Textoindependiente"/>
+      </w:pPr>
+      <w:r>
+        <w:rPr>
+          <w:b/>
+          <w:bCs/>
+        </w:rPr>
+        <w:t>Factor decisivo:</w:t>
+      </w:r>
+      <w:r>
+        <w:t xml:space="preserve"> el equipo ya está acostumbrado a usar Claude por haberla utilizado en otros proyectos, lo que reduce la curva de aprendizaje, y los tres cuentan con la versión paga; eso los deja prod</w:t>
+      </w:r>
+      <w:r>
+        <w:t>uctivos desde el primer día sin costos ni gestiones adicionales.</w:t>
+      </w:r>
+    </w:p>
+    <w:p>
+      <w:pPr>
+        <w:pStyle w:val="Ttulo2"/>
+      </w:pPr>
+      <w:bookmarkStart w:id="11" w:name="herramienta-de-modelado-mermaid"/>
+      <w:bookmarkEnd w:id="8"/>
+      <w:bookmarkEnd w:id="10"/>
+      <w:r>
+        <w:t>Herramienta de modelado: Mermaid</w:t>
       </w:r>
     </w:p>
     <w:p>
@@ -917,20 +1004,17 @@
         <w:pStyle w:val="FirstParagraph"/>
       </w:pPr>
       <w:r>
-        <w:t xml:space="preserve">Para los diagramas del diseño (UML) se usa</w:t>
-      </w:r>
-      <w:r>
-        <w:t xml:space="preserve"> </w:t>
-      </w:r>
-      <w:r>
-        <w:rPr>
-          <w:b/>
-          <w:bCs/>
-        </w:rPr>
-        <w:t xml:space="preserve">Mermaid</w:t>
-      </w:r>
-      <w:r>
-        <w:t xml:space="preserve">, que suma el modelado al mismo flujo de trabajo del código.</w:t>
+        <w:t xml:space="preserve">Para los diagramas del diseño (UML) se usa </w:t>
+      </w:r>
+      <w:r>
+        <w:rPr>
+          <w:b/>
+          <w:bCs/>
+        </w:rPr>
+        <w:t>Mermaid</w:t>
+      </w:r>
+      <w:r>
+        <w:t>, que suma el modelado al mismo flujo de trabajo del código.</w:t>
       </w:r>
     </w:p>
     <w:p>
@@ -938,7 +1022,7 @@
         <w:pStyle w:val="Compact"/>
         <w:numPr>
           <w:ilvl w:val="0"/>
-          <w:numId w:val="1002"/>
+          <w:numId w:val="3"/>
         </w:numPr>
       </w:pPr>
       <w:r>
@@ -946,13 +1030,13 @@
           <w:b/>
           <w:bCs/>
         </w:rPr>
-        <w:t xml:space="preserve">Diagramas como código:</w:t>
-      </w:r>
-      <w:r>
-        <w:t xml:space="preserve"> </w:t>
-      </w:r>
-      <w:r>
-        <w:t xml:space="preserve">el diagrama se escribe como texto, se versiona en Git junto al código y se edita en segundos.</w:t>
+        <w:t>Diagramas como código:</w:t>
+      </w:r>
+      <w:r>
+        <w:t xml:space="preserve"> el diagrama se escribe c</w:t>
+      </w:r>
+      <w:r>
+        <w:t>omo texto, se versiona en Git junto al código y se edita en segundos.</w:t>
       </w:r>
     </w:p>
     <w:p>
@@ -960,7 +1044,7 @@
         <w:pStyle w:val="Compact"/>
         <w:numPr>
           <w:ilvl w:val="0"/>
-          <w:numId w:val="1002"/>
+          <w:numId w:val="3"/>
         </w:numPr>
       </w:pPr>
       <w:r>
@@ -968,13 +1052,10 @@
           <w:b/>
           <w:bCs/>
         </w:rPr>
-        <w:t xml:space="preserve">Gratis y portable:</w:t>
-      </w:r>
-      <w:r>
-        <w:t xml:space="preserve"> </w:t>
-      </w:r>
-      <w:r>
-        <w:t xml:space="preserve">no requiere cuenta ni licencia y renderiza a SVG (vectorial), fácil de insertar en documentos y presentaciones.</w:t>
+        <w:t>Gratis y portable:</w:t>
+      </w:r>
+      <w:r>
+        <w:t xml:space="preserve"> no requiere cuenta ni licencia y renderiza a SVG (vectorial), fácil de insertar en documentos y presentaciones.</w:t>
       </w:r>
     </w:p>
     <w:p>
@@ -982,7 +1063,7 @@
         <w:pStyle w:val="Compact"/>
         <w:numPr>
           <w:ilvl w:val="0"/>
-          <w:numId w:val="1002"/>
+          <w:numId w:val="3"/>
         </w:numPr>
       </w:pPr>
       <w:r>
@@ -990,13 +1071,13 @@
           <w:b/>
           <w:bCs/>
         </w:rPr>
-        <w:t xml:space="preserve">Cobertura UML:</w:t>
-      </w:r>
-      <w:r>
-        <w:t xml:space="preserve"> </w:t>
-      </w:r>
-      <w:r>
-        <w:t xml:space="preserve">genera de forma nativa diagramas de clases, de secuencia y de estados; el de casos de uso se representa con un diagrama de flujo que hace de límite del sistema.</w:t>
+        <w:t>Cobertura UML:</w:t>
+      </w:r>
+      <w:r>
+        <w:t xml:space="preserve"> genera de forma nativa diagramas de clas</w:t>
+      </w:r>
+      <w:r>
+        <w:t>es, de secuencia y de estados; el de casos de uso se representa con un diagrama de flujo que hace de límite del sistema.</w:t>
       </w:r>
     </w:p>
     <w:p>
@@ -1004,7 +1085,7 @@
         <w:pStyle w:val="Compact"/>
         <w:numPr>
           <w:ilvl w:val="0"/>
-          <w:numId w:val="1002"/>
+          <w:numId w:val="3"/>
         </w:numPr>
       </w:pPr>
       <w:r>
@@ -1012,24 +1093,25 @@
           <w:b/>
           <w:bCs/>
         </w:rPr>
-        <w:t xml:space="preserve">Frente a Lucid, Miro o draw.io:</w:t>
-      </w:r>
-      <w:r>
-        <w:t xml:space="preserve"> </w:t>
-      </w:r>
-      <w:r>
-        <w:t xml:space="preserve">se eligió Mermaid por rapidez de iteración e integración con el repositorio; si se necesitara la notación estricta de casos de uso, se complementa con esas herramientas.</w:t>
-      </w:r>
-    </w:p>
-    <w:bookmarkEnd w:id="59"/>
-    <w:bookmarkEnd w:id="60"/>
-    <w:bookmarkStart w:id="61" w:name="objetivos-del-sistema"/>
-    <w:p>
-      <w:pPr>
-        <w:pStyle w:val="Heading1"/>
-      </w:pPr>
-      <w:r>
-        <w:t xml:space="preserve">Objetivos del sistema</w:t>
+        <w:t>Frente a Lucid, Miro o draw.io:</w:t>
+      </w:r>
+      <w:r>
+        <w:t xml:space="preserve"> se eligió Mermaid por rapidez de iteración e integración con el repositorio; si se necesitara la notaci</w:t>
+      </w:r>
+      <w:r>
+        <w:t>ón estricta de casos de uso, se complementa con esas herramientas.</w:t>
+      </w:r>
+    </w:p>
+    <w:p>
+      <w:pPr>
+        <w:pStyle w:val="Ttulo1"/>
+      </w:pPr>
+      <w:bookmarkStart w:id="12" w:name="objetivos-del-sistema"/>
+      <w:bookmarkEnd w:id="7"/>
+      <w:bookmarkEnd w:id="11"/>
+      <w:r>
+        <w:lastRenderedPageBreak/>
+        <w:t>Objetivos del sistema</w:t>
       </w:r>
     </w:p>
     <w:p>
@@ -1037,7 +1119,7 @@
         <w:pStyle w:val="FirstParagraph"/>
       </w:pPr>
       <w:r>
-        <w:t xml:space="preserve">Qué buscamos resolver con Rumbo, a partir de lo que la agencia hace hoy a mano:</w:t>
+        <w:t>Qué buscamos resolver con Rumbo, a partir de lo que la agencia hace hoy a mano:</w:t>
       </w:r>
     </w:p>
     <w:p>
@@ -1045,7 +1127,7 @@
         <w:pStyle w:val="Compact"/>
         <w:numPr>
           <w:ilvl w:val="0"/>
-          <w:numId w:val="1003"/>
+          <w:numId w:val="4"/>
         </w:numPr>
       </w:pPr>
       <w:r>
@@ -1053,13 +1135,13 @@
           <w:b/>
           <w:bCs/>
         </w:rPr>
-        <w:t xml:space="preserve">Digitalizar y centralizar</w:t>
+        <w:t>Digitalizar y centralizar</w:t>
       </w:r>
       <w:r>
         <w:t xml:space="preserve"> </w:t>
       </w:r>
       <w:r>
-        <w:t xml:space="preserve">— pasar las carpetas físicas a un único sistema de clientes y viajes.</w:t>
+        <w:t>— pasar las carpetas físicas a un único sistema de clientes y viajes.</w:t>
       </w:r>
     </w:p>
     <w:p>
@@ -1067,7 +1149,7 @@
         <w:pStyle w:val="Compact"/>
         <w:numPr>
           <w:ilvl w:val="0"/>
-          <w:numId w:val="1003"/>
+          <w:numId w:val="4"/>
         </w:numPr>
       </w:pPr>
       <w:r>
@@ -1075,13 +1157,10 @@
           <w:b/>
           <w:bCs/>
         </w:rPr>
-        <w:t xml:space="preserve">Fidelizar clientes</w:t>
-      </w:r>
-      <w:r>
-        <w:t xml:space="preserve"> </w:t>
-      </w:r>
-      <w:r>
-        <w:t xml:space="preserve">— ficha con preferencias e historial, segmentación y seguimiento post-viaje → Cliente.</w:t>
+        <w:t>Fidelizar clientes</w:t>
+      </w:r>
+      <w:r>
+        <w:t xml:space="preserve"> — ficha con preferencias e historial, segmentación y seguimiento post-viaje → Cliente.</w:t>
       </w:r>
     </w:p>
     <w:p>
@@ -1089,7 +1168,7 @@
         <w:pStyle w:val="Compact"/>
         <w:numPr>
           <w:ilvl w:val="0"/>
-          <w:numId w:val="1003"/>
+          <w:numId w:val="4"/>
         </w:numPr>
       </w:pPr>
       <w:r>
@@ -1097,13 +1176,13 @@
           <w:b/>
           <w:bCs/>
         </w:rPr>
-        <w:t xml:space="preserve">Ordenar el circuito de venta</w:t>
-      </w:r>
-      <w:r>
-        <w:t xml:space="preserve"> </w:t>
-      </w:r>
-      <w:r>
-        <w:t xml:space="preserve">— de la consulta (Instagram, WhatsApp o presencial) a la cotización y el cierre, sin perder pasos → Oportunidad, CU-01 De la consulta a la venta.</w:t>
+        <w:t>Ordenar el circuito de venta</w:t>
+      </w:r>
+      <w:r>
+        <w:t xml:space="preserve"> — de la consulta (Instagram, WhatsApp o presencial)</w:t>
+      </w:r>
+      <w:r>
+        <w:t xml:space="preserve"> a la cotización y el cierre, sin perder pasos → Oportunidad, CU-01 De la consulta a la venta.</w:t>
       </w:r>
     </w:p>
     <w:p>
@@ -1111,7 +1190,7 @@
         <w:pStyle w:val="Compact"/>
         <w:numPr>
           <w:ilvl w:val="0"/>
-          <w:numId w:val="1003"/>
+          <w:numId w:val="4"/>
         </w:numPr>
       </w:pPr>
       <w:r>
@@ -1119,26 +1198,23 @@
           <w:b/>
           <w:bCs/>
         </w:rPr>
-        <w:t xml:space="preserve">Controlar la economía</w:t>
-      </w:r>
-      <w:r>
-        <w:t xml:space="preserve"> </w:t>
-      </w:r>
-      <w:r>
-        <w:t xml:space="preserve">— precio de venta, costo del operador,</w:t>
-      </w:r>
-      <w:r>
-        <w:t xml:space="preserve"> </w:t>
-      </w:r>
-      <w:r>
-        <w:rPr>
-          <w:b/>
-          <w:bCs/>
-        </w:rPr>
-        <w:t xml:space="preserve">ganancia y margen calculados por el sistema</w:t>
-      </w:r>
-      <w:r>
-        <w:t xml:space="preserve">, comisión del vendedor y estado de pagos y cuotas, con operaciones en pesos o dólares → RN-01 Comisión automática, Pago.</w:t>
+        <w:t>Controlar la economía</w:t>
+      </w:r>
+      <w:r>
+        <w:t xml:space="preserve"> — precio de venta, costo del operador, </w:t>
+      </w:r>
+      <w:r>
+        <w:rPr>
+          <w:b/>
+          <w:bCs/>
+        </w:rPr>
+        <w:t>ganancia y margen calculados por el sistema</w:t>
+      </w:r>
+      <w:r>
+        <w:t>, comisión del vendedor y estado de pagos y cuotas, con o</w:t>
+      </w:r>
+      <w:r>
+        <w:t>peraciones en pesos o dólares → RN-01 Comisión automática, Pago.</w:t>
       </w:r>
     </w:p>
     <w:p>
@@ -1146,7 +1222,7 @@
         <w:pStyle w:val="Compact"/>
         <w:numPr>
           <w:ilvl w:val="0"/>
-          <w:numId w:val="1003"/>
+          <w:numId w:val="4"/>
         </w:numPr>
       </w:pPr>
       <w:r>
@@ -1154,13 +1230,10 @@
           <w:b/>
           <w:bCs/>
         </w:rPr>
-        <w:t xml:space="preserve">No perder vencimientos ni tareas</w:t>
-      </w:r>
-      <w:r>
-        <w:t xml:space="preserve"> </w:t>
-      </w:r>
-      <w:r>
-        <w:t xml:space="preserve">— alertas de pagos, formularios por destino e insistencia → Alerta.</w:t>
+        <w:t>No perder vencimientos ni tareas</w:t>
+      </w:r>
+      <w:r>
+        <w:t xml:space="preserve"> — alertas de pagos, formularios por destino e insistencia → Alerta.</w:t>
       </w:r>
     </w:p>
     <w:p>
@@ -1168,7 +1241,7 @@
         <w:pStyle w:val="Compact"/>
         <w:numPr>
           <w:ilvl w:val="0"/>
-          <w:numId w:val="1003"/>
+          <w:numId w:val="4"/>
         </w:numPr>
       </w:pPr>
       <w:r>
@@ -1176,32 +1249,33 @@
           <w:b/>
           <w:bCs/>
         </w:rPr>
-        <w:t xml:space="preserve">Decidir con datos</w:t>
-      </w:r>
-      <w:r>
-        <w:t xml:space="preserve"> </w:t>
-      </w:r>
-      <w:r>
-        <w:t xml:space="preserve">— dashboard, estadísticas y reportes mensuales → MOD-Dashboard.</w:t>
-      </w:r>
-    </w:p>
-    <w:bookmarkEnd w:id="61"/>
-    <w:bookmarkStart w:id="66" w:name="alcance-y-fuera-de-alcance"/>
-    <w:p>
-      <w:pPr>
-        <w:pStyle w:val="Heading1"/>
-      </w:pPr>
-      <w:r>
-        <w:t xml:space="preserve">Alcance y fuera de alcance</w:t>
-      </w:r>
-    </w:p>
-    <w:bookmarkStart w:id="62" w:name="módulos-incluidos-web-y-mobile"/>
-    <w:p>
-      <w:pPr>
-        <w:pStyle w:val="Heading2"/>
-      </w:pPr>
-      <w:r>
-        <w:t xml:space="preserve">Módulos incluidos (web y mobile)</w:t>
+        <w:t>Decidir con datos</w:t>
+      </w:r>
+      <w:r>
+        <w:t xml:space="preserve"> — dashboard, estadísticas y reportes mensuales → MOD-Dashboard.</w:t>
+      </w:r>
+    </w:p>
+    <w:p>
+      <w:pPr>
+        <w:pStyle w:val="Ttulo1"/>
+      </w:pPr>
+      <w:bookmarkStart w:id="13" w:name="alcance-y-fuera-de-alcance"/>
+      <w:bookmarkEnd w:id="12"/>
+      <w:r>
+        <w:lastRenderedPageBreak/>
+        <w:t xml:space="preserve">Alcance </w:t>
+      </w:r>
+      <w:r>
+        <w:t>y fuera de alcance</w:t>
+      </w:r>
+    </w:p>
+    <w:p>
+      <w:pPr>
+        <w:pStyle w:val="Ttulo2"/>
+      </w:pPr>
+      <w:bookmarkStart w:id="14" w:name="módulos-incluidos-web-y-mobile"/>
+      <w:r>
+        <w:t>Módulos incluidos (web y mobile)</w:t>
       </w:r>
     </w:p>
     <w:p>
@@ -1209,7 +1283,7 @@
         <w:pStyle w:val="Compact"/>
         <w:numPr>
           <w:ilvl w:val="0"/>
-          <w:numId w:val="1004"/>
+          <w:numId w:val="5"/>
         </w:numPr>
       </w:pPr>
       <w:r>
@@ -1217,13 +1291,10 @@
           <w:b/>
           <w:bCs/>
         </w:rPr>
-        <w:t xml:space="preserve">Clientes</w:t>
-      </w:r>
-      <w:r>
-        <w:t xml:space="preserve"> </w:t>
-      </w:r>
-      <w:r>
-        <w:t xml:space="preserve">— ficha, preferencias, historial y segmentación (familia, amigos, individual, pareja), con etiquetas libres para acciones comerciales.</w:t>
+        <w:t>Clientes</w:t>
+      </w:r>
+      <w:r>
+        <w:t xml:space="preserve"> — ficha, preferencias, historial y segmentación (familia, amigos, individual, pareja), con etiquetas libres para acciones comerciales.</w:t>
       </w:r>
     </w:p>
     <w:p>
@@ -1231,7 +1302,7 @@
         <w:pStyle w:val="Compact"/>
         <w:numPr>
           <w:ilvl w:val="0"/>
-          <w:numId w:val="1004"/>
+          <w:numId w:val="5"/>
         </w:numPr>
       </w:pPr>
       <w:r>
@@ -1239,13 +1310,13 @@
           <w:b/>
           <w:bCs/>
         </w:rPr>
-        <w:t xml:space="preserve">Oportunidades y cotización</w:t>
-      </w:r>
-      <w:r>
-        <w:t xml:space="preserve"> </w:t>
-      </w:r>
-      <w:r>
-        <w:t xml:space="preserve">— consultas recibidas por Instagram, WhatsApp o presencial, seguimiento del embudo y cotizaciones versionables.</w:t>
+        <w:t>Oportunidades y cotización</w:t>
+      </w:r>
+      <w:r>
+        <w:t xml:space="preserve"> — consultas recibidas por Instagr</w:t>
+      </w:r>
+      <w:r>
+        <w:t>am, WhatsApp o presencial, seguimiento del embudo y cotizaciones versionables.</w:t>
       </w:r>
     </w:p>
     <w:p>
@@ -1253,7 +1324,7 @@
         <w:pStyle w:val="Compact"/>
         <w:numPr>
           <w:ilvl w:val="0"/>
-          <w:numId w:val="1004"/>
+          <w:numId w:val="5"/>
         </w:numPr>
       </w:pPr>
       <w:r>
@@ -1261,13 +1332,10 @@
           <w:b/>
           <w:bCs/>
         </w:rPr>
-        <w:t xml:space="preserve">Viajes</w:t>
-      </w:r>
-      <w:r>
-        <w:t xml:space="preserve"> </w:t>
-      </w:r>
-      <w:r>
-        <w:t xml:space="preserve">— ficha del viaje, categorías (ej. salida grupal), estados e itinerario de hoteles.</w:t>
+        <w:t>Viajes</w:t>
+      </w:r>
+      <w:r>
+        <w:t xml:space="preserve"> — ficha del viaje, categorías (ej. salida grupal), estados e itinerario de hoteles.</w:t>
       </w:r>
     </w:p>
     <w:p>
@@ -1275,7 +1343,7 @@
         <w:pStyle w:val="Compact"/>
         <w:numPr>
           <w:ilvl w:val="0"/>
-          <w:numId w:val="1004"/>
+          <w:numId w:val="5"/>
         </w:numPr>
       </w:pPr>
       <w:r>
@@ -1283,13 +1351,13 @@
           <w:b/>
           <w:bCs/>
         </w:rPr>
-        <w:t xml:space="preserve">Economía y pagos</w:t>
-      </w:r>
-      <w:r>
-        <w:t xml:space="preserve"> </w:t>
-      </w:r>
-      <w:r>
-        <w:t xml:space="preserve">— precio de venta, costo del operador, ganancia y margen calculados por el sistema, comisión del vendedor, cuotas, checklist y % pagado, con operaciones en pesos o dólares.</w:t>
+        <w:t>Economía y pagos</w:t>
+      </w:r>
+      <w:r>
+        <w:t xml:space="preserve"> — precio de venta, costo del operador, ganancia y margen calculados p</w:t>
+      </w:r>
+      <w:r>
+        <w:t>or el sistema, comisión del vendedor, cuotas, checklist y % pagado, con operaciones en pesos o dólares.</w:t>
       </w:r>
     </w:p>
     <w:p>
@@ -1297,7 +1365,7 @@
         <w:pStyle w:val="Compact"/>
         <w:numPr>
           <w:ilvl w:val="0"/>
-          <w:numId w:val="1004"/>
+          <w:numId w:val="5"/>
         </w:numPr>
       </w:pPr>
       <w:r>
@@ -1305,13 +1373,10 @@
           <w:b/>
           <w:bCs/>
         </w:rPr>
-        <w:t xml:space="preserve">Alertas y recordatorios</w:t>
-      </w:r>
-      <w:r>
-        <w:t xml:space="preserve"> </w:t>
-      </w:r>
-      <w:r>
-        <w:t xml:space="preserve">— pagos, formularios por destino, próximas salidas, insistencia, reseñas post-viaje y recordatorios manuales.</w:t>
+        <w:t>Alertas y recordatorios</w:t>
+      </w:r>
+      <w:r>
+        <w:t xml:space="preserve"> — pagos, formularios por destino, próximas salidas, insistencia, reseñas post-viaje y recordatorios manuales.</w:t>
       </w:r>
     </w:p>
     <w:p>
@@ -1319,7 +1384,7 @@
         <w:pStyle w:val="Compact"/>
         <w:numPr>
           <w:ilvl w:val="0"/>
-          <w:numId w:val="1004"/>
+          <w:numId w:val="5"/>
         </w:numPr>
       </w:pPr>
       <w:r>
@@ -1327,13 +1392,17 @@
           <w:b/>
           <w:bCs/>
         </w:rPr>
-        <w:t xml:space="preserve">Catálogo de hoteles</w:t>
-      </w:r>
-      <w:r>
-        <w:t xml:space="preserve"> </w:t>
-      </w:r>
-      <w:r>
-        <w:t xml:space="preserve">— hoteles vendidos con reseñas para consultar y recomendar.</w:t>
+        <w:t>Catálogo de hotele</w:t>
+      </w:r>
+      <w:r>
+        <w:rPr>
+          <w:b/>
+          <w:bCs/>
+        </w:rPr>
+        <w:t>s</w:t>
+      </w:r>
+      <w:r>
+        <w:t xml:space="preserve"> — hoteles vendidos con reseñas para consultar y recomendar.</w:t>
       </w:r>
     </w:p>
     <w:p>
@@ -1341,7 +1410,7 @@
         <w:pStyle w:val="Compact"/>
         <w:numPr>
           <w:ilvl w:val="0"/>
-          <w:numId w:val="1004"/>
+          <w:numId w:val="5"/>
         </w:numPr>
       </w:pPr>
       <w:r>
@@ -1349,13 +1418,10 @@
           <w:b/>
           <w:bCs/>
         </w:rPr>
-        <w:t xml:space="preserve">Redes sociales</w:t>
-      </w:r>
-      <w:r>
-        <w:t xml:space="preserve"> </w:t>
-      </w:r>
-      <w:r>
-        <w:t xml:space="preserve">— calendario de contenido, generador de propuestas y tablero kanban.</w:t>
+        <w:t>Redes sociales</w:t>
+      </w:r>
+      <w:r>
+        <w:t xml:space="preserve"> — calendario de contenido, generador de propuestas y tablero kanban.</w:t>
       </w:r>
     </w:p>
     <w:p>
@@ -1363,7 +1429,7 @@
         <w:pStyle w:val="Compact"/>
         <w:numPr>
           <w:ilvl w:val="0"/>
-          <w:numId w:val="1004"/>
+          <w:numId w:val="5"/>
         </w:numPr>
       </w:pPr>
       <w:r>
@@ -1371,13 +1437,10 @@
           <w:b/>
           <w:bCs/>
         </w:rPr>
-        <w:t xml:space="preserve">Dashboard y reportes</w:t>
-      </w:r>
-      <w:r>
-        <w:t xml:space="preserve"> </w:t>
-      </w:r>
-      <w:r>
-        <w:t xml:space="preserve">— estadísticas generales y reportes mensuales.</w:t>
+        <w:t>Dashboard y reportes</w:t>
+      </w:r>
+      <w:r>
+        <w:t xml:space="preserve"> — estadísticas generales y reportes mensuales.</w:t>
       </w:r>
     </w:p>
     <w:p>
@@ -1385,7 +1448,7 @@
         <w:pStyle w:val="Compact"/>
         <w:numPr>
           <w:ilvl w:val="0"/>
-          <w:numId w:val="1004"/>
+          <w:numId w:val="5"/>
         </w:numPr>
       </w:pPr>
       <w:r>
@@ -1393,13 +1456,13 @@
           <w:b/>
           <w:bCs/>
         </w:rPr>
-        <w:t xml:space="preserve">Calendario de viajes</w:t>
-      </w:r>
-      <w:r>
-        <w:t xml:space="preserve"> </w:t>
-      </w:r>
-      <w:r>
-        <w:t xml:space="preserve">— vista de agenda con salidas y fechas clave.</w:t>
+        <w:t>Calendario de viajes</w:t>
+      </w:r>
+      <w:r>
+        <w:t xml:space="preserve"> — vista de agenda con</w:t>
+      </w:r>
+      <w:r>
+        <w:t xml:space="preserve"> salidas y fechas clave.</w:t>
       </w:r>
     </w:p>
     <w:p>
@@ -1407,7 +1470,7 @@
         <w:pStyle w:val="Compact"/>
         <w:numPr>
           <w:ilvl w:val="0"/>
-          <w:numId w:val="1004"/>
+          <w:numId w:val="5"/>
         </w:numPr>
       </w:pPr>
       <w:r>
@@ -1415,13 +1478,13 @@
           <w:b/>
           <w:bCs/>
         </w:rPr>
-        <w:t xml:space="preserve">Configuración y catálogos</w:t>
+        <w:t>Configuración y catálogos</w:t>
       </w:r>
       <w:r>
         <w:t xml:space="preserve"> </w:t>
       </w:r>
       <w:r>
-        <w:t xml:space="preserve">— comisión por defecto de cada vendedor, requisitos por destino, y los catálogos de destinos y de operadores.</w:t>
+        <w:t>— comisión por defecto de cada vendedor, requisitos por destino, y los catálogos de destinos y de operadores.</w:t>
       </w:r>
     </w:p>
     <w:p>
@@ -1429,7 +1492,7 @@
         <w:pStyle w:val="Compact"/>
         <w:numPr>
           <w:ilvl w:val="0"/>
-          <w:numId w:val="1004"/>
+          <w:numId w:val="5"/>
         </w:numPr>
       </w:pPr>
       <w:r>
@@ -1437,23 +1500,23 @@
           <w:b/>
           <w:bCs/>
         </w:rPr>
-        <w:t xml:space="preserve">Usuarios y seguridad</w:t>
-      </w:r>
-      <w:r>
-        <w:t xml:space="preserve"> </w:t>
-      </w:r>
-      <w:r>
-        <w:t xml:space="preserve">— acceso individual con usuario y contraseña, roles con distinta visibilidad y registro de autoría de los cambios.</w:t>
-      </w:r>
-    </w:p>
-    <w:bookmarkEnd w:id="62"/>
-    <w:bookmarkStart w:id="63" w:name="fuera-de-alcance-esta-etapa"/>
-    <w:p>
-      <w:pPr>
-        <w:pStyle w:val="Heading2"/>
-      </w:pPr>
-      <w:r>
-        <w:t xml:space="preserve">Fuera de alcance (esta etapa)</w:t>
+        <w:t>Usuarios y seguridad</w:t>
+      </w:r>
+      <w:r>
+        <w:t xml:space="preserve"> — acceso individual con usuario y contraseña, roles con distinta visibilidad y registro de autoría de los cambios.</w:t>
+      </w:r>
+    </w:p>
+    <w:p>
+      <w:pPr>
+        <w:pStyle w:val="Ttulo2"/>
+      </w:pPr>
+      <w:bookmarkStart w:id="15" w:name="fuera-de-alcance-esta-etapa"/>
+      <w:bookmarkEnd w:id="14"/>
+      <w:r>
+        <w:t>Fuera de a</w:t>
+      </w:r>
+      <w:r>
+        <w:t>lcance (esta etapa)</w:t>
       </w:r>
     </w:p>
     <w:p>
@@ -1461,13 +1524,10 @@
         <w:pStyle w:val="Compact"/>
         <w:numPr>
           <w:ilvl w:val="0"/>
-          <w:numId w:val="1005"/>
+          <w:numId w:val="6"/>
         </w:numPr>
       </w:pPr>
       <w:r>
-        <w:t xml:space="preserve">❌</w:t>
-      </w:r>
-      <w:r>
         <w:t xml:space="preserve"> </w:t>
       </w:r>
       <w:r>
@@ -1475,13 +1535,10 @@
           <w:b/>
           <w:bCs/>
         </w:rPr>
-        <w:t xml:space="preserve">No procesa pagos online:</w:t>
-      </w:r>
-      <w:r>
-        <w:t xml:space="preserve"> </w:t>
-      </w:r>
-      <w:r>
-        <w:t xml:space="preserve">registra pagos, cuotas y vencimientos, pero no cobra ni gestiona reembolsos o penalidades.</w:t>
+        <w:t>No procesa pagos online:</w:t>
+      </w:r>
+      <w:r>
+        <w:t xml:space="preserve"> registra pagos, cuotas y vencimientos, pero no cobra ni gestiona reembolsos o penalidades.</w:t>
       </w:r>
     </w:p>
     <w:p>
@@ -1489,13 +1546,10 @@
         <w:pStyle w:val="Compact"/>
         <w:numPr>
           <w:ilvl w:val="0"/>
-          <w:numId w:val="1005"/>
+          <w:numId w:val="6"/>
         </w:numPr>
       </w:pPr>
       <w:r>
-        <w:t xml:space="preserve">❌</w:t>
-      </w:r>
-      <w:r>
         <w:t xml:space="preserve"> </w:t>
       </w:r>
       <w:r>
@@ -1503,13 +1557,10 @@
           <w:b/>
           <w:bCs/>
         </w:rPr>
-        <w:t xml:space="preserve">No reemplaza el asesoramiento del agente:</w:t>
-      </w:r>
-      <w:r>
-        <w:t xml:space="preserve"> </w:t>
-      </w:r>
-      <w:r>
-        <w:t xml:space="preserve">lo asiste, no decide por él.</w:t>
+        <w:t>No reemplaza el asesoramiento del agente:</w:t>
+      </w:r>
+      <w:r>
+        <w:t xml:space="preserve"> lo asiste, no decide por él.</w:t>
       </w:r>
     </w:p>
     <w:p>
@@ -1517,13 +1568,10 @@
         <w:pStyle w:val="Compact"/>
         <w:numPr>
           <w:ilvl w:val="0"/>
-          <w:numId w:val="1005"/>
+          <w:numId w:val="6"/>
         </w:numPr>
       </w:pPr>
       <w:r>
-        <w:t xml:space="preserve">❌</w:t>
-      </w:r>
-      <w:r>
         <w:t xml:space="preserve"> </w:t>
       </w:r>
       <w:r>
@@ -1531,13 +1579,13 @@
           <w:b/>
           <w:bCs/>
         </w:rPr>
-        <w:t xml:space="preserve">No publica en redes por sí solo:</w:t>
-      </w:r>
-      <w:r>
-        <w:t xml:space="preserve"> </w:t>
-      </w:r>
-      <w:r>
-        <w:t xml:space="preserve">propone y organiza el contenido; la publicación la hace una persona.</w:t>
+        <w:t>No publica en redes por sí solo:</w:t>
+      </w:r>
+      <w:r>
+        <w:t xml:space="preserve"> propone y </w:t>
+      </w:r>
+      <w:r>
+        <w:t>organiza el contenido; la publicación la hace una persona.</w:t>
       </w:r>
     </w:p>
     <w:p>
@@ -1545,13 +1593,10 @@
         <w:pStyle w:val="Compact"/>
         <w:numPr>
           <w:ilvl w:val="0"/>
-          <w:numId w:val="1005"/>
+          <w:numId w:val="6"/>
         </w:numPr>
       </w:pPr>
       <w:r>
-        <w:t xml:space="preserve">❌</w:t>
-      </w:r>
-      <w:r>
         <w:t xml:space="preserve"> </w:t>
       </w:r>
       <w:r>
@@ -1559,7 +1604,7 @@
           <w:b/>
           <w:bCs/>
         </w:rPr>
-        <w:t xml:space="preserve">No integra con mayoristas ni GDS.</w:t>
+        <w:t>No integra con mayoristas ni GDS.</w:t>
       </w:r>
     </w:p>
     <w:p>
@@ -1567,13 +1612,10 @@
         <w:pStyle w:val="Compact"/>
         <w:numPr>
           <w:ilvl w:val="0"/>
-          <w:numId w:val="1005"/>
+          <w:numId w:val="6"/>
         </w:numPr>
       </w:pPr>
       <w:r>
-        <w:t xml:space="preserve">❌</w:t>
-      </w:r>
-      <w:r>
         <w:t xml:space="preserve"> </w:t>
       </w:r>
       <w:r>
@@ -1581,42 +1623,33 @@
           <w:b/>
           <w:bCs/>
         </w:rPr>
-        <w:t xml:space="preserve">Cotizador automático por scraping</w:t>
-      </w:r>
-      <w:r>
-        <w:t xml:space="preserve"> </w:t>
-      </w:r>
-      <w:r>
-        <w:t xml:space="preserve">de páginas de proveedores y</w:t>
-      </w:r>
-      <w:r>
-        <w:t xml:space="preserve"> </w:t>
-      </w:r>
-      <w:r>
-        <w:rPr>
-          <w:b/>
-          <w:bCs/>
-        </w:rPr>
-        <w:t xml:space="preserve">detección de ofertas por scraping</w:t>
-      </w:r>
-      <w:r>
-        <w:t xml:space="preserve"> </w:t>
-      </w:r>
-      <w:r>
-        <w:t xml:space="preserve">— descartado por complejidad técnica y legal. El cotizador queda</w:t>
-      </w:r>
-      <w:r>
-        <w:t xml:space="preserve"> </w:t>
-      </w:r>
-      <w:r>
-        <w:rPr>
-          <w:b/>
-          <w:bCs/>
-        </w:rPr>
-        <w:t xml:space="preserve">asistido</w:t>
-      </w:r>
-      <w:r>
-        <w:t xml:space="preserve">: plantilla + formulario que genera el documento, con precios cargados por el asesor (CU-06 Emitir cotización).</w:t>
+        <w:t>Cotizador automático por scraping</w:t>
+      </w:r>
+      <w:r>
+        <w:t xml:space="preserve"> de páginas de proveedores y </w:t>
+      </w:r>
+      <w:r>
+        <w:rPr>
+          <w:b/>
+          <w:bCs/>
+        </w:rPr>
+        <w:t>detección de ofertas por scraping</w:t>
+      </w:r>
+      <w:r>
+        <w:t xml:space="preserve"> — descartado por complejidad técnica y legal. El cotizador qued</w:t>
+      </w:r>
+      <w:r>
+        <w:t xml:space="preserve">a </w:t>
+      </w:r>
+      <w:r>
+        <w:rPr>
+          <w:b/>
+          <w:bCs/>
+        </w:rPr>
+        <w:t>asistido</w:t>
+      </w:r>
+      <w:r>
+        <w:t>: plantilla + formulario que genera el documento, con precios cargados por el asesor (CU-06 Emitir cotización).</w:t>
       </w:r>
     </w:p>
     <w:p>
@@ -1624,13 +1657,10 @@
         <w:pStyle w:val="Compact"/>
         <w:numPr>
           <w:ilvl w:val="0"/>
-          <w:numId w:val="1005"/>
+          <w:numId w:val="6"/>
         </w:numPr>
       </w:pPr>
       <w:r>
-        <w:t xml:space="preserve">❌</w:t>
-      </w:r>
-      <w:r>
         <w:t xml:space="preserve"> </w:t>
       </w:r>
       <w:r>
@@ -1638,23 +1668,23 @@
           <w:b/>
           <w:bCs/>
         </w:rPr>
-        <w:t xml:space="preserve">Envío automático de avisos al pasajero:</w:t>
-      </w:r>
-      <w:r>
-        <w:t xml:space="preserve"> </w:t>
-      </w:r>
-      <w:r>
-        <w:t xml:space="preserve">el sistema genera el aviso internamente y la persona decide cuándo escribirle por el canal que corresponda. La automatización por WhatsApp queda para más adelante y será configurable.</w:t>
-      </w:r>
-    </w:p>
-    <w:bookmarkEnd w:id="63"/>
-    <w:bookmarkStart w:id="64" w:name="incluido-explícitamente"/>
-    <w:p>
-      <w:pPr>
-        <w:pStyle w:val="Heading2"/>
-      </w:pPr>
-      <w:r>
-        <w:t xml:space="preserve">Incluido explícitamente</w:t>
+        <w:t>Envío automático de avisos al pasajero:</w:t>
+      </w:r>
+      <w:r>
+        <w:t xml:space="preserve"> el sistema genera el aviso internamente y la persona decide cuándo escribirle por el canal q</w:t>
+      </w:r>
+      <w:r>
+        <w:t>ue corresponda. La automatización por WhatsApp queda para más adelante y será configurable.</w:t>
+      </w:r>
+    </w:p>
+    <w:p>
+      <w:pPr>
+        <w:pStyle w:val="Ttulo2"/>
+      </w:pPr>
+      <w:bookmarkStart w:id="16" w:name="incluido-explícitamente"/>
+      <w:bookmarkEnd w:id="15"/>
+      <w:r>
+        <w:t>Incluido explícitamente</w:t>
       </w:r>
     </w:p>
     <w:p>
@@ -1662,13 +1692,10 @@
         <w:pStyle w:val="Compact"/>
         <w:numPr>
           <w:ilvl w:val="0"/>
-          <w:numId w:val="1006"/>
+          <w:numId w:val="7"/>
         </w:numPr>
       </w:pPr>
       <w:r>
-        <w:t xml:space="preserve">✅</w:t>
-      </w:r>
-      <w:r>
         <w:t xml:space="preserve"> </w:t>
       </w:r>
       <w:r>
@@ -1676,42 +1703,33 @@
           <w:b/>
           <w:bCs/>
         </w:rPr>
-        <w:t xml:space="preserve">CRM proactivo:</w:t>
-      </w:r>
-      <w:r>
-        <w:t xml:space="preserve"> </w:t>
-      </w:r>
-      <w:r>
-        <w:t xml:space="preserve">el sistema detecta</w:t>
-      </w:r>
-      <w:r>
-        <w:t xml:space="preserve"> </w:t>
-      </w:r>
-      <w:r>
-        <w:rPr>
-          <w:b/>
-          <w:bCs/>
-        </w:rPr>
-        <w:t xml:space="preserve">clientes fieles inactivos</w:t>
-      </w:r>
-      <w:r>
-        <w:t xml:space="preserve"> </w:t>
-      </w:r>
-      <w:r>
-        <w:t xml:space="preserve">(con historial de viajes y sin actividad reciente) y sugiere</w:t>
-      </w:r>
-      <w:r>
-        <w:t xml:space="preserve"> </w:t>
-      </w:r>
-      <w:r>
-        <w:rPr>
-          <w:b/>
-          <w:bCs/>
-        </w:rPr>
-        <w:t xml:space="preserve">recontactarlos</w:t>
-      </w:r>
-      <w:r>
-        <w:t xml:space="preserve">, con opt-out para no ser invasivo. Ver CU-30 Sugerir recontacto de clientes.</w:t>
+        <w:t>CRM proactivo:</w:t>
+      </w:r>
+      <w:r>
+        <w:t xml:space="preserve"> el sistema detecta </w:t>
+      </w:r>
+      <w:r>
+        <w:rPr>
+          <w:b/>
+          <w:bCs/>
+        </w:rPr>
+        <w:t>clientes fieles inactivos</w:t>
+      </w:r>
+      <w:r>
+        <w:t xml:space="preserve"> (con historial de viajes y sin actividad reciente) y sugiere </w:t>
+      </w:r>
+      <w:r>
+        <w:rPr>
+          <w:b/>
+          <w:bCs/>
+        </w:rPr>
+        <w:t>recontactarlos</w:t>
+      </w:r>
+      <w:r>
+        <w:t>, c</w:t>
+      </w:r>
+      <w:r>
+        <w:t>on opt-out para no ser invasivo. Ver CU-30 Sugerir recontacto de clientes.</w:t>
       </w:r>
     </w:p>
     <w:p>
@@ -1719,13 +1737,10 @@
         <w:pStyle w:val="Compact"/>
         <w:numPr>
           <w:ilvl w:val="0"/>
-          <w:numId w:val="1006"/>
+          <w:numId w:val="7"/>
         </w:numPr>
       </w:pPr>
       <w:r>
-        <w:t xml:space="preserve">✅</w:t>
-      </w:r>
-      <w:r>
         <w:t xml:space="preserve"> </w:t>
       </w:r>
       <w:r>
@@ -1733,23 +1748,24 @@
           <w:b/>
           <w:bCs/>
         </w:rPr>
-        <w:t xml:space="preserve">Vencimiento de pago a proveedor por hotel:</w:t>
-      </w:r>
-      <w:r>
-        <w:t xml:space="preserve"> </w:t>
-      </w:r>
-      <w:r>
-        <w:t xml:space="preserve">cada Hotel del itinerario puede tener su fecha de vencimiento de pago a proveedor, con Alerta un mes antes (CU-09 Armar itinerario de hoteles).</w:t>
-      </w:r>
-    </w:p>
-    <w:bookmarkEnd w:id="64"/>
-    <w:bookmarkStart w:id="65" w:name="fase-2-fuera-de-esta-etapa"/>
-    <w:p>
-      <w:pPr>
-        <w:pStyle w:val="Heading2"/>
-      </w:pPr>
-      <w:r>
-        <w:t xml:space="preserve">Fase 2 (fuera de esta etapa)</w:t>
+        <w:t>Vencimiento de pago a proveedor por hotel:</w:t>
+      </w:r>
+      <w:r>
+        <w:t xml:space="preserve"> cada Hotel del itinerario puede tener su fecha de vencimiento de pago a proveedor, con Alerta un mes antes (CU-09 Armar itinerario de ho</w:t>
+      </w:r>
+      <w:r>
+        <w:t>teles).</w:t>
+      </w:r>
+    </w:p>
+    <w:p>
+      <w:pPr>
+        <w:pStyle w:val="Ttulo2"/>
+      </w:pPr>
+      <w:bookmarkStart w:id="17" w:name="fase-2-fuera-de-esta-etapa"/>
+      <w:bookmarkEnd w:id="16"/>
+      <w:r>
+        <w:lastRenderedPageBreak/>
+        <w:t>Fase 2 (fuera de esta etapa)</w:t>
       </w:r>
     </w:p>
     <w:p>
@@ -1757,7 +1773,7 @@
         <w:pStyle w:val="Compact"/>
         <w:numPr>
           <w:ilvl w:val="0"/>
-          <w:numId w:val="1007"/>
+          <w:numId w:val="8"/>
         </w:numPr>
       </w:pPr>
       <w:r>
@@ -1765,13 +1781,10 @@
           <w:b/>
           <w:bCs/>
         </w:rPr>
-        <w:t xml:space="preserve">Módulo de facturación:</w:t>
-      </w:r>
-      <w:r>
-        <w:t xml:space="preserve"> </w:t>
-      </w:r>
-      <w:r>
-        <w:t xml:space="preserve">se evaluará en una segunda etapa.</w:t>
+        <w:t>Módulo de facturación:</w:t>
+      </w:r>
+      <w:r>
+        <w:t xml:space="preserve"> se evaluará en una segunda etapa.</w:t>
       </w:r>
     </w:p>
     <w:p>
@@ -1779,7 +1792,7 @@
         <w:pStyle w:val="Compact"/>
         <w:numPr>
           <w:ilvl w:val="0"/>
-          <w:numId w:val="1007"/>
+          <w:numId w:val="8"/>
         </w:numPr>
       </w:pPr>
       <w:r>
@@ -1787,13 +1800,10 @@
           <w:b/>
           <w:bCs/>
         </w:rPr>
-        <w:t xml:space="preserve">Cotizador automático y detección de ofertas:</w:t>
-      </w:r>
-      <w:r>
-        <w:t xml:space="preserve"> </w:t>
-      </w:r>
-      <w:r>
-        <w:t xml:space="preserve">se reevaluarán según su viabilidad técnica y legal.</w:t>
+        <w:t>Cotizador automático y detección de ofertas:</w:t>
+      </w:r>
+      <w:r>
+        <w:t xml:space="preserve"> se reevaluarán según su viabilidad técnica y legal.</w:t>
       </w:r>
     </w:p>
     <w:p>
@@ -1801,7 +1811,7 @@
         <w:pStyle w:val="Compact"/>
         <w:numPr>
           <w:ilvl w:val="0"/>
-          <w:numId w:val="1007"/>
+          <w:numId w:val="8"/>
         </w:numPr>
       </w:pPr>
       <w:r>
@@ -1809,24 +1819,25 @@
           <w:b/>
           <w:bCs/>
         </w:rPr>
-        <w:t xml:space="preserve">Integraciones externas:</w:t>
+        <w:t>Integraciones externas:</w:t>
       </w:r>
       <w:r>
         <w:t xml:space="preserve"> </w:t>
       </w:r>
       <w:r>
-        <w:t xml:space="preserve">publicación directa en redes y conexión con proveedores.</w:t>
-      </w:r>
-    </w:p>
-    <w:bookmarkEnd w:id="65"/>
-    <w:bookmarkEnd w:id="66"/>
-    <w:bookmarkStart w:id="73" w:name="actores"/>
-    <w:p>
-      <w:pPr>
-        <w:pStyle w:val="Heading1"/>
-      </w:pPr>
-      <w:r>
-        <w:t xml:space="preserve">Actores</w:t>
+        <w:t>publicación directa en redes y conexión con proveedores.</w:t>
+      </w:r>
+    </w:p>
+    <w:p>
+      <w:pPr>
+        <w:pStyle w:val="Ttulo1"/>
+      </w:pPr>
+      <w:bookmarkStart w:id="18" w:name="actores"/>
+      <w:bookmarkEnd w:id="13"/>
+      <w:bookmarkEnd w:id="17"/>
+      <w:r>
+        <w:lastRenderedPageBreak/>
+        <w:t>Actores</w:t>
       </w:r>
     </w:p>
     <w:p>
@@ -1834,26 +1845,23 @@
         <w:pStyle w:val="FirstParagraph"/>
       </w:pPr>
       <w:r>
-        <w:t xml:space="preserve">En una PyME una misma persona puede cubrir varios roles.</w:t>
-      </w:r>
-    </w:p>
-    <w:bookmarkStart w:id="67" w:name="empleado-asesor-usuario-principal"/>
-    <w:p>
-      <w:pPr>
-        <w:pStyle w:val="Heading2"/>
-      </w:pPr>
-      <w:r>
-        <w:t xml:space="preserve">Empleado / Asesor —</w:t>
-      </w:r>
-      <w:r>
-        <w:t xml:space="preserve"> </w:t>
+        <w:t>En una PyME una misma persona puede cubrir varios roles.</w:t>
+      </w:r>
+    </w:p>
+    <w:p>
+      <w:pPr>
+        <w:pStyle w:val="Ttulo2"/>
+      </w:pPr>
+      <w:bookmarkStart w:id="19" w:name="empleado-asesor-usuario-principal"/>
+      <w:r>
+        <w:t xml:space="preserve">Empleado / Asesor — </w:t>
       </w:r>
       <w:r>
         <w:rPr>
           <w:i/>
           <w:iCs/>
         </w:rPr>
-        <w:t xml:space="preserve">usuario principal</w:t>
+        <w:t>usuario principal</w:t>
       </w:r>
     </w:p>
     <w:p>
@@ -1861,77 +1869,60 @@
         <w:pStyle w:val="FirstParagraph"/>
       </w:pPr>
       <w:r>
-        <w:t xml:space="preserve">Recibe consultas, gestiona clientes, cotiza, arma viajes y controla pagos y alertas.</w:t>
-      </w:r>
-      <w:r>
-        <w:t xml:space="preserve"> </w:t>
-      </w:r>
-      <w:r>
-        <w:rPr>
-          <w:b/>
-          <w:bCs/>
-        </w:rPr>
-        <w:t xml:space="preserve">Ve toda la agencia</w:t>
-      </w:r>
-      <w:r>
-        <w:t xml:space="preserve"> </w:t>
-      </w:r>
-      <w:r>
-        <w:t xml:space="preserve">(lectura global) y organiza</w:t>
-      </w:r>
-      <w:r>
-        <w:t xml:space="preserve"> </w:t>
-      </w:r>
-      <w:r>
-        <w:rPr>
-          <w:b/>
-          <w:bCs/>
-        </w:rPr>
-        <w:t xml:space="preserve">lo suyo</w:t>
-      </w:r>
-      <w:r>
-        <w:t xml:space="preserve"> </w:t>
-      </w:r>
-      <w:r>
-        <w:t xml:space="preserve">mediante la vista personal; su agenda de alertas es propia. Se modela como Usuario con rol</w:t>
-      </w:r>
-      <w:r>
-        <w:t xml:space="preserve"> </w:t>
+        <w:t xml:space="preserve">Recibe consultas, gestiona clientes, cotiza, arma viajes y controla pagos y alertas. </w:t>
+      </w:r>
+      <w:r>
+        <w:rPr>
+          <w:b/>
+          <w:bCs/>
+        </w:rPr>
+        <w:t xml:space="preserve">Ve toda la </w:t>
+      </w:r>
+      <w:r>
+        <w:rPr>
+          <w:b/>
+          <w:bCs/>
+        </w:rPr>
+        <w:t>agencia</w:t>
+      </w:r>
+      <w:r>
+        <w:t xml:space="preserve"> (lectura global) y organiza </w:t>
+      </w:r>
+      <w:r>
+        <w:rPr>
+          <w:b/>
+          <w:bCs/>
+        </w:rPr>
+        <w:t>lo suyo</w:t>
+      </w:r>
+      <w:r>
+        <w:t xml:space="preserve"> mediante la vista personal; su agenda de alertas es propia. Se modela como Usuario con rol </w:t>
       </w:r>
       <w:r>
         <w:rPr>
           <w:rStyle w:val="VerbatimChar"/>
         </w:rPr>
-        <w:t xml:space="preserve">empleado</w:t>
-      </w:r>
-      <w:r>
-        <w:t xml:space="preserve">.</w:t>
-      </w:r>
-      <w:r>
-        <w:t xml:space="preserve"> </w:t>
-      </w:r>
-      <w:r>
-        <w:t xml:space="preserve">Casos de uso: CU-01 De la consulta a la venta.</w:t>
-      </w:r>
-    </w:p>
-    <w:bookmarkEnd w:id="67"/>
-    <w:bookmarkStart w:id="68" w:name="administrador-configuración-y-operación"/>
-    <w:p>
-      <w:pPr>
-        <w:pStyle w:val="Heading2"/>
-      </w:pPr>
-      <w:r>
-        <w:t xml:space="preserve">Administrador —</w:t>
-      </w:r>
-      <w:r>
-        <w:t xml:space="preserve"> </w:t>
+        <w:t>empleado</w:t>
+      </w:r>
+      <w:r>
+        <w:t>. Casos de uso: CU-01 De la consulta a la venta.</w:t>
+      </w:r>
+    </w:p>
+    <w:p>
+      <w:pPr>
+        <w:pStyle w:val="Ttulo2"/>
+      </w:pPr>
+      <w:bookmarkStart w:id="20" w:name="administrador-configuración-y-operación"/>
+      <w:bookmarkEnd w:id="19"/>
+      <w:r>
+        <w:t xml:space="preserve">Administrador — </w:t>
       </w:r>
       <w:r>
         <w:rPr>
           <w:i/>
           <w:iCs/>
         </w:rPr>
-        <w:t xml:space="preserve">configuración y operación</w:t>
+        <w:t>configuración y operación</w:t>
       </w:r>
     </w:p>
     <w:p>
@@ -1939,68 +1930,56 @@
         <w:pStyle w:val="FirstParagraph"/>
       </w:pPr>
       <w:r>
-        <w:t xml:space="preserve">Gestiona usuarios y configura parámetros del negocio (p. ej. la</w:t>
-      </w:r>
-      <w:r>
-        <w:t xml:space="preserve"> </w:t>
-      </w:r>
-      <w:r>
-        <w:rPr>
-          <w:b/>
-          <w:bCs/>
-        </w:rPr>
-        <w:t xml:space="preserve">comisión por defecto de cada vendedor</w:t>
-      </w:r>
-      <w:r>
-        <w:t xml:space="preserve">).</w:t>
-      </w:r>
-      <w:r>
-        <w:t xml:space="preserve"> </w:t>
-      </w:r>
-      <w:r>
-        <w:rPr>
-          <w:b/>
-          <w:bCs/>
-        </w:rPr>
-        <w:t xml:space="preserve">Ve toda la empresa.</w:t>
-      </w:r>
-      <w:r>
-        <w:t xml:space="preserve"> </w:t>
-      </w:r>
-      <w:r>
-        <w:t xml:space="preserve">Usuario con rol</w:t>
-      </w:r>
-      <w:r>
-        <w:t xml:space="preserve"> </w:t>
+        <w:t>Gestiona usuarios y co</w:t>
+      </w:r>
+      <w:r>
+        <w:t xml:space="preserve">nfigura parámetros del negocio (p. ej. la </w:t>
+      </w:r>
+      <w:r>
+        <w:rPr>
+          <w:b/>
+          <w:bCs/>
+        </w:rPr>
+        <w:t>comisión por defecto de cada vendedor</w:t>
+      </w:r>
+      <w:r>
+        <w:t xml:space="preserve">). </w:t>
+      </w:r>
+      <w:r>
+        <w:rPr>
+          <w:b/>
+          <w:bCs/>
+        </w:rPr>
+        <w:t>Ve toda la empresa.</w:t>
+      </w:r>
+      <w:r>
+        <w:t xml:space="preserve"> Usuario con rol </w:t>
       </w:r>
       <w:r>
         <w:rPr>
           <w:rStyle w:val="VerbatimChar"/>
         </w:rPr>
-        <w:t xml:space="preserve">admin</w:t>
-      </w:r>
-      <w:r>
-        <w:t xml:space="preserve">.</w:t>
-      </w:r>
-    </w:p>
-    <w:bookmarkEnd w:id="68"/>
-    <w:bookmarkStart w:id="69" w:name="dueñoa-visión-del-negocio"/>
-    <w:p>
-      <w:pPr>
-        <w:pStyle w:val="Heading2"/>
-      </w:pPr>
-      <w:r>
-        <w:t xml:space="preserve">Dueño/a —</w:t>
-      </w:r>
-      <w:r>
-        <w:t xml:space="preserve"> </w:t>
+        <w:t>admin</w:t>
+      </w:r>
+      <w:r>
+        <w:t>.</w:t>
+      </w:r>
+    </w:p>
+    <w:p>
+      <w:pPr>
+        <w:pStyle w:val="Ttulo2"/>
+      </w:pPr>
+      <w:bookmarkStart w:id="21" w:name="dueñoa-visión-del-negocio"/>
+      <w:bookmarkEnd w:id="20"/>
+      <w:r>
+        <w:t xml:space="preserve">Dueño/a — </w:t>
       </w:r>
       <w:r>
         <w:rPr>
           <w:i/>
           <w:iCs/>
         </w:rPr>
-        <w:t xml:space="preserve">visión del negocio</w:t>
+        <w:t>visión del negocio</w:t>
       </w:r>
     </w:p>
     <w:p>
@@ -2008,55 +1987,43 @@
         <w:pStyle w:val="FirstParagraph"/>
       </w:pPr>
       <w:r>
-        <w:t xml:space="preserve">Propietaria de la agencia: visión total, reportes y estadísticas.</w:t>
-      </w:r>
-      <w:r>
-        <w:t xml:space="preserve"> </w:t>
-      </w:r>
-      <w:r>
-        <w:rPr>
-          <w:b/>
-          <w:bCs/>
-        </w:rPr>
-        <w:t xml:space="preserve">Ve toda la empresa.</w:t>
-      </w:r>
-      <w:r>
-        <w:t xml:space="preserve"> </w:t>
-      </w:r>
-      <w:r>
-        <w:t xml:space="preserve">Usuario con rol</w:t>
-      </w:r>
-      <w:r>
-        <w:t xml:space="preserve"> </w:t>
+        <w:t xml:space="preserve">Propietaria de la agencia: visión total, reportes y estadísticas. </w:t>
+      </w:r>
+      <w:r>
+        <w:rPr>
+          <w:b/>
+          <w:bCs/>
+        </w:rPr>
+        <w:t>Ve toda la empresa.</w:t>
+      </w:r>
+      <w:r>
+        <w:t xml:space="preserve"> Usuario con rol </w:t>
       </w:r>
       <w:r>
         <w:rPr>
           <w:rStyle w:val="VerbatimChar"/>
         </w:rPr>
-        <w:t xml:space="preserve">dueño</w:t>
-      </w:r>
-      <w:r>
-        <w:t xml:space="preserve">.</w:t>
-      </w:r>
-    </w:p>
-    <w:bookmarkEnd w:id="69"/>
-    <w:bookmarkStart w:id="70" w:name="X6c0ef285ed268354d46c074c14239c2805ce85b"/>
-    <w:p>
-      <w:pPr>
-        <w:pStyle w:val="Heading2"/>
-      </w:pPr>
-      <w:r>
-        <w:t xml:space="preserve">Vendedor freelance —</w:t>
-      </w:r>
-      <w:r>
-        <w:t xml:space="preserve"> </w:t>
+        <w:t>dueño</w:t>
+      </w:r>
+      <w:r>
+        <w:t>.</w:t>
+      </w:r>
+    </w:p>
+    <w:p>
+      <w:pPr>
+        <w:pStyle w:val="Ttulo2"/>
+      </w:pPr>
+      <w:bookmarkStart w:id="22" w:name="X6c0ef285ed268354d46c074c14239c2805ce85b"/>
+      <w:bookmarkEnd w:id="21"/>
+      <w:r>
+        <w:t xml:space="preserve">Vendedor freelance — </w:t>
       </w:r>
       <w:r>
         <w:rPr>
           <w:i/>
           <w:iCs/>
         </w:rPr>
-        <w:t xml:space="preserve">operador externo con acceso acotado</w:t>
+        <w:t>operador externo con acceso acotado</w:t>
       </w:r>
     </w:p>
     <w:p>
@@ -2064,83 +2031,65 @@
         <w:pStyle w:val="FirstParagraph"/>
       </w:pPr>
       <w:r>
-        <w:t xml:space="preserve">Vendedor externo que carga sus</w:t>
-      </w:r>
-      <w:r>
-        <w:t xml:space="preserve"> </w:t>
-      </w:r>
-      <w:r>
-        <w:rPr>
-          <w:b/>
-          <w:bCs/>
-        </w:rPr>
-        <w:t xml:space="preserve">propias</w:t>
-      </w:r>
-      <w:r>
-        <w:t xml:space="preserve"> </w:t>
-      </w:r>
-      <w:r>
-        <w:t xml:space="preserve">ventas y clientes. A diferencia del</w:t>
-      </w:r>
-      <w:r>
-        <w:t xml:space="preserve"> </w:t>
+        <w:t xml:space="preserve">Vendedor externo que carga sus </w:t>
+      </w:r>
+      <w:r>
+        <w:rPr>
+          <w:b/>
+          <w:bCs/>
+        </w:rPr>
+        <w:t>propias</w:t>
+      </w:r>
+      <w:r>
+        <w:t xml:space="preserve"> ventas y clientes. A diferencia del </w:t>
       </w:r>
       <w:r>
         <w:rPr>
           <w:rStyle w:val="VerbatimChar"/>
         </w:rPr>
-        <w:t xml:space="preserve">empleado</w:t>
-      </w:r>
-      <w:r>
-        <w:t xml:space="preserve">,</w:t>
-      </w:r>
-      <w:r>
-        <w:t xml:space="preserve"> </w:t>
-      </w:r>
-      <w:r>
-        <w:rPr>
-          <w:b/>
-          <w:bCs/>
-        </w:rPr>
-        <w:t xml:space="preserve">ve solo lo suyo</w:t>
-      </w:r>
-      <w:r>
-        <w:t xml:space="preserve"> </w:t>
-      </w:r>
-      <w:r>
-        <w:t xml:space="preserve">(bloqueo de lectura fuera de sus clientes/operaciones); sí ve el catálogo compartido y sus propias comisiones. Se modela como Usuario con rol</w:t>
-      </w:r>
-      <w:r>
-        <w:t xml:space="preserve"> </w:t>
+        <w:t>empleado</w:t>
+      </w:r>
+      <w:r>
+        <w:t xml:space="preserve">, </w:t>
+      </w:r>
+      <w:r>
+        <w:rPr>
+          <w:b/>
+          <w:bCs/>
+        </w:rPr>
+        <w:t>ve solo lo suyo</w:t>
+      </w:r>
+      <w:r>
+        <w:t xml:space="preserve"> (bloqueo de lectura fuera de sus clientes/operaciones); sí ve el catálogo compartido y sus </w:t>
+      </w:r>
+      <w:r>
+        <w:t xml:space="preserve">propias comisiones. Se modela como Usuario con rol </w:t>
       </w:r>
       <w:r>
         <w:rPr>
           <w:rStyle w:val="VerbatimChar"/>
         </w:rPr>
-        <w:t xml:space="preserve">freelance</w:t>
-      </w:r>
-      <w:r>
-        <w:t xml:space="preserve">.</w:t>
-      </w:r>
-    </w:p>
-    <w:bookmarkEnd w:id="70"/>
-    <w:bookmarkStart w:id="71" w:name="X8f5e30d3a5e8695bc0eada9c82b6705f97940fc"/>
-    <w:p>
-      <w:pPr>
-        <w:pStyle w:val="Heading2"/>
-      </w:pPr>
-      <w:r>
-        <w:t xml:space="preserve">Encargado de redes —</w:t>
-      </w:r>
-      <w:r>
-        <w:t xml:space="preserve"> </w:t>
+        <w:t>freelance</w:t>
+      </w:r>
+      <w:r>
+        <w:t>.</w:t>
+      </w:r>
+    </w:p>
+    <w:p>
+      <w:pPr>
+        <w:pStyle w:val="Ttulo2"/>
+      </w:pPr>
+      <w:bookmarkStart w:id="23" w:name="X8f5e30d3a5e8695bc0eada9c82b6705f97940fc"/>
+      <w:bookmarkEnd w:id="22"/>
+      <w:r>
+        <w:t xml:space="preserve">Encargado de redes — </w:t>
       </w:r>
       <w:r>
         <w:rPr>
           <w:i/>
           <w:iCs/>
         </w:rPr>
-        <w:t xml:space="preserve">función asignable, no un rol</w:t>
+        <w:t>función asignable, no un rol</w:t>
       </w:r>
     </w:p>
     <w:p>
@@ -2148,88 +2097,61 @@
         <w:pStyle w:val="FirstParagraph"/>
       </w:pPr>
       <w:r>
-        <w:t xml:space="preserve">Planifica el calendario de contenido y usa el tablero kanban (ContenidoRed). No es un rol propio: es una</w:t>
-      </w:r>
-      <w:r>
-        <w:t xml:space="preserve"> </w:t>
-      </w:r>
-      <w:r>
-        <w:rPr>
-          <w:b/>
-          <w:bCs/>
-        </w:rPr>
-        <w:t xml:space="preserve">capacidad de acceso al módulo de redes</w:t>
-      </w:r>
-      <w:r>
-        <w:t xml:space="preserve"> </w:t>
-      </w:r>
-      <w:r>
-        <w:t xml:space="preserve">que</w:t>
-      </w:r>
-      <w:r>
-        <w:t xml:space="preserve"> </w:t>
+        <w:t xml:space="preserve">Planifica el calendario de contenido y usa el tablero kanban (ContenidoRed). No es un rol propio: es una </w:t>
+      </w:r>
+      <w:r>
+        <w:rPr>
+          <w:b/>
+          <w:bCs/>
+        </w:rPr>
+        <w:t>capacidad de acceso al módulo de redes</w:t>
+      </w:r>
+      <w:r>
+        <w:t xml:space="preserve"> que </w:t>
       </w:r>
       <w:r>
         <w:rPr>
           <w:rStyle w:val="VerbatimChar"/>
         </w:rPr>
-        <w:t xml:space="preserve">admin</w:t>
-      </w:r>
-      <w:r>
-        <w:t xml:space="preserve"> </w:t>
-      </w:r>
-      <w:r>
-        <w:t xml:space="preserve">o</w:t>
-      </w:r>
-      <w:r>
-        <w:t xml:space="preserve"> </w:t>
+        <w:t>admin</w:t>
+      </w:r>
+      <w:r>
+        <w:t xml:space="preserve"> o </w:t>
       </w:r>
       <w:r>
         <w:rPr>
           <w:rStyle w:val="VerbatimChar"/>
         </w:rPr>
-        <w:t xml:space="preserve">dueño</w:t>
-      </w:r>
-      <w:r>
-        <w:t xml:space="preserve"> </w:t>
-      </w:r>
-      <w:r>
-        <w:t xml:space="preserve">asignan a un</w:t>
-      </w:r>
-      <w:r>
-        <w:t xml:space="preserve"> </w:t>
+        <w:t>dueño</w:t>
+      </w:r>
+      <w:r>
+        <w:t xml:space="preserve"> asignan a un </w:t>
       </w:r>
       <w:r>
         <w:rPr>
           <w:rStyle w:val="VerbatimChar"/>
         </w:rPr>
-        <w:t xml:space="preserve">empleado</w:t>
-      </w:r>
-      <w:r>
-        <w:t xml:space="preserve"> </w:t>
-      </w:r>
-      <w:r>
-        <w:t xml:space="preserve">(o cubren ellos mismos). En una PyME suele concentrarse en una persona.</w:t>
-      </w:r>
-    </w:p>
-    <w:bookmarkEnd w:id="71"/>
-    <w:bookmarkStart w:id="72" w:name="pasajero-cliente-actor-externo"/>
-    <w:p>
-      <w:pPr>
-        <w:pStyle w:val="Heading2"/>
-      </w:pPr>
-      <w:r>
-        <w:t xml:space="preserve">Pasajero / Cliente —</w:t>
-      </w:r>
-      <w:r>
-        <w:t xml:space="preserve"> </w:t>
+        <w:t>empleado</w:t>
+      </w:r>
+      <w:r>
+        <w:t xml:space="preserve"> (o cubren ellos mismos). En una PyME suele concentrarse en una persona.</w:t>
+      </w:r>
+    </w:p>
+    <w:p>
+      <w:pPr>
+        <w:pStyle w:val="Ttulo2"/>
+      </w:pPr>
+      <w:bookmarkStart w:id="24" w:name="pasajero-cliente-actor-externo"/>
+      <w:bookmarkEnd w:id="23"/>
+      <w:r>
+        <w:t xml:space="preserve">Pasajero / Cliente — </w:t>
       </w:r>
       <w:r>
         <w:rPr>
           <w:i/>
           <w:iCs/>
         </w:rPr>
-        <w:t xml:space="preserve">actor externo</w:t>
+        <w:t>actor externo</w:t>
       </w:r>
     </w:p>
     <w:p>
@@ -2237,34 +2159,29 @@
         <w:pStyle w:val="FirstParagraph"/>
       </w:pPr>
       <w:r>
-        <w:t xml:space="preserve">Recibe cotizaciones y recordatorios, y deja reseñas post-viaje (Reseña).</w:t>
-      </w:r>
-      <w:r>
-        <w:t xml:space="preserve"> </w:t>
-      </w:r>
-      <w:r>
-        <w:rPr>
-          <w:b/>
-          <w:bCs/>
-        </w:rPr>
-        <w:t xml:space="preserve">No opera el sistema.</w:t>
-      </w:r>
-      <w:r>
-        <w:t xml:space="preserve"> </w:t>
-      </w:r>
-      <w:r>
-        <w:t xml:space="preserve">Se modela como Cliente (dato), no como Usuario (operador).</w:t>
-      </w:r>
-    </w:p>
-    <w:bookmarkEnd w:id="72"/>
-    <w:bookmarkEnd w:id="73"/>
-    <w:bookmarkStart w:id="80" w:name="circuito-de-la-consulta-a-la-venta"/>
-    <w:p>
-      <w:pPr>
-        <w:pStyle w:val="Heading1"/>
-      </w:pPr>
-      <w:r>
-        <w:t xml:space="preserve">Circuito de la consulta a la venta</w:t>
+        <w:t xml:space="preserve">Recibe cotizaciones y recordatorios, y deja reseñas post-viaje (Reseña). </w:t>
+      </w:r>
+      <w:r>
+        <w:rPr>
+          <w:b/>
+          <w:bCs/>
+        </w:rPr>
+        <w:t>No opera el sistema.</w:t>
+      </w:r>
+      <w:r>
+        <w:t xml:space="preserve"> Se modela como Cliente (dato), no como Usuario (operador).</w:t>
+      </w:r>
+    </w:p>
+    <w:p>
+      <w:pPr>
+        <w:pStyle w:val="Ttulo1"/>
+      </w:pPr>
+      <w:bookmarkStart w:id="25" w:name="circuito-de-la-consulta-a-la-venta"/>
+      <w:bookmarkEnd w:id="18"/>
+      <w:bookmarkEnd w:id="24"/>
+      <w:r>
+        <w:lastRenderedPageBreak/>
+        <w:t>Circuito de la consulta a la venta</w:t>
       </w:r>
     </w:p>
     <w:p>
@@ -2272,50 +2189,44 @@
         <w:pStyle w:val="FirstParagraph"/>
       </w:pPr>
       <w:r>
-        <w:t xml:space="preserve">Así trabaja hoy la agencia y así lo acompaña el sistema, de punta a punta.</w:t>
-      </w:r>
-    </w:p>
-    <w:p>
-      <w:pPr>
-        <w:pStyle w:val="BodyText"/>
-      </w:pPr>
-      <w:r>
-        <w:rPr>
-          <w:b/>
-          <w:bCs/>
-        </w:rPr>
-        <w:t xml:space="preserve">Actor principal:</w:t>
-      </w:r>
-      <w:r>
-        <w:t xml:space="preserve"> </w:t>
-      </w:r>
-      <w:r>
-        <w:t xml:space="preserve">el empleado de la agencia.</w:t>
-      </w:r>
-      <w:r>
-        <w:t xml:space="preserve"> </w:t>
-      </w:r>
-      <w:r>
-        <w:rPr>
-          <w:b/>
-          <w:bCs/>
-        </w:rPr>
-        <w:t xml:space="preserve">Punto de partida:</w:t>
-      </w:r>
-      <w:r>
-        <w:t xml:space="preserve"> </w:t>
-      </w:r>
-      <w:r>
-        <w:t xml:space="preserve">llega una consulta por Instagram, WhatsApp o de forma presencial.</w:t>
-      </w:r>
-    </w:p>
-    <w:bookmarkStart w:id="74" w:name="los-seis-pasos-del-circuito"/>
-    <w:p>
-      <w:pPr>
-        <w:pStyle w:val="Heading2"/>
-      </w:pPr>
-      <w:r>
-        <w:t xml:space="preserve">Los seis pasos del circuito</w:t>
+        <w:t xml:space="preserve">Así trabaja hoy la agencia y así </w:t>
+      </w:r>
+      <w:r>
+        <w:t>lo acompaña el sistema, de punta a punta.</w:t>
+      </w:r>
+    </w:p>
+    <w:p>
+      <w:pPr>
+        <w:pStyle w:val="Textoindependiente"/>
+      </w:pPr>
+      <w:r>
+        <w:rPr>
+          <w:b/>
+          <w:bCs/>
+        </w:rPr>
+        <w:t>Actor principal:</w:t>
+      </w:r>
+      <w:r>
+        <w:t xml:space="preserve"> el empleado de la agencia. </w:t>
+      </w:r>
+      <w:r>
+        <w:rPr>
+          <w:b/>
+          <w:bCs/>
+        </w:rPr>
+        <w:t>Punto de partida:</w:t>
+      </w:r>
+      <w:r>
+        <w:t xml:space="preserve"> llega una consulta por Instagram, WhatsApp o de forma presencial.</w:t>
+      </w:r>
+    </w:p>
+    <w:p>
+      <w:pPr>
+        <w:pStyle w:val="Ttulo2"/>
+      </w:pPr>
+      <w:bookmarkStart w:id="26" w:name="los-seis-pasos-del-circuito"/>
+      <w:r>
+        <w:t>Los seis pasos del circuito</w:t>
       </w:r>
     </w:p>
     <w:p>
@@ -2323,7 +2234,7 @@
         <w:pStyle w:val="Compact"/>
         <w:numPr>
           <w:ilvl w:val="0"/>
-          <w:numId w:val="1008"/>
+          <w:numId w:val="9"/>
         </w:numPr>
       </w:pPr>
       <w:r>
@@ -2331,13 +2242,13 @@
           <w:b/>
           <w:bCs/>
         </w:rPr>
-        <w:t xml:space="preserve">Consulta.</w:t>
-      </w:r>
-      <w:r>
-        <w:t xml:space="preserve"> </w:t>
-      </w:r>
-      <w:r>
-        <w:t xml:space="preserve">Se registran el canal, los pasajeros, el destino y las fechas tentativas. Queda abierta una oportunidad de venta, que pasa a estar en gestión cuando el empleado empieza a atenderla.</w:t>
+        <w:t>Consulta.</w:t>
+      </w:r>
+      <w:r>
+        <w:t xml:space="preserve"> Se registran el canal, los pasajeros, el destino</w:t>
+      </w:r>
+      <w:r>
+        <w:t xml:space="preserve"> y las fechas tentativas. Queda abierta una oportunidad de venta, que pasa a estar en gestión cuando el empleado empieza a atenderla.</w:t>
       </w:r>
     </w:p>
     <w:p>
@@ -2345,7 +2256,7 @@
         <w:pStyle w:val="Compact"/>
         <w:numPr>
           <w:ilvl w:val="0"/>
-          <w:numId w:val="1008"/>
+          <w:numId w:val="9"/>
         </w:numPr>
       </w:pPr>
       <w:r>
@@ -2353,13 +2264,13 @@
           <w:b/>
           <w:bCs/>
         </w:rPr>
-        <w:t xml:space="preserve">Cliente.</w:t>
+        <w:t>Cliente.</w:t>
       </w:r>
       <w:r>
         <w:t xml:space="preserve"> </w:t>
       </w:r>
       <w:r>
-        <w:t xml:space="preserve">Se identifica al cliente o se crea su ficha, con sus datos de contacto, su segmento y sus preferencias.</w:t>
+        <w:t>Se identifica al cliente o se crea su ficha, con sus datos de contacto, su segmento y sus preferencias.</w:t>
       </w:r>
     </w:p>
     <w:p>
@@ -2367,7 +2278,7 @@
         <w:pStyle w:val="Compact"/>
         <w:numPr>
           <w:ilvl w:val="0"/>
-          <w:numId w:val="1008"/>
+          <w:numId w:val="9"/>
         </w:numPr>
       </w:pPr>
       <w:r>
@@ -2375,13 +2286,13 @@
           <w:b/>
           <w:bCs/>
         </w:rPr>
-        <w:t xml:space="preserve">Cotización.</w:t>
-      </w:r>
-      <w:r>
-        <w:t xml:space="preserve"> </w:t>
-      </w:r>
-      <w:r>
-        <w:t xml:space="preserve">Se arma la cotización desde una plantilla, con sus ítems y su moneda, y se genera el documento que se envía al cliente. La cotización tiene una fecha de vigencia.</w:t>
+        <w:t>Cotización.</w:t>
+      </w:r>
+      <w:r>
+        <w:t xml:space="preserve"> Se arma la cotización desde una plantilla, con sus ítems y su moneda, y se genera el documento que se envía al cliente. La cotización tiene </w:t>
+      </w:r>
+      <w:r>
+        <w:t>una fecha de vigencia.</w:t>
       </w:r>
     </w:p>
     <w:p>
@@ -2389,7 +2300,7 @@
         <w:pStyle w:val="Compact"/>
         <w:numPr>
           <w:ilvl w:val="0"/>
-          <w:numId w:val="1008"/>
+          <w:numId w:val="9"/>
         </w:numPr>
       </w:pPr>
       <w:r>
@@ -2397,13 +2308,13 @@
           <w:b/>
           <w:bCs/>
         </w:rPr>
-        <w:t xml:space="preserve">Reserva.</w:t>
-      </w:r>
-      <w:r>
-        <w:t xml:space="preserve"> </w:t>
-      </w:r>
-      <w:r>
-        <w:t xml:space="preserve">Cuando el cliente acepta, se confirma el viaje y se carga su economía: precio de venta, costo del operador, moneda y comisión del vendedor. El sistema calcula la ganancia y el margen, y se define el plan de cuotas. El viaje avanza a medida que se cobra: primero la seña, después el saldo.</w:t>
+        <w:t>Reserva.</w:t>
+      </w:r>
+      <w:r>
+        <w:t xml:space="preserve"> Cuando el cliente acepta, se confirma el viaje y se carga su economía: precio de venta, costo del operador, moneda y comisión del vendedor. El sistema calcula la ganancia y el margen, y se define el plan de cuotas. El viaje </w:t>
+      </w:r>
+      <w:r>
+        <w:t>avanza a medida que se cobra: primero la seña, después el saldo.</w:t>
       </w:r>
     </w:p>
     <w:p>
@@ -2411,7 +2322,7 @@
         <w:pStyle w:val="Compact"/>
         <w:numPr>
           <w:ilvl w:val="0"/>
-          <w:numId w:val="1008"/>
+          <w:numId w:val="9"/>
         </w:numPr>
       </w:pPr>
       <w:r>
@@ -2419,13 +2330,13 @@
           <w:b/>
           <w:bCs/>
         </w:rPr>
-        <w:t xml:space="preserve">Seguimiento.</w:t>
-      </w:r>
-      <w:r>
-        <w:t xml:space="preserve"> </w:t>
-      </w:r>
-      <w:r>
-        <w:t xml:space="preserve">El sistema agenda las alertas de vencimiento de cada cuota, las de los requisitos del destino y el aviso de próxima salida, y refleja el viaje en el calendario con su porcentaje pagado.</w:t>
+        <w:t>Seguimiento.</w:t>
+      </w:r>
+      <w:r>
+        <w:t xml:space="preserve"> El sistema agenda las alertas de vencimiento de cada cuota, las de los requisitos del destino y el aviso de próxima salida, y refleja el viaje en el calendario con su porcentaje </w:t>
+      </w:r>
+      <w:r>
+        <w:t>pagado.</w:t>
       </w:r>
     </w:p>
     <w:p>
@@ -2433,7 +2344,7 @@
         <w:pStyle w:val="Compact"/>
         <w:numPr>
           <w:ilvl w:val="0"/>
-          <w:numId w:val="1008"/>
+          <w:numId w:val="9"/>
         </w:numPr>
       </w:pPr>
       <w:r>
@@ -2441,23 +2352,20 @@
           <w:b/>
           <w:bCs/>
         </w:rPr>
-        <w:t xml:space="preserve">Post-venta.</w:t>
-      </w:r>
-      <w:r>
-        <w:t xml:space="preserve"> </w:t>
-      </w:r>
-      <w:r>
-        <w:t xml:space="preserve">Al finalizar el viaje, el sistema recuerda pedir la reseña; el cliente la deja y el hotel queda consolidado en el catálogo para futuras recomendaciones.</w:t>
-      </w:r>
-    </w:p>
-    <w:bookmarkEnd w:id="74"/>
-    <w:bookmarkStart w:id="75" w:name="situaciones-frecuentes"/>
-    <w:p>
-      <w:pPr>
-        <w:pStyle w:val="Heading2"/>
-      </w:pPr>
-      <w:r>
-        <w:t xml:space="preserve">Situaciones frecuentes</w:t>
+        <w:t>Post-venta.</w:t>
+      </w:r>
+      <w:r>
+        <w:t xml:space="preserve"> Al finalizar el viaje, el sistema recuerda pedir la reseña; el cliente la deja y el hotel queda consolidado en el catálogo para futuras recomendaciones.</w:t>
+      </w:r>
+    </w:p>
+    <w:p>
+      <w:pPr>
+        <w:pStyle w:val="Ttulo2"/>
+      </w:pPr>
+      <w:bookmarkStart w:id="27" w:name="situaciones-frecuentes"/>
+      <w:bookmarkEnd w:id="26"/>
+      <w:r>
+        <w:t>Situaciones frecuentes</w:t>
       </w:r>
     </w:p>
     <w:p>
@@ -2465,7 +2373,7 @@
         <w:pStyle w:val="Compact"/>
         <w:numPr>
           <w:ilvl w:val="0"/>
-          <w:numId w:val="1009"/>
+          <w:numId w:val="10"/>
         </w:numPr>
       </w:pPr>
       <w:r>
@@ -2473,13 +2381,13 @@
           <w:b/>
           <w:bCs/>
         </w:rPr>
-        <w:t xml:space="preserve">El cliente no responde:</w:t>
-      </w:r>
-      <w:r>
-        <w:t xml:space="preserve"> </w:t>
-      </w:r>
-      <w:r>
-        <w:t xml:space="preserve">el sistema agenda un recordatorio de insistencia para volver a contactarlo a los pocos días.</w:t>
+        <w:t>El cliente no responde:</w:t>
+      </w:r>
+      <w:r>
+        <w:t xml:space="preserve"> el sistema agenda un recordatorio de</w:t>
+      </w:r>
+      <w:r>
+        <w:t xml:space="preserve"> insistencia para volver a contactarlo a los pocos días.</w:t>
       </w:r>
     </w:p>
     <w:p>
@@ -2487,7 +2395,7 @@
         <w:pStyle w:val="Compact"/>
         <w:numPr>
           <w:ilvl w:val="0"/>
-          <w:numId w:val="1009"/>
+          <w:numId w:val="10"/>
         </w:numPr>
       </w:pPr>
       <w:r>
@@ -2495,13 +2403,10 @@
           <w:b/>
           <w:bCs/>
         </w:rPr>
-        <w:t xml:space="preserve">Pago en cuotas:</w:t>
-      </w:r>
-      <w:r>
-        <w:t xml:space="preserve"> </w:t>
-      </w:r>
-      <w:r>
-        <w:t xml:space="preserve">se registran vencimientos escalonados, con aviso anticipado de cada uno. Un mismo viaje puede cobrarse en parte en pesos y en parte en dólares.</w:t>
+        <w:t>Pago en cuotas:</w:t>
+      </w:r>
+      <w:r>
+        <w:t xml:space="preserve"> se registran vencimientos escalonados, con aviso anticipado de cada uno. Un mismo viaje puede cobrarse en parte en pesos y en parte en dólares.</w:t>
       </w:r>
     </w:p>
     <w:p>
@@ -2509,7 +2414,7 @@
         <w:pStyle w:val="Compact"/>
         <w:numPr>
           <w:ilvl w:val="0"/>
-          <w:numId w:val="1009"/>
+          <w:numId w:val="10"/>
         </w:numPr>
       </w:pPr>
       <w:r>
@@ -2517,13 +2422,13 @@
           <w:b/>
           <w:bCs/>
         </w:rPr>
-        <w:t xml:space="preserve">Destino con requisitos:</w:t>
-      </w:r>
-      <w:r>
-        <w:t xml:space="preserve"> </w:t>
-      </w:r>
-      <w:r>
-        <w:t xml:space="preserve">el sistema recuerda el formulario o la documentación específica que exige ese destino, con la anticipación configurada.</w:t>
+        <w:t>Destino con requisitos:</w:t>
+      </w:r>
+      <w:r>
+        <w:t xml:space="preserve"> el sistema recu</w:t>
+      </w:r>
+      <w:r>
+        <w:t>erda el formulario o la documentación específica que exige ese destino, con la anticipación configurada.</w:t>
       </w:r>
     </w:p>
     <w:p>
@@ -2531,7 +2436,7 @@
         <w:pStyle w:val="Compact"/>
         <w:numPr>
           <w:ilvl w:val="0"/>
-          <w:numId w:val="1009"/>
+          <w:numId w:val="10"/>
         </w:numPr>
       </w:pPr>
       <w:r>
@@ -2539,23 +2444,20 @@
           <w:b/>
           <w:bCs/>
         </w:rPr>
-        <w:t xml:space="preserve">La venta no se concreta:</w:t>
-      </w:r>
-      <w:r>
-        <w:t xml:space="preserve"> </w:t>
-      </w:r>
-      <w:r>
-        <w:t xml:space="preserve">la oportunidad se cierra como perdida registrando el motivo, que después alimenta los reportes.</w:t>
-      </w:r>
-    </w:p>
-    <w:bookmarkEnd w:id="75"/>
-    <w:bookmarkStart w:id="79" w:name="resultado"/>
-    <w:p>
-      <w:pPr>
-        <w:pStyle w:val="Heading2"/>
-      </w:pPr>
-      <w:r>
-        <w:t xml:space="preserve">Resultado</w:t>
+        <w:t>La venta no se concreta:</w:t>
+      </w:r>
+      <w:r>
+        <w:t xml:space="preserve"> la oportunidad se cierra como perdida registrando el motivo, que después alimenta los reportes.</w:t>
+      </w:r>
+    </w:p>
+    <w:p>
+      <w:pPr>
+        <w:pStyle w:val="Ttulo2"/>
+      </w:pPr>
+      <w:bookmarkStart w:id="28" w:name="resultado"/>
+      <w:bookmarkEnd w:id="27"/>
+      <w:r>
+        <w:t>Resultado</w:t>
       </w:r>
     </w:p>
     <w:p>
@@ -2563,7 +2465,10 @@
         <w:pStyle w:val="FirstParagraph"/>
       </w:pPr>
       <w:r>
-        <w:t xml:space="preserve">El viaje queda registrado con su control económico, sus pagos y sus alertas configuradas, la ficha del cliente actualizada con la operación y el hotel sumado al catálogo con su reseña.</w:t>
+        <w:t>El viaje queda regis</w:t>
+      </w:r>
+      <w:r>
+        <w:t>trado con su control económico, sus pagos y sus alertas configuradas, la ficha del cliente actualizada con la operación y el hotel sumado al catálogo con su reseña.</w:t>
       </w:r>
     </w:p>
     <w:p>
@@ -2571,22 +2476,27 @@
         <w:pStyle w:val="CaptionedFigure"/>
       </w:pPr>
       <w:r>
+        <w:rPr>
+          <w:noProof/>
+        </w:rPr>
+        <w:lastRenderedPageBreak/>
         <w:drawing>
-          <wp:inline>
-            <wp:extent cx="4890135" cy="6437014"/>
-            <wp:effectExtent b="0" l="0" r="0" t="0"/>
-            <wp:docPr descr="Figura 1. Diagrama de secuencia del circuito de la consulta a la venta." title="" id="77" name="Picture"/>
-            <a:graphic>
+          <wp:inline distT="0" distB="0" distL="0" distR="0" wp14:anchorId="2A37FA6D" wp14:editId="4965760D">
+            <wp:extent cx="5457825" cy="6915150"/>
+            <wp:effectExtent l="0" t="0" r="0" b="0"/>
+            <wp:docPr id="77" name="Picture" descr="Figura 1. Diagrama de secuencia del circuito de la consulta a la venta."/>
+            <wp:cNvGraphicFramePr/>
+            <a:graphic xmlns:a="http://schemas.openxmlformats.org/drawingml/2006/main">
               <a:graphicData uri="http://schemas.openxmlformats.org/drawingml/2006/picture">
-                <pic:pic>
+                <pic:pic xmlns:pic="http://schemas.openxmlformats.org/drawingml/2006/picture">
                   <pic:nvPicPr>
-                    <pic:cNvPr descr="DGM-SEC-consulta-a-venta.png" id="78" name="Picture"/>
+                    <pic:cNvPr id="78" name="Picture" descr="DGM-SEC-consulta-a-venta.png"/>
                     <pic:cNvPicPr>
-                      <a:picLocks noChangeArrowheads="1" noChangeAspect="1"/>
+                      <a:picLocks noChangeAspect="1" noChangeArrowheads="1"/>
                     </pic:cNvPicPr>
                   </pic:nvPicPr>
                   <pic:blipFill>
-                    <a:blip r:embed="rId76"/>
+                    <a:blip r:embed="rId7"/>
                     <a:stretch>
                       <a:fillRect/>
                     </a:stretch>
@@ -2594,7 +2504,7 @@
                   <pic:spPr bwMode="auto">
                     <a:xfrm>
                       <a:off x="0" y="0"/>
-                      <a:ext cx="4890135" cy="6437014"/>
+                      <a:ext cx="5457842" cy="6915172"/>
                     </a:xfrm>
                     <a:prstGeom prst="rect">
                       <a:avLst/>
@@ -2619,98 +2529,83 @@
       </w:pPr>
       <w:r>
         <w:rPr>
-          <w:i/>
           <w:iCs/>
         </w:rPr>
-        <w:t xml:space="preserve">Figura 1.</w:t>
-      </w:r>
-      <w:r>
-        <w:t xml:space="preserve"> </w:t>
-      </w:r>
-      <w:r>
-        <w:t xml:space="preserve">Diagrama de secuencia del circuito de la consulta a la venta.</w:t>
-      </w:r>
-    </w:p>
-    <w:bookmarkEnd w:id="79"/>
-    <w:bookmarkEnd w:id="80"/>
+        <w:t>Figura 1.</w:t>
+      </w:r>
+      <w:r>
+        <w:t xml:space="preserve"> Diagrama de secuencia del circuito de la consulta a la venta.</w:t>
+      </w:r>
+      <w:bookmarkEnd w:id="25"/>
+      <w:bookmarkEnd w:id="28"/>
+    </w:p>
     <w:sectPr>
-      <w:footerReference r:id="rId40" w:type="default"/>
+      <w:footerReference w:type="default" r:id="rId8"/>
       <w:footnotePr>
         <w:numRestart w:val="eachSect"/>
       </w:footnotePr>
-      <w:pgSz w:h="16838" w:w="11906"/>
-      <w:pgMar w:bottom="1418" w:footer="708" w:gutter="0" w:header="708" w:left="1418" w:right="1418" w:top="1418"/>
+      <w:pgSz w:w="11906" w:h="16838"/>
+      <w:pgMar w:top="1418" w:right="1418" w:bottom="1418" w:left="1418" w:header="708" w:footer="708" w:gutter="0"/>
+      <w:cols w:space="720"/>
     </w:sectPr>
   </w:body>
 </w:document>
 </file>
 
-<file path=word/comments.xml><?xml version="1.0" encoding="utf-8"?>
-<w:comments xmlns:w="http://schemas.openxmlformats.org/wordprocessingml/2006/main" xmlns:m="http://schemas.openxmlformats.org/officeDocument/2006/math" xmlns:r="http://schemas.openxmlformats.org/officeDocument/2006/relationships" xmlns:o="urn:schemas-microsoft-com:office:office" xmlns:v="urn:schemas-microsoft-com:vml" xmlns:w10="urn:schemas-microsoft-com:office:word" xmlns:a="http://schemas.openxmlformats.org/drawingml/2006/main" xmlns:pic="http://schemas.openxmlformats.org/drawingml/2006/picture" xmlns:wp="http://schemas.openxmlformats.org/drawingml/2006/wordprocessingDrawing"/>
+<file path=word/endnotes.xml><?xml version="1.0" encoding="utf-8"?>
+<w:endnotes xmlns:wpc="http://schemas.microsoft.com/office/word/2010/wordprocessingCanvas" xmlns:cx="http://schemas.microsoft.com/office/drawing/2014/chartex" xmlns:cx1="http://schemas.microsoft.com/office/drawing/2015/9/8/chartex" xmlns:cx2="http://schemas.microsoft.com/office/drawing/2015/10/21/chartex" xmlns:cx3="http://schemas.microsoft.com/office/drawing/2016/5/9/chartex" xmlns:cx4="http://schemas.microsoft.com/office/drawing/2016/5/10/chartex" xmlns:cx5="http://schemas.microsoft.com/office/drawing/2016/5/11/chartex" xmlns:cx6="http://schemas.microsoft.com/office/drawing/2016/5/12/chartex" xmlns:cx7="http://schemas.microsoft.com/office/drawing/2016/5/13/chartex" xmlns:cx8="http://schemas.microsoft.com/office/drawing/2016/5/14/chartex" xmlns:mc="http://schemas.openxmlformats.org/markup-compatibility/2006" xmlns:aink="http://schemas.microsoft.com/office/drawing/2016/ink" xmlns:am3d="http://schemas.microsoft.com/office/drawing/2017/model3d" xmlns:o="urn:schemas-microsoft-com:office:office" xmlns:r="http://schemas.openxmlformats.org/officeDocument/2006/relationships" xmlns:m="http://schemas.openxmlformats.org/officeDocument/2006/math" xmlns:v="urn:schemas-microsoft-com:vml" xmlns:wp14="http://schemas.microsoft.com/office/word/2010/wordprocessingDrawing" xmlns:wp="http://schemas.openxmlformats.org/drawingml/2006/wordprocessingDrawing" xmlns:w10="urn:schemas-microsoft-com:office:word" xmlns:w="http://schemas.openxmlformats.org/wordprocessingml/2006/main" xmlns:w14="http://schemas.microsoft.com/office/word/2010/wordml" xmlns:w15="http://schemas.microsoft.com/office/word/2012/wordml" xmlns:w16cex="http://schemas.microsoft.com/office/word/2018/wordml/cex" xmlns:w16cid="http://schemas.microsoft.com/office/word/2016/wordml/cid" xmlns:w16="http://schemas.microsoft.com/office/word/2018/wordml" xmlns:w16sdtdh="http://schemas.microsoft.com/office/word/2020/wordml/sdtdatahash" xmlns:w16se="http://schemas.microsoft.com/office/word/2015/wordml/symex" xmlns:wpg="http://schemas.microsoft.com/office/word/2010/wordprocessingGroup" xmlns:wpi="http://schemas.microsoft.com/office/word/2010/wordprocessingInk" xmlns:wne="http://schemas.microsoft.com/office/word/2006/wordml" xmlns:wps="http://schemas.microsoft.com/office/word/2010/wordprocessingShape" mc:Ignorable="w14 w15 w16se w16cid w16 w16cex w16sdtdh wp14">
+  <w:endnote w:type="separator" w:id="-1">
+    <w:p>
+      <w:pPr>
+        <w:spacing w:after="0" w:line="240" w:lineRule="auto"/>
+      </w:pPr>
+      <w:r>
+        <w:separator/>
+      </w:r>
+    </w:p>
+  </w:endnote>
+  <w:endnote w:type="continuationSeparator" w:id="0">
+    <w:p>
+      <w:pPr>
+        <w:spacing w:after="0" w:line="240" w:lineRule="auto"/>
+      </w:pPr>
+      <w:r>
+        <w:continuationSeparator/>
+      </w:r>
+    </w:p>
+  </w:endnote>
+</w:endnotes>
 </file>
 
 <file path=word/footer1.xml><?xml version="1.0" encoding="utf-8"?>
-<w:ftr xmlns:w="http://schemas.openxmlformats.org/wordprocessingml/2006/main" xmlns:r="http://schemas.openxmlformats.org/officeDocument/2006/relationships">
+<w:ftr xmlns:wpc="http://schemas.microsoft.com/office/word/2010/wordprocessingCanvas" xmlns:cx="http://schemas.microsoft.com/office/drawing/2014/chartex" xmlns:cx1="http://schemas.microsoft.com/office/drawing/2015/9/8/chartex" xmlns:cx2="http://schemas.microsoft.com/office/drawing/2015/10/21/chartex" xmlns:cx3="http://schemas.microsoft.com/office/drawing/2016/5/9/chartex" xmlns:cx4="http://schemas.microsoft.com/office/drawing/2016/5/10/chartex" xmlns:cx5="http://schemas.microsoft.com/office/drawing/2016/5/11/chartex" xmlns:cx6="http://schemas.microsoft.com/office/drawing/2016/5/12/chartex" xmlns:cx7="http://schemas.microsoft.com/office/drawing/2016/5/13/chartex" xmlns:cx8="http://schemas.microsoft.com/office/drawing/2016/5/14/chartex" xmlns:mc="http://schemas.openxmlformats.org/markup-compatibility/2006" xmlns:aink="http://schemas.microsoft.com/office/drawing/2016/ink" xmlns:am3d="http://schemas.microsoft.com/office/drawing/2017/model3d" xmlns:o="urn:schemas-microsoft-com:office:office" xmlns:r="http://schemas.openxmlformats.org/officeDocument/2006/relationships" xmlns:m="http://schemas.openxmlformats.org/officeDocument/2006/math" xmlns:v="urn:schemas-microsoft-com:vml" xmlns:wp14="http://schemas.microsoft.com/office/word/2010/wordprocessingDrawing" xmlns:wp="http://schemas.openxmlformats.org/drawingml/2006/wordprocessingDrawing" xmlns:w10="urn:schemas-microsoft-com:office:word" xmlns:w="http://schemas.openxmlformats.org/wordprocessingml/2006/main" xmlns:w14="http://schemas.microsoft.com/office/word/2010/wordml" xmlns:w15="http://schemas.microsoft.com/office/word/2012/wordml" xmlns:w16cex="http://schemas.microsoft.com/office/word/2018/wordml/cex" xmlns:w16cid="http://schemas.microsoft.com/office/word/2016/wordml/cid" xmlns:w16="http://schemas.microsoft.com/office/word/2018/wordml" xmlns:w16sdtdh="http://schemas.microsoft.com/office/word/2020/wordml/sdtdatahash" xmlns:w16se="http://schemas.microsoft.com/office/word/2015/wordml/symex" xmlns:wpg="http://schemas.microsoft.com/office/word/2010/wordprocessingGroup" xmlns:wpi="http://schemas.microsoft.com/office/word/2010/wordprocessingInk" xmlns:wne="http://schemas.microsoft.com/office/word/2006/wordml" xmlns:wps="http://schemas.microsoft.com/office/word/2010/wordprocessingShape" mc:Ignorable="w14 w15 w16se w16cid w16 w16cex w16sdtdh wp14">
   <w:p>
     <w:pPr>
       <w:jc w:val="center"/>
     </w:pPr>
-    <w:r>
-      <w:rPr>
-        <w:rFonts w:ascii="Cambria" w:hAnsi="Cambria"/>
-        <w:color w:val="808080"/>
-        <w:sz w:val="18"/>
-        <w:szCs w:val="18"/>
-      </w:rPr>
-      <w:t xml:space="preserve">â€” </w:t>
-    </w:r>
-    <w:r>
-      <w:rPr>
-        <w:color w:val="808080"/>
-        <w:sz w:val="18"/>
-      </w:rPr>
-      <w:fldChar w:fldCharType="begin"/>
-    </w:r>
-    <w:r>
-      <w:rPr>
-        <w:color w:val="808080"/>
-        <w:sz w:val="18"/>
-      </w:rPr>
-      <w:instrText xml:space="preserve"> PAGE </w:instrText>
-    </w:r>
-    <w:r>
-      <w:rPr>
-        <w:color w:val="808080"/>
-        <w:sz w:val="18"/>
-      </w:rPr>
-      <w:fldChar w:fldCharType="end"/>
-    </w:r>
-    <w:r>
-      <w:rPr>
-        <w:rFonts w:ascii="Cambria" w:hAnsi="Cambria"/>
-        <w:color w:val="808080"/>
-        <w:sz w:val="18"/>
-        <w:szCs w:val="18"/>
-      </w:rPr>
-      <w:t xml:space="preserve"> â€”</w:t>
-    </w:r>
   </w:p>
 </w:ftr>
 </file>
 
 <file path=word/footnotes.xml><?xml version="1.0" encoding="utf-8"?>
-<w:footnotes xmlns:w="http://schemas.openxmlformats.org/wordprocessingml/2006/main" xmlns:m="http://schemas.openxmlformats.org/officeDocument/2006/math" xmlns:r="http://schemas.openxmlformats.org/officeDocument/2006/relationships" xmlns:o="urn:schemas-microsoft-com:office:office" xmlns:v="urn:schemas-microsoft-com:vml" xmlns:w10="urn:schemas-microsoft-com:office:word" xmlns:a="http://schemas.openxmlformats.org/drawingml/2006/main" xmlns:pic="http://schemas.openxmlformats.org/drawingml/2006/picture" xmlns:wp="http://schemas.openxmlformats.org/drawingml/2006/wordprocessingDrawing">
+<w:footnotes xmlns:wpc="http://schemas.microsoft.com/office/word/2010/wordprocessingCanvas" xmlns:cx="http://schemas.microsoft.com/office/drawing/2014/chartex" xmlns:cx1="http://schemas.microsoft.com/office/drawing/2015/9/8/chartex" xmlns:cx2="http://schemas.microsoft.com/office/drawing/2015/10/21/chartex" xmlns:cx3="http://schemas.microsoft.com/office/drawing/2016/5/9/chartex" xmlns:cx4="http://schemas.microsoft.com/office/drawing/2016/5/10/chartex" xmlns:cx5="http://schemas.microsoft.com/office/drawing/2016/5/11/chartex" xmlns:cx6="http://schemas.microsoft.com/office/drawing/2016/5/12/chartex" xmlns:cx7="http://schemas.microsoft.com/office/drawing/2016/5/13/chartex" xmlns:cx8="http://schemas.microsoft.com/office/drawing/2016/5/14/chartex" xmlns:mc="http://schemas.openxmlformats.org/markup-compatibility/2006" xmlns:aink="http://schemas.microsoft.com/office/drawing/2016/ink" xmlns:am3d="http://schemas.microsoft.com/office/drawing/2017/model3d" xmlns:o="urn:schemas-microsoft-com:office:office" xmlns:r="http://schemas.openxmlformats.org/officeDocument/2006/relationships" xmlns:m="http://schemas.openxmlformats.org/officeDocument/2006/math" xmlns:v="urn:schemas-microsoft-com:vml" xmlns:wp14="http://schemas.microsoft.com/office/word/2010/wordprocessingDrawing" xmlns:wp="http://schemas.openxmlformats.org/drawingml/2006/wordprocessingDrawing" xmlns:w10="urn:schemas-microsoft-com:office:word" xmlns:w="http://schemas.openxmlformats.org/wordprocessingml/2006/main" xmlns:w14="http://schemas.microsoft.com/office/word/2010/wordml" xmlns:w15="http://schemas.microsoft.com/office/word/2012/wordml" xmlns:w16cex="http://schemas.microsoft.com/office/word/2018/wordml/cex" xmlns:w16cid="http://schemas.microsoft.com/office/word/2016/wordml/cid" xmlns:w16="http://schemas.microsoft.com/office/word/2018/wordml" xmlns:w16sdtdh="http://schemas.microsoft.com/office/word/2020/wordml/sdtdatahash" xmlns:w16se="http://schemas.microsoft.com/office/word/2015/wordml/symex" xmlns:wpg="http://schemas.microsoft.com/office/word/2010/wordprocessingGroup" xmlns:wpi="http://schemas.microsoft.com/office/word/2010/wordprocessingInk" xmlns:wne="http://schemas.microsoft.com/office/word/2006/wordml" xmlns:wps="http://schemas.microsoft.com/office/word/2010/wordprocessingShape" mc:Ignorable="w14 w15 w16se w16cid w16 w16cex w16sdtdh wp14">
+  <w:footnote w:type="separator" w:id="-1">
+    <w:p>
+      <w:pPr>
+        <w:spacing w:after="0" w:line="240" w:lineRule="auto"/>
+      </w:pPr>
+      <w:r>
+        <w:separator/>
+      </w:r>
+    </w:p>
+  </w:footnote>
   <w:footnote w:type="continuationSeparator" w:id="0">
     <w:p>
+      <w:pPr>
+        <w:spacing w:after="0" w:line="240" w:lineRule="auto"/>
+      </w:pPr>
       <w:r>
         <w:continuationSeparator/>
-      </w:r>
-    </w:p>
-  </w:footnote>
-  <w:footnote w:type="separator" w:id="-1">
-    <w:p>
-      <w:r>
-        <w:separator/>
       </w:r>
     </w:p>
   </w:footnote>
@@ -2718,10 +2613,11 @@
 </file>
 
 <file path=word/numbering.xml><?xml version="1.0" encoding="utf-8"?>
-<w:numbering xmlns:w="http://schemas.openxmlformats.org/wordprocessingml/2006/main">
-  <w:abstractNum w:abstractNumId="990">
+<w:numbering xmlns:wpc="http://schemas.microsoft.com/office/word/2010/wordprocessingCanvas" xmlns:cx="http://schemas.microsoft.com/office/drawing/2014/chartex" xmlns:cx1="http://schemas.microsoft.com/office/drawing/2015/9/8/chartex" xmlns:cx2="http://schemas.microsoft.com/office/drawing/2015/10/21/chartex" xmlns:cx3="http://schemas.microsoft.com/office/drawing/2016/5/9/chartex" xmlns:cx4="http://schemas.microsoft.com/office/drawing/2016/5/10/chartex" xmlns:cx5="http://schemas.microsoft.com/office/drawing/2016/5/11/chartex" xmlns:cx6="http://schemas.microsoft.com/office/drawing/2016/5/12/chartex" xmlns:cx7="http://schemas.microsoft.com/office/drawing/2016/5/13/chartex" xmlns:cx8="http://schemas.microsoft.com/office/drawing/2016/5/14/chartex" xmlns:mc="http://schemas.openxmlformats.org/markup-compatibility/2006" xmlns:aink="http://schemas.microsoft.com/office/drawing/2016/ink" xmlns:am3d="http://schemas.microsoft.com/office/drawing/2017/model3d" xmlns:o="urn:schemas-microsoft-com:office:office" xmlns:r="http://schemas.openxmlformats.org/officeDocument/2006/relationships" xmlns:m="http://schemas.openxmlformats.org/officeDocument/2006/math" xmlns:v="urn:schemas-microsoft-com:vml" xmlns:wp14="http://schemas.microsoft.com/office/word/2010/wordprocessingDrawing" xmlns:wp="http://schemas.openxmlformats.org/drawingml/2006/wordprocessingDrawing" xmlns:w10="urn:schemas-microsoft-com:office:word" xmlns:w="http://schemas.openxmlformats.org/wordprocessingml/2006/main" xmlns:w14="http://schemas.microsoft.com/office/word/2010/wordml" xmlns:w15="http://schemas.microsoft.com/office/word/2012/wordml" xmlns:w16cex="http://schemas.microsoft.com/office/word/2018/wordml/cex" xmlns:w16cid="http://schemas.microsoft.com/office/word/2016/wordml/cid" xmlns:w16="http://schemas.microsoft.com/office/word/2018/wordml" xmlns:w16sdtdh="http://schemas.microsoft.com/office/word/2020/wordml/sdtdatahash" xmlns:w16se="http://schemas.microsoft.com/office/word/2015/wordml/symex" xmlns:wpg="http://schemas.microsoft.com/office/word/2010/wordprocessingGroup" xmlns:wpi="http://schemas.microsoft.com/office/word/2010/wordprocessingInk" xmlns:wne="http://schemas.microsoft.com/office/word/2006/wordml" xmlns:wps="http://schemas.microsoft.com/office/word/2010/wordprocessingShape" mc:Ignorable="w14 w15 w16se w16cid w16 w16cex w16sdtdh wp14">
+  <w:abstractNum w:abstractNumId="0" w15:restartNumberingAfterBreak="0">
     <w:nsid w:val="0000A990"/>
     <w:multiLevelType w:val="multilevel"/>
+    <w:tmpl w:val="01568D58"/>
     <w:lvl w:ilvl="0">
       <w:numFmt w:val="bullet"/>
       <w:lvlText w:val=" "/>
@@ -2795,9 +2691,10 @@
       </w:pPr>
     </w:lvl>
   </w:abstractNum>
-  <w:abstractNum w:abstractNumId="991">
+  <w:abstractNum w:abstractNumId="1" w15:restartNumberingAfterBreak="0">
     <w:nsid w:val="0000A991"/>
     <w:multiLevelType w:val="multilevel"/>
+    <w:tmpl w:val="F1420B7A"/>
     <w:lvl w:ilvl="0">
       <w:numFmt w:val="bullet"/>
       <w:lvlText w:val=""/>
@@ -2898,9 +2795,10 @@
       </w:rPr>
     </w:lvl>
   </w:abstractNum>
-  <w:abstractNum w:abstractNumId="99411">
+  <w:abstractNum w:abstractNumId="2" w15:restartNumberingAfterBreak="0">
     <w:nsid w:val="00A99411"/>
     <w:multiLevelType w:val="multilevel"/>
+    <w:tmpl w:val="C4A236D8"/>
     <w:lvl w:ilvl="0">
       <w:start w:val="1"/>
       <w:numFmt w:val="decimal"/>
@@ -2983,17 +2881,17 @@
       </w:pPr>
     </w:lvl>
   </w:abstractNum>
-  <w:num w:numId="1000">
-    <w:abstractNumId w:val="990"/>
+  <w:num w:numId="1">
+    <w:abstractNumId w:val="0"/>
   </w:num>
-  <w:num w:numId="1001">
-    <w:abstractNumId w:val="991"/>
+  <w:num w:numId="2">
+    <w:abstractNumId w:val="1"/>
   </w:num>
-  <w:num w:numId="1002">
-    <w:abstractNumId w:val="991"/>
+  <w:num w:numId="3">
+    <w:abstractNumId w:val="1"/>
   </w:num>
-  <w:num w:numId="1003">
-    <w:abstractNumId w:val="99411"/>
+  <w:num w:numId="4">
+    <w:abstractNumId w:val="2"/>
     <w:lvlOverride w:ilvl="0">
       <w:startOverride w:val="1"/>
     </w:lvlOverride>
@@ -3022,20 +2920,20 @@
       <w:startOverride w:val="1"/>
     </w:lvlOverride>
   </w:num>
-  <w:num w:numId="1004">
-    <w:abstractNumId w:val="991"/>
+  <w:num w:numId="5">
+    <w:abstractNumId w:val="1"/>
   </w:num>
-  <w:num w:numId="1005">
-    <w:abstractNumId w:val="991"/>
+  <w:num w:numId="6">
+    <w:abstractNumId w:val="1"/>
   </w:num>
-  <w:num w:numId="1006">
-    <w:abstractNumId w:val="991"/>
+  <w:num w:numId="7">
+    <w:abstractNumId w:val="1"/>
   </w:num>
-  <w:num w:numId="1007">
-    <w:abstractNumId w:val="991"/>
+  <w:num w:numId="8">
+    <w:abstractNumId w:val="1"/>
   </w:num>
-  <w:num w:numId="1008">
-    <w:abstractNumId w:val="99411"/>
+  <w:num w:numId="9">
+    <w:abstractNumId w:val="2"/>
     <w:lvlOverride w:ilvl="0">
       <w:startOverride w:val="1"/>
     </w:lvlOverride>
@@ -3064,21 +2962,21 @@
       <w:startOverride w:val="1"/>
     </w:lvlOverride>
   </w:num>
-  <w:num w:numId="1009">
-    <w:abstractNumId w:val="991"/>
+  <w:num w:numId="10">
+    <w:abstractNumId w:val="1"/>
   </w:num>
 </w:numbering>
 </file>
 
 <file path=word/styles.xml><?xml version="1.0" encoding="utf-8"?>
-<w:styles xmlns:r="http://schemas.openxmlformats.org/officeDocument/2006/relationships" xmlns:w="http://schemas.openxmlformats.org/wordprocessingml/2006/main">
+<w:styles xmlns:mc="http://schemas.openxmlformats.org/markup-compatibility/2006" xmlns:r="http://schemas.openxmlformats.org/officeDocument/2006/relationships" xmlns:w="http://schemas.openxmlformats.org/wordprocessingml/2006/main" xmlns:w14="http://schemas.microsoft.com/office/word/2010/wordml" xmlns:w15="http://schemas.microsoft.com/office/word/2012/wordml" xmlns:w16cex="http://schemas.microsoft.com/office/word/2018/wordml/cex" xmlns:w16cid="http://schemas.microsoft.com/office/word/2016/wordml/cid" xmlns:w16="http://schemas.microsoft.com/office/word/2018/wordml" xmlns:w16sdtdh="http://schemas.microsoft.com/office/word/2020/wordml/sdtdatahash" xmlns:w16se="http://schemas.microsoft.com/office/word/2015/wordml/symex" mc:Ignorable="w14 w15 w16se w16cid w16 w16cex w16sdtdh">
   <w:docDefaults>
     <w:rPrDefault>
       <w:rPr>
-        <w:rFonts w:ascii="Cambria" w:cs="Cambria" w:hAnsi="Cambria"/>
+        <w:rFonts w:ascii="Cambria" w:eastAsia="Times New Roman" w:hAnsi="Cambria" w:cs="Cambria"/>
         <w:sz w:val="22"/>
         <w:szCs w:val="22"/>
-        <w:lang w:bidi="ar-SA" w:eastAsia="es-AR" w:val="es-AR"/>
+        <w:lang w:val="es-AR" w:eastAsia="es-AR" w:bidi="ar-SA"/>
       </w:rPr>
     </w:rPrDefault>
     <w:pPrDefault>
@@ -3088,180 +2986,346 @@
       </w:pPr>
     </w:pPrDefault>
   </w:docDefaults>
-  <w:latentStyles w:count="276" w:defLockedState="0" w:defQFormat="0" w:defSemiHidden="0" w:defUIPriority="0" w:defUnhideWhenUsed="0"/>
-  <w:style w:default="1" w:styleId="Normal" w:type="paragraph">
+  <w:latentStyles w:defLockedState="0" w:defUIPriority="0" w:defSemiHidden="0" w:defUnhideWhenUsed="0" w:defQFormat="0" w:count="376">
+    <w:lsdException w:name="heading 5" w:semiHidden="1" w:unhideWhenUsed="1"/>
+    <w:lsdException w:name="index 2" w:semiHidden="1" w:unhideWhenUsed="1"/>
+    <w:lsdException w:name="index 3" w:semiHidden="1" w:unhideWhenUsed="1"/>
+    <w:lsdException w:name="index 4" w:semiHidden="1" w:unhideWhenUsed="1"/>
+    <w:lsdException w:name="index 5" w:semiHidden="1" w:unhideWhenUsed="1"/>
+    <w:lsdException w:name="index 6" w:semiHidden="1" w:unhideWhenUsed="1"/>
+    <w:lsdException w:name="index 7" w:semiHidden="1" w:unhideWhenUsed="1"/>
+    <w:lsdException w:name="index 8" w:semiHidden="1" w:unhideWhenUsed="1"/>
+    <w:lsdException w:name="index 9" w:semiHidden="1" w:unhideWhenUsed="1"/>
+    <w:lsdException w:name="toc 1" w:semiHidden="1" w:unhideWhenUsed="1"/>
+    <w:lsdException w:name="toc 2" w:semiHidden="1" w:unhideWhenUsed="1"/>
+    <w:lsdException w:name="toc 3" w:semiHidden="1" w:unhideWhenUsed="1"/>
+    <w:lsdException w:name="toc 4" w:semiHidden="1" w:unhideWhenUsed="1"/>
+    <w:lsdException w:name="toc 5" w:semiHidden="1" w:unhideWhenUsed="1"/>
+    <w:lsdException w:name="toc 6" w:semiHidden="1" w:unhideWhenUsed="1"/>
+    <w:lsdException w:name="toc 7" w:semiHidden="1" w:unhideWhenUsed="1"/>
+    <w:lsdException w:name="toc 8" w:semiHidden="1" w:unhideWhenUsed="1"/>
+    <w:lsdException w:name="toc 9" w:semiHidden="1" w:unhideWhenUsed="1"/>
+    <w:lsdException w:name="Normal Indent" w:semiHidden="1" w:unhideWhenUsed="1"/>
+    <w:lsdException w:name="footnote text" w:semiHidden="1" w:unhideWhenUsed="1"/>
+    <w:lsdException w:name="annotation text" w:semiHidden="1" w:unhideWhenUsed="1"/>
+    <w:lsdException w:name="header" w:semiHidden="1" w:unhideWhenUsed="1"/>
+    <w:lsdException w:name="footer" w:semiHidden="1" w:unhideWhenUsed="1"/>
+    <w:lsdException w:name="index heading" w:semiHidden="1" w:unhideWhenUsed="1"/>
+    <w:lsdException w:name="caption" w:semiHidden="1" w:unhideWhenUsed="1"/>
+    <w:lsdException w:name="table of figures" w:semiHidden="1" w:unhideWhenUsed="1"/>
+    <w:lsdException w:name="envelope address" w:semiHidden="1" w:unhideWhenUsed="1"/>
+    <w:lsdException w:name="envelope return" w:semiHidden="1" w:unhideWhenUsed="1"/>
+    <w:lsdException w:name="footnote reference" w:semiHidden="1" w:unhideWhenUsed="1"/>
+    <w:lsdException w:name="annotation reference" w:semiHidden="1" w:unhideWhenUsed="1"/>
+    <w:lsdException w:name="line number" w:semiHidden="1" w:unhideWhenUsed="1"/>
+    <w:lsdException w:name="page number" w:semiHidden="1" w:unhideWhenUsed="1"/>
+    <w:lsdException w:name="endnote reference" w:semiHidden="1" w:unhideWhenUsed="1"/>
+    <w:lsdException w:name="endnote text" w:semiHidden="1" w:unhideWhenUsed="1"/>
+    <w:lsdException w:name="table of authorities" w:semiHidden="1" w:unhideWhenUsed="1"/>
+    <w:lsdException w:name="macro" w:semiHidden="1" w:unhideWhenUsed="1"/>
+    <w:lsdException w:name="toa heading" w:semiHidden="1" w:unhideWhenUsed="1"/>
+    <w:lsdException w:name="List" w:semiHidden="1" w:unhideWhenUsed="1"/>
+    <w:lsdException w:name="List Bullet" w:semiHidden="1" w:unhideWhenUsed="1"/>
+    <w:lsdException w:name="List Number" w:semiHidden="1" w:unhideWhenUsed="1"/>
+    <w:lsdException w:name="List 2" w:semiHidden="1" w:unhideWhenUsed="1"/>
+    <w:lsdException w:name="List 3" w:semiHidden="1" w:unhideWhenUsed="1"/>
+    <w:lsdException w:name="List 4" w:semiHidden="1" w:unhideWhenUsed="1"/>
+    <w:lsdException w:name="List Bullet 2" w:semiHidden="1" w:unhideWhenUsed="1"/>
+    <w:lsdException w:name="List Bullet 3" w:semiHidden="1" w:unhideWhenUsed="1"/>
+    <w:lsdException w:name="List Number 2" w:semiHidden="1" w:unhideWhenUsed="1"/>
+    <w:lsdException w:name="List Number 3" w:semiHidden="1" w:unhideWhenUsed="1"/>
+    <w:lsdException w:name="List Number 4" w:semiHidden="1" w:unhideWhenUsed="1"/>
+    <w:lsdException w:name="List Number 5" w:semiHidden="1" w:unhideWhenUsed="1"/>
+    <w:lsdException w:name="Closing" w:semiHidden="1" w:unhideWhenUsed="1"/>
+    <w:lsdException w:name="Signature" w:semiHidden="1" w:unhideWhenUsed="1"/>
+    <w:lsdException w:name="Default Paragraph Font" w:semiHidden="1" w:unhideWhenUsed="1"/>
+    <w:lsdException w:name="Body Text" w:semiHidden="1" w:unhideWhenUsed="1"/>
+    <w:lsdException w:name="Body Text Indent" w:semiHidden="1" w:unhideWhenUsed="1"/>
+    <w:lsdException w:name="List Continue" w:semiHidden="1" w:unhideWhenUsed="1"/>
+    <w:lsdException w:name="List Continue 2" w:semiHidden="1" w:unhideWhenUsed="1"/>
+    <w:lsdException w:name="List Continue 3" w:semiHidden="1" w:unhideWhenUsed="1"/>
+    <w:lsdException w:name="List Continue 4" w:semiHidden="1" w:unhideWhenUsed="1"/>
+    <w:lsdException w:name="List Continue 5" w:semiHidden="1" w:unhideWhenUsed="1"/>
+    <w:lsdException w:name="Message Header" w:semiHidden="1" w:unhideWhenUsed="1"/>
+    <w:lsdException w:name="Salutation" w:semiHidden="1" w:unhideWhenUsed="1"/>
+    <w:lsdException w:name="Date" w:semiHidden="1" w:unhideWhenUsed="1"/>
+    <w:lsdException w:name="Body Text First Indent" w:semiHidden="1" w:unhideWhenUsed="1"/>
+    <w:lsdException w:name="Body Text Indent 2" w:semiHidden="1" w:unhideWhenUsed="1"/>
+    <w:lsdException w:name="Body Text Indent 3" w:semiHidden="1" w:unhideWhenUsed="1"/>
+    <w:lsdException w:name="Block Text" w:semiHidden="1" w:unhideWhenUsed="1"/>
+    <w:lsdException w:name="Hyperlink" w:semiHidden="1" w:unhideWhenUsed="1"/>
+    <w:lsdException w:name="FollowedHyperlink" w:semiHidden="1" w:unhideWhenUsed="1"/>
+    <w:lsdException w:name="Document Map" w:semiHidden="1" w:unhideWhenUsed="1"/>
+    <w:lsdException w:name="Plain Text" w:semiHidden="1" w:unhideWhenUsed="1"/>
+    <w:lsdException w:name="E-mail Signature" w:semiHidden="1" w:unhideWhenUsed="1"/>
+    <w:lsdException w:name="HTML Top of Form" w:semiHidden="1" w:unhideWhenUsed="1"/>
+    <w:lsdException w:name="HTML Bottom of Form" w:semiHidden="1" w:unhideWhenUsed="1"/>
+    <w:lsdException w:name="Normal (Web)" w:semiHidden="1" w:unhideWhenUsed="1"/>
+    <w:lsdException w:name="HTML Acronym" w:semiHidden="1" w:unhideWhenUsed="1"/>
+    <w:lsdException w:name="HTML Address" w:semiHidden="1" w:unhideWhenUsed="1"/>
+    <w:lsdException w:name="HTML Cite" w:semiHidden="1" w:unhideWhenUsed="1"/>
+    <w:lsdException w:name="HTML Code" w:semiHidden="1" w:unhideWhenUsed="1"/>
+    <w:lsdException w:name="HTML Definition" w:semiHidden="1" w:unhideWhenUsed="1"/>
+    <w:lsdException w:name="HTML Keyboard" w:semiHidden="1" w:unhideWhenUsed="1"/>
+    <w:lsdException w:name="HTML Preformatted" w:semiHidden="1" w:unhideWhenUsed="1"/>
+    <w:lsdException w:name="HTML Sample" w:semiHidden="1" w:unhideWhenUsed="1"/>
+    <w:lsdException w:name="HTML Typewriter" w:semiHidden="1" w:unhideWhenUsed="1"/>
+    <w:lsdException w:name="HTML Variable" w:semiHidden="1" w:unhideWhenUsed="1"/>
+    <w:lsdException w:name="Normal Table" w:semiHidden="1" w:unhideWhenUsed="1"/>
+    <w:lsdException w:name="annotation subject" w:semiHidden="1" w:unhideWhenUsed="1"/>
+    <w:lsdException w:name="No List" w:semiHidden="1" w:unhideWhenUsed="1"/>
+    <w:lsdException w:name="Outline List 1" w:semiHidden="1" w:unhideWhenUsed="1"/>
+    <w:lsdException w:name="Outline List 2" w:semiHidden="1" w:unhideWhenUsed="1"/>
+    <w:lsdException w:name="Outline List 3" w:semiHidden="1" w:unhideWhenUsed="1"/>
+    <w:lsdException w:name="Table Simple 1" w:semiHidden="1" w:unhideWhenUsed="1"/>
+    <w:lsdException w:name="Table Simple 2" w:semiHidden="1" w:unhideWhenUsed="1"/>
+    <w:lsdException w:name="Table Simple 3" w:semiHidden="1" w:unhideWhenUsed="1"/>
+    <w:lsdException w:name="Table Classic 1" w:semiHidden="1" w:unhideWhenUsed="1"/>
+    <w:lsdException w:name="Table Classic 2" w:semiHidden="1" w:unhideWhenUsed="1"/>
+    <w:lsdException w:name="Table Classic 3" w:semiHidden="1" w:unhideWhenUsed="1"/>
+    <w:lsdException w:name="Table Classic 4" w:semiHidden="1" w:unhideWhenUsed="1"/>
+    <w:lsdException w:name="Table Colorful 1" w:semiHidden="1" w:unhideWhenUsed="1"/>
+    <w:lsdException w:name="Table Colorful 2" w:semiHidden="1" w:unhideWhenUsed="1"/>
+    <w:lsdException w:name="Table Colorful 3" w:semiHidden="1" w:unhideWhenUsed="1"/>
+    <w:lsdException w:name="Table Columns 1" w:semiHidden="1" w:unhideWhenUsed="1"/>
+    <w:lsdException w:name="Table Columns 2" w:semiHidden="1" w:unhideWhenUsed="1"/>
+    <w:lsdException w:name="Table Columns 3" w:semiHidden="1" w:unhideWhenUsed="1"/>
+    <w:lsdException w:name="Table Columns 4" w:semiHidden="1" w:unhideWhenUsed="1"/>
+    <w:lsdException w:name="Table Columns 5" w:semiHidden="1" w:unhideWhenUsed="1"/>
+    <w:lsdException w:name="Table Grid 1" w:semiHidden="1" w:unhideWhenUsed="1"/>
+    <w:lsdException w:name="Table Grid 2" w:semiHidden="1" w:unhideWhenUsed="1"/>
+    <w:lsdException w:name="Table Grid 3" w:semiHidden="1" w:unhideWhenUsed="1"/>
+    <w:lsdException w:name="Table Grid 4" w:semiHidden="1" w:unhideWhenUsed="1"/>
+    <w:lsdException w:name="Table Grid 5" w:semiHidden="1" w:unhideWhenUsed="1"/>
+    <w:lsdException w:name="Table Grid 6" w:semiHidden="1" w:unhideWhenUsed="1"/>
+    <w:lsdException w:name="Table Grid 7" w:semiHidden="1" w:unhideWhenUsed="1"/>
+    <w:lsdException w:name="Table Grid 8" w:semiHidden="1" w:unhideWhenUsed="1"/>
+    <w:lsdException w:name="Table List 1" w:semiHidden="1" w:unhideWhenUsed="1"/>
+    <w:lsdException w:name="Table List 2" w:semiHidden="1" w:unhideWhenUsed="1"/>
+    <w:lsdException w:name="Table List 3" w:semiHidden="1" w:unhideWhenUsed="1"/>
+    <w:lsdException w:name="Table List 4" w:semiHidden="1" w:unhideWhenUsed="1"/>
+    <w:lsdException w:name="Table List 5" w:semiHidden="1" w:unhideWhenUsed="1"/>
+    <w:lsdException w:name="Table List 6" w:semiHidden="1" w:unhideWhenUsed="1"/>
+    <w:lsdException w:name="Table List 7" w:semiHidden="1" w:unhideWhenUsed="1"/>
+    <w:lsdException w:name="Table List 8" w:semiHidden="1" w:unhideWhenUsed="1"/>
+    <w:lsdException w:name="Table 3D effects 1" w:semiHidden="1" w:unhideWhenUsed="1"/>
+    <w:lsdException w:name="Table 3D effects 2" w:semiHidden="1" w:unhideWhenUsed="1"/>
+    <w:lsdException w:name="Table 3D effects 3" w:semiHidden="1" w:unhideWhenUsed="1"/>
+    <w:lsdException w:name="Table Contemporary" w:semiHidden="1" w:unhideWhenUsed="1"/>
+    <w:lsdException w:name="Table Elegant" w:semiHidden="1" w:unhideWhenUsed="1"/>
+    <w:lsdException w:name="Table Professional" w:semiHidden="1" w:unhideWhenUsed="1"/>
+    <w:lsdException w:name="Table Subtle 1" w:semiHidden="1" w:unhideWhenUsed="1"/>
+    <w:lsdException w:name="Table Subtle 2" w:semiHidden="1" w:unhideWhenUsed="1"/>
+    <w:lsdException w:name="Table Web 1" w:semiHidden="1" w:unhideWhenUsed="1"/>
+    <w:lsdException w:name="Table Web 2" w:semiHidden="1" w:unhideWhenUsed="1"/>
+    <w:lsdException w:name="Table Web 3" w:semiHidden="1" w:unhideWhenUsed="1"/>
+    <w:lsdException w:name="Balloon Text" w:semiHidden="1" w:unhideWhenUsed="1"/>
+    <w:lsdException w:name="Table Theme" w:semiHidden="1" w:unhideWhenUsed="1"/>
+    <w:lsdException w:name="Placeholder Text" w:semiHidden="1"/>
+    <w:lsdException w:name="Light Shading"/>
+    <w:lsdException w:name="Light List"/>
+    <w:lsdException w:name="Medium Grid 3"/>
+    <w:lsdException w:name="Dark List"/>
+    <w:lsdException w:name="Colorful Shading"/>
+    <w:lsdException w:name="Colorful List"/>
+    <w:lsdException w:name="Colorful Grid"/>
+    <w:lsdException w:name="Light Shading Accent 1"/>
+    <w:lsdException w:name="Light List Accent 1"/>
+    <w:lsdException w:name="Light Grid Accent 1"/>
+    <w:lsdException w:name="Medium Shading 1 Accent 1"/>
+    <w:lsdException w:name="Medium Shading 2 Accent 1"/>
+    <w:lsdException w:name="Medium List 1 Accent 1"/>
+    <w:lsdException w:name="Revision" w:semiHidden="1"/>
+    <w:lsdException w:name="Medium List 2 Accent 1"/>
+    <w:lsdException w:name="Medium Grid 1 Accent 1"/>
+    <w:lsdException w:name="Medium Grid 2 Accent 1"/>
+    <w:lsdException w:name="Medium Grid 3 Accent 1"/>
+    <w:lsdException w:name="Dark List Accent 1"/>
+    <w:lsdException w:name="Colorful Shading Accent 1"/>
+    <w:lsdException w:name="Colorful List Accent 1"/>
+    <w:lsdException w:name="Colorful Grid Accent 1"/>
+    <w:lsdException w:name="Light Shading Accent 2"/>
+    <w:lsdException w:name="Light List Accent 2"/>
+    <w:lsdException w:name="Light Grid Accent 2"/>
+    <w:lsdException w:name="Medium Shading 1 Accent 2"/>
+    <w:lsdException w:name="Medium Shading 2 Accent 2"/>
+    <w:lsdException w:name="Medium List 1 Accent 2"/>
+    <w:lsdException w:name="Medium List 2 Accent 2"/>
+    <w:lsdException w:name="Medium Grid 1 Accent 2"/>
+    <w:lsdException w:name="Medium Grid 2 Accent 2"/>
+    <w:lsdException w:name="Medium Grid 3 Accent 2"/>
+    <w:lsdException w:name="Dark List Accent 2"/>
+    <w:lsdException w:name="Colorful Shading Accent 2"/>
+    <w:lsdException w:name="Colorful List Accent 2"/>
+    <w:lsdException w:name="Colorful Grid Accent 2"/>
+    <w:lsdException w:name="Light Shading Accent 3"/>
+    <w:lsdException w:name="Light List Accent 3"/>
+    <w:lsdException w:name="Light Grid Accent 3"/>
+    <w:lsdException w:name="Medium Shading 1 Accent 3"/>
+    <w:lsdException w:name="Medium Shading 2 Accent 3"/>
+    <w:lsdException w:name="Medium List 1 Accent 3"/>
+    <w:lsdException w:name="Medium List 2 Accent 3"/>
+    <w:lsdException w:name="Medium Grid 1 Accent 3"/>
+    <w:lsdException w:name="Medium Grid 2 Accent 3"/>
+    <w:lsdException w:name="Medium Grid 3 Accent 3"/>
+    <w:lsdException w:name="Dark List Accent 3"/>
+    <w:lsdException w:name="Colorful Shading Accent 3"/>
+    <w:lsdException w:name="Colorful List Accent 3"/>
+    <w:lsdException w:name="Colorful Grid Accent 3"/>
+    <w:lsdException w:name="Light Shading Accent 4"/>
+    <w:lsdException w:name="Light List Accent 4"/>
+    <w:lsdException w:name="Light Grid Accent 4"/>
+    <w:lsdException w:name="Medium Shading 1 Accent 4"/>
+    <w:lsdException w:name="Medium Shading 2 Accent 4"/>
+    <w:lsdException w:name="Medium List 1 Accent 4"/>
+    <w:lsdException w:name="Medium List 2 Accent 4"/>
+    <w:lsdException w:name="Medium Grid 1 Accent 4"/>
+    <w:lsdException w:name="Medium Grid 2 Accent 4"/>
+    <w:lsdException w:name="Medium Grid 3 Accent 4"/>
+    <w:lsdException w:name="Dark List Accent 4"/>
+    <w:lsdException w:name="Colorful Shading Accent 4"/>
+    <w:lsdException w:name="Colorful List Accent 4"/>
+    <w:lsdException w:name="Colorful Grid Accent 4"/>
+    <w:lsdException w:name="Light Shading Accent 5"/>
+    <w:lsdException w:name="Light List Accent 5"/>
+    <w:lsdException w:name="Light Grid Accent 5"/>
+    <w:lsdException w:name="Medium Shading 1 Accent 5"/>
+    <w:lsdException w:name="Medium Shading 2 Accent 5"/>
+    <w:lsdException w:name="Medium List 1 Accent 5"/>
+    <w:lsdException w:name="Medium List 2 Accent 5"/>
+    <w:lsdException w:name="Medium Grid 1 Accent 5"/>
+    <w:lsdException w:name="Medium Grid 2 Accent 5"/>
+    <w:lsdException w:name="Medium Grid 3 Accent 5"/>
+    <w:lsdException w:name="Dark List Accent 5"/>
+    <w:lsdException w:name="Colorful Shading Accent 5"/>
+    <w:lsdException w:name="Colorful List Accent 5"/>
+    <w:lsdException w:name="Colorful Grid Accent 5"/>
+    <w:lsdException w:name="Light Shading Accent 6"/>
+    <w:lsdException w:name="Light List Accent 6"/>
+    <w:lsdException w:name="Light Grid Accent 6"/>
+    <w:lsdException w:name="Medium Shading 1 Accent 6"/>
+    <w:lsdException w:name="Medium Shading 2 Accent 6"/>
+    <w:lsdException w:name="Medium List 1 Accent 6"/>
+    <w:lsdException w:name="Medium List 2 Accent 6"/>
+    <w:lsdException w:name="Medium Grid 1 Accent 6"/>
+    <w:lsdException w:name="Medium Grid 2 Accent 6"/>
+    <w:lsdException w:name="Medium Grid 3 Accent 6"/>
+    <w:lsdException w:name="Dark List Accent 6"/>
+    <w:lsdException w:name="Colorful Shading Accent 6"/>
+    <w:lsdException w:name="Colorful List Accent 6"/>
+    <w:lsdException w:name="Colorful Grid Accent 6"/>
+    <w:lsdException w:name="Bibliography" w:semiHidden="1" w:unhideWhenUsed="1"/>
+    <w:lsdException w:name="TOC Heading" w:semiHidden="1" w:unhideWhenUsed="1"/>
+    <w:lsdException w:name="Grid Table 4" w:uiPriority="49"/>
+    <w:lsdException w:name="Grid Table 5 Dark" w:uiPriority="50"/>
+    <w:lsdException w:name="Grid Table 6 Colorful" w:uiPriority="51"/>
+    <w:lsdException w:name="Grid Table 7 Colorful" w:uiPriority="52"/>
+    <w:lsdException w:name="Grid Table 1 Light Accent 1" w:uiPriority="46"/>
+    <w:lsdException w:name="Grid Table 2 Accent 1" w:uiPriority="47"/>
+    <w:lsdException w:name="Grid Table 3 Accent 1" w:uiPriority="48"/>
+    <w:lsdException w:name="Grid Table 4 Accent 1" w:uiPriority="49"/>
+    <w:lsdException w:name="Grid Table 5 Dark Accent 1" w:uiPriority="50"/>
+    <w:lsdException w:name="Grid Table 6 Colorful Accent 1" w:uiPriority="51"/>
+    <w:lsdException w:name="Grid Table 7 Colorful Accent 1" w:uiPriority="52"/>
+    <w:lsdException w:name="Grid Table 1 Light Accent 2" w:uiPriority="46"/>
+    <w:lsdException w:name="Grid Table 2 Accent 2" w:uiPriority="47"/>
+    <w:lsdException w:name="Grid Table 3 Accent 2" w:uiPriority="48"/>
+    <w:lsdException w:name="Grid Table 4 Accent 2" w:uiPriority="49"/>
+    <w:lsdException w:name="Grid Table 5 Dark Accent 2" w:uiPriority="50"/>
+    <w:lsdException w:name="Grid Table 6 Colorful Accent 2" w:uiPriority="51"/>
+    <w:lsdException w:name="Grid Table 7 Colorful Accent 2" w:uiPriority="52"/>
+    <w:lsdException w:name="Grid Table 1 Light Accent 3" w:uiPriority="46"/>
+    <w:lsdException w:name="Grid Table 2 Accent 3" w:uiPriority="47"/>
+    <w:lsdException w:name="Grid Table 3 Accent 3" w:uiPriority="48"/>
+    <w:lsdException w:name="Grid Table 4 Accent 3" w:uiPriority="49"/>
+    <w:lsdException w:name="Grid Table 5 Dark Accent 3" w:uiPriority="50"/>
+    <w:lsdException w:name="Grid Table 6 Colorful Accent 3" w:uiPriority="51"/>
+    <w:lsdException w:name="Grid Table 7 Colorful Accent 3" w:uiPriority="52"/>
+    <w:lsdException w:name="Grid Table 1 Light Accent 4" w:uiPriority="46"/>
+    <w:lsdException w:name="Grid Table 2 Accent 4" w:uiPriority="47"/>
+    <w:lsdException w:name="Grid Table 3 Accent 4" w:uiPriority="48"/>
+    <w:lsdException w:name="Grid Table 4 Accent 4" w:uiPriority="49"/>
+    <w:lsdException w:name="Grid Table 5 Dark Accent 4" w:uiPriority="50"/>
+    <w:lsdException w:name="Grid Table 6 Colorful Accent 4" w:uiPriority="51"/>
+    <w:lsdException w:name="Grid Table 7 Colorful Accent 4" w:uiPriority="52"/>
+    <w:lsdException w:name="Grid Table 1 Light Accent 5" w:uiPriority="46"/>
+    <w:lsdException w:name="Grid Table 2 Accent 5" w:uiPriority="47"/>
+    <w:lsdException w:name="Grid Table 3 Accent 5" w:uiPriority="48"/>
+    <w:lsdException w:name="Grid Table 4 Accent 5" w:uiPriority="49"/>
+    <w:lsdException w:name="Grid Table 5 Dark Accent 5" w:uiPriority="50"/>
+    <w:lsdException w:name="Grid Table 6 Colorful Accent 5" w:uiPriority="51"/>
+    <w:lsdException w:name="Grid Table 7 Colorful Accent 5" w:uiPriority="52"/>
+    <w:lsdException w:name="Grid Table 1 Light Accent 6" w:uiPriority="46"/>
+    <w:lsdException w:name="Grid Table 2 Accent 6" w:uiPriority="47"/>
+    <w:lsdException w:name="Grid Table 3 Accent 6" w:uiPriority="48"/>
+    <w:lsdException w:name="Grid Table 4 Accent 6" w:uiPriority="49"/>
+    <w:lsdException w:name="Grid Table 5 Dark Accent 6" w:uiPriority="50"/>
+    <w:lsdException w:name="Grid Table 6 Colorful Accent 6" w:uiPriority="51"/>
+    <w:lsdException w:name="Grid Table 7 Colorful Accent 6" w:uiPriority="52"/>
+    <w:lsdException w:name="List Table 1 Light" w:uiPriority="46"/>
+    <w:lsdException w:name="List Table 2" w:uiPriority="47"/>
+    <w:lsdException w:name="List Table 3" w:uiPriority="48"/>
+    <w:lsdException w:name="List Table 4" w:uiPriority="49"/>
+    <w:lsdException w:name="List Table 5 Dark" w:uiPriority="50"/>
+    <w:lsdException w:name="List Table 6 Colorful" w:uiPriority="51"/>
+    <w:lsdException w:name="List Table 7 Colorful" w:uiPriority="52"/>
+    <w:lsdException w:name="List Table 1 Light Accent 1" w:uiPriority="46"/>
+    <w:lsdException w:name="List Table 2 Accent 1" w:uiPriority="47"/>
+    <w:lsdException w:name="List Table 3 Accent 1" w:uiPriority="48"/>
+    <w:lsdException w:name="List Table 4 Accent 1" w:uiPriority="49"/>
+    <w:lsdException w:name="List Table 5 Dark Accent 1" w:uiPriority="50"/>
+    <w:lsdException w:name="List Table 6 Colorful Accent 1" w:uiPriority="51"/>
+    <w:lsdException w:name="List Table 7 Colorful Accent 1" w:uiPriority="52"/>
+    <w:lsdException w:name="List Table 1 Light Accent 2" w:uiPriority="46"/>
+    <w:lsdException w:name="List Table 2 Accent 2" w:uiPriority="47"/>
+    <w:lsdException w:name="List Table 3 Accent 2" w:uiPriority="48"/>
+    <w:lsdException w:name="List Table 4 Accent 2" w:uiPriority="49"/>
+    <w:lsdException w:name="List Table 5 Dark Accent 2" w:uiPriority="50"/>
+    <w:lsdException w:name="List Table 6 Colorful Accent 2" w:uiPriority="51"/>
+    <w:lsdException w:name="List Table 7 Colorful Accent 2" w:uiPriority="52"/>
+    <w:lsdException w:name="List Table 1 Light Accent 3" w:uiPriority="46"/>
+    <w:lsdException w:name="List Table 2 Accent 3" w:uiPriority="47"/>
+    <w:lsdException w:name="List Table 3 Accent 3" w:uiPriority="48"/>
+    <w:lsdException w:name="List Table 4 Accent 3" w:uiPriority="49"/>
+    <w:lsdException w:name="List Table 5 Dark Accent 3" w:uiPriority="50"/>
+    <w:lsdException w:name="List Table 6 Colorful Accent 3" w:uiPriority="51"/>
+    <w:lsdException w:name="List Table 7 Colorful Accent 3" w:uiPriority="52"/>
+    <w:lsdException w:name="List Table 1 Light Accent 4" w:uiPriority="46"/>
+    <w:lsdException w:name="List Table 2 Accent 4" w:uiPriority="47"/>
+    <w:lsdException w:name="List Table 3 Accent 4" w:uiPriority="48"/>
+    <w:lsdException w:name="List Table 4 Accent 4" w:uiPriority="49"/>
+    <w:lsdException w:name="List Table 5 Dark Accent 4" w:uiPriority="50"/>
+    <w:lsdException w:name="List Table 6 Colorful Accent 4" w:uiPriority="51"/>
+    <w:lsdException w:name="List Table 7 Colorful Accent 4" w:uiPriority="52"/>
+    <w:lsdException w:name="List Table 1 Light Accent 5" w:uiPriority="46"/>
+    <w:lsdException w:name="List Table 2 Accent 5" w:uiPriority="47"/>
+    <w:lsdException w:name="List Table 3 Accent 5" w:uiPriority="48"/>
+    <w:lsdException w:name="List Table 4 Accent 5" w:uiPriority="49"/>
+    <w:lsdException w:name="List Table 5 Dark Accent 5" w:uiPriority="50"/>
+    <w:lsdException w:name="List Table 6 Colorful Accent 5" w:uiPriority="51"/>
+    <w:lsdException w:name="List Table 7 Colorful Accent 5" w:uiPriority="52"/>
+    <w:lsdException w:name="List Table 1 Light Accent 6" w:uiPriority="46"/>
+    <w:lsdException w:name="List Table 2 Accent 6" w:uiPriority="47"/>
+    <w:lsdException w:name="List Table 3 Accent 6" w:uiPriority="48"/>
+    <w:lsdException w:name="List Table 4 Accent 6" w:uiPriority="49"/>
+    <w:lsdException w:name="List Table 5 Dark Accent 6" w:uiPriority="50"/>
+    <w:lsdException w:name="List Table 6 Colorful Accent 6" w:uiPriority="51"/>
+    <w:lsdException w:name="List Table 7 Colorful Accent 6" w:uiPriority="52"/>
+    <w:lsdException w:name="Mention" w:semiHidden="1" w:uiPriority="99" w:unhideWhenUsed="1"/>
+    <w:lsdException w:name="Smart Hyperlink" w:semiHidden="1" w:uiPriority="99" w:unhideWhenUsed="1"/>
+    <w:lsdException w:name="Hashtag" w:semiHidden="1" w:uiPriority="99" w:unhideWhenUsed="1"/>
+    <w:lsdException w:name="Unresolved Mention" w:semiHidden="1" w:uiPriority="99" w:unhideWhenUsed="1"/>
+    <w:lsdException w:name="Smart Link" w:semiHidden="1" w:uiPriority="99" w:unhideWhenUsed="1"/>
+  </w:latentStyles>
+  <w:style w:type="paragraph" w:default="1" w:styleId="Normal">
     <w:name w:val="Normal"/>
     <w:qFormat/>
   </w:style>
-  <w:style w:styleId="BodyText" w:type="paragraph">
-    <w:name w:val="Body Text"/>
-    <w:basedOn w:val="Normal"/>
-    <w:link w:val="BodyTextChar"/>
-    <w:qFormat/>
-    <w:pPr>
-      <w:spacing w:after="140" w:before="0" w:line="264" w:lineRule="auto"/>
-      <w:jc w:val="both"/>
-    </w:pPr>
-  </w:style>
-  <w:style w:customStyle="1" w:styleId="FirstParagraph" w:type="paragraph">
-    <w:name w:val="First Paragraph"/>
-    <w:basedOn w:val="BodyText"/>
-    <w:next w:val="BodyText"/>
-    <w:qFormat/>
-  </w:style>
-  <w:style w:customStyle="1" w:styleId="Compact" w:type="paragraph">
-    <w:name w:val="Compact"/>
-    <w:basedOn w:val="BodyText"/>
-    <w:qFormat/>
-    <w:pPr>
-      <w:spacing w:after="36" w:before="36"/>
-    </w:pPr>
-  </w:style>
-  <w:style w:styleId="Title" w:type="paragraph">
-    <w:name w:val="Title"/>
-    <w:basedOn w:val="Normal"/>
-    <w:next w:val="BodyText"/>
-    <w:link w:val="TitleChar"/>
-    <w:uiPriority w:val="10"/>
-    <w:qFormat/>
-    <w:pPr>
-      <w:spacing w:after="80" w:before="240" w:line="240" w:lineRule="auto"/>
-      <w:contextualSpacing/>
-      <w:jc w:val="center"/>
-    </w:pPr>
-    <w:rPr>
-      <w:rFonts w:ascii="Cambria" w:cs="Cambria" w:hAnsi="Cambria"/>
-      <w:b/>
-      <w:color w:val="1E3A5F"/>
-      <w:sz w:val="48"/>
-      <w:szCs w:val="48"/>
-    </w:rPr>
-  </w:style>
-  <w:style w:customStyle="1" w:styleId="TitleChar" w:type="character">
-    <w:name w:val="Title Char"/>
-    <w:basedOn w:val="DefaultParagraphFont"/>
-    <w:link w:val="Title"/>
-    <w:uiPriority w:val="10"/>
-    <w:rsid w:val="00A10FD9"/>
-    <w:rPr>
-      <w:rFonts w:asciiTheme="majorHAnsi" w:cstheme="majorBidi" w:eastAsiaTheme="majorEastAsia" w:hAnsiTheme="majorHAnsi"/>
-      <w:sz w:val="56"/>
-      <w:szCs w:val="56"/>
-    </w:rPr>
-  </w:style>
-  <w:style w:styleId="Subtitle" w:type="paragraph">
-    <w:name w:val="Subtitle"/>
-    <w:basedOn w:val="Normal"/>
-    <w:next w:val="BodyText"/>
-    <w:link w:val="SubtitleChar"/>
-    <w:uiPriority w:val="11"/>
-    <w:qFormat/>
-    <w:pPr>
-      <w:spacing w:after="160"/>
-      <w:contextualSpacing/>
-      <w:jc w:val="center"/>
-    </w:pPr>
-    <w:rPr>
-      <w:rFonts w:ascii="Cambria" w:cs="Cambria" w:hAnsi="Cambria"/>
-      <w:i/>
-      <w:color w:val="5B6B7B"/>
-      <w:sz w:val="30"/>
-      <w:szCs w:val="30"/>
-    </w:rPr>
-  </w:style>
-  <w:style w:customStyle="1" w:styleId="SubtitleChar" w:type="character">
-    <w:name w:val="Subtitle Char"/>
-    <w:basedOn w:val="DefaultParagraphFont"/>
-    <w:link w:val="Subtitle"/>
-    <w:uiPriority w:val="11"/>
-    <w:rsid w:val="00A10FD9"/>
-    <w:rPr>
-      <w:rFonts w:cstheme="majorBidi" w:eastAsiaTheme="majorEastAsia"/>
-      <w:color w:themeColor="text1" w:themeTint="A6" w:val="595959"/>
-      <w:spacing w:val="15"/>
-      <w:sz w:val="28"/>
-      <w:szCs w:val="28"/>
-    </w:rPr>
-  </w:style>
-  <w:style w:customStyle="1" w:styleId="Author" w:type="paragraph">
-    <w:name w:val="Author"/>
-    <w:basedOn w:val="Normal"/>
-    <w:next w:val="BodyText"/>
-    <w:qFormat/>
-    <w:pPr>
-      <w:keepNext/>
-      <w:spacing w:after="40"/>
-      <w:contextualSpacing/>
-      <w:jc w:val="center"/>
-    </w:pPr>
-    <w:rPr>
-      <w:rFonts w:ascii="Cambria" w:cs="Cambria" w:hAnsi="Cambria"/>
-      <w:color w:val="333333"/>
-      <w:sz w:val="26"/>
-      <w:szCs w:val="26"/>
-    </w:rPr>
-  </w:style>
-  <w:style w:styleId="Date" w:type="paragraph">
-    <w:name w:val="Date"/>
-    <w:basedOn w:val="Normal"/>
-    <w:next w:val="BodyText"/>
-    <w:qFormat/>
-    <w:pPr>
-      <w:spacing w:before="120"/>
-      <w:jc w:val="center"/>
-    </w:pPr>
-    <w:rPr>
-      <w:rFonts w:ascii="Cambria" w:cs="Cambria" w:hAnsi="Cambria"/>
-      <w:color w:val="5B6B7B"/>
-      <w:sz w:val="24"/>
-      <w:szCs w:val="24"/>
-    </w:rPr>
-  </w:style>
-  <w:style w:customStyle="1" w:styleId="AbstractTitle" w:type="paragraph">
-    <w:name w:val="Abstract Title"/>
-    <w:basedOn w:val="Normal"/>
-    <w:next w:val="Abstract"/>
-    <w:qFormat/>
-    <w:pPr>
-      <w:keepNext/>
-      <w:keepLines/>
-      <w:spacing w:after="0" w:before="300"/>
-      <w:jc w:val="center"/>
-    </w:pPr>
-    <w:rPr>
-      <w:b/>
-      <w:sz w:val="20"/>
-      <w:szCs w:val="20"/>
-    </w:rPr>
-  </w:style>
-  <w:style w:customStyle="1" w:styleId="Abstract" w:type="paragraph">
-    <w:name w:val="Abstract"/>
-    <w:basedOn w:val="Normal"/>
-    <w:next w:val="BodyText"/>
-    <w:qFormat/>
-    <w:pPr>
-      <w:keepNext/>
-      <w:keepLines/>
-      <w:spacing w:after="300" w:before="100"/>
-    </w:pPr>
-    <w:rPr>
-      <w:sz w:val="20"/>
-      <w:szCs w:val="20"/>
-    </w:rPr>
-  </w:style>
-  <w:style w:styleId="Bibliography" w:type="paragraph">
-    <w:name w:val="Bibliography"/>
-    <w:basedOn w:val="Normal"/>
-    <w:next w:val="Bibliography"/>
-    <w:qFormat/>
-    <w:pPr/>
-    <w:rPr/>
-  </w:style>
-  <w:style w:styleId="Heading1" w:type="paragraph">
+  <w:style w:type="paragraph" w:styleId="Ttulo1">
     <w:name w:val="heading 1"/>
     <w:basedOn w:val="Normal"/>
-    <w:next w:val="BodyText"/>
-    <w:link w:val="Heading1Char"/>
+    <w:next w:val="Textoindependiente"/>
+    <w:link w:val="Ttulo1Car"/>
     <w:uiPriority w:val="9"/>
     <w:qFormat/>
     <w:pPr>
@@ -3269,58 +3333,55 @@
       <w:keepLines/>
       <w:pageBreakBefore/>
       <w:pBdr>
-        <w:bottom w:color="1E3A5F" w:space="4" w:sz="8" w:val="single"/>
+        <w:bottom w:val="single" w:sz="8" w:space="4" w:color="1E3A5F"/>
       </w:pBdr>
-      <w:spacing w:after="220" w:before="0"/>
+      <w:spacing w:after="220"/>
       <w:jc w:val="left"/>
       <w:outlineLvl w:val="0"/>
     </w:pPr>
     <w:rPr>
-      <w:rFonts w:ascii="Cambria" w:cs="Cambria" w:hAnsi="Cambria"/>
       <w:b/>
       <w:color w:val="1E3A5F"/>
       <w:sz w:val="34"/>
       <w:szCs w:val="34"/>
     </w:rPr>
   </w:style>
-  <w:style w:styleId="Heading2" w:type="paragraph">
+  <w:style w:type="paragraph" w:styleId="Ttulo2">
     <w:name w:val="heading 2"/>
     <w:basedOn w:val="Normal"/>
-    <w:next w:val="BodyText"/>
-    <w:link w:val="Heading2Char"/>
+    <w:next w:val="Textoindependiente"/>
+    <w:link w:val="Ttulo2Car"/>
     <w:uiPriority w:val="9"/>
     <w:qFormat/>
     <w:pPr>
       <w:keepNext/>
       <w:keepLines/>
-      <w:spacing w:after="80" w:before="240"/>
+      <w:spacing w:before="240" w:after="80"/>
       <w:jc w:val="left"/>
       <w:outlineLvl w:val="1"/>
     </w:pPr>
     <w:rPr>
-      <w:rFonts w:ascii="Cambria" w:cs="Cambria" w:hAnsi="Cambria"/>
       <w:b/>
       <w:color w:val="2A4A6B"/>
       <w:sz w:val="27"/>
       <w:szCs w:val="27"/>
     </w:rPr>
   </w:style>
-  <w:style w:styleId="Heading3" w:type="paragraph">
+  <w:style w:type="paragraph" w:styleId="Ttulo3">
     <w:name w:val="heading 3"/>
     <w:basedOn w:val="Normal"/>
-    <w:next w:val="BodyText"/>
-    <w:link w:val="Heading3Char"/>
+    <w:next w:val="Textoindependiente"/>
+    <w:link w:val="Ttulo3Car"/>
     <w:uiPriority w:val="9"/>
     <w:qFormat/>
     <w:pPr>
       <w:keepNext/>
       <w:keepLines/>
-      <w:spacing w:after="60" w:before="160"/>
+      <w:spacing w:before="160" w:after="60"/>
       <w:jc w:val="left"/>
       <w:outlineLvl w:val="2"/>
     </w:pPr>
     <w:rPr>
-      <w:rFonts w:ascii="Cambria" w:cs="Cambria" w:hAnsi="Cambria"/>
       <w:b/>
       <w:i/>
       <w:color w:val="3A5A7B"/>
@@ -3328,11 +3389,11 @@
       <w:szCs w:val="24"/>
     </w:rPr>
   </w:style>
-  <w:style w:styleId="Heading4" w:type="paragraph">
+  <w:style w:type="paragraph" w:styleId="Ttulo4">
     <w:name w:val="heading 4"/>
     <w:basedOn w:val="Normal"/>
-    <w:next w:val="BodyText"/>
-    <w:link w:val="Heading4Char"/>
+    <w:next w:val="Textoindependiente"/>
+    <w:link w:val="Ttulo4Car"/>
     <w:uiPriority w:val="9"/>
     <w:semiHidden/>
     <w:unhideWhenUsed/>
@@ -3341,21 +3402,21 @@
     <w:pPr>
       <w:keepNext/>
       <w:keepLines/>
-      <w:spacing w:after="40" w:before="80"/>
+      <w:spacing w:before="80" w:after="40"/>
       <w:outlineLvl w:val="3"/>
     </w:pPr>
     <w:rPr>
-      <w:rFonts w:cstheme="majorBidi" w:eastAsiaTheme="majorEastAsia"/>
+      <w:rFonts w:eastAsiaTheme="majorEastAsia" w:cstheme="majorBidi"/>
       <w:i/>
       <w:iCs/>
-      <w:color w:themeColor="accent1" w:themeShade="BF" w:val="0F4761"/>
-    </w:rPr>
-  </w:style>
-  <w:style w:styleId="Heading5" w:type="paragraph">
+      <w:color w:val="0F4761" w:themeColor="accent1" w:themeShade="BF"/>
+    </w:rPr>
+  </w:style>
+  <w:style w:type="paragraph" w:styleId="Ttulo5">
     <w:name w:val="heading 5"/>
     <w:basedOn w:val="Normal"/>
-    <w:next w:val="BodyText"/>
-    <w:link w:val="Heading5Char"/>
+    <w:next w:val="Textoindependiente"/>
+    <w:link w:val="Ttulo5Car"/>
     <w:uiPriority w:val="9"/>
     <w:semiHidden/>
     <w:unhideWhenUsed/>
@@ -3364,19 +3425,19 @@
     <w:pPr>
       <w:keepNext/>
       <w:keepLines/>
-      <w:spacing w:after="40" w:before="80"/>
+      <w:spacing w:before="80" w:after="40"/>
       <w:outlineLvl w:val="4"/>
     </w:pPr>
     <w:rPr>
-      <w:rFonts w:cstheme="majorBidi" w:eastAsiaTheme="majorEastAsia"/>
-      <w:color w:themeColor="accent1" w:themeShade="BF" w:val="0F4761"/>
-    </w:rPr>
-  </w:style>
-  <w:style w:styleId="Heading6" w:type="paragraph">
+      <w:rFonts w:eastAsiaTheme="majorEastAsia" w:cstheme="majorBidi"/>
+      <w:color w:val="0F4761" w:themeColor="accent1" w:themeShade="BF"/>
+    </w:rPr>
+  </w:style>
+  <w:style w:type="paragraph" w:styleId="Ttulo6">
     <w:name w:val="heading 6"/>
     <w:basedOn w:val="Normal"/>
-    <w:next w:val="BodyText"/>
-    <w:link w:val="Heading6Char"/>
+    <w:next w:val="Textoindependiente"/>
+    <w:link w:val="Ttulo6Car"/>
     <w:uiPriority w:val="9"/>
     <w:semiHidden/>
     <w:unhideWhenUsed/>
@@ -3385,21 +3446,21 @@
     <w:pPr>
       <w:keepNext/>
       <w:keepLines/>
-      <w:spacing w:after="0" w:before="40"/>
+      <w:spacing w:before="40" w:after="0"/>
       <w:outlineLvl w:val="5"/>
     </w:pPr>
     <w:rPr>
-      <w:rFonts w:cstheme="majorBidi" w:eastAsiaTheme="majorEastAsia"/>
+      <w:rFonts w:eastAsiaTheme="majorEastAsia" w:cstheme="majorBidi"/>
       <w:i/>
       <w:iCs/>
-      <w:color w:themeColor="text1" w:themeTint="A6" w:val="595959"/>
-    </w:rPr>
-  </w:style>
-  <w:style w:styleId="Heading7" w:type="paragraph">
+      <w:color w:val="595959" w:themeColor="text1" w:themeTint="A6"/>
+    </w:rPr>
+  </w:style>
+  <w:style w:type="paragraph" w:styleId="Ttulo7">
     <w:name w:val="heading 7"/>
     <w:basedOn w:val="Normal"/>
-    <w:next w:val="BodyText"/>
-    <w:link w:val="Heading7Char"/>
+    <w:next w:val="Textoindependiente"/>
+    <w:link w:val="Ttulo7Car"/>
     <w:uiPriority w:val="9"/>
     <w:semiHidden/>
     <w:unhideWhenUsed/>
@@ -3408,19 +3469,19 @@
     <w:pPr>
       <w:keepNext/>
       <w:keepLines/>
-      <w:spacing w:after="0" w:before="40"/>
+      <w:spacing w:before="40" w:after="0"/>
       <w:outlineLvl w:val="6"/>
     </w:pPr>
     <w:rPr>
-      <w:rFonts w:cstheme="majorBidi" w:eastAsiaTheme="majorEastAsia"/>
-      <w:color w:themeColor="text1" w:themeTint="A6" w:val="595959"/>
-    </w:rPr>
-  </w:style>
-  <w:style w:styleId="Heading8" w:type="paragraph">
+      <w:rFonts w:eastAsiaTheme="majorEastAsia" w:cstheme="majorBidi"/>
+      <w:color w:val="595959" w:themeColor="text1" w:themeTint="A6"/>
+    </w:rPr>
+  </w:style>
+  <w:style w:type="paragraph" w:styleId="Ttulo8">
     <w:name w:val="heading 8"/>
     <w:basedOn w:val="Normal"/>
-    <w:next w:val="BodyText"/>
-    <w:link w:val="Heading8Char"/>
+    <w:next w:val="Textoindependiente"/>
+    <w:link w:val="Ttulo8Car"/>
     <w:uiPriority w:val="9"/>
     <w:semiHidden/>
     <w:unhideWhenUsed/>
@@ -3433,17 +3494,17 @@
       <w:outlineLvl w:val="7"/>
     </w:pPr>
     <w:rPr>
-      <w:rFonts w:cstheme="majorBidi" w:eastAsiaTheme="majorEastAsia"/>
+      <w:rFonts w:eastAsiaTheme="majorEastAsia" w:cstheme="majorBidi"/>
       <w:i/>
       <w:iCs/>
-      <w:color w:themeColor="text1" w:themeTint="D8" w:val="272727"/>
-    </w:rPr>
-  </w:style>
-  <w:style w:styleId="Heading9" w:type="paragraph">
+      <w:color w:val="272727" w:themeColor="text1" w:themeTint="D8"/>
+    </w:rPr>
+  </w:style>
+  <w:style w:type="paragraph" w:styleId="Ttulo9">
     <w:name w:val="heading 9"/>
     <w:basedOn w:val="Normal"/>
-    <w:next w:val="BodyText"/>
-    <w:link w:val="Heading9Char"/>
+    <w:next w:val="Textoindependiente"/>
+    <w:link w:val="Ttulo9Car"/>
     <w:uiPriority w:val="9"/>
     <w:semiHidden/>
     <w:unhideWhenUsed/>
@@ -3456,191 +3517,367 @@
       <w:outlineLvl w:val="8"/>
     </w:pPr>
     <w:rPr>
-      <w:rFonts w:cstheme="majorBidi" w:eastAsiaTheme="majorEastAsia"/>
-      <w:color w:themeColor="text1" w:themeTint="D8" w:val="272727"/>
-    </w:rPr>
-  </w:style>
-  <w:style w:customStyle="1" w:styleId="Heading1Char" w:type="character">
-    <w:name w:val="Heading 1 Char"/>
-    <w:basedOn w:val="DefaultParagraphFont"/>
-    <w:link w:val="Heading1"/>
+      <w:rFonts w:eastAsiaTheme="majorEastAsia" w:cstheme="majorBidi"/>
+      <w:color w:val="272727" w:themeColor="text1" w:themeTint="D8"/>
+    </w:rPr>
+  </w:style>
+  <w:style w:type="character" w:default="1" w:styleId="Fuentedeprrafopredeter">
+    <w:name w:val="Default Paragraph Font"/>
+    <w:uiPriority w:val="1"/>
+    <w:semiHidden/>
+    <w:unhideWhenUsed/>
+  </w:style>
+  <w:style w:type="table" w:default="1" w:styleId="Tablanormal">
+    <w:name w:val="Normal Table"/>
+    <w:uiPriority w:val="99"/>
+    <w:semiHidden/>
+    <w:unhideWhenUsed/>
+    <w:tblPr>
+      <w:tblInd w:w="0" w:type="dxa"/>
+      <w:tblCellMar>
+        <w:top w:w="0" w:type="dxa"/>
+        <w:left w:w="108" w:type="dxa"/>
+        <w:bottom w:w="0" w:type="dxa"/>
+        <w:right w:w="108" w:type="dxa"/>
+      </w:tblCellMar>
+    </w:tblPr>
+  </w:style>
+  <w:style w:type="numbering" w:default="1" w:styleId="Sinlista">
+    <w:name w:val="No List"/>
+    <w:uiPriority w:val="99"/>
+    <w:semiHidden/>
+    <w:unhideWhenUsed/>
+  </w:style>
+  <w:style w:type="paragraph" w:styleId="Textoindependiente">
+    <w:name w:val="Body Text"/>
+    <w:basedOn w:val="Normal"/>
+    <w:qFormat/>
+    <w:pPr>
+      <w:spacing w:after="140"/>
+    </w:pPr>
+  </w:style>
+  <w:style w:type="paragraph" w:customStyle="1" w:styleId="FirstParagraph">
+    <w:name w:val="First Paragraph"/>
+    <w:basedOn w:val="Textoindependiente"/>
+    <w:next w:val="Textoindependiente"/>
+    <w:qFormat/>
+  </w:style>
+  <w:style w:type="paragraph" w:customStyle="1" w:styleId="Compact">
+    <w:name w:val="Compact"/>
+    <w:basedOn w:val="Textoindependiente"/>
+    <w:qFormat/>
+    <w:pPr>
+      <w:spacing w:before="36" w:after="36"/>
+    </w:pPr>
+  </w:style>
+  <w:style w:type="paragraph" w:styleId="Ttulo">
+    <w:name w:val="Title"/>
+    <w:basedOn w:val="Normal"/>
+    <w:next w:val="Textoindependiente"/>
+    <w:link w:val="TtuloCar"/>
+    <w:uiPriority w:val="10"/>
+    <w:qFormat/>
+    <w:pPr>
+      <w:spacing w:before="240" w:after="80" w:line="240" w:lineRule="auto"/>
+      <w:contextualSpacing/>
+      <w:jc w:val="center"/>
+    </w:pPr>
+    <w:rPr>
+      <w:b/>
+      <w:color w:val="1E3A5F"/>
+      <w:sz w:val="48"/>
+      <w:szCs w:val="48"/>
+    </w:rPr>
+  </w:style>
+  <w:style w:type="character" w:customStyle="1" w:styleId="TtuloCar">
+    <w:name w:val="Título Car"/>
+    <w:basedOn w:val="Fuentedeprrafopredeter"/>
+    <w:link w:val="Ttulo"/>
+    <w:uiPriority w:val="10"/>
+    <w:rsid w:val="00A10FD9"/>
+    <w:rPr>
+      <w:rFonts w:asciiTheme="majorHAnsi" w:eastAsiaTheme="majorEastAsia" w:hAnsiTheme="majorHAnsi" w:cstheme="majorBidi"/>
+      <w:sz w:val="56"/>
+      <w:szCs w:val="56"/>
+    </w:rPr>
+  </w:style>
+  <w:style w:type="paragraph" w:styleId="Subttulo">
+    <w:name w:val="Subtitle"/>
+    <w:basedOn w:val="Normal"/>
+    <w:next w:val="Textoindependiente"/>
+    <w:link w:val="SubttuloCar"/>
+    <w:uiPriority w:val="11"/>
+    <w:qFormat/>
+    <w:pPr>
+      <w:spacing w:after="160"/>
+      <w:contextualSpacing/>
+      <w:jc w:val="center"/>
+    </w:pPr>
+    <w:rPr>
+      <w:i/>
+      <w:color w:val="5B6B7B"/>
+      <w:sz w:val="30"/>
+      <w:szCs w:val="30"/>
+    </w:rPr>
+  </w:style>
+  <w:style w:type="character" w:customStyle="1" w:styleId="SubttuloCar">
+    <w:name w:val="Subtítulo Car"/>
+    <w:basedOn w:val="Fuentedeprrafopredeter"/>
+    <w:link w:val="Subttulo"/>
+    <w:uiPriority w:val="11"/>
+    <w:rsid w:val="00A10FD9"/>
+    <w:rPr>
+      <w:rFonts w:eastAsiaTheme="majorEastAsia" w:cstheme="majorBidi"/>
+      <w:color w:val="595959" w:themeColor="text1" w:themeTint="A6"/>
+      <w:spacing w:val="15"/>
+      <w:sz w:val="28"/>
+      <w:szCs w:val="28"/>
+    </w:rPr>
+  </w:style>
+  <w:style w:type="paragraph" w:customStyle="1" w:styleId="Author">
+    <w:name w:val="Author"/>
+    <w:basedOn w:val="Normal"/>
+    <w:next w:val="Textoindependiente"/>
+    <w:qFormat/>
+    <w:pPr>
+      <w:keepNext/>
+      <w:spacing w:after="40"/>
+      <w:contextualSpacing/>
+      <w:jc w:val="center"/>
+    </w:pPr>
+    <w:rPr>
+      <w:color w:val="333333"/>
+      <w:sz w:val="26"/>
+      <w:szCs w:val="26"/>
+    </w:rPr>
+  </w:style>
+  <w:style w:type="paragraph" w:styleId="Fecha">
+    <w:name w:val="Date"/>
+    <w:basedOn w:val="Normal"/>
+    <w:next w:val="Textoindependiente"/>
+    <w:qFormat/>
+    <w:pPr>
+      <w:spacing w:before="120"/>
+      <w:jc w:val="center"/>
+    </w:pPr>
+    <w:rPr>
+      <w:color w:val="5B6B7B"/>
+      <w:sz w:val="24"/>
+      <w:szCs w:val="24"/>
+    </w:rPr>
+  </w:style>
+  <w:style w:type="paragraph" w:customStyle="1" w:styleId="AbstractTitle">
+    <w:name w:val="Abstract Title"/>
+    <w:basedOn w:val="Normal"/>
+    <w:next w:val="Abstract"/>
+    <w:qFormat/>
+    <w:pPr>
+      <w:keepNext/>
+      <w:keepLines/>
+      <w:spacing w:before="300" w:after="0"/>
+      <w:jc w:val="center"/>
+    </w:pPr>
+    <w:rPr>
+      <w:b/>
+      <w:sz w:val="20"/>
+      <w:szCs w:val="20"/>
+    </w:rPr>
+  </w:style>
+  <w:style w:type="paragraph" w:customStyle="1" w:styleId="Abstract">
+    <w:name w:val="Abstract"/>
+    <w:basedOn w:val="Normal"/>
+    <w:next w:val="Textoindependiente"/>
+    <w:qFormat/>
+    <w:pPr>
+      <w:keepNext/>
+      <w:keepLines/>
+      <w:spacing w:before="100" w:after="300"/>
+    </w:pPr>
+    <w:rPr>
+      <w:sz w:val="20"/>
+      <w:szCs w:val="20"/>
+    </w:rPr>
+  </w:style>
+  <w:style w:type="paragraph" w:styleId="Bibliografa">
+    <w:name w:val="Bibliography"/>
+    <w:basedOn w:val="Normal"/>
+    <w:qFormat/>
+  </w:style>
+  <w:style w:type="character" w:customStyle="1" w:styleId="Ttulo1Car">
+    <w:name w:val="Título 1 Car"/>
+    <w:basedOn w:val="Fuentedeprrafopredeter"/>
+    <w:link w:val="Ttulo1"/>
     <w:uiPriority w:val="9"/>
     <w:rsid w:val="00A10FD9"/>
     <w:rPr>
-      <w:rFonts w:asciiTheme="majorHAnsi" w:cstheme="majorBidi" w:eastAsiaTheme="majorEastAsia" w:hAnsiTheme="majorHAnsi"/>
-      <w:color w:themeColor="accent1" w:themeShade="BF" w:val="0F4761"/>
+      <w:rFonts w:asciiTheme="majorHAnsi" w:eastAsiaTheme="majorEastAsia" w:hAnsiTheme="majorHAnsi" w:cstheme="majorBidi"/>
+      <w:color w:val="0F4761" w:themeColor="accent1" w:themeShade="BF"/>
       <w:sz w:val="40"/>
       <w:szCs w:val="40"/>
     </w:rPr>
   </w:style>
-  <w:style w:customStyle="1" w:styleId="Heading2Char" w:type="character">
-    <w:name w:val="Heading 2 Char"/>
-    <w:basedOn w:val="DefaultParagraphFont"/>
-    <w:link w:val="Heading2"/>
+  <w:style w:type="character" w:customStyle="1" w:styleId="Ttulo2Car">
+    <w:name w:val="Título 2 Car"/>
+    <w:basedOn w:val="Fuentedeprrafopredeter"/>
+    <w:link w:val="Ttulo2"/>
     <w:uiPriority w:val="9"/>
     <w:semiHidden/>
     <w:rsid w:val="00A10FD9"/>
     <w:rPr>
-      <w:rFonts w:asciiTheme="majorHAnsi" w:cstheme="majorBidi" w:eastAsiaTheme="majorEastAsia" w:hAnsiTheme="majorHAnsi"/>
-      <w:color w:themeColor="accent1" w:themeShade="BF" w:val="0F4761"/>
+      <w:rFonts w:asciiTheme="majorHAnsi" w:eastAsiaTheme="majorEastAsia" w:hAnsiTheme="majorHAnsi" w:cstheme="majorBidi"/>
+      <w:color w:val="0F4761" w:themeColor="accent1" w:themeShade="BF"/>
       <w:sz w:val="32"/>
       <w:szCs w:val="32"/>
     </w:rPr>
   </w:style>
-  <w:style w:customStyle="1" w:styleId="Heading3Char" w:type="character">
-    <w:name w:val="Heading 3 Char"/>
-    <w:basedOn w:val="DefaultParagraphFont"/>
-    <w:link w:val="Heading3"/>
+  <w:style w:type="character" w:customStyle="1" w:styleId="Ttulo3Car">
+    <w:name w:val="Título 3 Car"/>
+    <w:basedOn w:val="Fuentedeprrafopredeter"/>
+    <w:link w:val="Ttulo3"/>
     <w:uiPriority w:val="9"/>
     <w:semiHidden/>
     <w:rsid w:val="00A10FD9"/>
     <w:rPr>
-      <w:rFonts w:cstheme="majorBidi" w:eastAsiaTheme="majorEastAsia"/>
-      <w:color w:themeColor="accent1" w:themeShade="BF" w:val="0F4761"/>
+      <w:rFonts w:eastAsiaTheme="majorEastAsia" w:cstheme="majorBidi"/>
+      <w:color w:val="0F4761" w:themeColor="accent1" w:themeShade="BF"/>
       <w:sz w:val="28"/>
       <w:szCs w:val="28"/>
     </w:rPr>
   </w:style>
-  <w:style w:customStyle="1" w:styleId="Heading4Char" w:type="character">
-    <w:name w:val="Heading 4 Char"/>
-    <w:basedOn w:val="DefaultParagraphFont"/>
-    <w:link w:val="Heading4"/>
+  <w:style w:type="character" w:customStyle="1" w:styleId="Ttulo4Car">
+    <w:name w:val="Título 4 Car"/>
+    <w:basedOn w:val="Fuentedeprrafopredeter"/>
+    <w:link w:val="Ttulo4"/>
     <w:uiPriority w:val="9"/>
     <w:semiHidden/>
     <w:rsid w:val="00A10FD9"/>
     <w:rPr>
-      <w:rFonts w:cstheme="majorBidi" w:eastAsiaTheme="majorEastAsia"/>
+      <w:rFonts w:eastAsiaTheme="majorEastAsia" w:cstheme="majorBidi"/>
       <w:i/>
       <w:iCs/>
-      <w:color w:themeColor="accent1" w:themeShade="BF" w:val="0F4761"/>
-    </w:rPr>
-  </w:style>
-  <w:style w:customStyle="1" w:styleId="Heading5Char" w:type="character">
-    <w:name w:val="Heading 5 Char"/>
-    <w:basedOn w:val="DefaultParagraphFont"/>
-    <w:link w:val="Heading5"/>
+      <w:color w:val="0F4761" w:themeColor="accent1" w:themeShade="BF"/>
+    </w:rPr>
+  </w:style>
+  <w:style w:type="character" w:customStyle="1" w:styleId="Ttulo5Car">
+    <w:name w:val="Título 5 Car"/>
+    <w:basedOn w:val="Fuentedeprrafopredeter"/>
+    <w:link w:val="Ttulo5"/>
     <w:uiPriority w:val="9"/>
     <w:semiHidden/>
     <w:rsid w:val="00A10FD9"/>
     <w:rPr>
-      <w:rFonts w:cstheme="majorBidi" w:eastAsiaTheme="majorEastAsia"/>
-      <w:color w:themeColor="accent1" w:themeShade="BF" w:val="0F4761"/>
-    </w:rPr>
-  </w:style>
-  <w:style w:customStyle="1" w:styleId="Heading6Char" w:type="character">
-    <w:name w:val="Heading 6 Char"/>
-    <w:basedOn w:val="DefaultParagraphFont"/>
-    <w:link w:val="Heading6"/>
+      <w:rFonts w:eastAsiaTheme="majorEastAsia" w:cstheme="majorBidi"/>
+      <w:color w:val="0F4761" w:themeColor="accent1" w:themeShade="BF"/>
+    </w:rPr>
+  </w:style>
+  <w:style w:type="character" w:customStyle="1" w:styleId="Ttulo6Car">
+    <w:name w:val="Título 6 Car"/>
+    <w:basedOn w:val="Fuentedeprrafopredeter"/>
+    <w:link w:val="Ttulo6"/>
     <w:uiPriority w:val="9"/>
     <w:semiHidden/>
     <w:rsid w:val="00A10FD9"/>
     <w:rPr>
-      <w:rFonts w:cstheme="majorBidi" w:eastAsiaTheme="majorEastAsia"/>
+      <w:rFonts w:eastAsiaTheme="majorEastAsia" w:cstheme="majorBidi"/>
       <w:i/>
       <w:iCs/>
-      <w:color w:themeColor="text1" w:themeTint="A6" w:val="595959"/>
-    </w:rPr>
-  </w:style>
-  <w:style w:customStyle="1" w:styleId="Heading7Char" w:type="character">
-    <w:name w:val="Heading 7 Char"/>
-    <w:basedOn w:val="DefaultParagraphFont"/>
-    <w:link w:val="Heading7"/>
+      <w:color w:val="595959" w:themeColor="text1" w:themeTint="A6"/>
+    </w:rPr>
+  </w:style>
+  <w:style w:type="character" w:customStyle="1" w:styleId="Ttulo7Car">
+    <w:name w:val="Título 7 Car"/>
+    <w:basedOn w:val="Fuentedeprrafopredeter"/>
+    <w:link w:val="Ttulo7"/>
     <w:uiPriority w:val="9"/>
     <w:semiHidden/>
     <w:rsid w:val="00A10FD9"/>
     <w:rPr>
-      <w:rFonts w:cstheme="majorBidi" w:eastAsiaTheme="majorEastAsia"/>
-      <w:color w:themeColor="text1" w:themeTint="A6" w:val="595959"/>
-    </w:rPr>
-  </w:style>
-  <w:style w:customStyle="1" w:styleId="Heading8Char" w:type="character">
-    <w:name w:val="Heading 8 Char"/>
-    <w:basedOn w:val="DefaultParagraphFont"/>
-    <w:link w:val="Heading8"/>
+      <w:rFonts w:eastAsiaTheme="majorEastAsia" w:cstheme="majorBidi"/>
+      <w:color w:val="595959" w:themeColor="text1" w:themeTint="A6"/>
+    </w:rPr>
+  </w:style>
+  <w:style w:type="character" w:customStyle="1" w:styleId="Ttulo8Car">
+    <w:name w:val="Título 8 Car"/>
+    <w:basedOn w:val="Fuentedeprrafopredeter"/>
+    <w:link w:val="Ttulo8"/>
     <w:uiPriority w:val="9"/>
     <w:semiHidden/>
     <w:rsid w:val="00A10FD9"/>
     <w:rPr>
-      <w:rFonts w:cstheme="majorBidi" w:eastAsiaTheme="majorEastAsia"/>
+      <w:rFonts w:eastAsiaTheme="majorEastAsia" w:cstheme="majorBidi"/>
       <w:i/>
       <w:iCs/>
-      <w:color w:themeColor="text1" w:themeTint="D8" w:val="272727"/>
-    </w:rPr>
-  </w:style>
-  <w:style w:customStyle="1" w:styleId="Heading9Char" w:type="character">
-    <w:name w:val="Heading 9 Char"/>
-    <w:basedOn w:val="DefaultParagraphFont"/>
-    <w:link w:val="Heading9"/>
+      <w:color w:val="272727" w:themeColor="text1" w:themeTint="D8"/>
+    </w:rPr>
+  </w:style>
+  <w:style w:type="character" w:customStyle="1" w:styleId="Ttulo9Car">
+    <w:name w:val="Título 9 Car"/>
+    <w:basedOn w:val="Fuentedeprrafopredeter"/>
+    <w:link w:val="Ttulo9"/>
     <w:uiPriority w:val="9"/>
     <w:semiHidden/>
     <w:rsid w:val="00A10FD9"/>
     <w:rPr>
-      <w:rFonts w:cstheme="majorBidi" w:eastAsiaTheme="majorEastAsia"/>
-      <w:color w:themeColor="text1" w:themeTint="D8" w:val="272727"/>
-    </w:rPr>
-  </w:style>
-  <w:style w:styleId="BlockText" w:type="paragraph">
+      <w:rFonts w:eastAsiaTheme="majorEastAsia" w:cstheme="majorBidi"/>
+      <w:color w:val="272727" w:themeColor="text1" w:themeTint="D8"/>
+    </w:rPr>
+  </w:style>
+  <w:style w:type="paragraph" w:styleId="Textodebloque">
     <w:name w:val="Block Text"/>
-    <w:basedOn w:val="BodyText"/>
-    <w:next w:val="BodyText"/>
+    <w:basedOn w:val="Textoindependiente"/>
+    <w:next w:val="Textoindependiente"/>
     <w:uiPriority w:val="9"/>
     <w:unhideWhenUsed/>
     <w:qFormat/>
     <w:pPr>
-      <w:spacing w:after="100" w:before="100"/>
-      <w:ind w:firstLine="0" w:left="480" w:right="480"/>
+      <w:spacing w:before="100" w:after="100"/>
+      <w:ind w:left="480" w:right="480"/>
     </w:pPr>
   </w:style>
-  <w:style w:styleId="FootnoteText" w:type="paragraph">
-    <w:name w:val="Footnote Text"/>
+  <w:style w:type="paragraph" w:styleId="Textonotapie">
+    <w:name w:val="footnote text"/>
     <w:basedOn w:val="Normal"/>
-    <w:next w:val="FootnoteText"/>
     <w:uiPriority w:val="9"/>
     <w:unhideWhenUsed/>
     <w:qFormat/>
   </w:style>
-  <w:style w:styleId="FootnoteBlockText" w:type="paragraph">
+  <w:style w:type="paragraph" w:customStyle="1" w:styleId="FootnoteBlockText">
     <w:name w:val="Footnote Block Text"/>
-    <w:basedOn w:val="FootnoteText"/>
-    <w:next w:val="FootnoteText"/>
+    <w:basedOn w:val="Textonotapie"/>
+    <w:next w:val="Textonotapie"/>
     <w:uiPriority w:val="9"/>
     <w:unhideWhenUsed/>
     <w:qFormat/>
     <w:pPr>
-      <w:spacing w:after="100" w:before="100"/>
-      <w:ind w:firstLine="0" w:left="480" w:right="480"/>
+      <w:spacing w:before="100" w:after="100"/>
+      <w:ind w:left="480" w:right="480"/>
     </w:pPr>
   </w:style>
-  <w:style w:default="1" w:styleId="DefaultParagraphFont" w:type="character">
-    <w:name w:val="Default Paragraph Font"/>
-    <w:semiHidden/>
-    <w:unhideWhenUsed/>
-  </w:style>
-  <w:style w:default="1" w:styleId="Table" w:type="table">
+  <w:style w:type="table" w:customStyle="1" w:styleId="Table">
     <w:name w:val="Table"/>
-    <w:basedOn w:val="TableNormal"/>
     <w:semiHidden/>
     <w:unhideWhenUsed/>
     <w:qFormat/>
     <w:tblPr>
-      <w:tblInd w:type="dxa" w:w="0"/>
+      <w:tblInd w:w="0" w:type="dxa"/>
       <w:tblCellMar>
-        <w:top w:type="dxa" w:w="0"/>
-        <w:left w:type="dxa" w:w="108"/>
-        <w:bottom w:type="dxa" w:w="0"/>
-        <w:right w:type="dxa" w:w="108"/>
+        <w:top w:w="0" w:type="dxa"/>
+        <w:left w:w="108" w:type="dxa"/>
+        <w:bottom w:w="0" w:type="dxa"/>
+        <w:right w:w="108" w:type="dxa"/>
       </w:tblCellMar>
     </w:tblPr>
     <w:tblStylePr w:type="firstRow">
+      <w:tblPr/>
       <w:tcPr>
         <w:tcBorders>
-          <w:bottom w:val="single"/>
+          <w:bottom w:val="single" w:sz="0" w:space="0" w:color="auto"/>
         </w:tcBorders>
         <w:vAlign w:val="bottom"/>
       </w:tcPr>
     </w:tblStylePr>
   </w:style>
-  <w:style w:customStyle="1" w:styleId="DefinitionTerm" w:type="paragraph">
+  <w:style w:type="paragraph" w:customStyle="1" w:styleId="DefinitionTerm">
     <w:name w:val="Definition Term"/>
     <w:basedOn w:val="Normal"/>
     <w:next w:val="Definition"/>
@@ -3653,78 +3890,76 @@
       <w:b/>
     </w:rPr>
   </w:style>
-  <w:style w:customStyle="1" w:styleId="Definition" w:type="paragraph">
+  <w:style w:type="paragraph" w:customStyle="1" w:styleId="Definition">
     <w:name w:val="Definition"/>
     <w:basedOn w:val="Normal"/>
   </w:style>
-  <w:style w:styleId="Caption" w:type="paragraph">
-    <w:name w:val="Caption"/>
+  <w:style w:type="paragraph" w:styleId="Descripcin">
+    <w:name w:val="caption"/>
     <w:basedOn w:val="Normal"/>
-    <w:link w:val="BodyTextChar"/>
-    <w:pPr>
-      <w:spacing w:after="120" w:before="0"/>
-    </w:pPr>
+    <w:link w:val="DescripcinCar"/>
     <w:rPr>
       <w:i/>
     </w:rPr>
   </w:style>
-  <w:style w:customStyle="1" w:styleId="TableCaption" w:type="paragraph">
+  <w:style w:type="paragraph" w:customStyle="1" w:styleId="TableCaption">
     <w:name w:val="Table Caption"/>
-    <w:basedOn w:val="Caption"/>
+    <w:basedOn w:val="Descripcin"/>
     <w:pPr>
       <w:keepNext/>
     </w:pPr>
   </w:style>
-  <w:style w:customStyle="1" w:styleId="ImageCaption" w:type="paragraph">
+  <w:style w:type="paragraph" w:customStyle="1" w:styleId="ImageCaption">
     <w:name w:val="Image Caption"/>
-    <w:basedOn w:val="Caption"/>
-  </w:style>
-  <w:style w:customStyle="1" w:styleId="Figure" w:type="paragraph">
+    <w:basedOn w:val="Descripcin"/>
+  </w:style>
+  <w:style w:type="paragraph" w:customStyle="1" w:styleId="Figure">
     <w:name w:val="Figure"/>
     <w:basedOn w:val="Normal"/>
   </w:style>
-  <w:style w:customStyle="1" w:styleId="CaptionedFigure" w:type="paragraph">
+  <w:style w:type="paragraph" w:customStyle="1" w:styleId="CaptionedFigure">
     <w:name w:val="Captioned Figure"/>
     <w:basedOn w:val="Figure"/>
     <w:pPr>
       <w:keepNext/>
     </w:pPr>
   </w:style>
-  <w:style w:customStyle="1" w:styleId="BodyTextChar" w:type="character">
-    <w:name w:val="Body Text Char"/>
-    <w:basedOn w:val="DefaultParagraphFont"/>
-    <w:link w:val="BodyText"/>
-  </w:style>
-  <w:style w:customStyle="1" w:styleId="VerbatimChar" w:type="character">
+  <w:style w:type="character" w:customStyle="1" w:styleId="DescripcinCar">
+    <w:name w:val="Descripción Car"/>
+    <w:basedOn w:val="Fuentedeprrafopredeter"/>
+    <w:link w:val="Descripcin"/>
+  </w:style>
+  <w:style w:type="character" w:customStyle="1" w:styleId="VerbatimChar">
     <w:name w:val="Verbatim Char"/>
-    <w:basedOn w:val="BodyTextChar"/>
+    <w:basedOn w:val="DescripcinCar"/>
+    <w:link w:val="SourceCode"/>
     <w:rPr>
       <w:rFonts w:ascii="Consolas" w:hAnsi="Consolas"/>
       <w:sz w:val="22"/>
     </w:rPr>
   </w:style>
-  <w:style w:customStyle="1" w:styleId="SectionNumber" w:type="character">
+  <w:style w:type="character" w:customStyle="1" w:styleId="SectionNumber">
     <w:name w:val="Section Number"/>
-    <w:basedOn w:val="BodyTextChar"/>
-  </w:style>
-  <w:style w:styleId="FootnoteReference" w:type="character">
-    <w:name w:val="Footnote Reference"/>
-    <w:basedOn w:val="BodyTextChar"/>
+    <w:basedOn w:val="DescripcinCar"/>
+  </w:style>
+  <w:style w:type="character" w:styleId="Refdenotaalpie">
+    <w:name w:val="footnote reference"/>
+    <w:basedOn w:val="DescripcinCar"/>
     <w:rPr>
       <w:vertAlign w:val="superscript"/>
     </w:rPr>
   </w:style>
-  <w:style w:styleId="Hyperlink" w:type="character">
+  <w:style w:type="character" w:styleId="Hipervnculo">
     <w:name w:val="Hyperlink"/>
-    <w:basedOn w:val="BodyTextChar"/>
-    <w:rPr>
-      <w:color w:themeColor="accent1" w:val="4F81BD"/>
-    </w:rPr>
-  </w:style>
-  <w:style w:styleId="TOCHeading" w:type="paragraph">
+    <w:basedOn w:val="DescripcinCar"/>
+    <w:rPr>
+      <w:color w:val="156082" w:themeColor="accent1"/>
+    </w:rPr>
+  </w:style>
+  <w:style w:type="paragraph" w:styleId="TtuloTDC">
     <w:name w:val="TOC Heading"/>
-    <w:basedOn w:val="Heading1"/>
-    <w:next w:val="BodyText"/>
+    <w:basedOn w:val="Ttulo1"/>
+    <w:next w:val="Textoindependiente"/>
     <w:uiPriority w:val="39"/>
     <w:unhideWhenUsed/>
     <w:qFormat/>
@@ -3733,10 +3968,9 @@
       <w:outlineLvl w:val="9"/>
     </w:pPr>
     <w:rPr>
-      <w:rFonts w:asciiTheme="majorHAnsi" w:cstheme="majorBidi" w:eastAsiaTheme="majorEastAsia" w:hAnsiTheme="majorHAnsi"/>
+      <w:rFonts w:asciiTheme="majorHAnsi" w:eastAsiaTheme="majorEastAsia" w:hAnsiTheme="majorHAnsi" w:cstheme="majorBidi"/>
       <w:b w:val="0"/>
-      <w:bCs w:val="0"/>
-      <w:color w:themeColor="accent1" w:themeShade="BF" w:val="365F91"/>
+      <w:color w:val="0F4761" w:themeColor="accent1" w:themeShade="BF"/>
     </w:rPr>
   </w:style>
   <w:style w:type="paragraph" w:customStyle="1" w:styleId="SourceCode">
@@ -3744,234 +3978,339 @@
     <w:basedOn w:val="Normal"/>
     <w:link w:val="VerbatimChar"/>
     <w:pPr>
-      <w:wordWrap w:val="off"/>
+      <w:wordWrap w:val="0"/>
     </w:pPr>
   </w:style>
   <w:style w:type="character" w:customStyle="1" w:styleId="KeywordTok">
     <w:name w:val="KeywordTok"/>
     <w:basedOn w:val="VerbatimChar"/>
     <w:rPr>
+      <w:rFonts w:ascii="Consolas" w:hAnsi="Consolas"/>
       <w:b/>
       <w:color w:val="007020"/>
+      <w:sz w:val="22"/>
     </w:rPr>
   </w:style>
   <w:style w:type="character" w:customStyle="1" w:styleId="DataTypeTok">
     <w:name w:val="DataTypeTok"/>
     <w:basedOn w:val="VerbatimChar"/>
     <w:rPr>
+      <w:rFonts w:ascii="Consolas" w:hAnsi="Consolas"/>
       <w:color w:val="902000"/>
+      <w:sz w:val="22"/>
     </w:rPr>
   </w:style>
   <w:style w:type="character" w:customStyle="1" w:styleId="DecValTok">
     <w:name w:val="DecValTok"/>
     <w:basedOn w:val="VerbatimChar"/>
     <w:rPr>
-      <w:color w:val="40a070"/>
+      <w:rFonts w:ascii="Consolas" w:hAnsi="Consolas"/>
+      <w:color w:val="40A070"/>
+      <w:sz w:val="22"/>
     </w:rPr>
   </w:style>
   <w:style w:type="character" w:customStyle="1" w:styleId="BaseNTok">
     <w:name w:val="BaseNTok"/>
     <w:basedOn w:val="VerbatimChar"/>
     <w:rPr>
-      <w:color w:val="40a070"/>
+      <w:rFonts w:ascii="Consolas" w:hAnsi="Consolas"/>
+      <w:color w:val="40A070"/>
+      <w:sz w:val="22"/>
     </w:rPr>
   </w:style>
   <w:style w:type="character" w:customStyle="1" w:styleId="FloatTok">
     <w:name w:val="FloatTok"/>
     <w:basedOn w:val="VerbatimChar"/>
     <w:rPr>
-      <w:color w:val="40a070"/>
+      <w:rFonts w:ascii="Consolas" w:hAnsi="Consolas"/>
+      <w:color w:val="40A070"/>
+      <w:sz w:val="22"/>
     </w:rPr>
   </w:style>
   <w:style w:type="character" w:customStyle="1" w:styleId="ConstantTok">
     <w:name w:val="ConstantTok"/>
     <w:basedOn w:val="VerbatimChar"/>
     <w:rPr>
+      <w:rFonts w:ascii="Consolas" w:hAnsi="Consolas"/>
       <w:color w:val="880000"/>
+      <w:sz w:val="22"/>
     </w:rPr>
   </w:style>
   <w:style w:type="character" w:customStyle="1" w:styleId="CharTok">
     <w:name w:val="CharTok"/>
     <w:basedOn w:val="VerbatimChar"/>
     <w:rPr>
-      <w:color w:val="4070a0"/>
+      <w:rFonts w:ascii="Consolas" w:hAnsi="Consolas"/>
+      <w:color w:val="4070A0"/>
+      <w:sz w:val="22"/>
     </w:rPr>
   </w:style>
   <w:style w:type="character" w:customStyle="1" w:styleId="SpecialCharTok">
     <w:name w:val="SpecialCharTok"/>
     <w:basedOn w:val="VerbatimChar"/>
     <w:rPr>
-      <w:color w:val="4070a0"/>
+      <w:rFonts w:ascii="Consolas" w:hAnsi="Consolas"/>
+      <w:color w:val="4070A0"/>
+      <w:sz w:val="22"/>
     </w:rPr>
   </w:style>
   <w:style w:type="character" w:customStyle="1" w:styleId="StringTok">
     <w:name w:val="StringTok"/>
     <w:basedOn w:val="VerbatimChar"/>
     <w:rPr>
-      <w:color w:val="4070a0"/>
+      <w:rFonts w:ascii="Consolas" w:hAnsi="Consolas"/>
+      <w:color w:val="4070A0"/>
+      <w:sz w:val="22"/>
     </w:rPr>
   </w:style>
   <w:style w:type="character" w:customStyle="1" w:styleId="VerbatimStringTok">
     <w:name w:val="VerbatimStringTok"/>
     <w:basedOn w:val="VerbatimChar"/>
     <w:rPr>
-      <w:color w:val="4070a0"/>
+      <w:rFonts w:ascii="Consolas" w:hAnsi="Consolas"/>
+      <w:color w:val="4070A0"/>
+      <w:sz w:val="22"/>
     </w:rPr>
   </w:style>
   <w:style w:type="character" w:customStyle="1" w:styleId="SpecialStringTok">
     <w:name w:val="SpecialStringTok"/>
     <w:basedOn w:val="VerbatimChar"/>
     <w:rPr>
-      <w:color w:val="bb6688"/>
+      <w:rFonts w:ascii="Consolas" w:hAnsi="Consolas"/>
+      <w:color w:val="BB6688"/>
+      <w:sz w:val="22"/>
     </w:rPr>
   </w:style>
   <w:style w:type="character" w:customStyle="1" w:styleId="ImportTok">
     <w:name w:val="ImportTok"/>
     <w:basedOn w:val="VerbatimChar"/>
     <w:rPr>
+      <w:rFonts w:ascii="Consolas" w:hAnsi="Consolas"/>
       <w:b/>
       <w:color w:val="008000"/>
+      <w:sz w:val="22"/>
     </w:rPr>
   </w:style>
   <w:style w:type="character" w:customStyle="1" w:styleId="CommentTok">
     <w:name w:val="CommentTok"/>
     <w:basedOn w:val="VerbatimChar"/>
     <w:rPr>
+      <w:rFonts w:ascii="Consolas" w:hAnsi="Consolas"/>
       <w:i/>
-      <w:color w:val="60a0b0"/>
+      <w:color w:val="60A0B0"/>
+      <w:sz w:val="22"/>
     </w:rPr>
   </w:style>
   <w:style w:type="character" w:customStyle="1" w:styleId="DocumentationTok">
     <w:name w:val="DocumentationTok"/>
     <w:basedOn w:val="VerbatimChar"/>
     <w:rPr>
+      <w:rFonts w:ascii="Consolas" w:hAnsi="Consolas"/>
       <w:i/>
-      <w:color w:val="ba2121"/>
+      <w:color w:val="BA2121"/>
+      <w:sz w:val="22"/>
     </w:rPr>
   </w:style>
   <w:style w:type="character" w:customStyle="1" w:styleId="AnnotationTok">
     <w:name w:val="AnnotationTok"/>
     <w:basedOn w:val="VerbatimChar"/>
     <w:rPr>
+      <w:rFonts w:ascii="Consolas" w:hAnsi="Consolas"/>
       <w:b/>
       <w:i/>
-      <w:color w:val="60a0b0"/>
+      <w:color w:val="60A0B0"/>
+      <w:sz w:val="22"/>
     </w:rPr>
   </w:style>
   <w:style w:type="character" w:customStyle="1" w:styleId="CommentVarTok">
     <w:name w:val="CommentVarTok"/>
     <w:basedOn w:val="VerbatimChar"/>
     <w:rPr>
+      <w:rFonts w:ascii="Consolas" w:hAnsi="Consolas"/>
       <w:b/>
       <w:i/>
-      <w:color w:val="60a0b0"/>
+      <w:color w:val="60A0B0"/>
+      <w:sz w:val="22"/>
     </w:rPr>
   </w:style>
   <w:style w:type="character" w:customStyle="1" w:styleId="OtherTok">
     <w:name w:val="OtherTok"/>
     <w:basedOn w:val="VerbatimChar"/>
     <w:rPr>
+      <w:rFonts w:ascii="Consolas" w:hAnsi="Consolas"/>
       <w:color w:val="007020"/>
+      <w:sz w:val="22"/>
     </w:rPr>
   </w:style>
   <w:style w:type="character" w:customStyle="1" w:styleId="FunctionTok">
     <w:name w:val="FunctionTok"/>
     <w:basedOn w:val="VerbatimChar"/>
     <w:rPr>
-      <w:color w:val="06287e"/>
+      <w:rFonts w:ascii="Consolas" w:hAnsi="Consolas"/>
+      <w:color w:val="06287E"/>
+      <w:sz w:val="22"/>
     </w:rPr>
   </w:style>
   <w:style w:type="character" w:customStyle="1" w:styleId="VariableTok">
     <w:name w:val="VariableTok"/>
     <w:basedOn w:val="VerbatimChar"/>
     <w:rPr>
-      <w:color w:val="19177c"/>
+      <w:rFonts w:ascii="Consolas" w:hAnsi="Consolas"/>
+      <w:color w:val="19177C"/>
+      <w:sz w:val="22"/>
     </w:rPr>
   </w:style>
   <w:style w:type="character" w:customStyle="1" w:styleId="ControlFlowTok">
     <w:name w:val="ControlFlowTok"/>
     <w:basedOn w:val="VerbatimChar"/>
     <w:rPr>
+      <w:rFonts w:ascii="Consolas" w:hAnsi="Consolas"/>
       <w:b/>
       <w:color w:val="007020"/>
+      <w:sz w:val="22"/>
     </w:rPr>
   </w:style>
   <w:style w:type="character" w:customStyle="1" w:styleId="OperatorTok">
     <w:name w:val="OperatorTok"/>
     <w:basedOn w:val="VerbatimChar"/>
     <w:rPr>
+      <w:rFonts w:ascii="Consolas" w:hAnsi="Consolas"/>
       <w:color w:val="666666"/>
+      <w:sz w:val="22"/>
     </w:rPr>
   </w:style>
   <w:style w:type="character" w:customStyle="1" w:styleId="BuiltInTok">
     <w:name w:val="BuiltInTok"/>
     <w:basedOn w:val="VerbatimChar"/>
     <w:rPr>
+      <w:rFonts w:ascii="Consolas" w:hAnsi="Consolas"/>
       <w:color w:val="008000"/>
+      <w:sz w:val="22"/>
     </w:rPr>
   </w:style>
   <w:style w:type="character" w:customStyle="1" w:styleId="ExtensionTok">
     <w:name w:val="ExtensionTok"/>
     <w:basedOn w:val="VerbatimChar"/>
-    <w:rPr/>
+    <w:rPr>
+      <w:rFonts w:ascii="Consolas" w:hAnsi="Consolas"/>
+      <w:sz w:val="22"/>
+    </w:rPr>
   </w:style>
   <w:style w:type="character" w:customStyle="1" w:styleId="PreprocessorTok">
     <w:name w:val="PreprocessorTok"/>
     <w:basedOn w:val="VerbatimChar"/>
     <w:rPr>
-      <w:color w:val="bc7a00"/>
+      <w:rFonts w:ascii="Consolas" w:hAnsi="Consolas"/>
+      <w:color w:val="BC7A00"/>
+      <w:sz w:val="22"/>
     </w:rPr>
   </w:style>
   <w:style w:type="character" w:customStyle="1" w:styleId="AttributeTok">
     <w:name w:val="AttributeTok"/>
     <w:basedOn w:val="VerbatimChar"/>
     <w:rPr>
-      <w:color w:val="7d9029"/>
+      <w:rFonts w:ascii="Consolas" w:hAnsi="Consolas"/>
+      <w:color w:val="7D9029"/>
+      <w:sz w:val="22"/>
     </w:rPr>
   </w:style>
   <w:style w:type="character" w:customStyle="1" w:styleId="RegionMarkerTok">
     <w:name w:val="RegionMarkerTok"/>
     <w:basedOn w:val="VerbatimChar"/>
-    <w:rPr/>
+    <w:rPr>
+      <w:rFonts w:ascii="Consolas" w:hAnsi="Consolas"/>
+      <w:sz w:val="22"/>
+    </w:rPr>
   </w:style>
   <w:style w:type="character" w:customStyle="1" w:styleId="InformationTok">
     <w:name w:val="InformationTok"/>
     <w:basedOn w:val="VerbatimChar"/>
     <w:rPr>
+      <w:rFonts w:ascii="Consolas" w:hAnsi="Consolas"/>
       <w:b/>
       <w:i/>
-      <w:color w:val="60a0b0"/>
+      <w:color w:val="60A0B0"/>
+      <w:sz w:val="22"/>
     </w:rPr>
   </w:style>
   <w:style w:type="character" w:customStyle="1" w:styleId="WarningTok">
     <w:name w:val="WarningTok"/>
     <w:basedOn w:val="VerbatimChar"/>
     <w:rPr>
+      <w:rFonts w:ascii="Consolas" w:hAnsi="Consolas"/>
       <w:b/>
       <w:i/>
-      <w:color w:val="60a0b0"/>
+      <w:color w:val="60A0B0"/>
+      <w:sz w:val="22"/>
     </w:rPr>
   </w:style>
   <w:style w:type="character" w:customStyle="1" w:styleId="AlertTok">
     <w:name w:val="AlertTok"/>
     <w:basedOn w:val="VerbatimChar"/>
     <w:rPr>
+      <w:rFonts w:ascii="Consolas" w:hAnsi="Consolas"/>
       <w:b/>
-      <w:color w:val="ff0000"/>
+      <w:color w:val="FF0000"/>
+      <w:sz w:val="22"/>
     </w:rPr>
   </w:style>
   <w:style w:type="character" w:customStyle="1" w:styleId="ErrorTok">
     <w:name w:val="ErrorTok"/>
     <w:basedOn w:val="VerbatimChar"/>
     <w:rPr>
+      <w:rFonts w:ascii="Consolas" w:hAnsi="Consolas"/>
       <w:b/>
-      <w:color w:val="ff0000"/>
+      <w:color w:val="FF0000"/>
+      <w:sz w:val="22"/>
     </w:rPr>
   </w:style>
   <w:style w:type="character" w:customStyle="1" w:styleId="NormalTok">
     <w:name w:val="NormalTok"/>
     <w:basedOn w:val="VerbatimChar"/>
-    <w:rPr/>
+    <w:rPr>
+      <w:rFonts w:ascii="Consolas" w:hAnsi="Consolas"/>
+      <w:sz w:val="22"/>
+    </w:rPr>
+  </w:style>
+  <w:style w:type="paragraph" w:styleId="Encabezado">
+    <w:name w:val="header"/>
+    <w:basedOn w:val="Normal"/>
+    <w:link w:val="EncabezadoCar"/>
+    <w:unhideWhenUsed/>
+    <w:rsid w:val="00856EDB"/>
+    <w:pPr>
+      <w:tabs>
+        <w:tab w:val="center" w:pos="4252"/>
+        <w:tab w:val="right" w:pos="8504"/>
+      </w:tabs>
+      <w:spacing w:after="0" w:line="240" w:lineRule="auto"/>
+    </w:pPr>
+  </w:style>
+  <w:style w:type="character" w:customStyle="1" w:styleId="EncabezadoCar">
+    <w:name w:val="Encabezado Car"/>
+    <w:basedOn w:val="Fuentedeprrafopredeter"/>
+    <w:link w:val="Encabezado"/>
+    <w:rsid w:val="00856EDB"/>
+  </w:style>
+  <w:style w:type="paragraph" w:styleId="Piedepgina">
+    <w:name w:val="footer"/>
+    <w:basedOn w:val="Normal"/>
+    <w:link w:val="PiedepginaCar"/>
+    <w:unhideWhenUsed/>
+    <w:rsid w:val="00856EDB"/>
+    <w:pPr>
+      <w:tabs>
+        <w:tab w:val="center" w:pos="4252"/>
+        <w:tab w:val="right" w:pos="8504"/>
+      </w:tabs>
+      <w:spacing w:after="0" w:line="240" w:lineRule="auto"/>
+    </w:pPr>
+  </w:style>
+  <w:style w:type="character" w:customStyle="1" w:styleId="PiedepginaCar">
+    <w:name w:val="Pie de página Car"/>
+    <w:basedOn w:val="Fuentedeprrafopredeter"/>
+    <w:link w:val="Piedepgina"/>
+    <w:rsid w:val="00856EDB"/>
   </w:style>
 </w:styles>
 </file>

--- a/07-Entregables/Relevamiento/Rumbo — Relevamiento.docx
+++ b/07-Entregables/Relevamiento/Rumbo — Relevamiento.docx
@@ -47,7 +47,7 @@
         <w:pStyle w:val="Date"/>
       </w:pPr>
       <w:r>
-        <w:t xml:space="preserve">2.º cuatrimestre 2026 · Entrega: 23/10/26</w:t>
+        <w:t xml:space="preserve">2.º cuatrimestre 2026 · Entrega: 02/10/26</w:t>
       </w:r>
     </w:p>
     <w:sdt>

--- a/07-Entregables/Relevamiento/Rumbo — Relevamiento.docx
+++ b/07-Entregables/Relevamiento/Rumbo — Relevamiento.docx
@@ -278,7 +278,7 @@
     </w:p>
     <w:bookmarkEnd w:id="54"/>
     <w:bookmarkEnd w:id="55"/>
-    <w:bookmarkStart w:id="60" w:name="herramientas-del-proyecto"/>
+    <w:bookmarkStart w:id="61" w:name="herramientas-del-proyecto"/>
     <w:p>
       <w:pPr>
         <w:pStyle w:val="Heading1"/>
@@ -327,7 +327,7 @@
         <w:t xml:space="preserve">con la que se construyen los diagramas.</w:t>
       </w:r>
     </w:p>
-    <w:bookmarkStart w:id="58" w:name="agente-de-ia-claude"/>
+    <w:bookmarkStart w:id="59" w:name="agente-de-ia-claude"/>
     <w:p>
       <w:pPr>
         <w:pStyle w:val="Heading2"/>
@@ -902,8 +902,356 @@
       </w:r>
     </w:p>
     <w:bookmarkEnd w:id="57"/>
+    <w:bookmarkStart w:id="58" w:name="X7e2dd9a6045d325b4801de4b73883c31fd68a45"/>
+    <w:p>
+      <w:pPr>
+        <w:pStyle w:val="Heading3"/>
+      </w:pPr>
+      <w:r>
+        <w:t xml:space="preserve">Dos usos de la IA: para desarrollar y dentro del producto</w:t>
+      </w:r>
+    </w:p>
+    <w:p>
+      <w:pPr>
+        <w:pStyle w:val="FirstParagraph"/>
+      </w:pPr>
+      <w:r>
+        <w:t xml:space="preserve">En Rumbo la IA aparece en dos lugares distintos, con decisiones y justificaciones separadas:</w:t>
+      </w:r>
+    </w:p>
+    <w:tbl>
+      <w:tblPr>
+        <w:tblStyle w:val="Table"/>
+        <w:tblW w:type="pct" w:w="5000"/>
+        <w:tblLayout w:type="fixed"/>
+        <w:tblLook w:firstRow="1" w:lastRow="0" w:firstColumn="0" w:lastColumn="0" w:noHBand="0" w:noVBand="0" w:val="0020"/>
+      </w:tblPr>
+      <w:tblGrid>
+        <w:gridCol w:w="2640"/>
+        <w:gridCol w:w="2640"/>
+        <w:gridCol w:w="2640"/>
+      </w:tblGrid>
+      <w:tr>
+        <w:trPr>
+          <w:tblHeader w:val="on"/>
+        </w:trPr>
+        <w:tc>
+          <w:tcPr/>
+          <w:p>
+            <w:pPr>
+              <w:pStyle w:val="Compact"/>
+            </w:pPr>
+          </w:p>
+        </w:tc>
+        <w:tc>
+          <w:tcPr/>
+          <w:p>
+            <w:pPr>
+              <w:pStyle w:val="Compact"/>
+            </w:pPr>
+            <w:r>
+              <w:t xml:space="preserve">IA para desarrollar</w:t>
+            </w:r>
+          </w:p>
+        </w:tc>
+        <w:tc>
+          <w:tcPr/>
+          <w:p>
+            <w:pPr>
+              <w:pStyle w:val="Compact"/>
+            </w:pPr>
+            <w:r>
+              <w:t xml:space="preserve">IA dentro del producto</w:t>
+            </w:r>
+          </w:p>
+        </w:tc>
+      </w:tr>
+      <w:tr>
+        <w:tc>
+          <w:tcPr/>
+          <w:p>
+            <w:pPr>
+              <w:pStyle w:val="Compact"/>
+            </w:pPr>
+            <w:r>
+              <w:rPr>
+                <w:b/>
+                <w:bCs/>
+              </w:rPr>
+              <w:t xml:space="preserve">Qué es</w:t>
+            </w:r>
+          </w:p>
+        </w:tc>
+        <w:tc>
+          <w:tcPr/>
+          <w:p>
+            <w:pPr>
+              <w:pStyle w:val="Compact"/>
+            </w:pPr>
+            <w:r>
+              <w:t xml:space="preserve">El agente con el que el equipo analiza, diseña y programa Rumbo</w:t>
+            </w:r>
+          </w:p>
+        </w:tc>
+        <w:tc>
+          <w:tcPr/>
+          <w:p>
+            <w:pPr>
+              <w:pStyle w:val="Compact"/>
+            </w:pPr>
+            <w:r>
+              <w:t xml:space="preserve">Una función que usan los empleados de la agencia</w:t>
+            </w:r>
+          </w:p>
+        </w:tc>
+      </w:tr>
+      <w:tr>
+        <w:tc>
+          <w:tcPr/>
+          <w:p>
+            <w:pPr>
+              <w:pStyle w:val="Compact"/>
+            </w:pPr>
+            <w:r>
+              <w:rPr>
+                <w:b/>
+                <w:bCs/>
+              </w:rPr>
+              <w:t xml:space="preserve">Quién la usa</w:t>
+            </w:r>
+          </w:p>
+        </w:tc>
+        <w:tc>
+          <w:tcPr/>
+          <w:p>
+            <w:pPr>
+              <w:pStyle w:val="Compact"/>
+            </w:pPr>
+            <w:r>
+              <w:t xml:space="preserve">Los tres integrantes del equipo</w:t>
+            </w:r>
+          </w:p>
+        </w:tc>
+        <w:tc>
+          <w:tcPr/>
+          <w:p>
+            <w:pPr>
+              <w:pStyle w:val="Compact"/>
+            </w:pPr>
+            <w:r>
+              <w:t xml:space="preserve">El empleado con acceso al módulo de redes</w:t>
+            </w:r>
+          </w:p>
+        </w:tc>
+      </w:tr>
+      <w:tr>
+        <w:tc>
+          <w:tcPr/>
+          <w:p>
+            <w:pPr>
+              <w:pStyle w:val="Compact"/>
+            </w:pPr>
+            <w:r>
+              <w:rPr>
+                <w:b/>
+                <w:bCs/>
+              </w:rPr>
+              <w:t xml:space="preserve">Herramienta y modelo</w:t>
+            </w:r>
+          </w:p>
+        </w:tc>
+        <w:tc>
+          <w:tcPr/>
+          <w:p>
+            <w:pPr>
+              <w:pStyle w:val="Compact"/>
+            </w:pPr>
+            <w:r>
+              <w:t xml:space="preserve">Claude Code, con Claude Opus o Sonnet según la tarea</w:t>
+            </w:r>
+          </w:p>
+        </w:tc>
+        <w:tc>
+          <w:tcPr/>
+          <w:p>
+            <w:pPr>
+              <w:pStyle w:val="Compact"/>
+            </w:pPr>
+            <w:r>
+              <w:t xml:space="preserve">Claude Sonnet 5.5, llamado desde el backend con LangChain</w:t>
+            </w:r>
+          </w:p>
+        </w:tc>
+      </w:tr>
+      <w:tr>
+        <w:tc>
+          <w:tcPr/>
+          <w:p>
+            <w:pPr>
+              <w:pStyle w:val="Compact"/>
+            </w:pPr>
+            <w:r>
+              <w:rPr>
+                <w:b/>
+                <w:bCs/>
+              </w:rPr>
+              <w:t xml:space="preserve">Para qué</w:t>
+            </w:r>
+          </w:p>
+        </w:tc>
+        <w:tc>
+          <w:tcPr/>
+          <w:p>
+            <w:pPr>
+              <w:pStyle w:val="Compact"/>
+            </w:pPr>
+            <w:r>
+              <w:t xml:space="preserve">Especificar casos de uso, modelar el dominio, dibujar diagramas, generar entregables y escribir código</w:t>
+            </w:r>
+          </w:p>
+        </w:tc>
+        <w:tc>
+          <w:tcPr/>
+          <w:p>
+            <w:pPr>
+              <w:pStyle w:val="Compact"/>
+            </w:pPr>
+            <w:r>
+              <w:t xml:space="preserve">Generar un borrador de posteo a partir del tema, el canal y el tono (CU-20)</w:t>
+            </w:r>
+          </w:p>
+        </w:tc>
+      </w:tr>
+      <w:tr>
+        <w:tc>
+          <w:tcPr/>
+          <w:p>
+            <w:pPr>
+              <w:pStyle w:val="Compact"/>
+            </w:pPr>
+            <w:r>
+              <w:rPr>
+                <w:b/>
+                <w:bCs/>
+              </w:rPr>
+              <w:t xml:space="preserve">Qué datos ve</w:t>
+            </w:r>
+          </w:p>
+        </w:tc>
+        <w:tc>
+          <w:tcPr/>
+          <w:p>
+            <w:pPr>
+              <w:pStyle w:val="Compact"/>
+            </w:pPr>
+            <w:r>
+              <w:t xml:space="preserve">El vault y el código del proyecto</w:t>
+            </w:r>
+          </w:p>
+        </w:tc>
+        <w:tc>
+          <w:tcPr/>
+          <w:p>
+            <w:pPr>
+              <w:pStyle w:val="Compact"/>
+            </w:pPr>
+            <w:r>
+              <w:t xml:space="preserve">Solo el tema, el canal y el tono: ningún dato de clientes</w:t>
+            </w:r>
+          </w:p>
+        </w:tc>
+      </w:tr>
+      <w:tr>
+        <w:tc>
+          <w:tcPr/>
+          <w:p>
+            <w:pPr>
+              <w:pStyle w:val="Compact"/>
+            </w:pPr>
+            <w:r>
+              <w:rPr>
+                <w:b/>
+                <w:bCs/>
+              </w:rPr>
+              <w:t xml:space="preserve">Costo</w:t>
+            </w:r>
+          </w:p>
+        </w:tc>
+        <w:tc>
+          <w:tcPr/>
+          <w:p>
+            <w:pPr>
+              <w:pStyle w:val="Compact"/>
+            </w:pPr>
+            <w:r>
+              <w:t xml:space="preserve">Incluido en la suscripción paga de cada integrante</w:t>
+            </w:r>
+          </w:p>
+        </w:tc>
+        <w:tc>
+          <w:tcPr/>
+          <w:p>
+            <w:pPr>
+              <w:pStyle w:val="Compact"/>
+            </w:pPr>
+            <w:r>
+              <w:t xml:space="preserve">Por uso de la API; con unas decenas de borradores por mes, centavos de dólar</w:t>
+            </w:r>
+          </w:p>
+        </w:tc>
+      </w:tr>
+    </w:tbl>
+    <w:p>
+      <w:pPr>
+        <w:pStyle w:val="BodyText"/>
+      </w:pPr>
+      <w:r>
+        <w:t xml:space="preserve">La IA</w:t>
+      </w:r>
+      <w:r>
+        <w:t xml:space="preserve"> </w:t>
+      </w:r>
+      <w:r>
+        <w:rPr>
+          <w:b/>
+          <w:bCs/>
+        </w:rPr>
+        <w:t xml:space="preserve">para desarrollar</w:t>
+      </w:r>
+      <w:r>
+        <w:t xml:space="preserve"> </w:t>
+      </w:r>
+      <w:r>
+        <w:t xml:space="preserve">se eligió por las razones de arriba: experiencia del equipo, suscripción disponible y desempeño en código. La IA</w:t>
+      </w:r>
+      <w:r>
+        <w:t xml:space="preserve"> </w:t>
+      </w:r>
+      <w:r>
+        <w:rPr>
+          <w:b/>
+          <w:bCs/>
+        </w:rPr>
+        <w:t xml:space="preserve">del producto</w:t>
+      </w:r>
+      <w:r>
+        <w:t xml:space="preserve"> </w:t>
+      </w:r>
+      <w:r>
+        <w:t xml:space="preserve">se eligió con otro criterio: como la agencia solo percibe la calidad del texto en español y el volumen es bajo, se prefirió Sonnet 5.5 frente a Haiku 4.5, aunque cueste el doble. En los dos casos una persona revisa el resultado: el equipo revisa lo que produce el agente y el empleado revisa el borrador antes de publicarlo a mano, porque la publicación automática en redes está fuera del alcance (Alcance y fuera de alcance).</w:t>
+      </w:r>
+    </w:p>
+    <w:p>
+      <w:pPr>
+        <w:pStyle w:val="BodyText"/>
+      </w:pPr>
+      <w:r>
+        <w:t xml:space="preserve">Los agentes que usa el equipo, y el enlace a la decisión sobre el modelo del producto, están en IA — Agentes del proyecto.</w:t>
+      </w:r>
+    </w:p>
     <w:bookmarkEnd w:id="58"/>
-    <w:bookmarkStart w:id="59" w:name="herramienta-de-modelado-mermaid"/>
+    <w:bookmarkEnd w:id="59"/>
+    <w:bookmarkStart w:id="60" w:name="herramienta-de-modelado-mermaid"/>
     <w:p>
       <w:pPr>
         <w:pStyle w:val="Heading2"/>
@@ -1021,9 +1369,9 @@
         <w:t xml:space="preserve">se eligió Mermaid por rapidez de iteración e integración con el repositorio; si se necesitara la notación estricta de casos de uso, se complementa con esas herramientas.</w:t>
       </w:r>
     </w:p>
-    <w:bookmarkEnd w:id="59"/>
     <w:bookmarkEnd w:id="60"/>
-    <w:bookmarkStart w:id="61" w:name="objetivos-del-sistema"/>
+    <w:bookmarkEnd w:id="61"/>
+    <w:bookmarkStart w:id="62" w:name="objetivos-del-sistema"/>
     <w:p>
       <w:pPr>
         <w:pStyle w:val="Heading1"/>
@@ -1185,8 +1533,8 @@
         <w:t xml:space="preserve">— dashboard, estadísticas y reportes mensuales → MOD-Dashboard.</w:t>
       </w:r>
     </w:p>
-    <w:bookmarkEnd w:id="61"/>
-    <w:bookmarkStart w:id="66" w:name="alcance-y-fuera-de-alcance"/>
+    <w:bookmarkEnd w:id="62"/>
+    <w:bookmarkStart w:id="67" w:name="alcance-y-fuera-de-alcance"/>
     <w:p>
       <w:pPr>
         <w:pStyle w:val="Heading1"/>
@@ -1195,7 +1543,7 @@
         <w:t xml:space="preserve">Alcance y fuera de alcance</w:t>
       </w:r>
     </w:p>
-    <w:bookmarkStart w:id="62" w:name="módulos-incluidos-web-y-mobile"/>
+    <w:bookmarkStart w:id="63" w:name="módulos-incluidos-web-y-mobile"/>
     <w:p>
       <w:pPr>
         <w:pStyle w:val="Heading2"/>
@@ -1446,8 +1794,8 @@
         <w:t xml:space="preserve">— acceso individual con usuario y contraseña, roles con distinta visibilidad y registro de autoría de los cambios.</w:t>
       </w:r>
     </w:p>
-    <w:bookmarkEnd w:id="62"/>
-    <w:bookmarkStart w:id="63" w:name="fuera-de-alcance-esta-etapa"/>
+    <w:bookmarkEnd w:id="63"/>
+    <w:bookmarkStart w:id="64" w:name="fuera-de-alcance-esta-etapa"/>
     <w:p>
       <w:pPr>
         <w:pStyle w:val="Heading2"/>
@@ -1611,8 +1959,8 @@
         <w:t xml:space="preserve">el sistema genera el aviso internamente y la persona decide cuándo escribirle por el canal que corresponda. La automatización por WhatsApp queda para más adelante y será configurable.</w:t>
       </w:r>
     </w:p>
-    <w:bookmarkEnd w:id="63"/>
-    <w:bookmarkStart w:id="64" w:name="incluido-explícitamente"/>
+    <w:bookmarkEnd w:id="64"/>
+    <w:bookmarkStart w:id="65" w:name="incluido-explícitamente"/>
     <w:p>
       <w:pPr>
         <w:pStyle w:val="Heading2"/>
@@ -1694,8 +2042,8 @@
         <w:t xml:space="preserve">cada Hotel del itinerario puede tener su fecha de vencimiento de pago a proveedor, con Alerta un mes antes (CU-09 Armar itinerario de hoteles).</w:t>
       </w:r>
     </w:p>
-    <w:bookmarkEnd w:id="64"/>
-    <w:bookmarkStart w:id="65" w:name="fase-2-fuera-de-esta-etapa"/>
+    <w:bookmarkEnd w:id="65"/>
+    <w:bookmarkStart w:id="66" w:name="fase-2-fuera-de-esta-etapa"/>
     <w:p>
       <w:pPr>
         <w:pStyle w:val="Heading2"/>
@@ -1770,9 +2118,9 @@
         <w:t xml:space="preserve">publicación directa en redes y conexión con proveedores.</w:t>
       </w:r>
     </w:p>
-    <w:bookmarkEnd w:id="65"/>
     <w:bookmarkEnd w:id="66"/>
-    <w:bookmarkStart w:id="73" w:name="actores"/>
+    <w:bookmarkEnd w:id="67"/>
+    <w:bookmarkStart w:id="74" w:name="actores"/>
     <w:p>
       <w:pPr>
         <w:pStyle w:val="Heading1"/>
@@ -1789,7 +2137,7 @@
         <w:t xml:space="preserve">En una PyME una misma persona puede cubrir varios roles.</w:t>
       </w:r>
     </w:p>
-    <w:bookmarkStart w:id="67" w:name="empleado-asesor-usuario-principal"/>
+    <w:bookmarkStart w:id="68" w:name="empleado-asesor-usuario-principal"/>
     <w:p>
       <w:pPr>
         <w:pStyle w:val="Heading2"/>
@@ -1866,8 +2214,8 @@
         <w:t xml:space="preserve">Casos de uso: CU-01 De la consulta a la venta.</w:t>
       </w:r>
     </w:p>
-    <w:bookmarkEnd w:id="67"/>
-    <w:bookmarkStart w:id="68" w:name="administrador-configuración-y-operación"/>
+    <w:bookmarkEnd w:id="68"/>
+    <w:bookmarkStart w:id="69" w:name="administrador-configuración-y-operación"/>
     <w:p>
       <w:pPr>
         <w:pStyle w:val="Heading2"/>
@@ -1935,8 +2283,8 @@
         <w:t xml:space="preserve">.</w:t>
       </w:r>
     </w:p>
-    <w:bookmarkEnd w:id="68"/>
-    <w:bookmarkStart w:id="69" w:name="dueñoa-visión-del-negocio"/>
+    <w:bookmarkEnd w:id="69"/>
+    <w:bookmarkStart w:id="70" w:name="dueñoa-visión-del-negocio"/>
     <w:p>
       <w:pPr>
         <w:pStyle w:val="Heading2"/>
@@ -1991,8 +2339,8 @@
         <w:t xml:space="preserve">.</w:t>
       </w:r>
     </w:p>
-    <w:bookmarkEnd w:id="69"/>
-    <w:bookmarkStart w:id="70" w:name="X6c0ef285ed268354d46c074c14239c2805ce85b"/>
+    <w:bookmarkEnd w:id="70"/>
+    <w:bookmarkStart w:id="71" w:name="X6c0ef285ed268354d46c074c14239c2805ce85b"/>
     <w:p>
       <w:pPr>
         <w:pStyle w:val="Heading2"/>
@@ -2075,8 +2423,8 @@
         <w:t xml:space="preserve">.</w:t>
       </w:r>
     </w:p>
-    <w:bookmarkEnd w:id="70"/>
-    <w:bookmarkStart w:id="71" w:name="X8f5e30d3a5e8695bc0eada9c82b6705f97940fc"/>
+    <w:bookmarkEnd w:id="71"/>
+    <w:bookmarkStart w:id="72" w:name="X8f5e30d3a5e8695bc0eada9c82b6705f97940fc"/>
     <w:p>
       <w:pPr>
         <w:pStyle w:val="Heading2"/>
@@ -2164,8 +2512,8 @@
         <w:t xml:space="preserve">(o cubren ellos mismos). En una PyME suele concentrarse en una persona.</w:t>
       </w:r>
     </w:p>
-    <w:bookmarkEnd w:id="71"/>
-    <w:bookmarkStart w:id="72" w:name="pasajero-cliente-actor-externo"/>
+    <w:bookmarkEnd w:id="72"/>
+    <w:bookmarkStart w:id="73" w:name="pasajero-cliente-actor-externo"/>
     <w:p>
       <w:pPr>
         <w:pStyle w:val="Heading2"/>
@@ -2208,9 +2556,9 @@
         <w:t xml:space="preserve">Se modela como Cliente (dato), no como Usuario (operador).</w:t>
       </w:r>
     </w:p>
-    <w:bookmarkEnd w:id="72"/>
     <w:bookmarkEnd w:id="73"/>
-    <w:bookmarkStart w:id="80" w:name="circuito-de-la-consulta-a-la-venta"/>
+    <w:bookmarkEnd w:id="74"/>
+    <w:bookmarkStart w:id="81" w:name="circuito-de-la-consulta-a-la-venta"/>
     <w:p>
       <w:pPr>
         <w:pStyle w:val="Heading1"/>
@@ -2261,7 +2609,7 @@
         <w:t xml:space="preserve">llega una consulta por Instagram, WhatsApp o de forma presencial.</w:t>
       </w:r>
     </w:p>
-    <w:bookmarkStart w:id="74" w:name="los-seis-pasos-del-circuito"/>
+    <w:bookmarkStart w:id="75" w:name="los-seis-pasos-del-circuito"/>
     <w:p>
       <w:pPr>
         <w:pStyle w:val="Heading2"/>
@@ -2402,8 +2750,8 @@
         <w:t xml:space="preserve">Al finalizar el viaje, el sistema recuerda pedir la reseña; el cliente la deja y el hotel queda consolidado en el catálogo para futuras recomendaciones.</w:t>
       </w:r>
     </w:p>
-    <w:bookmarkEnd w:id="74"/>
-    <w:bookmarkStart w:id="75" w:name="situaciones-frecuentes"/>
+    <w:bookmarkEnd w:id="75"/>
+    <w:bookmarkStart w:id="76" w:name="situaciones-frecuentes"/>
     <w:p>
       <w:pPr>
         <w:pStyle w:val="Heading2"/>
@@ -2500,8 +2848,8 @@
         <w:t xml:space="preserve">la oportunidad se cierra como perdida registrando el motivo, que después alimenta los reportes.</w:t>
       </w:r>
     </w:p>
-    <w:bookmarkEnd w:id="75"/>
-    <w:bookmarkStart w:id="79" w:name="resultado"/>
+    <w:bookmarkEnd w:id="76"/>
+    <w:bookmarkStart w:id="80" w:name="resultado"/>
     <w:p>
       <w:pPr>
         <w:pStyle w:val="Heading2"/>
@@ -2527,18 +2875,18 @@
           <wp:inline>
             <wp:extent cx="5465445" cy="7194310"/>
             <wp:effectExtent b="0" l="0" r="0" t="0"/>
-            <wp:docPr descr="Figura 1. Diagrama de secuencia del circuito de la consulta a la venta." title="" id="77" name="Picture"/>
+            <wp:docPr descr="Figura 1. Diagrama de secuencia del circuito de la consulta a la venta." title="" id="78" name="Picture"/>
             <a:graphic>
               <a:graphicData uri="http://schemas.openxmlformats.org/drawingml/2006/picture">
                 <pic:pic>
                   <pic:nvPicPr>
-                    <pic:cNvPr descr="DGM-SEC-consulta-a-venta.png" id="78" name="Picture"/>
+                    <pic:cNvPr descr="DGM-SEC-consulta-a-venta.png" id="79" name="Picture"/>
                     <pic:cNvPicPr>
                       <a:picLocks noChangeArrowheads="1" noChangeAspect="1"/>
                     </pic:cNvPicPr>
                   </pic:nvPicPr>
                   <pic:blipFill>
-                    <a:blip r:embed="rId76"/>
+                    <a:blip r:embed="rId77"/>
                     <a:stretch>
                       <a:fillRect/>
                     </a:stretch>
@@ -2573,8 +2921,8 @@
         <w:t xml:space="preserve">Figura 1. Diagrama de secuencia del circuito de la consulta a la venta.</w:t>
       </w:r>
     </w:p>
-    <w:bookmarkEnd w:id="79"/>
     <w:bookmarkEnd w:id="80"/>
+    <w:bookmarkEnd w:id="81"/>
     <w:sectPr>
       <w:footerReference r:id="rId40" w:type="default"/>
       <w:footnotePr>

--- a/07-Entregables/Relevamiento/Rumbo — Relevamiento.docx
+++ b/07-Entregables/Relevamiento/Rumbo — Relevamiento.docx
@@ -129,7 +129,7 @@
         <w:t xml:space="preserve">definición del proyecto</w:t>
       </w:r>
       <w:r>
-        <w:t xml:space="preserve">: por qué el sistema vale la pena, qué objetivos persigue, hasta dónde llega su alcance, quiénes lo usan y cómo es el circuito de trabajo que digitaliza.</w:t>
+        <w:t xml:space="preserve">: cómo trabaja hoy la agencia y qué ofrece el mercado, por qué el sistema vale la pena, qué objetivos persigue, hasta dónde llega su alcance, quiénes lo usan y cómo es el circuito de trabajo que digitaliza.</w:t>
       </w:r>
     </w:p>
     <w:p>
@@ -170,13 +170,13 @@
       </w:r>
     </w:p>
     <w:bookmarkEnd w:id="49"/>
-    <w:bookmarkStart w:id="55" w:name="justificación-del-sistema"/>
+    <w:bookmarkStart w:id="64" w:name="antecedentes"/>
     <w:p>
       <w:pPr>
         <w:pStyle w:val="Heading1"/>
       </w:pPr>
       <w:r>
-        <w:t xml:space="preserve">Justificación del sistema</w:t>
+        <w:t xml:space="preserve">Antecedentes</w:t>
       </w:r>
     </w:p>
     <w:p>
@@ -184,16 +184,16 @@
         <w:pStyle w:val="FirstParagraph"/>
       </w:pPr>
       <w:r>
-        <w:t xml:space="preserve">Por qué vale la pena construir Rumbo: el trabajo manual de la agencia genera problemas concretos que un sistema a medida resuelve mejor que Excel o un CRM genérico.</w:t>
-      </w:r>
-    </w:p>
-    <w:bookmarkStart w:id="50" w:name="un-problema-real-y-costoso"/>
+        <w:t xml:space="preserve">Cómo resuelve hoy la agencia la gestión que Rumbo viene a ordenar, y qué ofrecen las herramientas que ya existen en el mercado. Junto con Objetivos del sistema, Justificación del sistema y Alcance y fuera de alcance completa la presentación general del proyecto.</w:t>
+      </w:r>
+    </w:p>
+    <w:bookmarkStart w:id="50" w:name="cómo-trabaja-hoy-la-agencia"/>
     <w:p>
       <w:pPr>
         <w:pStyle w:val="Heading2"/>
       </w:pPr>
       <w:r>
-        <w:t xml:space="preserve">Un problema real y costoso</w:t>
+        <w:t xml:space="preserve">Cómo trabaja hoy la agencia</w:t>
       </w:r>
     </w:p>
     <w:p>
@@ -201,17 +201,202 @@
         <w:pStyle w:val="FirstParagraph"/>
       </w:pPr>
       <w:r>
-        <w:t xml:space="preserve">Gestionar en papel y Excel hace que se pierdan ventas, se olviden cobros y no quede memoria del cliente.</w:t>
+        <w:t xml:space="preserve">La agencia es una PyME de turismo que gestiona clientes, reservas, cobros y redes</w:t>
+      </w:r>
+      <w:r>
+        <w:t xml:space="preserve"> </w:t>
+      </w:r>
+      <w:r>
+        <w:rPr>
+          <w:b/>
+          <w:bCs/>
+        </w:rPr>
+        <w:t xml:space="preserve">a mano</w:t>
+      </w:r>
+      <w:r>
+        <w:t xml:space="preserve">, con información repartida entre papel, planillas de Excel, cuadernos y chats:</w:t>
+      </w:r>
+    </w:p>
+    <w:p>
+      <w:pPr>
+        <w:pStyle w:val="Compact"/>
+        <w:numPr>
+          <w:ilvl w:val="0"/>
+          <w:numId w:val="1001"/>
+        </w:numPr>
+      </w:pPr>
+      <w:r>
+        <w:rPr>
+          <w:b/>
+          <w:bCs/>
+        </w:rPr>
+        <w:t xml:space="preserve">Carpetas físicas por viaje.</w:t>
+      </w:r>
+      <w:r>
+        <w:t xml:space="preserve"> </w:t>
+      </w:r>
+      <w:r>
+        <w:t xml:space="preserve">Cada viaje tiene su carpeta en papel; no hay un lugar único donde ver los clientes y los viajes juntos.</w:t>
+      </w:r>
+    </w:p>
+    <w:p>
+      <w:pPr>
+        <w:pStyle w:val="Compact"/>
+        <w:numPr>
+          <w:ilvl w:val="0"/>
+          <w:numId w:val="1001"/>
+        </w:numPr>
+      </w:pPr>
+      <w:r>
+        <w:rPr>
+          <w:b/>
+          <w:bCs/>
+        </w:rPr>
+        <w:t xml:space="preserve">Consultas por Instagram, WhatsApp o en persona.</w:t>
+      </w:r>
+      <w:r>
+        <w:t xml:space="preserve"> </w:t>
+      </w:r>
+      <w:r>
+        <w:t xml:space="preserve">La consulta llega por un canal y el seguimiento hasta la cotización y el cierre depende de la memoria de quien la atendió (ver Circuito de la consulta a la venta).</w:t>
+      </w:r>
+    </w:p>
+    <w:p>
+      <w:pPr>
+        <w:pStyle w:val="Compact"/>
+        <w:numPr>
+          <w:ilvl w:val="0"/>
+          <w:numId w:val="1001"/>
+        </w:numPr>
+      </w:pPr>
+      <w:r>
+        <w:rPr>
+          <w:b/>
+          <w:bCs/>
+        </w:rPr>
+        <w:t xml:space="preserve">Cobros y vencimientos anotados a mano.</w:t>
+      </w:r>
+      <w:r>
+        <w:t xml:space="preserve"> </w:t>
+      </w:r>
+      <w:r>
+        <w:t xml:space="preserve">Las señas, las cuotas de los pasajeros y los pagos a los operadores se controlan en planillas, sin avisos automáticos.</w:t>
+      </w:r>
+    </w:p>
+    <w:p>
+      <w:pPr>
+        <w:pStyle w:val="Compact"/>
+        <w:numPr>
+          <w:ilvl w:val="0"/>
+          <w:numId w:val="1001"/>
+        </w:numPr>
+      </w:pPr>
+      <w:r>
+        <w:rPr>
+          <w:b/>
+          <w:bCs/>
+        </w:rPr>
+        <w:t xml:space="preserve">Avisos a los pasajeros por WhatsApp.</w:t>
+      </w:r>
+      <w:r>
+        <w:t xml:space="preserve"> </w:t>
+      </w:r>
+      <w:r>
+        <w:t xml:space="preserve">Recordar un pago, un formulario migratorio (por ejemplo, el eTicket de República Dominicana), el seguro o los vouchers es una tarea manual que depende de acordarse.</w:t>
+      </w:r>
+    </w:p>
+    <w:p>
+      <w:pPr>
+        <w:pStyle w:val="Compact"/>
+        <w:numPr>
+          <w:ilvl w:val="0"/>
+          <w:numId w:val="1001"/>
+        </w:numPr>
+      </w:pPr>
+      <w:r>
+        <w:rPr>
+          <w:b/>
+          <w:bCs/>
+        </w:rPr>
+        <w:t xml:space="preserve">Vendedores externos.</w:t>
+      </w:r>
+      <w:r>
+        <w:t xml:space="preserve"> </w:t>
+      </w:r>
+      <w:r>
+        <w:t xml:space="preserve">Además de los empleados, trabajan vendedores freelance, y hay que saber qué vendió cada uno y cuánto corresponde pagarle.</w:t>
+      </w:r>
+    </w:p>
+    <w:p>
+      <w:pPr>
+        <w:pStyle w:val="Compact"/>
+        <w:numPr>
+          <w:ilvl w:val="0"/>
+          <w:numId w:val="1001"/>
+        </w:numPr>
+      </w:pPr>
+      <w:r>
+        <w:rPr>
+          <w:b/>
+          <w:bCs/>
+        </w:rPr>
+        <w:t xml:space="preserve">Operaciones en pesos y en dólares.</w:t>
+      </w:r>
+      <w:r>
+        <w:t xml:space="preserve"> </w:t>
+      </w:r>
+      <w:r>
+        <w:t xml:space="preserve">La ganancia no es un porcentaje fijo: cambia según el viaje, el operador y la negociación.</w:t>
+      </w:r>
+    </w:p>
+    <w:p>
+      <w:pPr>
+        <w:pStyle w:val="Compact"/>
+        <w:numPr>
+          <w:ilvl w:val="0"/>
+          <w:numId w:val="1001"/>
+        </w:numPr>
+      </w:pPr>
+      <w:r>
+        <w:rPr>
+          <w:b/>
+          <w:bCs/>
+        </w:rPr>
+        <w:t xml:space="preserve">Clientes fieles como activo principal.</w:t>
+      </w:r>
+      <w:r>
+        <w:t xml:space="preserve"> </w:t>
+      </w:r>
+      <w:r>
+        <w:t xml:space="preserve">Llegan pocos clientes nuevos, así que el negocio se sostiene volviendo a venderles a los de siempre.</w:t>
+      </w:r>
+    </w:p>
+    <w:p>
+      <w:pPr>
+        <w:pStyle w:val="FirstParagraph"/>
+      </w:pPr>
+      <w:r>
+        <w:rPr>
+          <w:b/>
+          <w:bCs/>
+        </w:rPr>
+        <w:t xml:space="preserve">Consecuencias:</w:t>
+      </w:r>
+      <w:r>
+        <w:t xml:space="preserve"> </w:t>
+      </w:r>
+      <w:r>
+        <w:t xml:space="preserve">se pierden ventas porque una consulta queda sin seguimiento, se olvidan cobros y vencimientos, y no queda memoria del cliente (qué viajes hizo, qué prefiere, cuándo conviene volver a contactarlo).</w:t>
       </w:r>
     </w:p>
     <w:bookmarkEnd w:id="50"/>
-    <w:bookmarkStart w:id="51" w:name="el-activo-son-los-clientes-fieles"/>
+    <w:bookmarkStart w:id="62" w:name="qué-ofrece-el-mercado"/>
     <w:p>
       <w:pPr>
         <w:pStyle w:val="Heading2"/>
       </w:pPr>
       <w:r>
-        <w:t xml:space="preserve">El activo son los clientes fieles</w:t>
+        <w:t xml:space="preserve">Qué ofrece el mercado</w:t>
       </w:r>
     </w:p>
     <w:p>
@@ -219,17 +404,34 @@
         <w:pStyle w:val="FirstParagraph"/>
       </w:pPr>
       <w:r>
-        <w:t xml:space="preserve">Con pocos clientes nuevos, retener y volver a venderles sostiene el negocio: el sistema aprovecha el historial y las preferencias de cada Cliente.</w:t>
+        <w:t xml:space="preserve">Se revisaron tres grupos de herramientas. La información de los productos surge de su documentación pública, consultada el 30/09/26; no se probó ninguno en profundidad.</w:t>
+      </w:r>
+    </w:p>
+    <w:bookmarkStart w:id="51" w:name="X9782274f35e89f72c06a189af852fc39d146154"/>
+    <w:p>
+      <w:pPr>
+        <w:pStyle w:val="Heading3"/>
+      </w:pPr>
+      <w:r>
+        <w:t xml:space="preserve">Herramientas de uso general: Excel, cuadernos y mensajería</w:t>
+      </w:r>
+    </w:p>
+    <w:p>
+      <w:pPr>
+        <w:pStyle w:val="FirstParagraph"/>
+      </w:pPr>
+      <w:r>
+        <w:t xml:space="preserve">Es lo que usa hoy la agencia. Son flexibles, gratuitas o ya pagas y todos las conocen, pero no avisan de un vencimiento, no relacionan un cobro con su viaje ni con su cliente, no registran quién hizo cada cambio y dependen de que alguien las mantenga al día.</w:t>
       </w:r>
     </w:p>
     <w:bookmarkEnd w:id="51"/>
-    <w:bookmarkStart w:id="52" w:name="las-herramientas-genéricas-no-alcanzan"/>
-    <w:p>
-      <w:pPr>
-        <w:pStyle w:val="Heading2"/>
-      </w:pPr>
-      <w:r>
-        <w:t xml:space="preserve">Las herramientas genéricas no alcanzan</w:t>
+    <w:bookmarkStart w:id="54" w:name="Xf5d2f6a7cd6b7d2b50e0f5b2b691ab9630d59bb"/>
+    <w:p>
+      <w:pPr>
+        <w:pStyle w:val="Heading3"/>
+      </w:pPr>
+      <w:r>
+        <w:t xml:space="preserve">CRM genéricos (por ejemplo, HubSpot y Pipedrive)</w:t>
       </w:r>
     </w:p>
     <w:p>
@@ -237,264 +439,191 @@
         <w:pStyle w:val="FirstParagraph"/>
       </w:pPr>
       <w:r>
-        <w:t xml:space="preserve">Ni Excel ni un CRM genérico entienden las reservas, las comisiones, las cuotas y los vencimientos propios del turismo.</w:t>
-      </w:r>
-    </w:p>
-    <w:bookmarkEnd w:id="52"/>
-    <w:bookmarkStart w:id="53" w:name="impacto-esperado"/>
-    <w:p>
-      <w:pPr>
-        <w:pStyle w:val="Heading2"/>
-      </w:pPr>
-      <w:r>
-        <w:t xml:space="preserve">Impacto esperado</w:t>
-      </w:r>
-    </w:p>
-    <w:p>
-      <w:pPr>
-        <w:pStyle w:val="FirstParagraph"/>
-      </w:pPr>
-      <w:r>
-        <w:t xml:space="preserve">Menos tiempo administrativo, menos vencimientos perdidos y más consultas que terminan en venta.</w:t>
-      </w:r>
-    </w:p>
-    <w:bookmarkEnd w:id="53"/>
-    <w:bookmarkStart w:id="54" w:name="como-proyecto-integrador"/>
-    <w:p>
-      <w:pPr>
-        <w:pStyle w:val="Heading2"/>
-      </w:pPr>
-      <w:r>
-        <w:t xml:space="preserve">Como proyecto integrador</w:t>
-      </w:r>
-    </w:p>
-    <w:p>
-      <w:pPr>
-        <w:pStyle w:val="FirstParagraph"/>
-      </w:pPr>
-      <w:r>
-        <w:t xml:space="preserve">Combina web, mobile, backend, base de datos relacional, API REST e IA sobre una problemática concreta y verificable.</w:t>
+        <w:t xml:space="preserve">Ordenan el</w:t>
+      </w:r>
+      <w:r>
+        <w:t xml:space="preserve"> </w:t>
+      </w:r>
+      <w:r>
+        <w:rPr>
+          <w:b/>
+          <w:bCs/>
+        </w:rPr>
+        <w:t xml:space="preserve">embudo de ventas</w:t>
+      </w:r>
+      <w:r>
+        <w:t xml:space="preserve">: contactos, oportunidades y etapas hasta el cierre. HubSpot tiene un plan gratuito con lo básico del embudo; Pipedrive es pago por usuario, con una prueba gratuita (</w:t>
+      </w:r>
+      <w:hyperlink r:id="rId52">
+        <w:r>
+          <w:rPr>
+            <w:rStyle w:val="Hyperlink"/>
+          </w:rPr>
+          <w:t xml:space="preserve">Pipedrive vs. HubSpot</w:t>
+        </w:r>
+      </w:hyperlink>
+      <w:r>
+        <w:t xml:space="preserve">,</w:t>
+      </w:r>
+      <w:r>
+        <w:t xml:space="preserve"> </w:t>
+      </w:r>
+      <w:hyperlink r:id="rId53">
+        <w:r>
+          <w:rPr>
+            <w:rStyle w:val="Hyperlink"/>
+          </w:rPr>
+          <w:t xml:space="preserve">Salesdorado</w:t>
+        </w:r>
+      </w:hyperlink>
+      <w:r>
+        <w:t xml:space="preserve">).</w:t>
+      </w:r>
+    </w:p>
+    <w:p>
+      <w:pPr>
+        <w:pStyle w:val="BodyText"/>
+      </w:pPr>
+      <w:r>
+        <w:t xml:space="preserve">Su límite para una agencia es que</w:t>
+      </w:r>
+      <w:r>
+        <w:t xml:space="preserve"> </w:t>
+      </w:r>
+      <w:r>
+        <w:rPr>
+          <w:b/>
+          <w:bCs/>
+        </w:rPr>
+        <w:t xml:space="preserve">no conocen el negocio del turismo</w:t>
+      </w:r>
+      <w:r>
+        <w:t xml:space="preserve">: no tienen la entidad viaje con su itinerario de hoteles, ni el plan de cuotas del pasajero, ni la deuda con el operador, ni la ganancia y la comisión por operación, ni los requisitos de ingreso de cada destino. Todo eso habría que armarlo con campos personalizados y mantenerlo a mano, que es justamente el problema de hoy.</w:t>
       </w:r>
     </w:p>
     <w:bookmarkEnd w:id="54"/>
-    <w:bookmarkEnd w:id="55"/>
-    <w:bookmarkStart w:id="61" w:name="herramientas-del-proyecto"/>
-    <w:p>
-      <w:pPr>
-        <w:pStyle w:val="Heading1"/>
-      </w:pPr>
-      <w:r>
-        <w:t xml:space="preserve">Herramientas del proyecto</w:t>
-      </w:r>
-    </w:p>
-    <w:p>
-      <w:pPr>
-        <w:pStyle w:val="FirstParagraph"/>
-      </w:pPr>
-      <w:r>
-        <w:t xml:space="preserve">Las dos herramientas transversales que el equipo eligió antes de empezar a trabajar: el</w:t>
-      </w:r>
-      <w:r>
-        <w:t xml:space="preserve"> </w:t>
-      </w:r>
-      <w:r>
-        <w:rPr>
-          <w:b/>
-          <w:bCs/>
-        </w:rPr>
-        <w:t xml:space="preserve">agente de inteligencia artificial</w:t>
-      </w:r>
-      <w:r>
-        <w:t xml:space="preserve"> </w:t>
-      </w:r>
-      <w:r>
-        <w:t xml:space="preserve">que acompaña el desarrollo y la</w:t>
-      </w:r>
-      <w:r>
-        <w:t xml:space="preserve"> </w:t>
-      </w:r>
-      <w:r>
-        <w:rPr>
-          <w:b/>
-          <w:bCs/>
-        </w:rPr>
-        <w:t xml:space="preserve">herramienta de modelado</w:t>
-      </w:r>
-      <w:r>
-        <w:t xml:space="preserve"> </w:t>
-      </w:r>
-      <w:r>
-        <w:t xml:space="preserve">con la que se construyen los diagramas.</w:t>
-      </w:r>
-    </w:p>
-    <w:bookmarkStart w:id="59" w:name="agente-de-ia-claude"/>
-    <w:p>
-      <w:pPr>
-        <w:pStyle w:val="Heading2"/>
-      </w:pPr>
-      <w:r>
-        <w:t xml:space="preserve">Agente de IA: Claude</w:t>
-      </w:r>
-    </w:p>
-    <w:p>
-      <w:pPr>
-        <w:pStyle w:val="FirstParagraph"/>
-      </w:pPr>
-      <w:r>
-        <w:t xml:space="preserve">Por acuerdo unánime de los tres integrantes se adoptó</w:t>
-      </w:r>
-      <w:r>
-        <w:t xml:space="preserve"> </w:t>
-      </w:r>
-      <w:r>
-        <w:rPr>
-          <w:b/>
-          <w:bCs/>
-        </w:rPr>
-        <w:t xml:space="preserve">Claude</w:t>
-      </w:r>
-      <w:r>
-        <w:t xml:space="preserve"> </w:t>
-      </w:r>
-      <w:r>
-        <w:t xml:space="preserve">(Anthropic) como agente de inteligencia artificial de trabajo. La elección se apoya en dos razones prácticas: los tres ya cuentan con la versión paga y todos tienen experiencia previa usándola en proyectos, lo que reduce la curva de aprendizaje y permite ser productivos desde el primer día.</w:t>
-      </w:r>
-    </w:p>
-    <w:bookmarkStart w:id="56" w:name="X60ff4f7d7f2b899924d69ccd4a68daa8b6ae4d1"/>
+    <w:bookmarkStart w:id="60" w:name="software-específico-de-turismo"/>
     <w:p>
       <w:pPr>
         <w:pStyle w:val="Heading3"/>
       </w:pPr>
       <w:r>
-        <w:t xml:space="preserve">Por qué es la mejor opción para este caso</w:t>
-      </w:r>
-    </w:p>
-    <w:p>
-      <w:pPr>
-        <w:pStyle w:val="Compact"/>
-        <w:numPr>
-          <w:ilvl w:val="0"/>
-          <w:numId w:val="1001"/>
-        </w:numPr>
-      </w:pPr>
-      <w:r>
-        <w:rPr>
-          <w:b/>
-          <w:bCs/>
-        </w:rPr>
-        <w:t xml:space="preserve">Ventana de contexto amplia:</w:t>
-      </w:r>
-      <w:r>
-        <w:t xml:space="preserve"> </w:t>
-      </w:r>
-      <w:r>
-        <w:t xml:space="preserve">permite trabajar con gran cantidad de información del proyecto (requisitos, código, documentación) en una sola conversación, algo útil para un sistema con varios módulos como Rumbo.</w:t>
-      </w:r>
-    </w:p>
-    <w:p>
-      <w:pPr>
-        <w:pStyle w:val="Compact"/>
-        <w:numPr>
-          <w:ilvl w:val="0"/>
-          <w:numId w:val="1001"/>
-        </w:numPr>
-      </w:pPr>
-      <w:r>
-        <w:rPr>
-          <w:b/>
-          <w:bCs/>
-        </w:rPr>
-        <w:t xml:space="preserve">Fortaleza en programación y razonamiento:</w:t>
-      </w:r>
-      <w:r>
-        <w:t xml:space="preserve"> </w:t>
-      </w:r>
-      <w:r>
-        <w:t xml:space="preserve">buen desempeño en generación y revisión de código y en el análisis de problemas, lo que acompaña bien un proyecto integrador con web, mobile, backend y API REST.</w:t>
-      </w:r>
-    </w:p>
-    <w:p>
-      <w:pPr>
-        <w:pStyle w:val="Compact"/>
-        <w:numPr>
-          <w:ilvl w:val="0"/>
-          <w:numId w:val="1001"/>
-        </w:numPr>
-      </w:pPr>
-      <w:r>
-        <w:rPr>
-          <w:b/>
-          <w:bCs/>
-        </w:rPr>
-        <w:t xml:space="preserve">Uso de herramientas y agente de código:</w:t>
-      </w:r>
-      <w:r>
-        <w:t xml:space="preserve"> </w:t>
-      </w:r>
-      <w:r>
-        <w:t xml:space="preserve">se integra con el flujo de desarrollo —por ejemplo, a través de Claude Code— para leer y editar archivos del proyecto, no solo responder preguntas sueltas.</w:t>
-      </w:r>
-    </w:p>
-    <w:p>
-      <w:pPr>
-        <w:pStyle w:val="Compact"/>
-        <w:numPr>
-          <w:ilvl w:val="0"/>
-          <w:numId w:val="1001"/>
-        </w:numPr>
-      </w:pPr>
-      <w:r>
-        <w:rPr>
-          <w:b/>
-          <w:bCs/>
-        </w:rPr>
-        <w:t xml:space="preserve">Experiencia previa del equipo:</w:t>
-      </w:r>
-      <w:r>
-        <w:t xml:space="preserve"> </w:t>
-      </w:r>
-      <w:r>
-        <w:t xml:space="preserve">al haberlo usado en otros proyectos, el equipo conoce su forma de trabajo y puede aprovecharlo mejor que una herramienta nueva.</w:t>
-      </w:r>
-    </w:p>
-    <w:p>
-      <w:pPr>
-        <w:pStyle w:val="Compact"/>
-        <w:numPr>
-          <w:ilvl w:val="0"/>
-          <w:numId w:val="1001"/>
-        </w:numPr>
-      </w:pPr>
-      <w:r>
-        <w:rPr>
-          <w:b/>
-          <w:bCs/>
-        </w:rPr>
-        <w:t xml:space="preserve">Disponibilidad inmediata:</w:t>
-      </w:r>
-      <w:r>
-        <w:t xml:space="preserve"> </w:t>
-      </w:r>
-      <w:r>
-        <w:t xml:space="preserve">los tres integrantes disponen de la versión paga, por lo que no hay costos ni gestiones adicionales para empezar a usarlo.</w:t>
-      </w:r>
-    </w:p>
-    <w:bookmarkEnd w:id="56"/>
-    <w:bookmarkStart w:id="57" w:name="comparativa-con-otras-herramientas-de-ia"/>
+        <w:t xml:space="preserve">Software específico de turismo</w:t>
+      </w:r>
+    </w:p>
+    <w:p>
+      <w:pPr>
+        <w:pStyle w:val="Compact"/>
+        <w:numPr>
+          <w:ilvl w:val="0"/>
+          <w:numId w:val="1002"/>
+        </w:numPr>
+      </w:pPr>
+      <w:r>
+        <w:rPr>
+          <w:b/>
+          <w:bCs/>
+        </w:rPr>
+        <w:t xml:space="preserve">CRM para agentes de viaje, en su mayoría de Estados Unidos</w:t>
+      </w:r>
+      <w:r>
+        <w:t xml:space="preserve"> </w:t>
+      </w:r>
+      <w:r>
+        <w:t xml:space="preserve">(por ejemplo, Tern, TravelJoy y Travefy): combinan CRM, armado de itinerarios, formularios para el cliente y, en algunos planes, conciliación de comisiones y pagos a proveedores. Se cobran por usuario y por mes, en dólares (</w:t>
+      </w:r>
+      <w:hyperlink r:id="rId55">
+        <w:r>
+          <w:rPr>
+            <w:rStyle w:val="Hyperlink"/>
+          </w:rPr>
+          <w:t xml:space="preserve">precios de Tern</w:t>
+        </w:r>
+      </w:hyperlink>
+      <w:r>
+        <w:t xml:space="preserve">,</w:t>
+      </w:r>
+      <w:r>
+        <w:t xml:space="preserve"> </w:t>
+      </w:r>
+      <w:hyperlink r:id="rId56">
+        <w:r>
+          <w:rPr>
+            <w:rStyle w:val="Hyperlink"/>
+          </w:rPr>
+          <w:t xml:space="preserve">DMC Quote</w:t>
+        </w:r>
+      </w:hyperlink>
+      <w:r>
+        <w:t xml:space="preserve">). Están pensados para el mercado estadounidense: en la documentación consultada no aparecen el español, el peso argentino, las cuotas del pasajero ni WhatsApp, que es el canal principal en Argentina (</w:t>
+      </w:r>
+      <w:hyperlink r:id="rId57">
+        <w:r>
+          <w:rPr>
+            <w:rStyle w:val="Hyperlink"/>
+          </w:rPr>
+          <w:t xml:space="preserve">Innovación Digital 360</w:t>
+        </w:r>
+      </w:hyperlink>
+      <w:r>
+        <w:t xml:space="preserve">).</w:t>
+      </w:r>
+    </w:p>
+    <w:p>
+      <w:pPr>
+        <w:pStyle w:val="Compact"/>
+        <w:numPr>
+          <w:ilvl w:val="0"/>
+          <w:numId w:val="1002"/>
+        </w:numPr>
+      </w:pPr>
+      <w:r>
+        <w:rPr>
+          <w:b/>
+          <w:bCs/>
+        </w:rPr>
+        <w:t xml:space="preserve">Sistemas de gestión (back office o ERP) para agencias argentinas</w:t>
+      </w:r>
+      <w:r>
+        <w:t xml:space="preserve"> </w:t>
+      </w:r>
+      <w:r>
+        <w:t xml:space="preserve">(por ejemplo, SAVIA): cubren la administración completa, con cotizaciones, reservas, contabilidad y facturación electrónica ante AFIP (</w:t>
+      </w:r>
+      <w:hyperlink r:id="rId58">
+        <w:r>
+          <w:rPr>
+            <w:rStyle w:val="Hyperlink"/>
+          </w:rPr>
+          <w:t xml:space="preserve">perfil de SAVIA</w:t>
+        </w:r>
+      </w:hyperlink>
+      <w:r>
+        <w:t xml:space="preserve">,</w:t>
+      </w:r>
+      <w:r>
+        <w:t xml:space="preserve"> </w:t>
+      </w:r>
+      <w:hyperlink r:id="rId59">
+        <w:r>
+          <w:rPr>
+            <w:rStyle w:val="Hyperlink"/>
+          </w:rPr>
+          <w:t xml:space="preserve">Hosteltur: qué es un back office</w:t>
+        </w:r>
+      </w:hyperlink>
+      <w:r>
+        <w:t xml:space="preserve">). Su foco es la administración y la contabilidad; la facturación, en particular, está fuera del alcance de Rumbo en esta etapa (Alcance y fuera de alcance).</w:t>
+      </w:r>
+    </w:p>
+    <w:bookmarkEnd w:id="60"/>
+    <w:bookmarkStart w:id="61" w:name="X40dfb3e71d2461426dc06aea8fec990643b5a60"/>
     <w:p>
       <w:pPr>
         <w:pStyle w:val="Heading3"/>
       </w:pPr>
       <w:r>
-        <w:t xml:space="preserve">Comparativa con otras herramientas de IA</w:t>
-      </w:r>
-    </w:p>
-    <w:p>
-      <w:pPr>
-        <w:pStyle w:val="FirstParagraph"/>
-      </w:pPr>
-      <w:r>
-        <w:t xml:space="preserve">Antes de decidir se compararon los principales asistentes de IA para desarrollo, considerando su enfoque, su desempeño en programación, el acceso del equipo y la experiencia previa:</w:t>
+        <w:t xml:space="preserve">Comparación con lo que necesita la agencia</w:t>
       </w:r>
     </w:p>
     <w:tbl>
@@ -522,6 +651,1005 @@
               <w:pStyle w:val="Compact"/>
             </w:pPr>
             <w:r>
+              <w:t xml:space="preserve">Necesidad de la agencia</w:t>
+            </w:r>
+          </w:p>
+        </w:tc>
+        <w:tc>
+          <w:tcPr/>
+          <w:p>
+            <w:pPr>
+              <w:pStyle w:val="Compact"/>
+            </w:pPr>
+            <w:r>
+              <w:t xml:space="preserve">Excel y mensajería</w:t>
+            </w:r>
+          </w:p>
+        </w:tc>
+        <w:tc>
+          <w:tcPr/>
+          <w:p>
+            <w:pPr>
+              <w:pStyle w:val="Compact"/>
+            </w:pPr>
+            <w:r>
+              <w:t xml:space="preserve">CRM genérico</w:t>
+            </w:r>
+          </w:p>
+        </w:tc>
+        <w:tc>
+          <w:tcPr/>
+          <w:p>
+            <w:pPr>
+              <w:pStyle w:val="Compact"/>
+            </w:pPr>
+            <w:r>
+              <w:t xml:space="preserve">CRM de turismo de EE. UU.</w:t>
+            </w:r>
+          </w:p>
+        </w:tc>
+        <w:tc>
+          <w:tcPr/>
+          <w:p>
+            <w:pPr>
+              <w:pStyle w:val="Compact"/>
+            </w:pPr>
+            <w:r>
+              <w:t xml:space="preserve">Rumbo</w:t>
+            </w:r>
+          </w:p>
+        </w:tc>
+      </w:tr>
+      <w:tr>
+        <w:tc>
+          <w:tcPr/>
+          <w:p>
+            <w:pPr>
+              <w:pStyle w:val="Compact"/>
+            </w:pPr>
+            <w:r>
+              <w:t xml:space="preserve">Seguir la consulta hasta la venta</w:t>
+            </w:r>
+          </w:p>
+        </w:tc>
+        <w:tc>
+          <w:tcPr/>
+          <w:p>
+            <w:pPr>
+              <w:pStyle w:val="Compact"/>
+            </w:pPr>
+            <w:r>
+              <w:t xml:space="preserve">A mano</w:t>
+            </w:r>
+          </w:p>
+        </w:tc>
+        <w:tc>
+          <w:tcPr/>
+          <w:p>
+            <w:pPr>
+              <w:pStyle w:val="Compact"/>
+            </w:pPr>
+            <w:r>
+              <w:t xml:space="preserve">Sí</w:t>
+            </w:r>
+          </w:p>
+        </w:tc>
+        <w:tc>
+          <w:tcPr/>
+          <w:p>
+            <w:pPr>
+              <w:pStyle w:val="Compact"/>
+            </w:pPr>
+            <w:r>
+              <w:t xml:space="preserve">Sí</w:t>
+            </w:r>
+          </w:p>
+        </w:tc>
+        <w:tc>
+          <w:tcPr/>
+          <w:p>
+            <w:pPr>
+              <w:pStyle w:val="Compact"/>
+            </w:pPr>
+            <w:r>
+              <w:t xml:space="preserve">Sí (CU-01)</w:t>
+            </w:r>
+          </w:p>
+        </w:tc>
+      </w:tr>
+      <w:tr>
+        <w:tc>
+          <w:tcPr/>
+          <w:p>
+            <w:pPr>
+              <w:pStyle w:val="Compact"/>
+            </w:pPr>
+            <w:r>
+              <w:t xml:space="preserve">Viaje con itinerario, operador y economía propia</w:t>
+            </w:r>
+          </w:p>
+        </w:tc>
+        <w:tc>
+          <w:tcPr/>
+          <w:p>
+            <w:pPr>
+              <w:pStyle w:val="Compact"/>
+            </w:pPr>
+            <w:r>
+              <w:t xml:space="preserve">A mano</w:t>
+            </w:r>
+          </w:p>
+        </w:tc>
+        <w:tc>
+          <w:tcPr/>
+          <w:p>
+            <w:pPr>
+              <w:pStyle w:val="Compact"/>
+            </w:pPr>
+            <w:r>
+              <w:t xml:space="preserve">No, con campos a medida</w:t>
+            </w:r>
+          </w:p>
+        </w:tc>
+        <w:tc>
+          <w:tcPr/>
+          <w:p>
+            <w:pPr>
+              <w:pStyle w:val="Compact"/>
+            </w:pPr>
+            <w:r>
+              <w:t xml:space="preserve">Sí</w:t>
+            </w:r>
+          </w:p>
+        </w:tc>
+        <w:tc>
+          <w:tcPr/>
+          <w:p>
+            <w:pPr>
+              <w:pStyle w:val="Compact"/>
+            </w:pPr>
+            <w:r>
+              <w:t xml:space="preserve">Sí</w:t>
+            </w:r>
+          </w:p>
+        </w:tc>
+      </w:tr>
+      <w:tr>
+        <w:tc>
+          <w:tcPr/>
+          <w:p>
+            <w:pPr>
+              <w:pStyle w:val="Compact"/>
+            </w:pPr>
+            <w:r>
+              <w:t xml:space="preserve">Plan de cuotas y vencimientos del pasajero y del operador</w:t>
+            </w:r>
+          </w:p>
+        </w:tc>
+        <w:tc>
+          <w:tcPr/>
+          <w:p>
+            <w:pPr>
+              <w:pStyle w:val="Compact"/>
+            </w:pPr>
+            <w:r>
+              <w:t xml:space="preserve">A mano, sin avisos</w:t>
+            </w:r>
+          </w:p>
+        </w:tc>
+        <w:tc>
+          <w:tcPr/>
+          <w:p>
+            <w:pPr>
+              <w:pStyle w:val="Compact"/>
+            </w:pPr>
+            <w:r>
+              <w:t xml:space="preserve">No</w:t>
+            </w:r>
+          </w:p>
+        </w:tc>
+        <w:tc>
+          <w:tcPr/>
+          <w:p>
+            <w:pPr>
+              <w:pStyle w:val="Compact"/>
+            </w:pPr>
+            <w:r>
+              <w:t xml:space="preserve">Parcial</w:t>
+            </w:r>
+          </w:p>
+        </w:tc>
+        <w:tc>
+          <w:tcPr/>
+          <w:p>
+            <w:pPr>
+              <w:pStyle w:val="Compact"/>
+            </w:pPr>
+            <w:r>
+              <w:t xml:space="preserve">Sí, con alertas</w:t>
+            </w:r>
+          </w:p>
+        </w:tc>
+      </w:tr>
+      <w:tr>
+        <w:tc>
+          <w:tcPr/>
+          <w:p>
+            <w:pPr>
+              <w:pStyle w:val="Compact"/>
+            </w:pPr>
+            <w:r>
+              <w:t xml:space="preserve">Ganancia, margen y comisión del vendedor freelance, en ARS o USD</w:t>
+            </w:r>
+          </w:p>
+        </w:tc>
+        <w:tc>
+          <w:tcPr/>
+          <w:p>
+            <w:pPr>
+              <w:pStyle w:val="Compact"/>
+            </w:pPr>
+            <w:r>
+              <w:t xml:space="preserve">A mano</w:t>
+            </w:r>
+          </w:p>
+        </w:tc>
+        <w:tc>
+          <w:tcPr/>
+          <w:p>
+            <w:pPr>
+              <w:pStyle w:val="Compact"/>
+            </w:pPr>
+            <w:r>
+              <w:t xml:space="preserve">No</w:t>
+            </w:r>
+          </w:p>
+        </w:tc>
+        <w:tc>
+          <w:tcPr/>
+          <w:p>
+            <w:pPr>
+              <w:pStyle w:val="Compact"/>
+            </w:pPr>
+            <w:r>
+              <w:t xml:space="preserve">Parcial, en USD</w:t>
+            </w:r>
+          </w:p>
+        </w:tc>
+        <w:tc>
+          <w:tcPr/>
+          <w:p>
+            <w:pPr>
+              <w:pStyle w:val="Compact"/>
+            </w:pPr>
+            <w:r>
+              <w:t xml:space="preserve">Sí</w:t>
+            </w:r>
+          </w:p>
+        </w:tc>
+      </w:tr>
+      <w:tr>
+        <w:tc>
+          <w:tcPr/>
+          <w:p>
+            <w:pPr>
+              <w:pStyle w:val="Compact"/>
+            </w:pPr>
+            <w:r>
+              <w:t xml:space="preserve">Recordatorios según los requisitos de cada destino</w:t>
+            </w:r>
+          </w:p>
+        </w:tc>
+        <w:tc>
+          <w:tcPr/>
+          <w:p>
+            <w:pPr>
+              <w:pStyle w:val="Compact"/>
+            </w:pPr>
+            <w:r>
+              <w:t xml:space="preserve">No</w:t>
+            </w:r>
+          </w:p>
+        </w:tc>
+        <w:tc>
+          <w:tcPr/>
+          <w:p>
+            <w:pPr>
+              <w:pStyle w:val="Compact"/>
+            </w:pPr>
+            <w:r>
+              <w:t xml:space="preserve">No</w:t>
+            </w:r>
+          </w:p>
+        </w:tc>
+        <w:tc>
+          <w:tcPr/>
+          <w:p>
+            <w:pPr>
+              <w:pStyle w:val="Compact"/>
+            </w:pPr>
+            <w:r>
+              <w:t xml:space="preserve">No se encontró</w:t>
+            </w:r>
+          </w:p>
+        </w:tc>
+        <w:tc>
+          <w:tcPr/>
+          <w:p>
+            <w:pPr>
+              <w:pStyle w:val="Compact"/>
+            </w:pPr>
+            <w:r>
+              <w:t xml:space="preserve">Sí (CU-15)</w:t>
+            </w:r>
+          </w:p>
+        </w:tc>
+      </w:tr>
+      <w:tr>
+        <w:tc>
+          <w:tcPr/>
+          <w:p>
+            <w:pPr>
+              <w:pStyle w:val="Compact"/>
+            </w:pPr>
+            <w:r>
+              <w:t xml:space="preserve">Aviso para volver a contactar a los clientes fieles</w:t>
+            </w:r>
+          </w:p>
+        </w:tc>
+        <w:tc>
+          <w:tcPr/>
+          <w:p>
+            <w:pPr>
+              <w:pStyle w:val="Compact"/>
+            </w:pPr>
+            <w:r>
+              <w:t xml:space="preserve">No</w:t>
+            </w:r>
+          </w:p>
+        </w:tc>
+        <w:tc>
+          <w:tcPr/>
+          <w:p>
+            <w:pPr>
+              <w:pStyle w:val="Compact"/>
+            </w:pPr>
+            <w:r>
+              <w:t xml:space="preserve">Con automatizaciones a medida</w:t>
+            </w:r>
+          </w:p>
+        </w:tc>
+        <w:tc>
+          <w:tcPr/>
+          <w:p>
+            <w:pPr>
+              <w:pStyle w:val="Compact"/>
+            </w:pPr>
+            <w:r>
+              <w:t xml:space="preserve">No se encontró</w:t>
+            </w:r>
+          </w:p>
+        </w:tc>
+        <w:tc>
+          <w:tcPr/>
+          <w:p>
+            <w:pPr>
+              <w:pStyle w:val="Compact"/>
+            </w:pPr>
+            <w:r>
+              <w:t xml:space="preserve">Sí (CU-30)</w:t>
+            </w:r>
+          </w:p>
+        </w:tc>
+      </w:tr>
+      <w:tr>
+        <w:tc>
+          <w:tcPr/>
+          <w:p>
+            <w:pPr>
+              <w:pStyle w:val="Compact"/>
+            </w:pPr>
+            <w:r>
+              <w:t xml:space="preserve">Rol freelance que ve solo lo suyo</w:t>
+            </w:r>
+          </w:p>
+        </w:tc>
+        <w:tc>
+          <w:tcPr/>
+          <w:p>
+            <w:pPr>
+              <w:pStyle w:val="Compact"/>
+            </w:pPr>
+            <w:r>
+              <w:t xml:space="preserve">No</w:t>
+            </w:r>
+          </w:p>
+        </w:tc>
+        <w:tc>
+          <w:tcPr/>
+          <w:p>
+            <w:pPr>
+              <w:pStyle w:val="Compact"/>
+            </w:pPr>
+            <w:r>
+              <w:t xml:space="preserve">Según el plan</w:t>
+            </w:r>
+          </w:p>
+        </w:tc>
+        <w:tc>
+          <w:tcPr/>
+          <w:p>
+            <w:pPr>
+              <w:pStyle w:val="Compact"/>
+            </w:pPr>
+            <w:r>
+              <w:t xml:space="preserve">No se encontró</w:t>
+            </w:r>
+          </w:p>
+        </w:tc>
+        <w:tc>
+          <w:tcPr/>
+          <w:p>
+            <w:pPr>
+              <w:pStyle w:val="Compact"/>
+            </w:pPr>
+            <w:r>
+              <w:t xml:space="preserve">Sí</w:t>
+            </w:r>
+          </w:p>
+        </w:tc>
+      </w:tr>
+      <w:tr>
+        <w:tc>
+          <w:tcPr/>
+          <w:p>
+            <w:pPr>
+              <w:pStyle w:val="Compact"/>
+            </w:pPr>
+            <w:r>
+              <w:t xml:space="preserve">Español, pesos argentinos y costo acorde a una PyME</w:t>
+            </w:r>
+          </w:p>
+        </w:tc>
+        <w:tc>
+          <w:tcPr/>
+          <w:p>
+            <w:pPr>
+              <w:pStyle w:val="Compact"/>
+            </w:pPr>
+            <w:r>
+              <w:t xml:space="preserve">Sí</w:t>
+            </w:r>
+          </w:p>
+        </w:tc>
+        <w:tc>
+          <w:tcPr/>
+          <w:p>
+            <w:pPr>
+              <w:pStyle w:val="Compact"/>
+            </w:pPr>
+            <w:r>
+              <w:t xml:space="preserve">Parcial</w:t>
+            </w:r>
+          </w:p>
+        </w:tc>
+        <w:tc>
+          <w:tcPr/>
+          <w:p>
+            <w:pPr>
+              <w:pStyle w:val="Compact"/>
+            </w:pPr>
+            <w:r>
+              <w:t xml:space="preserve">No</w:t>
+            </w:r>
+          </w:p>
+        </w:tc>
+        <w:tc>
+          <w:tcPr/>
+          <w:p>
+            <w:pPr>
+              <w:pStyle w:val="Compact"/>
+            </w:pPr>
+            <w:r>
+              <w:t xml:space="preserve">Sí</w:t>
+            </w:r>
+          </w:p>
+        </w:tc>
+      </w:tr>
+    </w:tbl>
+    <w:p>
+      <w:pPr>
+        <w:pStyle w:val="BodyText"/>
+      </w:pPr>
+      <w:r>
+        <w:t xml:space="preserve">Los casilleros «no se encontró» indican que la documentación pública consultada no lo menciona, no que el producto no lo tenga.</w:t>
+      </w:r>
+    </w:p>
+    <w:bookmarkEnd w:id="61"/>
+    <w:bookmarkEnd w:id="62"/>
+    <w:bookmarkStart w:id="63" w:name="por-qué-no-alcanzan"/>
+    <w:p>
+      <w:pPr>
+        <w:pStyle w:val="Heading2"/>
+      </w:pPr>
+      <w:r>
+        <w:t xml:space="preserve">Por qué no alcanzan</w:t>
+      </w:r>
+    </w:p>
+    <w:p>
+      <w:pPr>
+        <w:pStyle w:val="Compact"/>
+        <w:numPr>
+          <w:ilvl w:val="0"/>
+          <w:numId w:val="1003"/>
+        </w:numPr>
+      </w:pPr>
+      <w:r>
+        <w:t xml:space="preserve">Las</w:t>
+      </w:r>
+      <w:r>
+        <w:t xml:space="preserve"> </w:t>
+      </w:r>
+      <w:r>
+        <w:rPr>
+          <w:b/>
+          <w:bCs/>
+        </w:rPr>
+        <w:t xml:space="preserve">herramientas generales</w:t>
+      </w:r>
+      <w:r>
+        <w:t xml:space="preserve"> </w:t>
+      </w:r>
+      <w:r>
+        <w:t xml:space="preserve">son las que causan el problema actual: dependen de la memoria de las personas.</w:t>
+      </w:r>
+    </w:p>
+    <w:p>
+      <w:pPr>
+        <w:pStyle w:val="Compact"/>
+        <w:numPr>
+          <w:ilvl w:val="0"/>
+          <w:numId w:val="1003"/>
+        </w:numPr>
+      </w:pPr>
+      <w:r>
+        <w:t xml:space="preserve">Los</w:t>
+      </w:r>
+      <w:r>
+        <w:t xml:space="preserve"> </w:t>
+      </w:r>
+      <w:r>
+        <w:rPr>
+          <w:b/>
+          <w:bCs/>
+        </w:rPr>
+        <w:t xml:space="preserve">CRM genéricos</w:t>
+      </w:r>
+      <w:r>
+        <w:t xml:space="preserve"> </w:t>
+      </w:r>
+      <w:r>
+        <w:t xml:space="preserve">resuelven el embudo, pero no el viaje, los cobros en cuotas ni los vencimientos, que son el centro del negocio.</w:t>
+      </w:r>
+    </w:p>
+    <w:p>
+      <w:pPr>
+        <w:pStyle w:val="Compact"/>
+        <w:numPr>
+          <w:ilvl w:val="0"/>
+          <w:numId w:val="1003"/>
+        </w:numPr>
+      </w:pPr>
+      <w:r>
+        <w:t xml:space="preserve">Los</w:t>
+      </w:r>
+      <w:r>
+        <w:t xml:space="preserve"> </w:t>
+      </w:r>
+      <w:r>
+        <w:rPr>
+          <w:b/>
+          <w:bCs/>
+        </w:rPr>
+        <w:t xml:space="preserve">CRM de turismo del exterior</w:t>
+      </w:r>
+      <w:r>
+        <w:t xml:space="preserve"> </w:t>
+      </w:r>
+      <w:r>
+        <w:t xml:space="preserve">se acercan en funciones, pero están pensados para otro mercado: otro idioma, otra moneda, sin cuotas ni WhatsApp y con un costo mensual en dólares por usuario.</w:t>
+      </w:r>
+    </w:p>
+    <w:p>
+      <w:pPr>
+        <w:pStyle w:val="Compact"/>
+        <w:numPr>
+          <w:ilvl w:val="0"/>
+          <w:numId w:val="1003"/>
+        </w:numPr>
+      </w:pPr>
+      <w:r>
+        <w:t xml:space="preserve">Los</w:t>
+      </w:r>
+      <w:r>
+        <w:t xml:space="preserve"> </w:t>
+      </w:r>
+      <w:r>
+        <w:rPr>
+          <w:b/>
+          <w:bCs/>
+        </w:rPr>
+        <w:t xml:space="preserve">back office argentinos</w:t>
+      </w:r>
+      <w:r>
+        <w:t xml:space="preserve"> </w:t>
+      </w:r>
+      <w:r>
+        <w:t xml:space="preserve">apuntan a la administración y la facturación de la agencia, más que al seguimiento comercial y a la fidelización de clientes, que es lo que más le preocupa a esta agencia.</w:t>
+      </w:r>
+    </w:p>
+    <w:p>
+      <w:pPr>
+        <w:pStyle w:val="FirstParagraph"/>
+      </w:pPr>
+      <w:r>
+        <w:t xml:space="preserve">Rumbo toma de cada grupo lo que la agencia necesita (el embudo de un CRM y el modelo del viaje y sus cobros de un sistema de turismo) y le suma lo propio de este caso: alertas por destino, recontacto de clientes fieles, vendedores freelance y multimoneda, a la medida de una PyME argentina.</w:t>
+      </w:r>
+    </w:p>
+    <w:bookmarkEnd w:id="63"/>
+    <w:bookmarkEnd w:id="64"/>
+    <w:bookmarkStart w:id="70" w:name="justificación-del-sistema"/>
+    <w:p>
+      <w:pPr>
+        <w:pStyle w:val="Heading1"/>
+      </w:pPr>
+      <w:r>
+        <w:t xml:space="preserve">Justificación del sistema</w:t>
+      </w:r>
+    </w:p>
+    <w:p>
+      <w:pPr>
+        <w:pStyle w:val="FirstParagraph"/>
+      </w:pPr>
+      <w:r>
+        <w:t xml:space="preserve">Por qué vale la pena construir Rumbo: el trabajo manual de la agencia genera problemas concretos que un sistema a medida resuelve mejor que Excel o un CRM genérico.</w:t>
+      </w:r>
+    </w:p>
+    <w:bookmarkStart w:id="65" w:name="un-problema-real-y-costoso"/>
+    <w:p>
+      <w:pPr>
+        <w:pStyle w:val="Heading2"/>
+      </w:pPr>
+      <w:r>
+        <w:t xml:space="preserve">Un problema real y costoso</w:t>
+      </w:r>
+    </w:p>
+    <w:p>
+      <w:pPr>
+        <w:pStyle w:val="FirstParagraph"/>
+      </w:pPr>
+      <w:r>
+        <w:t xml:space="preserve">Gestionar en papel y Excel hace que se pierdan ventas, se olviden cobros y no quede memoria del cliente.</w:t>
+      </w:r>
+    </w:p>
+    <w:bookmarkEnd w:id="65"/>
+    <w:bookmarkStart w:id="66" w:name="el-activo-son-los-clientes-fieles"/>
+    <w:p>
+      <w:pPr>
+        <w:pStyle w:val="Heading2"/>
+      </w:pPr>
+      <w:r>
+        <w:t xml:space="preserve">El activo son los clientes fieles</w:t>
+      </w:r>
+    </w:p>
+    <w:p>
+      <w:pPr>
+        <w:pStyle w:val="FirstParagraph"/>
+      </w:pPr>
+      <w:r>
+        <w:t xml:space="preserve">Con pocos clientes nuevos, retener y volver a venderles sostiene el negocio: el sistema aprovecha el historial y las preferencias de cada Cliente.</w:t>
+      </w:r>
+    </w:p>
+    <w:bookmarkEnd w:id="66"/>
+    <w:bookmarkStart w:id="67" w:name="las-herramientas-genéricas-no-alcanzan"/>
+    <w:p>
+      <w:pPr>
+        <w:pStyle w:val="Heading2"/>
+      </w:pPr>
+      <w:r>
+        <w:t xml:space="preserve">Las herramientas genéricas no alcanzan</w:t>
+      </w:r>
+    </w:p>
+    <w:p>
+      <w:pPr>
+        <w:pStyle w:val="FirstParagraph"/>
+      </w:pPr>
+      <w:r>
+        <w:t xml:space="preserve">Ni Excel ni un CRM genérico entienden las reservas, las comisiones, las cuotas y los vencimientos propios del turismo.</w:t>
+      </w:r>
+    </w:p>
+    <w:bookmarkEnd w:id="67"/>
+    <w:bookmarkStart w:id="68" w:name="impacto-esperado"/>
+    <w:p>
+      <w:pPr>
+        <w:pStyle w:val="Heading2"/>
+      </w:pPr>
+      <w:r>
+        <w:t xml:space="preserve">Impacto esperado</w:t>
+      </w:r>
+    </w:p>
+    <w:p>
+      <w:pPr>
+        <w:pStyle w:val="FirstParagraph"/>
+      </w:pPr>
+      <w:r>
+        <w:t xml:space="preserve">Menos tiempo administrativo, menos vencimientos perdidos y más consultas que terminan en venta.</w:t>
+      </w:r>
+    </w:p>
+    <w:bookmarkEnd w:id="68"/>
+    <w:bookmarkStart w:id="69" w:name="como-proyecto-integrador"/>
+    <w:p>
+      <w:pPr>
+        <w:pStyle w:val="Heading2"/>
+      </w:pPr>
+      <w:r>
+        <w:t xml:space="preserve">Como proyecto integrador</w:t>
+      </w:r>
+    </w:p>
+    <w:p>
+      <w:pPr>
+        <w:pStyle w:val="FirstParagraph"/>
+      </w:pPr>
+      <w:r>
+        <w:t xml:space="preserve">Combina web, mobile, backend, base de datos relacional, API REST e IA sobre una problemática concreta y verificable.</w:t>
+      </w:r>
+    </w:p>
+    <w:bookmarkEnd w:id="69"/>
+    <w:bookmarkEnd w:id="70"/>
+    <w:bookmarkStart w:id="76" w:name="herramientas-del-proyecto"/>
+    <w:p>
+      <w:pPr>
+        <w:pStyle w:val="Heading1"/>
+      </w:pPr>
+      <w:r>
+        <w:t xml:space="preserve">Herramientas del proyecto</w:t>
+      </w:r>
+    </w:p>
+    <w:p>
+      <w:pPr>
+        <w:pStyle w:val="FirstParagraph"/>
+      </w:pPr>
+      <w:r>
+        <w:t xml:space="preserve">Las dos herramientas transversales que el equipo eligió antes de empezar a trabajar: el</w:t>
+      </w:r>
+      <w:r>
+        <w:t xml:space="preserve"> </w:t>
+      </w:r>
+      <w:r>
+        <w:rPr>
+          <w:b/>
+          <w:bCs/>
+        </w:rPr>
+        <w:t xml:space="preserve">agente de inteligencia artificial</w:t>
+      </w:r>
+      <w:r>
+        <w:t xml:space="preserve"> </w:t>
+      </w:r>
+      <w:r>
+        <w:t xml:space="preserve">que acompaña el desarrollo y la</w:t>
+      </w:r>
+      <w:r>
+        <w:t xml:space="preserve"> </w:t>
+      </w:r>
+      <w:r>
+        <w:rPr>
+          <w:b/>
+          <w:bCs/>
+        </w:rPr>
+        <w:t xml:space="preserve">herramienta de modelado</w:t>
+      </w:r>
+      <w:r>
+        <w:t xml:space="preserve"> </w:t>
+      </w:r>
+      <w:r>
+        <w:t xml:space="preserve">con la que se construyen los diagramas.</w:t>
+      </w:r>
+    </w:p>
+    <w:bookmarkStart w:id="74" w:name="agente-de-ia-claude"/>
+    <w:p>
+      <w:pPr>
+        <w:pStyle w:val="Heading2"/>
+      </w:pPr>
+      <w:r>
+        <w:t xml:space="preserve">Agente de IA: Claude</w:t>
+      </w:r>
+    </w:p>
+    <w:p>
+      <w:pPr>
+        <w:pStyle w:val="FirstParagraph"/>
+      </w:pPr>
+      <w:r>
+        <w:t xml:space="preserve">Por acuerdo unánime de los tres integrantes se adoptó</w:t>
+      </w:r>
+      <w:r>
+        <w:t xml:space="preserve"> </w:t>
+      </w:r>
+      <w:r>
+        <w:rPr>
+          <w:b/>
+          <w:bCs/>
+        </w:rPr>
+        <w:t xml:space="preserve">Claude</w:t>
+      </w:r>
+      <w:r>
+        <w:t xml:space="preserve"> </w:t>
+      </w:r>
+      <w:r>
+        <w:t xml:space="preserve">(Anthropic) como agente de inteligencia artificial de trabajo. La elección se apoya en dos razones prácticas: los tres ya cuentan con la versión paga y todos tienen experiencia previa usándola en proyectos, lo que reduce la curva de aprendizaje y permite ser productivos desde el primer día.</w:t>
+      </w:r>
+    </w:p>
+    <w:bookmarkStart w:id="71" w:name="X60ff4f7d7f2b899924d69ccd4a68daa8b6ae4d1"/>
+    <w:p>
+      <w:pPr>
+        <w:pStyle w:val="Heading3"/>
+      </w:pPr>
+      <w:r>
+        <w:t xml:space="preserve">Por qué es la mejor opción para este caso</w:t>
+      </w:r>
+    </w:p>
+    <w:p>
+      <w:pPr>
+        <w:pStyle w:val="Compact"/>
+        <w:numPr>
+          <w:ilvl w:val="0"/>
+          <w:numId w:val="1004"/>
+        </w:numPr>
+      </w:pPr>
+      <w:r>
+        <w:rPr>
+          <w:b/>
+          <w:bCs/>
+        </w:rPr>
+        <w:t xml:space="preserve">Ventana de contexto amplia:</w:t>
+      </w:r>
+      <w:r>
+        <w:t xml:space="preserve"> </w:t>
+      </w:r>
+      <w:r>
+        <w:t xml:space="preserve">permite trabajar con gran cantidad de información del proyecto (requisitos, código, documentación) en una sola conversación, algo útil para un sistema con varios módulos como Rumbo.</w:t>
+      </w:r>
+    </w:p>
+    <w:p>
+      <w:pPr>
+        <w:pStyle w:val="Compact"/>
+        <w:numPr>
+          <w:ilvl w:val="0"/>
+          <w:numId w:val="1004"/>
+        </w:numPr>
+      </w:pPr>
+      <w:r>
+        <w:rPr>
+          <w:b/>
+          <w:bCs/>
+        </w:rPr>
+        <w:t xml:space="preserve">Fortaleza en programación y razonamiento:</w:t>
+      </w:r>
+      <w:r>
+        <w:t xml:space="preserve"> </w:t>
+      </w:r>
+      <w:r>
+        <w:t xml:space="preserve">buen desempeño en generación y revisión de código y en el análisis de problemas, lo que acompaña bien un proyecto integrador con web, mobile, backend y API REST.</w:t>
+      </w:r>
+    </w:p>
+    <w:p>
+      <w:pPr>
+        <w:pStyle w:val="Compact"/>
+        <w:numPr>
+          <w:ilvl w:val="0"/>
+          <w:numId w:val="1004"/>
+        </w:numPr>
+      </w:pPr>
+      <w:r>
+        <w:rPr>
+          <w:b/>
+          <w:bCs/>
+        </w:rPr>
+        <w:t xml:space="preserve">Uso de herramientas y agente de código:</w:t>
+      </w:r>
+      <w:r>
+        <w:t xml:space="preserve"> </w:t>
+      </w:r>
+      <w:r>
+        <w:t xml:space="preserve">se integra con el flujo de desarrollo —por ejemplo, a través de Claude Code— para leer y editar archivos del proyecto, no solo responder preguntas sueltas.</w:t>
+      </w:r>
+    </w:p>
+    <w:p>
+      <w:pPr>
+        <w:pStyle w:val="Compact"/>
+        <w:numPr>
+          <w:ilvl w:val="0"/>
+          <w:numId w:val="1004"/>
+        </w:numPr>
+      </w:pPr>
+      <w:r>
+        <w:rPr>
+          <w:b/>
+          <w:bCs/>
+        </w:rPr>
+        <w:t xml:space="preserve">Experiencia previa del equipo:</w:t>
+      </w:r>
+      <w:r>
+        <w:t xml:space="preserve"> </w:t>
+      </w:r>
+      <w:r>
+        <w:t xml:space="preserve">al haberlo usado en otros proyectos, el equipo conoce su forma de trabajo y puede aprovecharlo mejor que una herramienta nueva.</w:t>
+      </w:r>
+    </w:p>
+    <w:p>
+      <w:pPr>
+        <w:pStyle w:val="Compact"/>
+        <w:numPr>
+          <w:ilvl w:val="0"/>
+          <w:numId w:val="1004"/>
+        </w:numPr>
+      </w:pPr>
+      <w:r>
+        <w:rPr>
+          <w:b/>
+          <w:bCs/>
+        </w:rPr>
+        <w:t xml:space="preserve">Disponibilidad inmediata:</w:t>
+      </w:r>
+      <w:r>
+        <w:t xml:space="preserve"> </w:t>
+      </w:r>
+      <w:r>
+        <w:t xml:space="preserve">los tres integrantes disponen de la versión paga, por lo que no hay costos ni gestiones adicionales para empezar a usarlo.</w:t>
+      </w:r>
+    </w:p>
+    <w:bookmarkEnd w:id="71"/>
+    <w:bookmarkStart w:id="72" w:name="comparativa-con-otras-herramientas-de-ia"/>
+    <w:p>
+      <w:pPr>
+        <w:pStyle w:val="Heading3"/>
+      </w:pPr>
+      <w:r>
+        <w:t xml:space="preserve">Comparativa con otras herramientas de IA</w:t>
+      </w:r>
+    </w:p>
+    <w:p>
+      <w:pPr>
+        <w:pStyle w:val="FirstParagraph"/>
+      </w:pPr>
+      <w:r>
+        <w:t xml:space="preserve">Antes de decidir se compararon los principales asistentes de IA para desarrollo, considerando su enfoque, su desempeño en programación, el acceso del equipo y la experiencia previa:</w:t>
+      </w:r>
+    </w:p>
+    <w:tbl>
+      <w:tblPr>
+        <w:tblStyle w:val="Table"/>
+        <w:tblW w:type="pct" w:w="5000"/>
+        <w:tblLayout w:type="fixed"/>
+        <w:tblLook w:firstRow="1" w:lastRow="0" w:firstColumn="0" w:lastColumn="0" w:noHBand="0" w:noVBand="0" w:val="0020"/>
+      </w:tblPr>
+      <w:tblGrid>
+        <w:gridCol w:w="1584"/>
+        <w:gridCol w:w="1584"/>
+        <w:gridCol w:w="1584"/>
+        <w:gridCol w:w="1584"/>
+        <w:gridCol w:w="1584"/>
+      </w:tblGrid>
+      <w:tr>
+        <w:trPr>
+          <w:tblHeader w:val="on"/>
+        </w:trPr>
+        <w:tc>
+          <w:tcPr/>
+          <w:p>
+            <w:pPr>
+              <w:pStyle w:val="Compact"/>
+            </w:pPr>
+            <w:r>
               <w:t xml:space="preserve">Herramienta</w:t>
             </w:r>
           </w:p>
@@ -901,8 +2029,8 @@
         <w:t xml:space="preserve">el equipo ya está acostumbrado a usar Claude por haberla utilizado en otros proyectos, lo que reduce la curva de aprendizaje, y los tres cuentan con la versión paga; eso los deja productivos desde el primer día sin costos ni gestiones adicionales.</w:t>
       </w:r>
     </w:p>
-    <w:bookmarkEnd w:id="57"/>
-    <w:bookmarkStart w:id="58" w:name="X7e2dd9a6045d325b4801de4b73883c31fd68a45"/>
+    <w:bookmarkEnd w:id="72"/>
+    <w:bookmarkStart w:id="73" w:name="X7e2dd9a6045d325b4801de4b73883c31fd68a45"/>
     <w:p>
       <w:pPr>
         <w:pStyle w:val="Heading3"/>
@@ -1249,9 +2377,9 @@
         <w:t xml:space="preserve">Los agentes que usa el equipo, y el enlace a la decisión sobre el modelo del producto, están en IA — Agentes del proyecto.</w:t>
       </w:r>
     </w:p>
-    <w:bookmarkEnd w:id="58"/>
-    <w:bookmarkEnd w:id="59"/>
-    <w:bookmarkStart w:id="60" w:name="herramienta-de-modelado-mermaid"/>
+    <w:bookmarkEnd w:id="73"/>
+    <w:bookmarkEnd w:id="74"/>
+    <w:bookmarkStart w:id="75" w:name="herramienta-de-modelado-mermaid"/>
     <w:p>
       <w:pPr>
         <w:pStyle w:val="Heading2"/>
@@ -1286,7 +2414,7 @@
         <w:pStyle w:val="Compact"/>
         <w:numPr>
           <w:ilvl w:val="0"/>
-          <w:numId w:val="1002"/>
+          <w:numId w:val="1005"/>
         </w:numPr>
       </w:pPr>
       <w:r>
@@ -1308,7 +2436,7 @@
         <w:pStyle w:val="Compact"/>
         <w:numPr>
           <w:ilvl w:val="0"/>
-          <w:numId w:val="1002"/>
+          <w:numId w:val="1005"/>
         </w:numPr>
       </w:pPr>
       <w:r>
@@ -1330,7 +2458,7 @@
         <w:pStyle w:val="Compact"/>
         <w:numPr>
           <w:ilvl w:val="0"/>
-          <w:numId w:val="1002"/>
+          <w:numId w:val="1005"/>
         </w:numPr>
       </w:pPr>
       <w:r>
@@ -1352,7 +2480,7 @@
         <w:pStyle w:val="Compact"/>
         <w:numPr>
           <w:ilvl w:val="0"/>
-          <w:numId w:val="1002"/>
+          <w:numId w:val="1005"/>
         </w:numPr>
       </w:pPr>
       <w:r>
@@ -1369,9 +2497,9 @@
         <w:t xml:space="preserve">se eligió Mermaid por rapidez de iteración e integración con el repositorio; si se necesitara la notación estricta de casos de uso, se complementa con esas herramientas.</w:t>
       </w:r>
     </w:p>
-    <w:bookmarkEnd w:id="60"/>
-    <w:bookmarkEnd w:id="61"/>
-    <w:bookmarkStart w:id="62" w:name="objetivos-del-sistema"/>
+    <w:bookmarkEnd w:id="75"/>
+    <w:bookmarkEnd w:id="76"/>
+    <w:bookmarkStart w:id="77" w:name="objetivos-del-sistema"/>
     <w:p>
       <w:pPr>
         <w:pStyle w:val="Heading1"/>
@@ -1393,7 +2521,7 @@
         <w:pStyle w:val="Compact"/>
         <w:numPr>
           <w:ilvl w:val="0"/>
-          <w:numId w:val="1003"/>
+          <w:numId w:val="1006"/>
         </w:numPr>
       </w:pPr>
       <w:r>
@@ -1415,7 +2543,7 @@
         <w:pStyle w:val="Compact"/>
         <w:numPr>
           <w:ilvl w:val="0"/>
-          <w:numId w:val="1003"/>
+          <w:numId w:val="1006"/>
         </w:numPr>
       </w:pPr>
       <w:r>
@@ -1437,7 +2565,7 @@
         <w:pStyle w:val="Compact"/>
         <w:numPr>
           <w:ilvl w:val="0"/>
-          <w:numId w:val="1003"/>
+          <w:numId w:val="1006"/>
         </w:numPr>
       </w:pPr>
       <w:r>
@@ -1459,7 +2587,7 @@
         <w:pStyle w:val="Compact"/>
         <w:numPr>
           <w:ilvl w:val="0"/>
-          <w:numId w:val="1003"/>
+          <w:numId w:val="1006"/>
         </w:numPr>
       </w:pPr>
       <w:r>
@@ -1494,7 +2622,7 @@
         <w:pStyle w:val="Compact"/>
         <w:numPr>
           <w:ilvl w:val="0"/>
-          <w:numId w:val="1003"/>
+          <w:numId w:val="1006"/>
         </w:numPr>
       </w:pPr>
       <w:r>
@@ -1516,7 +2644,7 @@
         <w:pStyle w:val="Compact"/>
         <w:numPr>
           <w:ilvl w:val="0"/>
-          <w:numId w:val="1003"/>
+          <w:numId w:val="1006"/>
         </w:numPr>
       </w:pPr>
       <w:r>
@@ -1533,8 +2661,8 @@
         <w:t xml:space="preserve">— dashboard, estadísticas y reportes mensuales → MOD-Dashboard.</w:t>
       </w:r>
     </w:p>
-    <w:bookmarkEnd w:id="62"/>
-    <w:bookmarkStart w:id="67" w:name="alcance-y-fuera-de-alcance"/>
+    <w:bookmarkEnd w:id="77"/>
+    <w:bookmarkStart w:id="82" w:name="alcance-y-fuera-de-alcance"/>
     <w:p>
       <w:pPr>
         <w:pStyle w:val="Heading1"/>
@@ -1543,7 +2671,7 @@
         <w:t xml:space="preserve">Alcance y fuera de alcance</w:t>
       </w:r>
     </w:p>
-    <w:bookmarkStart w:id="63" w:name="módulos-incluidos-web-y-mobile"/>
+    <w:bookmarkStart w:id="78" w:name="módulos-incluidos-web-y-mobile"/>
     <w:p>
       <w:pPr>
         <w:pStyle w:val="Heading2"/>
@@ -1557,7 +2685,7 @@
         <w:pStyle w:val="Compact"/>
         <w:numPr>
           <w:ilvl w:val="0"/>
-          <w:numId w:val="1004"/>
+          <w:numId w:val="1007"/>
         </w:numPr>
       </w:pPr>
       <w:r>
@@ -1579,7 +2707,7 @@
         <w:pStyle w:val="Compact"/>
         <w:numPr>
           <w:ilvl w:val="0"/>
-          <w:numId w:val="1004"/>
+          <w:numId w:val="1007"/>
         </w:numPr>
       </w:pPr>
       <w:r>
@@ -1601,7 +2729,7 @@
         <w:pStyle w:val="Compact"/>
         <w:numPr>
           <w:ilvl w:val="0"/>
-          <w:numId w:val="1004"/>
+          <w:numId w:val="1007"/>
         </w:numPr>
       </w:pPr>
       <w:r>
@@ -1623,7 +2751,7 @@
         <w:pStyle w:val="Compact"/>
         <w:numPr>
           <w:ilvl w:val="0"/>
-          <w:numId w:val="1004"/>
+          <w:numId w:val="1007"/>
         </w:numPr>
       </w:pPr>
       <w:r>
@@ -1645,7 +2773,7 @@
         <w:pStyle w:val="Compact"/>
         <w:numPr>
           <w:ilvl w:val="0"/>
-          <w:numId w:val="1004"/>
+          <w:numId w:val="1007"/>
         </w:numPr>
       </w:pPr>
       <w:r>
@@ -1667,7 +2795,7 @@
         <w:pStyle w:val="Compact"/>
         <w:numPr>
           <w:ilvl w:val="0"/>
-          <w:numId w:val="1004"/>
+          <w:numId w:val="1007"/>
         </w:numPr>
       </w:pPr>
       <w:r>
@@ -1689,7 +2817,7 @@
         <w:pStyle w:val="Compact"/>
         <w:numPr>
           <w:ilvl w:val="0"/>
-          <w:numId w:val="1004"/>
+          <w:numId w:val="1007"/>
         </w:numPr>
       </w:pPr>
       <w:r>
@@ -1711,7 +2839,7 @@
         <w:pStyle w:val="Compact"/>
         <w:numPr>
           <w:ilvl w:val="0"/>
-          <w:numId w:val="1004"/>
+          <w:numId w:val="1007"/>
         </w:numPr>
       </w:pPr>
       <w:r>
@@ -1733,7 +2861,7 @@
         <w:pStyle w:val="Compact"/>
         <w:numPr>
           <w:ilvl w:val="0"/>
-          <w:numId w:val="1004"/>
+          <w:numId w:val="1007"/>
         </w:numPr>
       </w:pPr>
       <w:r>
@@ -1755,7 +2883,7 @@
         <w:pStyle w:val="Compact"/>
         <w:numPr>
           <w:ilvl w:val="0"/>
-          <w:numId w:val="1004"/>
+          <w:numId w:val="1007"/>
         </w:numPr>
       </w:pPr>
       <w:r>
@@ -1777,7 +2905,7 @@
         <w:pStyle w:val="Compact"/>
         <w:numPr>
           <w:ilvl w:val="0"/>
-          <w:numId w:val="1004"/>
+          <w:numId w:val="1007"/>
         </w:numPr>
       </w:pPr>
       <w:r>
@@ -1794,8 +2922,8 @@
         <w:t xml:space="preserve">— acceso individual con usuario y contraseña, roles con distinta visibilidad y registro de autoría de los cambios.</w:t>
       </w:r>
     </w:p>
-    <w:bookmarkEnd w:id="63"/>
-    <w:bookmarkStart w:id="64" w:name="fuera-de-alcance-esta-etapa"/>
+    <w:bookmarkEnd w:id="78"/>
+    <w:bookmarkStart w:id="79" w:name="fuera-de-alcance-esta-etapa"/>
     <w:p>
       <w:pPr>
         <w:pStyle w:val="Heading2"/>
@@ -1809,7 +2937,7 @@
         <w:pStyle w:val="Compact"/>
         <w:numPr>
           <w:ilvl w:val="0"/>
-          <w:numId w:val="1005"/>
+          <w:numId w:val="1008"/>
         </w:numPr>
       </w:pPr>
       <w:r>
@@ -1831,7 +2959,7 @@
         <w:pStyle w:val="Compact"/>
         <w:numPr>
           <w:ilvl w:val="0"/>
-          <w:numId w:val="1005"/>
+          <w:numId w:val="1008"/>
         </w:numPr>
       </w:pPr>
       <w:r>
@@ -1853,7 +2981,7 @@
         <w:pStyle w:val="Compact"/>
         <w:numPr>
           <w:ilvl w:val="0"/>
-          <w:numId w:val="1005"/>
+          <w:numId w:val="1008"/>
         </w:numPr>
       </w:pPr>
       <w:r>
@@ -1875,7 +3003,7 @@
         <w:pStyle w:val="Compact"/>
         <w:numPr>
           <w:ilvl w:val="0"/>
-          <w:numId w:val="1005"/>
+          <w:numId w:val="1008"/>
         </w:numPr>
       </w:pPr>
       <w:r>
@@ -1891,7 +3019,7 @@
         <w:pStyle w:val="Compact"/>
         <w:numPr>
           <w:ilvl w:val="0"/>
-          <w:numId w:val="1005"/>
+          <w:numId w:val="1008"/>
         </w:numPr>
       </w:pPr>
       <w:r>
@@ -1942,7 +3070,7 @@
         <w:pStyle w:val="Compact"/>
         <w:numPr>
           <w:ilvl w:val="0"/>
-          <w:numId w:val="1005"/>
+          <w:numId w:val="1008"/>
         </w:numPr>
       </w:pPr>
       <w:r>
@@ -1959,8 +3087,8 @@
         <w:t xml:space="preserve">el sistema genera el aviso internamente y la persona decide cuándo escribirle por el canal que corresponda. La automatización por WhatsApp queda para más adelante y será configurable.</w:t>
       </w:r>
     </w:p>
-    <w:bookmarkEnd w:id="64"/>
-    <w:bookmarkStart w:id="65" w:name="incluido-explícitamente"/>
+    <w:bookmarkEnd w:id="79"/>
+    <w:bookmarkStart w:id="80" w:name="incluido-explícitamente"/>
     <w:p>
       <w:pPr>
         <w:pStyle w:val="Heading2"/>
@@ -1974,7 +3102,7 @@
         <w:pStyle w:val="Compact"/>
         <w:numPr>
           <w:ilvl w:val="0"/>
-          <w:numId w:val="1006"/>
+          <w:numId w:val="1009"/>
         </w:numPr>
       </w:pPr>
       <w:r>
@@ -2025,7 +3153,7 @@
         <w:pStyle w:val="Compact"/>
         <w:numPr>
           <w:ilvl w:val="0"/>
-          <w:numId w:val="1006"/>
+          <w:numId w:val="1009"/>
         </w:numPr>
       </w:pPr>
       <w:r>
@@ -2042,8 +3170,8 @@
         <w:t xml:space="preserve">cada Hotel del itinerario puede tener su fecha de vencimiento de pago a proveedor, con Alerta un mes antes (CU-09 Armar itinerario de hoteles).</w:t>
       </w:r>
     </w:p>
-    <w:bookmarkEnd w:id="65"/>
-    <w:bookmarkStart w:id="66" w:name="fase-2-fuera-de-esta-etapa"/>
+    <w:bookmarkEnd w:id="80"/>
+    <w:bookmarkStart w:id="81" w:name="fase-2-fuera-de-esta-etapa"/>
     <w:p>
       <w:pPr>
         <w:pStyle w:val="Heading2"/>
@@ -2057,7 +3185,7 @@
         <w:pStyle w:val="Compact"/>
         <w:numPr>
           <w:ilvl w:val="0"/>
-          <w:numId w:val="1007"/>
+          <w:numId w:val="1010"/>
         </w:numPr>
       </w:pPr>
       <w:r>
@@ -2079,7 +3207,7 @@
         <w:pStyle w:val="Compact"/>
         <w:numPr>
           <w:ilvl w:val="0"/>
-          <w:numId w:val="1007"/>
+          <w:numId w:val="1010"/>
         </w:numPr>
       </w:pPr>
       <w:r>
@@ -2101,7 +3229,7 @@
         <w:pStyle w:val="Compact"/>
         <w:numPr>
           <w:ilvl w:val="0"/>
-          <w:numId w:val="1007"/>
+          <w:numId w:val="1010"/>
         </w:numPr>
       </w:pPr>
       <w:r>
@@ -2118,9 +3246,9 @@
         <w:t xml:space="preserve">publicación directa en redes y conexión con proveedores.</w:t>
       </w:r>
     </w:p>
-    <w:bookmarkEnd w:id="66"/>
-    <w:bookmarkEnd w:id="67"/>
-    <w:bookmarkStart w:id="74" w:name="actores"/>
+    <w:bookmarkEnd w:id="81"/>
+    <w:bookmarkEnd w:id="82"/>
+    <w:bookmarkStart w:id="89" w:name="actores"/>
     <w:p>
       <w:pPr>
         <w:pStyle w:val="Heading1"/>
@@ -2137,7 +3265,7 @@
         <w:t xml:space="preserve">En una PyME una misma persona puede cubrir varios roles.</w:t>
       </w:r>
     </w:p>
-    <w:bookmarkStart w:id="68" w:name="empleado-asesor-usuario-principal"/>
+    <w:bookmarkStart w:id="83" w:name="empleado-asesor-usuario-principal"/>
     <w:p>
       <w:pPr>
         <w:pStyle w:val="Heading2"/>
@@ -2214,8 +3342,8 @@
         <w:t xml:space="preserve">Casos de uso: CU-01 De la consulta a la venta.</w:t>
       </w:r>
     </w:p>
-    <w:bookmarkEnd w:id="68"/>
-    <w:bookmarkStart w:id="69" w:name="administrador-configuración-y-operación"/>
+    <w:bookmarkEnd w:id="83"/>
+    <w:bookmarkStart w:id="84" w:name="administrador-configuración-y-operación"/>
     <w:p>
       <w:pPr>
         <w:pStyle w:val="Heading2"/>
@@ -2283,8 +3411,8 @@
         <w:t xml:space="preserve">.</w:t>
       </w:r>
     </w:p>
-    <w:bookmarkEnd w:id="69"/>
-    <w:bookmarkStart w:id="70" w:name="dueñoa-visión-del-negocio"/>
+    <w:bookmarkEnd w:id="84"/>
+    <w:bookmarkStart w:id="85" w:name="dueñoa-visión-del-negocio"/>
     <w:p>
       <w:pPr>
         <w:pStyle w:val="Heading2"/>
@@ -2339,8 +3467,8 @@
         <w:t xml:space="preserve">.</w:t>
       </w:r>
     </w:p>
-    <w:bookmarkEnd w:id="70"/>
-    <w:bookmarkStart w:id="71" w:name="X6c0ef285ed268354d46c074c14239c2805ce85b"/>
+    <w:bookmarkEnd w:id="85"/>
+    <w:bookmarkStart w:id="86" w:name="X6c0ef285ed268354d46c074c14239c2805ce85b"/>
     <w:p>
       <w:pPr>
         <w:pStyle w:val="Heading2"/>
@@ -2423,8 +3551,8 @@
         <w:t xml:space="preserve">.</w:t>
       </w:r>
     </w:p>
-    <w:bookmarkEnd w:id="71"/>
-    <w:bookmarkStart w:id="72" w:name="X8f5e30d3a5e8695bc0eada9c82b6705f97940fc"/>
+    <w:bookmarkEnd w:id="86"/>
+    <w:bookmarkStart w:id="87" w:name="X8f5e30d3a5e8695bc0eada9c82b6705f97940fc"/>
     <w:p>
       <w:pPr>
         <w:pStyle w:val="Heading2"/>
@@ -2512,8 +3640,8 @@
         <w:t xml:space="preserve">(o cubren ellos mismos). En una PyME suele concentrarse en una persona.</w:t>
       </w:r>
     </w:p>
-    <w:bookmarkEnd w:id="72"/>
-    <w:bookmarkStart w:id="73" w:name="pasajero-cliente-actor-externo"/>
+    <w:bookmarkEnd w:id="87"/>
+    <w:bookmarkStart w:id="88" w:name="pasajero-cliente-actor-externo"/>
     <w:p>
       <w:pPr>
         <w:pStyle w:val="Heading2"/>
@@ -2556,9 +3684,9 @@
         <w:t xml:space="preserve">Se modela como Cliente (dato), no como Usuario (operador).</w:t>
       </w:r>
     </w:p>
-    <w:bookmarkEnd w:id="73"/>
-    <w:bookmarkEnd w:id="74"/>
-    <w:bookmarkStart w:id="81" w:name="circuito-de-la-consulta-a-la-venta"/>
+    <w:bookmarkEnd w:id="88"/>
+    <w:bookmarkEnd w:id="89"/>
+    <w:bookmarkStart w:id="96" w:name="circuito-de-la-consulta-a-la-venta"/>
     <w:p>
       <w:pPr>
         <w:pStyle w:val="Heading1"/>
@@ -2609,7 +3737,7 @@
         <w:t xml:space="preserve">llega una consulta por Instagram, WhatsApp o de forma presencial.</w:t>
       </w:r>
     </w:p>
-    <w:bookmarkStart w:id="75" w:name="los-seis-pasos-del-circuito"/>
+    <w:bookmarkStart w:id="90" w:name="los-seis-pasos-del-circuito"/>
     <w:p>
       <w:pPr>
         <w:pStyle w:val="Heading2"/>
@@ -2623,7 +3751,7 @@
         <w:pStyle w:val="Compact"/>
         <w:numPr>
           <w:ilvl w:val="0"/>
-          <w:numId w:val="1008"/>
+          <w:numId w:val="1011"/>
         </w:numPr>
       </w:pPr>
       <w:r>
@@ -2645,7 +3773,7 @@
         <w:pStyle w:val="Compact"/>
         <w:numPr>
           <w:ilvl w:val="0"/>
-          <w:numId w:val="1008"/>
+          <w:numId w:val="1011"/>
         </w:numPr>
       </w:pPr>
       <w:r>
@@ -2667,7 +3795,7 @@
         <w:pStyle w:val="Compact"/>
         <w:numPr>
           <w:ilvl w:val="0"/>
-          <w:numId w:val="1008"/>
+          <w:numId w:val="1011"/>
         </w:numPr>
       </w:pPr>
       <w:r>
@@ -2689,7 +3817,7 @@
         <w:pStyle w:val="Compact"/>
         <w:numPr>
           <w:ilvl w:val="0"/>
-          <w:numId w:val="1008"/>
+          <w:numId w:val="1011"/>
         </w:numPr>
       </w:pPr>
       <w:r>
@@ -2711,7 +3839,7 @@
         <w:pStyle w:val="Compact"/>
         <w:numPr>
           <w:ilvl w:val="0"/>
-          <w:numId w:val="1008"/>
+          <w:numId w:val="1011"/>
         </w:numPr>
       </w:pPr>
       <w:r>
@@ -2733,7 +3861,7 @@
         <w:pStyle w:val="Compact"/>
         <w:numPr>
           <w:ilvl w:val="0"/>
-          <w:numId w:val="1008"/>
+          <w:numId w:val="1011"/>
         </w:numPr>
       </w:pPr>
       <w:r>
@@ -2750,8 +3878,8 @@
         <w:t xml:space="preserve">Al finalizar el viaje, el sistema recuerda pedir la reseña; el cliente la deja y el hotel queda consolidado en el catálogo para futuras recomendaciones.</w:t>
       </w:r>
     </w:p>
-    <w:bookmarkEnd w:id="75"/>
-    <w:bookmarkStart w:id="76" w:name="situaciones-frecuentes"/>
+    <w:bookmarkEnd w:id="90"/>
+    <w:bookmarkStart w:id="91" w:name="situaciones-frecuentes"/>
     <w:p>
       <w:pPr>
         <w:pStyle w:val="Heading2"/>
@@ -2765,7 +3893,7 @@
         <w:pStyle w:val="Compact"/>
         <w:numPr>
           <w:ilvl w:val="0"/>
-          <w:numId w:val="1009"/>
+          <w:numId w:val="1012"/>
         </w:numPr>
       </w:pPr>
       <w:r>
@@ -2787,7 +3915,7 @@
         <w:pStyle w:val="Compact"/>
         <w:numPr>
           <w:ilvl w:val="0"/>
-          <w:numId w:val="1009"/>
+          <w:numId w:val="1012"/>
         </w:numPr>
       </w:pPr>
       <w:r>
@@ -2809,7 +3937,7 @@
         <w:pStyle w:val="Compact"/>
         <w:numPr>
           <w:ilvl w:val="0"/>
-          <w:numId w:val="1009"/>
+          <w:numId w:val="1012"/>
         </w:numPr>
       </w:pPr>
       <w:r>
@@ -2831,7 +3959,7 @@
         <w:pStyle w:val="Compact"/>
         <w:numPr>
           <w:ilvl w:val="0"/>
-          <w:numId w:val="1009"/>
+          <w:numId w:val="1012"/>
         </w:numPr>
       </w:pPr>
       <w:r>
@@ -2848,8 +3976,8 @@
         <w:t xml:space="preserve">la oportunidad se cierra como perdida registrando el motivo, que después alimenta los reportes.</w:t>
       </w:r>
     </w:p>
-    <w:bookmarkEnd w:id="76"/>
-    <w:bookmarkStart w:id="80" w:name="resultado"/>
+    <w:bookmarkEnd w:id="91"/>
+    <w:bookmarkStart w:id="95" w:name="resultado"/>
     <w:p>
       <w:pPr>
         <w:pStyle w:val="Heading2"/>
@@ -2875,18 +4003,18 @@
           <wp:inline>
             <wp:extent cx="5465445" cy="7194310"/>
             <wp:effectExtent b="0" l="0" r="0" t="0"/>
-            <wp:docPr descr="Figura 1. Diagrama de secuencia del circuito de la consulta a la venta." title="" id="78" name="Picture"/>
+            <wp:docPr descr="Figura 1. Diagrama de secuencia del circuito de la consulta a la venta." title="" id="93" name="Picture"/>
             <a:graphic>
               <a:graphicData uri="http://schemas.openxmlformats.org/drawingml/2006/picture">
                 <pic:pic>
                   <pic:nvPicPr>
-                    <pic:cNvPr descr="DGM-SEC-consulta-a-venta.png" id="79" name="Picture"/>
+                    <pic:cNvPr descr="DGM-SEC-consulta-a-venta.png" id="94" name="Picture"/>
                     <pic:cNvPicPr>
                       <a:picLocks noChangeArrowheads="1" noChangeAspect="1"/>
                     </pic:cNvPicPr>
                   </pic:nvPicPr>
                   <pic:blipFill>
-                    <a:blip r:embed="rId77"/>
+                    <a:blip r:embed="rId92"/>
                     <a:stretch>
                       <a:fillRect/>
                     </a:stretch>
@@ -2921,8 +4049,8 @@
         <w:t xml:space="preserve">Figura 1. Diagrama de secuencia del circuito de la consulta a la venta.</w:t>
       </w:r>
     </w:p>
-    <w:bookmarkEnd w:id="80"/>
-    <w:bookmarkEnd w:id="81"/>
+    <w:bookmarkEnd w:id="95"/>
+    <w:bookmarkEnd w:id="96"/>
     <w:sectPr>
       <w:footerReference r:id="rId40" w:type="default"/>
       <w:footnotePr>
@@ -3289,6 +4417,15 @@
     <w:abstractNumId w:val="991"/>
   </w:num>
   <w:num w:numId="1003">
+    <w:abstractNumId w:val="991"/>
+  </w:num>
+  <w:num w:numId="1004">
+    <w:abstractNumId w:val="991"/>
+  </w:num>
+  <w:num w:numId="1005">
+    <w:abstractNumId w:val="991"/>
+  </w:num>
+  <w:num w:numId="1006">
     <w:abstractNumId w:val="99411"/>
     <w:lvlOverride w:ilvl="0">
       <w:startOverride w:val="1"/>
@@ -3318,19 +4455,19 @@
       <w:startOverride w:val="1"/>
     </w:lvlOverride>
   </w:num>
-  <w:num w:numId="1004">
-    <w:abstractNumId w:val="991"/>
-  </w:num>
-  <w:num w:numId="1005">
-    <w:abstractNumId w:val="991"/>
-  </w:num>
-  <w:num w:numId="1006">
-    <w:abstractNumId w:val="991"/>
-  </w:num>
   <w:num w:numId="1007">
     <w:abstractNumId w:val="991"/>
   </w:num>
   <w:num w:numId="1008">
+    <w:abstractNumId w:val="991"/>
+  </w:num>
+  <w:num w:numId="1009">
+    <w:abstractNumId w:val="991"/>
+  </w:num>
+  <w:num w:numId="1010">
+    <w:abstractNumId w:val="991"/>
+  </w:num>
+  <w:num w:numId="1011">
     <w:abstractNumId w:val="99411"/>
     <w:lvlOverride w:ilvl="0">
       <w:startOverride w:val="1"/>
@@ -3360,7 +4497,7 @@
       <w:startOverride w:val="1"/>
     </w:lvlOverride>
   </w:num>
-  <w:num w:numId="1009">
+  <w:num w:numId="1012">
     <w:abstractNumId w:val="991"/>
   </w:num>
 </w:numbering>

--- a/07-Entregables/Relevamiento/Rumbo — Relevamiento.docx
+++ b/07-Entregables/Relevamiento/Rumbo — Relevamiento.docx
@@ -3536,7 +3536,7 @@
         <w:t xml:space="preserve"> </w:t>
       </w:r>
       <w:r>
-        <w:t xml:space="preserve">(bloqueo de lectura fuera de sus clientes/operaciones); sí ve el catálogo compartido y sus propias comisiones. Se modela como Usuario con rol</w:t>
+        <w:t xml:space="preserve">(bloqueo de lectura fuera de sus clientes/operaciones); sí ve el catálogo compartido (sin modificarlo: no da de alta ni edita hoteles ni registra reseñas) y sus propias comisiones. Se modela como Usuario con rol</w:t>
       </w:r>
       <w:r>
         <w:t xml:space="preserve"> </w:t>

--- a/07-Entregables/Relevamiento/Rumbo — Relevamiento.docx
+++ b/07-Entregables/Relevamiento/Rumbo — Relevamiento.docx
@@ -3637,7 +3637,19 @@
         <w:t xml:space="preserve"> </w:t>
       </w:r>
       <w:r>
-        <w:t xml:space="preserve">(o cubren ellos mismos). En una PyME suele concentrarse en una persona.</w:t>
+        <w:t xml:space="preserve">(o cubren ellos mismos). No se le asigna a un</w:t>
+      </w:r>
+      <w:r>
+        <w:t xml:space="preserve"> </w:t>
+      </w:r>
+      <w:r>
+        <w:rPr>
+          <w:rStyle w:val="VerbatimChar"/>
+        </w:rPr>
+        <w:t xml:space="preserve">freelance</w:t>
+      </w:r>
+      <w:r>
+        <w:t xml:space="preserve">. En una PyME suele concentrarse en una persona.</w:t>
       </w:r>
     </w:p>
     <w:bookmarkEnd w:id="87"/>

--- a/07-Entregables/Relevamiento/Rumbo — Relevamiento.docx
+++ b/07-Entregables/Relevamiento/Rumbo — Relevamiento.docx
@@ -76,7 +76,7 @@
         </w:p>
       </w:sdtContent>
     </w:sdt>
-    <w:bookmarkStart w:id="49" w:name="presentación"/>
+    <w:bookmarkStart w:id="49" w:name="_presentación"/>
     <w:p>
       <w:pPr>
         <w:pStyle w:val="Heading1"/>
@@ -170,7 +170,7 @@
       </w:r>
     </w:p>
     <w:bookmarkEnd w:id="49"/>
-    <w:bookmarkStart w:id="64" w:name="antecedentes"/>
+    <w:bookmarkStart w:id="64" w:name="_antecedentes"/>
     <w:p>
       <w:pPr>
         <w:pStyle w:val="Heading1"/>
@@ -187,7 +187,7 @@
         <w:t xml:space="preserve">Cómo resuelve hoy la agencia la gestión que Rumbo viene a ordenar, y qué ofrecen las herramientas que ya existen en el mercado. Junto con Objetivos del sistema, Justificación del sistema y Alcance y fuera de alcance completa la presentación general del proyecto.</w:t>
       </w:r>
     </w:p>
-    <w:bookmarkStart w:id="50" w:name="cómo-trabaja-hoy-la-agencia"/>
+    <w:bookmarkStart w:id="50" w:name="_b52d46e0128e5c503f7da85ae66b04c390f9b7d"/>
     <w:p>
       <w:pPr>
         <w:pStyle w:val="Heading2"/>
@@ -390,7 +390,7 @@
       </w:r>
     </w:p>
     <w:bookmarkEnd w:id="50"/>
-    <w:bookmarkStart w:id="62" w:name="qué-ofrece-el-mercado"/>
+    <w:bookmarkStart w:id="62" w:name="_dcabb65fa182ae88e44815e09774485a7259a07"/>
     <w:p>
       <w:pPr>
         <w:pStyle w:val="Heading2"/>
@@ -407,7 +407,7 @@
         <w:t xml:space="preserve">Se revisaron tres grupos de herramientas. La información de los productos surge de su documentación pública, consultada el 30/09/26; no se probó ninguno en profundidad.</w:t>
       </w:r>
     </w:p>
-    <w:bookmarkStart w:id="51" w:name="X9782274f35e89f72c06a189af852fc39d146154"/>
+    <w:bookmarkStart w:id="51" w:name="_9782274f35e89f72c06a189af852fc39d146154"/>
     <w:p>
       <w:pPr>
         <w:pStyle w:val="Heading3"/>
@@ -425,7 +425,7 @@
       </w:r>
     </w:p>
     <w:bookmarkEnd w:id="51"/>
-    <w:bookmarkStart w:id="54" w:name="Xf5d2f6a7cd6b7d2b50e0f5b2b691ab9630d59bb"/>
+    <w:bookmarkStart w:id="54" w:name="_f5d2f6a7cd6b7d2b50e0f5b2b691ab9630d59bb"/>
     <w:p>
       <w:pPr>
         <w:pStyle w:val="Heading3"/>
@@ -502,7 +502,7 @@
       </w:r>
     </w:p>
     <w:bookmarkEnd w:id="54"/>
-    <w:bookmarkStart w:id="60" w:name="software-específico-de-turismo"/>
+    <w:bookmarkStart w:id="60" w:name="_13db63aab377ac911e18159bd02410fb6ca0c65"/>
     <w:p>
       <w:pPr>
         <w:pStyle w:val="Heading3"/>
@@ -617,7 +617,7 @@
       </w:r>
     </w:p>
     <w:bookmarkEnd w:id="60"/>
-    <w:bookmarkStart w:id="61" w:name="X40dfb3e71d2461426dc06aea8fec990643b5a60"/>
+    <w:bookmarkStart w:id="61" w:name="_40dfb3e71d2461426dc06aea8fec990643b5a60"/>
     <w:p>
       <w:pPr>
         <w:pStyle w:val="Heading3"/>
@@ -1159,7 +1159,7 @@
     </w:tbl>
     <w:p>
       <w:pPr>
-        <w:pStyle w:val="BodyText"/>
+        <w:pStyle w:val="FirstParagraph"/>
       </w:pPr>
       <w:r>
         <w:t xml:space="preserve">Los casilleros «no se encontró» indican que la documentación pública consultada no lo menciona, no que el producto no lo tenga.</w:t>
@@ -1167,7 +1167,7 @@
     </w:p>
     <w:bookmarkEnd w:id="61"/>
     <w:bookmarkEnd w:id="62"/>
-    <w:bookmarkStart w:id="63" w:name="por-qué-no-alcanzan"/>
+    <w:bookmarkStart w:id="63" w:name="_eecc6b713304dcd1ad50fcc3e7c842ec0bc10de"/>
     <w:p>
       <w:pPr>
         <w:pStyle w:val="Heading2"/>
@@ -1298,7 +1298,7 @@
     </w:p>
     <w:bookmarkEnd w:id="63"/>
     <w:bookmarkEnd w:id="64"/>
-    <w:bookmarkStart w:id="70" w:name="justificación-del-sistema"/>
+    <w:bookmarkStart w:id="70" w:name="_bbac20ffa279caec9a62655fa1c8488b7a649ee"/>
     <w:p>
       <w:pPr>
         <w:pStyle w:val="Heading1"/>
@@ -1315,7 +1315,7 @@
         <w:t xml:space="preserve">Por qué vale la pena construir Rumbo: el trabajo manual de la agencia genera problemas concretos que un sistema a medida resuelve mejor que Excel o un CRM genérico.</w:t>
       </w:r>
     </w:p>
-    <w:bookmarkStart w:id="65" w:name="un-problema-real-y-costoso"/>
+    <w:bookmarkStart w:id="65" w:name="_c7ee984505b989930c7002ed7d14dc2a583b677"/>
     <w:p>
       <w:pPr>
         <w:pStyle w:val="Heading2"/>
@@ -1333,7 +1333,7 @@
       </w:r>
     </w:p>
     <w:bookmarkEnd w:id="65"/>
-    <w:bookmarkStart w:id="66" w:name="el-activo-son-los-clientes-fieles"/>
+    <w:bookmarkStart w:id="66" w:name="_bcb18ff23c9790a3bc5f475aa54cd2d7bb7a181"/>
     <w:p>
       <w:pPr>
         <w:pStyle w:val="Heading2"/>
@@ -1351,7 +1351,7 @@
       </w:r>
     </w:p>
     <w:bookmarkEnd w:id="66"/>
-    <w:bookmarkStart w:id="67" w:name="las-herramientas-genéricas-no-alcanzan"/>
+    <w:bookmarkStart w:id="67" w:name="_2c6df473dc962c50d524108d2ec09a58d65ac62"/>
     <w:p>
       <w:pPr>
         <w:pStyle w:val="Heading2"/>
@@ -1369,7 +1369,7 @@
       </w:r>
     </w:p>
     <w:bookmarkEnd w:id="67"/>
-    <w:bookmarkStart w:id="68" w:name="impacto-esperado"/>
+    <w:bookmarkStart w:id="68" w:name="_5c0b4654f6070ef3069f6c0371763ca8d433c3a"/>
     <w:p>
       <w:pPr>
         <w:pStyle w:val="Heading2"/>
@@ -1387,7 +1387,7 @@
       </w:r>
     </w:p>
     <w:bookmarkEnd w:id="68"/>
-    <w:bookmarkStart w:id="69" w:name="como-proyecto-integrador"/>
+    <w:bookmarkStart w:id="69" w:name="_f7c04e9d36502e5b8e5642399788672bb0f01ab"/>
     <w:p>
       <w:pPr>
         <w:pStyle w:val="Heading2"/>
@@ -1406,7 +1406,7 @@
     </w:p>
     <w:bookmarkEnd w:id="69"/>
     <w:bookmarkEnd w:id="70"/>
-    <w:bookmarkStart w:id="76" w:name="herramientas-del-proyecto"/>
+    <w:bookmarkStart w:id="76" w:name="_84a16b03e1ef7694a9cb30b85d2a9e604bc36a0"/>
     <w:p>
       <w:pPr>
         <w:pStyle w:val="Heading1"/>
@@ -1455,7 +1455,7 @@
         <w:t xml:space="preserve">con la que se construyen los diagramas.</w:t>
       </w:r>
     </w:p>
-    <w:bookmarkStart w:id="74" w:name="agente-de-ia-claude"/>
+    <w:bookmarkStart w:id="74" w:name="_dc54b614de180fdb7db0592e26d8def8b962713"/>
     <w:p>
       <w:pPr>
         <w:pStyle w:val="Heading2"/>
@@ -1488,7 +1488,7 @@
         <w:t xml:space="preserve">(Anthropic) como agente de inteligencia artificial de trabajo. La elección se apoya en dos razones prácticas: los tres ya cuentan con la versión paga y todos tienen experiencia previa usándola en proyectos, lo que reduce la curva de aprendizaje y permite ser productivos desde el primer día.</w:t>
       </w:r>
     </w:p>
-    <w:bookmarkStart w:id="71" w:name="X60ff4f7d7f2b899924d69ccd4a68daa8b6ae4d1"/>
+    <w:bookmarkStart w:id="71" w:name="_60ff4f7d7f2b899924d69ccd4a68daa8b6ae4d1"/>
     <w:p>
       <w:pPr>
         <w:pStyle w:val="Heading3"/>
@@ -1608,7 +1608,7 @@
       </w:r>
     </w:p>
     <w:bookmarkEnd w:id="71"/>
-    <w:bookmarkStart w:id="72" w:name="comparativa-con-otras-herramientas-de-ia"/>
+    <w:bookmarkStart w:id="72" w:name="_3119331d72d193670c41f3b4ceae9adef980c46"/>
     <w:p>
       <w:pPr>
         <w:pStyle w:val="Heading3"/>
@@ -1995,6 +1995,24 @@
     </w:tbl>
     <w:p>
       <w:pPr>
+        <w:pStyle w:val="FirstParagraph"/>
+      </w:pPr>
+      <w:r>
+        <w:rPr>
+          <w:b/>
+          <w:bCs/>
+        </w:rPr>
+        <w:t xml:space="preserve">Dónde se ubica Claude:</w:t>
+      </w:r>
+      <w:r>
+        <w:t xml:space="preserve"> </w:t>
+      </w:r>
+      <w:r>
+        <w:t xml:space="preserve">a septiembre de 2026 los modelos de Claude encabezan SWE-bench Verified (Claude Opus 5 ≈ 96–97 %), a la par de GPT-5.6 (≈ 96 %) y por delante de la mayoría de las alternativas. Como cada benchmark puede coronar a un modelo distinto y los puestos cambian seguido, se toma como referencia y no como dato absoluto.</w:t>
+      </w:r>
+    </w:p>
+    <w:p>
+      <w:pPr>
         <w:pStyle w:val="BodyText"/>
       </w:pPr>
       <w:r>
@@ -2002,24 +2020,6 @@
           <w:b/>
           <w:bCs/>
         </w:rPr>
-        <w:t xml:space="preserve">Dónde se ubica Claude:</w:t>
-      </w:r>
-      <w:r>
-        <w:t xml:space="preserve"> </w:t>
-      </w:r>
-      <w:r>
-        <w:t xml:space="preserve">a septiembre de 2026 los modelos de Claude encabezan SWE-bench Verified (Claude Opus 5 ≈ 96–97 %), a la par de GPT-5.6 (≈ 96 %) y por delante de la mayoría de las alternativas. Como cada benchmark puede coronar a un modelo distinto y los puestos cambian seguido, se toma como referencia y no como dato absoluto.</w:t>
-      </w:r>
-    </w:p>
-    <w:p>
-      <w:pPr>
-        <w:pStyle w:val="BodyText"/>
-      </w:pPr>
-      <w:r>
-        <w:rPr>
-          <w:b/>
-          <w:bCs/>
-        </w:rPr>
         <w:t xml:space="preserve">Factor decisivo:</w:t>
       </w:r>
       <w:r>
@@ -2030,7 +2030,7 @@
       </w:r>
     </w:p>
     <w:bookmarkEnd w:id="72"/>
-    <w:bookmarkStart w:id="73" w:name="X7e2dd9a6045d325b4801de4b73883c31fd68a45"/>
+    <w:bookmarkStart w:id="73" w:name="_7e2dd9a6045d325b4801de4b73883c31fd68a45"/>
     <w:p>
       <w:pPr>
         <w:pStyle w:val="Heading3"/>
@@ -2331,7 +2331,7 @@
     </w:tbl>
     <w:p>
       <w:pPr>
-        <w:pStyle w:val="BodyText"/>
+        <w:pStyle w:val="FirstParagraph"/>
       </w:pPr>
       <w:r>
         <w:t xml:space="preserve">La IA</w:t>
@@ -2379,7 +2379,7 @@
     </w:p>
     <w:bookmarkEnd w:id="73"/>
     <w:bookmarkEnd w:id="74"/>
-    <w:bookmarkStart w:id="75" w:name="herramienta-de-modelado-mermaid"/>
+    <w:bookmarkStart w:id="75" w:name="_08502dd0e072a831a4b02bda68674da9005b5d9"/>
     <w:p>
       <w:pPr>
         <w:pStyle w:val="Heading2"/>
@@ -2499,7 +2499,7 @@
     </w:p>
     <w:bookmarkEnd w:id="75"/>
     <w:bookmarkEnd w:id="76"/>
-    <w:bookmarkStart w:id="77" w:name="objetivos-del-sistema"/>
+    <w:bookmarkStart w:id="77" w:name="_b6819186d511cd1f34e692c7a7c0bd8c1af393c"/>
     <w:p>
       <w:pPr>
         <w:pStyle w:val="Heading1"/>
@@ -2662,7 +2662,7 @@
       </w:r>
     </w:p>
     <w:bookmarkEnd w:id="77"/>
-    <w:bookmarkStart w:id="82" w:name="alcance-y-fuera-de-alcance"/>
+    <w:bookmarkStart w:id="82" w:name="_b826e4309da9520439baf960dd08301670bc792"/>
     <w:p>
       <w:pPr>
         <w:pStyle w:val="Heading1"/>
@@ -2671,7 +2671,7 @@
         <w:t xml:space="preserve">Alcance y fuera de alcance</w:t>
       </w:r>
     </w:p>
-    <w:bookmarkStart w:id="78" w:name="módulos-incluidos-web-y-mobile"/>
+    <w:bookmarkStart w:id="78" w:name="_6f315030b9da1219c587925851de856121f3650"/>
     <w:p>
       <w:pPr>
         <w:pStyle w:val="Heading2"/>
@@ -2923,7 +2923,7 @@
       </w:r>
     </w:p>
     <w:bookmarkEnd w:id="78"/>
-    <w:bookmarkStart w:id="79" w:name="fuera-de-alcance-esta-etapa"/>
+    <w:bookmarkStart w:id="79" w:name="_35961158c365b0e74dd3e937055cf45b23840ff"/>
     <w:p>
       <w:pPr>
         <w:pStyle w:val="Heading2"/>
@@ -3088,7 +3088,7 @@
       </w:r>
     </w:p>
     <w:bookmarkEnd w:id="79"/>
-    <w:bookmarkStart w:id="80" w:name="incluido-explícitamente"/>
+    <w:bookmarkStart w:id="80" w:name="_09f5115effa1956bd50e1c6fbe2603cb435c77a"/>
     <w:p>
       <w:pPr>
         <w:pStyle w:val="Heading2"/>
@@ -3171,7 +3171,7 @@
       </w:r>
     </w:p>
     <w:bookmarkEnd w:id="80"/>
-    <w:bookmarkStart w:id="81" w:name="fase-2-fuera-de-esta-etapa"/>
+    <w:bookmarkStart w:id="81" w:name="_240f231ea7ed082ae76975e252a43900ac3d238"/>
     <w:p>
       <w:pPr>
         <w:pStyle w:val="Heading2"/>
@@ -3248,7 +3248,7 @@
     </w:p>
     <w:bookmarkEnd w:id="81"/>
     <w:bookmarkEnd w:id="82"/>
-    <w:bookmarkStart w:id="89" w:name="actores"/>
+    <w:bookmarkStart w:id="89" w:name="_actores"/>
     <w:p>
       <w:pPr>
         <w:pStyle w:val="Heading1"/>
@@ -3265,7 +3265,7 @@
         <w:t xml:space="preserve">En una PyME una misma persona puede cubrir varios roles.</w:t>
       </w:r>
     </w:p>
-    <w:bookmarkStart w:id="83" w:name="empleado-asesor-usuario-principal"/>
+    <w:bookmarkStart w:id="83" w:name="_714b8deabe395ced8a6e60fd7261ffdfb2edf05"/>
     <w:p>
       <w:pPr>
         <w:pStyle w:val="Heading2"/>
@@ -3343,7 +3343,7 @@
       </w:r>
     </w:p>
     <w:bookmarkEnd w:id="83"/>
-    <w:bookmarkStart w:id="84" w:name="administrador-configuración-y-operación"/>
+    <w:bookmarkStart w:id="84" w:name="_35991680d4e6a786826e5436c78c0643863d0f3"/>
     <w:p>
       <w:pPr>
         <w:pStyle w:val="Heading2"/>
@@ -3412,7 +3412,7 @@
       </w:r>
     </w:p>
     <w:bookmarkEnd w:id="84"/>
-    <w:bookmarkStart w:id="85" w:name="dueñoa-visión-del-negocio"/>
+    <w:bookmarkStart w:id="85" w:name="_ddbf33ac140e93ff06d720c84f0b0107c68180a"/>
     <w:p>
       <w:pPr>
         <w:pStyle w:val="Heading2"/>
@@ -3468,7 +3468,7 @@
       </w:r>
     </w:p>
     <w:bookmarkEnd w:id="85"/>
-    <w:bookmarkStart w:id="86" w:name="X6c0ef285ed268354d46c074c14239c2805ce85b"/>
+    <w:bookmarkStart w:id="86" w:name="_6c0ef285ed268354d46c074c14239c2805ce85b"/>
     <w:p>
       <w:pPr>
         <w:pStyle w:val="Heading2"/>
@@ -3552,7 +3552,7 @@
       </w:r>
     </w:p>
     <w:bookmarkEnd w:id="86"/>
-    <w:bookmarkStart w:id="87" w:name="X8f5e30d3a5e8695bc0eada9c82b6705f97940fc"/>
+    <w:bookmarkStart w:id="87" w:name="_8f5e30d3a5e8695bc0eada9c82b6705f97940fc"/>
     <w:p>
       <w:pPr>
         <w:pStyle w:val="Heading2"/>
@@ -3653,7 +3653,7 @@
       </w:r>
     </w:p>
     <w:bookmarkEnd w:id="87"/>
-    <w:bookmarkStart w:id="88" w:name="pasajero-cliente-actor-externo"/>
+    <w:bookmarkStart w:id="88" w:name="_a550c6261a2d4ef2d9925a03ddec5b0dad31a92"/>
     <w:p>
       <w:pPr>
         <w:pStyle w:val="Heading2"/>
@@ -3698,7 +3698,7 @@
     </w:p>
     <w:bookmarkEnd w:id="88"/>
     <w:bookmarkEnd w:id="89"/>
-    <w:bookmarkStart w:id="96" w:name="circuito-de-la-consulta-a-la-venta"/>
+    <w:bookmarkStart w:id="96" w:name="_34843728a95240052773f594d705acc283d31bb"/>
     <w:p>
       <w:pPr>
         <w:pStyle w:val="Heading1"/>
@@ -3749,7 +3749,7 @@
         <w:t xml:space="preserve">llega una consulta por Instagram, WhatsApp o de forma presencial.</w:t>
       </w:r>
     </w:p>
-    <w:bookmarkStart w:id="90" w:name="los-seis-pasos-del-circuito"/>
+    <w:bookmarkStart w:id="90" w:name="_0b7673d2211ae038ee4d4c7f46f3e9fff213e3f"/>
     <w:p>
       <w:pPr>
         <w:pStyle w:val="Heading2"/>
@@ -3891,7 +3891,7 @@
       </w:r>
     </w:p>
     <w:bookmarkEnd w:id="90"/>
-    <w:bookmarkStart w:id="91" w:name="situaciones-frecuentes"/>
+    <w:bookmarkStart w:id="91" w:name="_854416ffe11769577efb581ade33a647ccdb861"/>
     <w:p>
       <w:pPr>
         <w:pStyle w:val="Heading2"/>
@@ -3989,7 +3989,7 @@
       </w:r>
     </w:p>
     <w:bookmarkEnd w:id="91"/>
-    <w:bookmarkStart w:id="95" w:name="resultado"/>
+    <w:bookmarkStart w:id="95" w:name="_resultado"/>
     <w:p>
       <w:pPr>
         <w:pStyle w:val="Heading2"/>

--- a/07-Entregables/Relevamiento/Rumbo — Relevamiento.docx
+++ b/07-Entregables/Relevamiento/Rumbo — Relevamiento.docx
@@ -76,7 +76,7 @@
         </w:p>
       </w:sdtContent>
     </w:sdt>
-    <w:bookmarkStart w:id="49" w:name="_presentación"/>
+    <w:bookmarkStart w:id="49" w:name="presentación"/>
     <w:p>
       <w:pPr>
         <w:pStyle w:val="Heading1"/>
@@ -170,7 +170,7 @@
       </w:r>
     </w:p>
     <w:bookmarkEnd w:id="49"/>
-    <w:bookmarkStart w:id="64" w:name="_antecedentes"/>
+    <w:bookmarkStart w:id="64" w:name="antecedentes"/>
     <w:p>
       <w:pPr>
         <w:pStyle w:val="Heading1"/>
@@ -187,7 +187,7 @@
         <w:t xml:space="preserve">Cómo resuelve hoy la agencia la gestión que Rumbo viene a ordenar, y qué ofrecen las herramientas que ya existen en el mercado. Junto con Objetivos del sistema, Justificación del sistema y Alcance y fuera de alcance completa la presentación general del proyecto.</w:t>
       </w:r>
     </w:p>
-    <w:bookmarkStart w:id="50" w:name="_b52d46e0128e5c503f7da85ae66b04c390f9b7d"/>
+    <w:bookmarkStart w:id="50" w:name="cómo-trabaja-hoy-la-agencia"/>
     <w:p>
       <w:pPr>
         <w:pStyle w:val="Heading2"/>
@@ -390,7 +390,7 @@
       </w:r>
     </w:p>
     <w:bookmarkEnd w:id="50"/>
-    <w:bookmarkStart w:id="62" w:name="_dcabb65fa182ae88e44815e09774485a7259a07"/>
+    <w:bookmarkStart w:id="62" w:name="qué-ofrece-el-mercado"/>
     <w:p>
       <w:pPr>
         <w:pStyle w:val="Heading2"/>
@@ -407,7 +407,7 @@
         <w:t xml:space="preserve">Se revisaron tres grupos de herramientas. La información de los productos surge de su documentación pública, consultada el 30/09/26; no se probó ninguno en profundidad.</w:t>
       </w:r>
     </w:p>
-    <w:bookmarkStart w:id="51" w:name="_9782274f35e89f72c06a189af852fc39d146154"/>
+    <w:bookmarkStart w:id="51" w:name="X9782274f35e89f72c06a189af852fc39d146154"/>
     <w:p>
       <w:pPr>
         <w:pStyle w:val="Heading3"/>
@@ -425,7 +425,7 @@
       </w:r>
     </w:p>
     <w:bookmarkEnd w:id="51"/>
-    <w:bookmarkStart w:id="54" w:name="_f5d2f6a7cd6b7d2b50e0f5b2b691ab9630d59bb"/>
+    <w:bookmarkStart w:id="54" w:name="Xf5d2f6a7cd6b7d2b50e0f5b2b691ab9630d59bb"/>
     <w:p>
       <w:pPr>
         <w:pStyle w:val="Heading3"/>
@@ -502,7 +502,7 @@
       </w:r>
     </w:p>
     <w:bookmarkEnd w:id="54"/>
-    <w:bookmarkStart w:id="60" w:name="_13db63aab377ac911e18159bd02410fb6ca0c65"/>
+    <w:bookmarkStart w:id="60" w:name="software-específico-de-turismo"/>
     <w:p>
       <w:pPr>
         <w:pStyle w:val="Heading3"/>
@@ -617,7 +617,7 @@
       </w:r>
     </w:p>
     <w:bookmarkEnd w:id="60"/>
-    <w:bookmarkStart w:id="61" w:name="_40dfb3e71d2461426dc06aea8fec990643b5a60"/>
+    <w:bookmarkStart w:id="61" w:name="X40dfb3e71d2461426dc06aea8fec990643b5a60"/>
     <w:p>
       <w:pPr>
         <w:pStyle w:val="Heading3"/>
@@ -1159,7 +1159,7 @@
     </w:tbl>
     <w:p>
       <w:pPr>
-        <w:pStyle w:val="FirstParagraph"/>
+        <w:pStyle w:val="BodyText"/>
       </w:pPr>
       <w:r>
         <w:t xml:space="preserve">Los casilleros «no se encontró» indican que la documentación pública consultada no lo menciona, no que el producto no lo tenga.</w:t>
@@ -1167,7 +1167,7 @@
     </w:p>
     <w:bookmarkEnd w:id="61"/>
     <w:bookmarkEnd w:id="62"/>
-    <w:bookmarkStart w:id="63" w:name="_eecc6b713304dcd1ad50fcc3e7c842ec0bc10de"/>
+    <w:bookmarkStart w:id="63" w:name="por-qué-no-alcanzan"/>
     <w:p>
       <w:pPr>
         <w:pStyle w:val="Heading2"/>
@@ -1298,7 +1298,7 @@
     </w:p>
     <w:bookmarkEnd w:id="63"/>
     <w:bookmarkEnd w:id="64"/>
-    <w:bookmarkStart w:id="70" w:name="_bbac20ffa279caec9a62655fa1c8488b7a649ee"/>
+    <w:bookmarkStart w:id="70" w:name="justificación-del-sistema"/>
     <w:p>
       <w:pPr>
         <w:pStyle w:val="Heading1"/>
@@ -1315,7 +1315,7 @@
         <w:t xml:space="preserve">Por qué vale la pena construir Rumbo: el trabajo manual de la agencia genera problemas concretos que un sistema a medida resuelve mejor que Excel o un CRM genérico.</w:t>
       </w:r>
     </w:p>
-    <w:bookmarkStart w:id="65" w:name="_c7ee984505b989930c7002ed7d14dc2a583b677"/>
+    <w:bookmarkStart w:id="65" w:name="un-problema-real-y-costoso"/>
     <w:p>
       <w:pPr>
         <w:pStyle w:val="Heading2"/>
@@ -1333,7 +1333,7 @@
       </w:r>
     </w:p>
     <w:bookmarkEnd w:id="65"/>
-    <w:bookmarkStart w:id="66" w:name="_bcb18ff23c9790a3bc5f475aa54cd2d7bb7a181"/>
+    <w:bookmarkStart w:id="66" w:name="el-activo-son-los-clientes-fieles"/>
     <w:p>
       <w:pPr>
         <w:pStyle w:val="Heading2"/>
@@ -1351,7 +1351,7 @@
       </w:r>
     </w:p>
     <w:bookmarkEnd w:id="66"/>
-    <w:bookmarkStart w:id="67" w:name="_2c6df473dc962c50d524108d2ec09a58d65ac62"/>
+    <w:bookmarkStart w:id="67" w:name="las-herramientas-genéricas-no-alcanzan"/>
     <w:p>
       <w:pPr>
         <w:pStyle w:val="Heading2"/>
@@ -1369,7 +1369,7 @@
       </w:r>
     </w:p>
     <w:bookmarkEnd w:id="67"/>
-    <w:bookmarkStart w:id="68" w:name="_5c0b4654f6070ef3069f6c0371763ca8d433c3a"/>
+    <w:bookmarkStart w:id="68" w:name="impacto-esperado"/>
     <w:p>
       <w:pPr>
         <w:pStyle w:val="Heading2"/>
@@ -1387,7 +1387,7 @@
       </w:r>
     </w:p>
     <w:bookmarkEnd w:id="68"/>
-    <w:bookmarkStart w:id="69" w:name="_f7c04e9d36502e5b8e5642399788672bb0f01ab"/>
+    <w:bookmarkStart w:id="69" w:name="como-proyecto-integrador"/>
     <w:p>
       <w:pPr>
         <w:pStyle w:val="Heading2"/>
@@ -1406,7 +1406,7 @@
     </w:p>
     <w:bookmarkEnd w:id="69"/>
     <w:bookmarkEnd w:id="70"/>
-    <w:bookmarkStart w:id="76" w:name="_84a16b03e1ef7694a9cb30b85d2a9e604bc36a0"/>
+    <w:bookmarkStart w:id="76" w:name="herramientas-del-proyecto"/>
     <w:p>
       <w:pPr>
         <w:pStyle w:val="Heading1"/>
@@ -1455,7 +1455,7 @@
         <w:t xml:space="preserve">con la que se construyen los diagramas.</w:t>
       </w:r>
     </w:p>
-    <w:bookmarkStart w:id="74" w:name="_dc54b614de180fdb7db0592e26d8def8b962713"/>
+    <w:bookmarkStart w:id="74" w:name="agente-de-ia-claude"/>
     <w:p>
       <w:pPr>
         <w:pStyle w:val="Heading2"/>
@@ -1488,7 +1488,7 @@
         <w:t xml:space="preserve">(Anthropic) como agente de inteligencia artificial de trabajo. La elección se apoya en dos razones prácticas: los tres ya cuentan con la versión paga y todos tienen experiencia previa usándola en proyectos, lo que reduce la curva de aprendizaje y permite ser productivos desde el primer día.</w:t>
       </w:r>
     </w:p>
-    <w:bookmarkStart w:id="71" w:name="_60ff4f7d7f2b899924d69ccd4a68daa8b6ae4d1"/>
+    <w:bookmarkStart w:id="71" w:name="X60ff4f7d7f2b899924d69ccd4a68daa8b6ae4d1"/>
     <w:p>
       <w:pPr>
         <w:pStyle w:val="Heading3"/>
@@ -1608,7 +1608,7 @@
       </w:r>
     </w:p>
     <w:bookmarkEnd w:id="71"/>
-    <w:bookmarkStart w:id="72" w:name="_3119331d72d193670c41f3b4ceae9adef980c46"/>
+    <w:bookmarkStart w:id="72" w:name="comparativa-con-otras-herramientas-de-ia"/>
     <w:p>
       <w:pPr>
         <w:pStyle w:val="Heading3"/>
@@ -1995,7 +1995,7 @@
     </w:tbl>
     <w:p>
       <w:pPr>
-        <w:pStyle w:val="FirstParagraph"/>
+        <w:pStyle w:val="BodyText"/>
       </w:pPr>
       <w:r>
         <w:rPr>
@@ -2030,7 +2030,7 @@
       </w:r>
     </w:p>
     <w:bookmarkEnd w:id="72"/>
-    <w:bookmarkStart w:id="73" w:name="_7e2dd9a6045d325b4801de4b73883c31fd68a45"/>
+    <w:bookmarkStart w:id="73" w:name="X7e2dd9a6045d325b4801de4b73883c31fd68a45"/>
     <w:p>
       <w:pPr>
         <w:pStyle w:val="Heading3"/>
@@ -2331,7 +2331,7 @@
     </w:tbl>
     <w:p>
       <w:pPr>
-        <w:pStyle w:val="FirstParagraph"/>
+        <w:pStyle w:val="BodyText"/>
       </w:pPr>
       <w:r>
         <w:t xml:space="preserve">La IA</w:t>
@@ -2379,7 +2379,7 @@
     </w:p>
     <w:bookmarkEnd w:id="73"/>
     <w:bookmarkEnd w:id="74"/>
-    <w:bookmarkStart w:id="75" w:name="_08502dd0e072a831a4b02bda68674da9005b5d9"/>
+    <w:bookmarkStart w:id="75" w:name="herramienta-de-modelado-mermaid"/>
     <w:p>
       <w:pPr>
         <w:pStyle w:val="Heading2"/>
@@ -2499,7 +2499,7 @@
     </w:p>
     <w:bookmarkEnd w:id="75"/>
     <w:bookmarkEnd w:id="76"/>
-    <w:bookmarkStart w:id="77" w:name="_b6819186d511cd1f34e692c7a7c0bd8c1af393c"/>
+    <w:bookmarkStart w:id="77" w:name="objetivos-del-sistema"/>
     <w:p>
       <w:pPr>
         <w:pStyle w:val="Heading1"/>
@@ -2662,7 +2662,7 @@
       </w:r>
     </w:p>
     <w:bookmarkEnd w:id="77"/>
-    <w:bookmarkStart w:id="82" w:name="_b826e4309da9520439baf960dd08301670bc792"/>
+    <w:bookmarkStart w:id="82" w:name="alcance-y-fuera-de-alcance"/>
     <w:p>
       <w:pPr>
         <w:pStyle w:val="Heading1"/>
@@ -2671,7 +2671,7 @@
         <w:t xml:space="preserve">Alcance y fuera de alcance</w:t>
       </w:r>
     </w:p>
-    <w:bookmarkStart w:id="78" w:name="_6f315030b9da1219c587925851de856121f3650"/>
+    <w:bookmarkStart w:id="78" w:name="módulos-incluidos-web-y-mobile"/>
     <w:p>
       <w:pPr>
         <w:pStyle w:val="Heading2"/>
@@ -2923,7 +2923,7 @@
       </w:r>
     </w:p>
     <w:bookmarkEnd w:id="78"/>
-    <w:bookmarkStart w:id="79" w:name="_35961158c365b0e74dd3e937055cf45b23840ff"/>
+    <w:bookmarkStart w:id="79" w:name="fuera-de-alcance-esta-etapa"/>
     <w:p>
       <w:pPr>
         <w:pStyle w:val="Heading2"/>
@@ -3088,7 +3088,7 @@
       </w:r>
     </w:p>
     <w:bookmarkEnd w:id="79"/>
-    <w:bookmarkStart w:id="80" w:name="_09f5115effa1956bd50e1c6fbe2603cb435c77a"/>
+    <w:bookmarkStart w:id="80" w:name="incluido-explícitamente"/>
     <w:p>
       <w:pPr>
         <w:pStyle w:val="Heading2"/>
@@ -3171,7 +3171,7 @@
       </w:r>
     </w:p>
     <w:bookmarkEnd w:id="80"/>
-    <w:bookmarkStart w:id="81" w:name="_240f231ea7ed082ae76975e252a43900ac3d238"/>
+    <w:bookmarkStart w:id="81" w:name="fase-2-fuera-de-esta-etapa"/>
     <w:p>
       <w:pPr>
         <w:pStyle w:val="Heading2"/>
@@ -3248,7 +3248,7 @@
     </w:p>
     <w:bookmarkEnd w:id="81"/>
     <w:bookmarkEnd w:id="82"/>
-    <w:bookmarkStart w:id="89" w:name="_actores"/>
+    <w:bookmarkStart w:id="89" w:name="actores"/>
     <w:p>
       <w:pPr>
         <w:pStyle w:val="Heading1"/>
@@ -3265,7 +3265,7 @@
         <w:t xml:space="preserve">En una PyME una misma persona puede cubrir varios roles.</w:t>
       </w:r>
     </w:p>
-    <w:bookmarkStart w:id="83" w:name="_714b8deabe395ced8a6e60fd7261ffdfb2edf05"/>
+    <w:bookmarkStart w:id="83" w:name="empleado-asesor-usuario-principal"/>
     <w:p>
       <w:pPr>
         <w:pStyle w:val="Heading2"/>
@@ -3343,7 +3343,7 @@
       </w:r>
     </w:p>
     <w:bookmarkEnd w:id="83"/>
-    <w:bookmarkStart w:id="84" w:name="_35991680d4e6a786826e5436c78c0643863d0f3"/>
+    <w:bookmarkStart w:id="84" w:name="administrador-configuración-y-operación"/>
     <w:p>
       <w:pPr>
         <w:pStyle w:val="Heading2"/>
@@ -3412,7 +3412,7 @@
       </w:r>
     </w:p>
     <w:bookmarkEnd w:id="84"/>
-    <w:bookmarkStart w:id="85" w:name="_ddbf33ac140e93ff06d720c84f0b0107c68180a"/>
+    <w:bookmarkStart w:id="85" w:name="dueñoa-visión-del-negocio"/>
     <w:p>
       <w:pPr>
         <w:pStyle w:val="Heading2"/>
@@ -3468,7 +3468,7 @@
       </w:r>
     </w:p>
     <w:bookmarkEnd w:id="85"/>
-    <w:bookmarkStart w:id="86" w:name="_6c0ef285ed268354d46c074c14239c2805ce85b"/>
+    <w:bookmarkStart w:id="86" w:name="X6c0ef285ed268354d46c074c14239c2805ce85b"/>
     <w:p>
       <w:pPr>
         <w:pStyle w:val="Heading2"/>
@@ -3552,7 +3552,7 @@
       </w:r>
     </w:p>
     <w:bookmarkEnd w:id="86"/>
-    <w:bookmarkStart w:id="87" w:name="_8f5e30d3a5e8695bc0eada9c82b6705f97940fc"/>
+    <w:bookmarkStart w:id="87" w:name="X8f5e30d3a5e8695bc0eada9c82b6705f97940fc"/>
     <w:p>
       <w:pPr>
         <w:pStyle w:val="Heading2"/>
@@ -3653,7 +3653,7 @@
       </w:r>
     </w:p>
     <w:bookmarkEnd w:id="87"/>
-    <w:bookmarkStart w:id="88" w:name="_a550c6261a2d4ef2d9925a03ddec5b0dad31a92"/>
+    <w:bookmarkStart w:id="88" w:name="pasajero-cliente-actor-externo"/>
     <w:p>
       <w:pPr>
         <w:pStyle w:val="Heading2"/>
@@ -3698,7 +3698,7 @@
     </w:p>
     <w:bookmarkEnd w:id="88"/>
     <w:bookmarkEnd w:id="89"/>
-    <w:bookmarkStart w:id="96" w:name="_34843728a95240052773f594d705acc283d31bb"/>
+    <w:bookmarkStart w:id="96" w:name="circuito-de-la-consulta-a-la-venta"/>
     <w:p>
       <w:pPr>
         <w:pStyle w:val="Heading1"/>
@@ -3749,7 +3749,7 @@
         <w:t xml:space="preserve">llega una consulta por Instagram, WhatsApp o de forma presencial.</w:t>
       </w:r>
     </w:p>
-    <w:bookmarkStart w:id="90" w:name="_0b7673d2211ae038ee4d4c7f46f3e9fff213e3f"/>
+    <w:bookmarkStart w:id="90" w:name="los-seis-pasos-del-circuito"/>
     <w:p>
       <w:pPr>
         <w:pStyle w:val="Heading2"/>
@@ -3891,7 +3891,7 @@
       </w:r>
     </w:p>
     <w:bookmarkEnd w:id="90"/>
-    <w:bookmarkStart w:id="91" w:name="_854416ffe11769577efb581ade33a647ccdb861"/>
+    <w:bookmarkStart w:id="91" w:name="situaciones-frecuentes"/>
     <w:p>
       <w:pPr>
         <w:pStyle w:val="Heading2"/>
@@ -3989,7 +3989,7 @@
       </w:r>
     </w:p>
     <w:bookmarkEnd w:id="91"/>
-    <w:bookmarkStart w:id="95" w:name="_resultado"/>
+    <w:bookmarkStart w:id="95" w:name="resultado"/>
     <w:p>
       <w:pPr>
         <w:pStyle w:val="Heading2"/>

--- a/07-Entregables/Relevamiento/Rumbo — Relevamiento.docx
+++ b/07-Entregables/Relevamiento/Rumbo — Relevamiento.docx
@@ -3452,7 +3452,7 @@
         <w:t xml:space="preserve"> </w:t>
       </w:r>
       <w:r>
-        <w:t xml:space="preserve">Usuario con rol</w:t>
+        <w:t xml:space="preserve">Además puede hacer todo lo del administrador: configuración, usuarios, comisiones y moderación de reseñas. Usuario con rol</w:t>
       </w:r>
       <w:r>
         <w:t xml:space="preserve"> </w:t>
